--- a/docs/技术文档.docx
+++ b/docs/技术文档.docx
@@ -28,7 +28,7 @@
         </w:p>
       </w:sdtContent>
     </w:sdt>
-    <w:bookmarkStart w:id="58" w:name="技术文档基于k1-ai-cpu的qwen3.5本地部署与性能优化"/>
+    <w:bookmarkStart w:id="60" w:name="技术文档基于k1-ai-cpu的qwen3.5本地部署与性能优化"/>
     <w:p>
       <w:pPr>
         <w:pStyle w:val="Heading1"/>
@@ -4730,6 +4730,616 @@
           <w:rFonts w:hint="eastAsia" w:ascii="宋体" w:hAnsi="宋体" w:eastAsia="宋体" w:cs="宋体"/>
         </w:rPr>
         <w:t xml:space="preserve">K1可用内存6.4GB，必然OOM；2B虽勉强可行但风险高且占用机器。</w:t>
+      </w:r>
+    </w:p>
+    <w:p>
+      <w:pPr>
+        <w:pStyle w:val="BodyText"/>
+      </w:pPr>
+      <w:r>
+        <w:rPr>
+          <w:rFonts w:hint="eastAsia" w:ascii="宋体" w:hAnsi="宋体" w:eastAsia="宋体" w:cs="宋体"/>
+          <w:b/>
+          <w:bCs/>
+        </w:rPr>
+        <w:t xml:space="preserve">为什么量化器用</w:t>
+      </w:r>
+      <w:r>
+        <w:rPr>
+          <w:b/>
+          <w:bCs/>
+        </w:rPr>
+        <w:t xml:space="preserve"> </w:t>
+      </w:r>
+      <w:r>
+        <w:rPr>
+          <w:rFonts w:hint="eastAsia" w:ascii="宋体" w:hAnsi="宋体" w:eastAsia="宋体" w:cs="宋体"/>
+          <w:b/>
+          <w:bCs/>
+        </w:rPr>
+        <w:t xml:space="preserve">v0.2.3、推理运行时却用</w:t>
+      </w:r>
+      <w:r>
+        <w:rPr>
+          <w:rFonts w:ascii="宋体" w:hAnsi="宋体" w:eastAsia="宋体" w:cs="宋体"/>
+          <w:b/>
+          <w:bCs/>
+        </w:rPr>
+        <w:t xml:space="preserve"> 0.1.1</w:t>
+      </w:r>
+    </w:p>
+    <w:p>
+      <w:pPr>
+        <w:pStyle w:val="BodyText"/>
+      </w:pPr>
+      <w:r>
+        <w:rPr>
+          <w:rFonts w:hint="eastAsia" w:ascii="宋体" w:hAnsi="宋体" w:eastAsia="宋体" w:cs="宋体"/>
+        </w:rPr>
+        <w:t xml:space="preserve">这是两个</w:t>
+      </w:r>
+      <w:r>
+        <w:rPr>
+          <w:rFonts w:hint="eastAsia" w:ascii="宋体" w:hAnsi="宋体" w:eastAsia="宋体" w:cs="宋体"/>
+          <w:b/>
+          <w:bCs/>
+        </w:rPr>
+        <w:t xml:space="preserve">互相独立的程序</w:t>
+      </w:r>
+      <w:r>
+        <w:rPr>
+          <w:rFonts w:hint="eastAsia" w:ascii="宋体" w:hAnsi="宋体" w:eastAsia="宋体" w:cs="宋体"/>
+        </w:rPr>
+        <w:t xml:space="preserve">，不构成矛盾：</w:t>
+      </w:r>
+    </w:p>
+    <w:tbl>
+      <w:tblPr>
+        <w:tblStyle w:val="Table"/>
+        <w:tblW w:type="pct" w:w="5000"/>
+        <w:tblLayout w:type="autofit"/>
+        <w:tblLook w:firstRow="1" w:lastRow="0" w:firstColumn="0" w:lastColumn="0" w:noHBand="0" w:noVBand="0" w:val="0020"/>
+      </w:tblPr>
+      <w:tblGrid>
+        <w:gridCol w:w="1980"/>
+        <w:gridCol w:w="1980"/>
+        <w:gridCol w:w="1980"/>
+        <w:gridCol w:w="1980"/>
+      </w:tblGrid>
+      <w:tr>
+        <w:trPr>
+          <w:tblHeader w:val="on"/>
+        </w:trPr>
+        <w:tc>
+          <w:tcPr/>
+          <w:p>
+            <w:pPr>
+              <w:pStyle w:val="Compact"/>
+            </w:pPr>
+            <w:r>
+              <w:rPr>
+                <w:rFonts w:hint="eastAsia" w:ascii="宋体" w:hAnsi="宋体" w:eastAsia="宋体" w:cs="宋体"/>
+              </w:rPr>
+              <w:t xml:space="preserve">角色</w:t>
+            </w:r>
+          </w:p>
+        </w:tc>
+        <w:tc>
+          <w:tcPr/>
+          <w:p>
+            <w:pPr>
+              <w:pStyle w:val="Compact"/>
+            </w:pPr>
+            <w:r>
+              <w:rPr>
+                <w:rFonts w:hint="eastAsia" w:ascii="宋体" w:hAnsi="宋体" w:eastAsia="宋体" w:cs="宋体"/>
+              </w:rPr>
+              <w:t xml:space="preserve">程序</w:t>
+            </w:r>
+          </w:p>
+        </w:tc>
+        <w:tc>
+          <w:tcPr/>
+          <w:p>
+            <w:pPr>
+              <w:pStyle w:val="Compact"/>
+            </w:pPr>
+            <w:r>
+              <w:rPr>
+                <w:rFonts w:hint="eastAsia" w:ascii="宋体" w:hAnsi="宋体" w:eastAsia="宋体" w:cs="宋体"/>
+              </w:rPr>
+              <w:t xml:space="preserve">版本</w:t>
+            </w:r>
+          </w:p>
+        </w:tc>
+        <w:tc>
+          <w:tcPr/>
+          <w:p>
+            <w:pPr>
+              <w:pStyle w:val="Compact"/>
+            </w:pPr>
+            <w:r>
+              <w:rPr>
+                <w:rFonts w:hint="eastAsia" w:ascii="宋体" w:hAnsi="宋体" w:eastAsia="宋体" w:cs="宋体"/>
+              </w:rPr>
+              <w:t xml:space="preserve">为什么选它</w:t>
+            </w:r>
+          </w:p>
+        </w:tc>
+      </w:tr>
+      <w:tr>
+        <w:tc>
+          <w:tcPr/>
+          <w:p>
+            <w:pPr>
+              <w:pStyle w:val="Compact"/>
+            </w:pPr>
+            <w:r>
+              <w:rPr>
+                <w:rFonts w:hint="eastAsia" w:ascii="宋体" w:hAnsi="宋体" w:eastAsia="宋体" w:cs="宋体"/>
+              </w:rPr>
+              <w:t xml:space="preserve">生产端（生成</w:t>
+            </w:r>
+            <w:r>
+              <w:t xml:space="preserve"> </w:t>
+            </w:r>
+            <w:r>
+              <w:rPr>
+                <w:rFonts w:hint="eastAsia" w:ascii="宋体" w:hAnsi="宋体" w:eastAsia="宋体" w:cs="宋体"/>
+              </w:rPr>
+              <w:t xml:space="preserve">GGUF）</w:t>
+            </w:r>
+          </w:p>
+        </w:tc>
+        <w:tc>
+          <w:tcPr/>
+          <w:p>
+            <w:pPr>
+              <w:pStyle w:val="Compact"/>
+            </w:pPr>
+            <w:r>
+              <w:rPr>
+                <w:rStyle w:val="VerbatimChar"/>
+                <w:rFonts w:ascii="宋体" w:hAnsi="宋体" w:eastAsia="宋体" w:cs="宋体"/>
+              </w:rPr>
+              <w:t xml:space="preserve">llama-quantize</w:t>
+            </w:r>
+          </w:p>
+        </w:tc>
+        <w:tc>
+          <w:tcPr/>
+          <w:p>
+            <w:pPr>
+              <w:pStyle w:val="Compact"/>
+            </w:pPr>
+            <w:r>
+              <w:rPr>
+                <w:rFonts w:ascii="宋体" w:hAnsi="宋体" w:eastAsia="宋体" w:cs="宋体"/>
+                <w:b/>
+                <w:bCs/>
+              </w:rPr>
+              <w:t xml:space="preserve">v0.2.3</w:t>
+            </w:r>
+          </w:p>
+        </w:tc>
+        <w:tc>
+          <w:tcPr/>
+          <w:p>
+            <w:pPr>
+              <w:pStyle w:val="Compact"/>
+            </w:pPr>
+            <w:r>
+              <w:rPr>
+                <w:rFonts w:ascii="宋体" w:hAnsi="宋体" w:eastAsia="宋体" w:cs="宋体"/>
+              </w:rPr>
+              <w:t xml:space="preserve">0.1.1 </w:t>
+            </w:r>
+            <w:r>
+              <w:rPr>
+                <w:rFonts w:hint="eastAsia" w:ascii="宋体" w:hAnsi="宋体" w:eastAsia="宋体" w:cs="宋体"/>
+              </w:rPr>
+              <w:t xml:space="preserve">遇到</w:t>
+            </w:r>
+            <w:r>
+              <w:rPr>
+                <w:rFonts w:ascii="宋体" w:hAnsi="宋体" w:eastAsia="宋体" w:cs="宋体"/>
+              </w:rPr>
+              <w:t xml:space="preserve"> 16 </w:t>
+            </w:r>
+            <w:r>
+              <w:rPr>
+                <w:rFonts w:hint="eastAsia" w:ascii="宋体" w:hAnsi="宋体" w:eastAsia="宋体" w:cs="宋体"/>
+              </w:rPr>
+              <w:t xml:space="preserve">列的</w:t>
+            </w:r>
+            <w:r>
+              <w:t xml:space="preserve"> </w:t>
+            </w:r>
+            <w:r>
+              <w:rPr>
+                <w:rStyle w:val="VerbatimChar"/>
+                <w:rFonts w:ascii="宋体" w:hAnsi="宋体" w:eastAsia="宋体" w:cs="宋体"/>
+              </w:rPr>
+              <w:t xml:space="preserve">ssm_alpha</w:t>
+            </w:r>
+            <w:r>
+              <w:t xml:space="preserve"> </w:t>
+            </w:r>
+            <w:r>
+              <w:rPr>
+                <w:rFonts w:hint="eastAsia" w:ascii="宋体" w:hAnsi="宋体" w:eastAsia="宋体" w:cs="宋体"/>
+              </w:rPr>
+              <w:t xml:space="preserve">直接失败（无小张量回退），产不出</w:t>
+            </w:r>
+            <w:r>
+              <w:rPr>
+                <w:rFonts w:ascii="宋体" w:hAnsi="宋体" w:eastAsia="宋体" w:cs="宋体"/>
+              </w:rPr>
+              <w:t xml:space="preserve"> Q4_0</w:t>
+            </w:r>
+          </w:p>
+        </w:tc>
+      </w:tr>
+      <w:tr>
+        <w:tc>
+          <w:tcPr/>
+          <w:p>
+            <w:pPr>
+              <w:pStyle w:val="Compact"/>
+            </w:pPr>
+            <w:r>
+              <w:rPr>
+                <w:rFonts w:hint="eastAsia" w:ascii="宋体" w:hAnsi="宋体" w:eastAsia="宋体" w:cs="宋体"/>
+              </w:rPr>
+              <w:t xml:space="preserve">消费端（跑模型、测性能）</w:t>
+            </w:r>
+          </w:p>
+        </w:tc>
+        <w:tc>
+          <w:tcPr/>
+          <w:p>
+            <w:pPr>
+              <w:pStyle w:val="Compact"/>
+            </w:pPr>
+            <w:r>
+              <w:rPr>
+                <w:rStyle w:val="VerbatimChar"/>
+                <w:rFonts w:ascii="宋体" w:hAnsi="宋体" w:eastAsia="宋体" w:cs="宋体"/>
+              </w:rPr>
+              <w:t xml:space="preserve">llama-cli</w:t>
+            </w:r>
+            <w:r>
+              <w:t xml:space="preserve"> </w:t>
+            </w:r>
+            <w:r>
+              <w:rPr>
+                <w:rFonts w:ascii="宋体" w:hAnsi="宋体" w:eastAsia="宋体" w:cs="宋体"/>
+              </w:rPr>
+              <w:t xml:space="preserve">/</w:t>
+            </w:r>
+            <w:r>
+              <w:t xml:space="preserve"> </w:t>
+            </w:r>
+            <w:r>
+              <w:rPr>
+                <w:rStyle w:val="VerbatimChar"/>
+                <w:rFonts w:ascii="宋体" w:hAnsi="宋体" w:eastAsia="宋体" w:cs="宋体"/>
+              </w:rPr>
+              <w:t xml:space="preserve">llama-bench</w:t>
+            </w:r>
+          </w:p>
+        </w:tc>
+        <w:tc>
+          <w:tcPr/>
+          <w:p>
+            <w:pPr>
+              <w:pStyle w:val="Compact"/>
+            </w:pPr>
+            <w:r>
+              <w:rPr>
+                <w:rFonts w:ascii="宋体" w:hAnsi="宋体" w:eastAsia="宋体" w:cs="宋体"/>
+                <w:b/>
+                <w:bCs/>
+              </w:rPr>
+              <w:t xml:space="preserve">0.1.1</w:t>
+            </w:r>
+          </w:p>
+        </w:tc>
+        <w:tc>
+          <w:tcPr/>
+          <w:p>
+            <w:pPr>
+              <w:pStyle w:val="Compact"/>
+            </w:pPr>
+            <w:r>
+              <w:rPr>
+                <w:rFonts w:ascii="宋体" w:hAnsi="宋体" w:eastAsia="宋体" w:cs="宋体"/>
+              </w:rPr>
+              <w:t xml:space="preserve">v0.2.3 </w:t>
+            </w:r>
+            <w:r>
+              <w:rPr>
+                <w:rFonts w:hint="eastAsia" w:ascii="宋体" w:hAnsi="宋体" w:eastAsia="宋体" w:cs="宋体"/>
+              </w:rPr>
+              <w:t xml:space="preserve">的新后端依赖</w:t>
+            </w:r>
+            <w:r>
+              <w:t xml:space="preserve"> </w:t>
+            </w:r>
+            <w:r>
+              <w:rPr>
+                <w:rFonts w:hint="eastAsia" w:ascii="宋体" w:hAnsi="宋体" w:eastAsia="宋体" w:cs="宋体"/>
+              </w:rPr>
+              <w:t xml:space="preserve">IME2，K1</w:t>
+            </w:r>
+            <w:r>
+              <w:t xml:space="preserve"> </w:t>
+            </w:r>
+            <w:r>
+              <w:rPr>
+                <w:rFonts w:hint="eastAsia" w:ascii="宋体" w:hAnsi="宋体" w:eastAsia="宋体" w:cs="宋体"/>
+              </w:rPr>
+              <w:t xml:space="preserve">不支持，prefill</w:t>
+            </w:r>
+            <w:r>
+              <w:t xml:space="preserve"> </w:t>
+            </w:r>
+            <w:r>
+              <w:rPr>
+                <w:rFonts w:hint="eastAsia" w:ascii="宋体" w:hAnsi="宋体" w:eastAsia="宋体" w:cs="宋体"/>
+              </w:rPr>
+              <w:t xml:space="preserve">反低</w:t>
+            </w:r>
+            <w:r>
+              <w:t xml:space="preserve"> </w:t>
+            </w:r>
+            <w:r>
+              <w:rPr>
+                <w:rFonts w:hint="eastAsia" w:ascii="宋体" w:hAnsi="宋体" w:eastAsia="宋体" w:cs="宋体"/>
+              </w:rPr>
+              <w:t xml:space="preserve">23%（§8.2）</w:t>
+            </w:r>
+          </w:p>
+        </w:tc>
+      </w:tr>
+    </w:tbl>
+    <w:p>
+      <w:pPr>
+        <w:pStyle w:val="BodyText"/>
+      </w:pPr>
+      <w:r>
+        <w:rPr>
+          <w:rFonts w:hint="eastAsia" w:ascii="宋体" w:hAnsi="宋体" w:eastAsia="宋体" w:cs="宋体"/>
+        </w:rPr>
+        <w:t xml:space="preserve">三点必须说清：</w:t>
+      </w:r>
+    </w:p>
+    <w:p>
+      <w:pPr>
+        <w:pStyle w:val="Compact"/>
+        <w:numPr>
+          <w:ilvl w:val="0"/>
+          <w:numId w:val="1004"/>
+        </w:numPr>
+      </w:pPr>
+      <w:r>
+        <w:rPr>
+          <w:rFonts w:ascii="宋体" w:hAnsi="宋体" w:eastAsia="宋体" w:cs="宋体"/>
+          <w:b/>
+          <w:bCs/>
+        </w:rPr>
+        <w:t xml:space="preserve">GGUF </w:t>
+      </w:r>
+      <w:r>
+        <w:rPr>
+          <w:rFonts w:hint="eastAsia" w:ascii="宋体" w:hAnsi="宋体" w:eastAsia="宋体" w:cs="宋体"/>
+          <w:b/>
+          <w:bCs/>
+        </w:rPr>
+        <w:t xml:space="preserve">是文件格式标准，不是运行时私有格式</w:t>
+      </w:r>
+      <w:r>
+        <w:rPr>
+          <w:rFonts w:hint="eastAsia" w:ascii="宋体" w:hAnsi="宋体" w:eastAsia="宋体" w:cs="宋体"/>
+        </w:rPr>
+        <w:t xml:space="preserve">。量化产物由任意支持</w:t>
+      </w:r>
+      <w:r>
+        <w:rPr>
+          <w:rFonts w:ascii="宋体" w:hAnsi="宋体" w:eastAsia="宋体" w:cs="宋体"/>
+        </w:rPr>
+        <w:t xml:space="preserve"> GGUF V3 </w:t>
+      </w:r>
+      <w:r>
+        <w:rPr>
+          <w:rFonts w:hint="eastAsia" w:ascii="宋体" w:hAnsi="宋体" w:eastAsia="宋体" w:cs="宋体"/>
+        </w:rPr>
+        <w:t xml:space="preserve">的运行时读取，不存在”必须同版本”的约束——本项目的自产</w:t>
+      </w:r>
+      <w:r>
+        <w:rPr>
+          <w:rFonts w:ascii="宋体" w:hAnsi="宋体" w:eastAsia="宋体" w:cs="宋体"/>
+        </w:rPr>
+        <w:t xml:space="preserve"> Q4_0 </w:t>
+      </w:r>
+      <w:r>
+        <w:rPr>
+          <w:rFonts w:hint="eastAsia" w:ascii="宋体" w:hAnsi="宋体" w:eastAsia="宋体" w:cs="宋体"/>
+        </w:rPr>
+        <w:t xml:space="preserve">正是由</w:t>
+      </w:r>
+      <w:r>
+        <w:rPr>
+          <w:rFonts w:ascii="宋体" w:hAnsi="宋体" w:eastAsia="宋体" w:cs="宋体"/>
+        </w:rPr>
+        <w:t xml:space="preserve"> 0.1.1 </w:t>
+      </w:r>
+      <w:r>
+        <w:rPr>
+          <w:rFonts w:hint="eastAsia" w:ascii="宋体" w:hAnsi="宋体" w:eastAsia="宋体" w:cs="宋体"/>
+        </w:rPr>
+        <w:t xml:space="preserve">成功加载并跑出全部指标的。</w:t>
+      </w:r>
+    </w:p>
+    <w:p>
+      <w:pPr>
+        <w:pStyle w:val="Compact"/>
+        <w:numPr>
+          <w:ilvl w:val="0"/>
+          <w:numId w:val="1004"/>
+        </w:numPr>
+      </w:pPr>
+      <w:r>
+        <w:rPr>
+          <w:rFonts w:hint="eastAsia" w:ascii="宋体" w:hAnsi="宋体" w:eastAsia="宋体" w:cs="宋体"/>
+          <w:b/>
+          <w:bCs/>
+        </w:rPr>
+        <w:t xml:space="preserve">量化器只在转换阶段执行一次，不参与性能</w:t>
+      </w:r>
+      <w:r>
+        <w:rPr>
+          <w:rFonts w:hint="eastAsia" w:ascii="宋体" w:hAnsi="宋体" w:eastAsia="宋体" w:cs="宋体"/>
+        </w:rPr>
+        <w:t xml:space="preserve">。它跑完就退出，与后续测得的吞吐无关。</w:t>
+      </w:r>
+    </w:p>
+    <w:p>
+      <w:pPr>
+        <w:pStyle w:val="Compact"/>
+        <w:numPr>
+          <w:ilvl w:val="0"/>
+          <w:numId w:val="1004"/>
+        </w:numPr>
+      </w:pPr>
+      <w:r>
+        <w:rPr>
+          <w:rFonts w:hint="eastAsia" w:ascii="宋体" w:hAnsi="宋体" w:eastAsia="宋体" w:cs="宋体"/>
+          <w:b/>
+          <w:bCs/>
+        </w:rPr>
+        <w:t xml:space="preserve">核心结论的</w:t>
+      </w:r>
+      <w:r>
+        <w:rPr>
+          <w:rFonts w:ascii="宋体" w:hAnsi="宋体" w:eastAsia="宋体" w:cs="宋体"/>
+          <w:b/>
+          <w:bCs/>
+        </w:rPr>
+        <w:t xml:space="preserve"> A/B </w:t>
+      </w:r>
+      <w:r>
+        <w:rPr>
+          <w:rFonts w:hint="eastAsia" w:ascii="宋体" w:hAnsi="宋体" w:eastAsia="宋体" w:cs="宋体"/>
+          <w:b/>
+          <w:bCs/>
+        </w:rPr>
+        <w:t xml:space="preserve">是在同一个运行时上完成的</w:t>
+      </w:r>
+      <w:r>
+        <w:rPr>
+          <w:rFonts w:hint="eastAsia" w:ascii="宋体" w:hAnsi="宋体" w:eastAsia="宋体" w:cs="宋体"/>
+        </w:rPr>
+        <w:t xml:space="preserve">：官方</w:t>
+      </w:r>
+      <w:r>
+        <w:rPr>
+          <w:rFonts w:ascii="宋体" w:hAnsi="宋体" w:eastAsia="宋体" w:cs="宋体"/>
+        </w:rPr>
+        <w:t xml:space="preserve"> GGUF </w:t>
+      </w:r>
+      <w:r>
+        <w:rPr>
+          <w:rFonts w:hint="eastAsia" w:ascii="宋体" w:hAnsi="宋体" w:eastAsia="宋体" w:cs="宋体"/>
+        </w:rPr>
+        <w:t xml:space="preserve">与自产</w:t>
+      </w:r>
+      <w:r>
+        <w:rPr>
+          <w:rFonts w:ascii="宋体" w:hAnsi="宋体" w:eastAsia="宋体" w:cs="宋体"/>
+        </w:rPr>
+        <w:t xml:space="preserve"> GGUF </w:t>
+      </w:r>
+      <w:r>
+        <w:rPr>
+          <w:rFonts w:hint="eastAsia" w:ascii="宋体" w:hAnsi="宋体" w:eastAsia="宋体" w:cs="宋体"/>
+        </w:rPr>
+        <w:t xml:space="preserve">都由</w:t>
+      </w:r>
+      <w:r>
+        <w:rPr>
+          <w:rFonts w:ascii="宋体" w:hAnsi="宋体" w:eastAsia="宋体" w:cs="宋体"/>
+        </w:rPr>
+        <w:t xml:space="preserve"> 0.1.1 </w:t>
+      </w:r>
+      <w:r>
+        <w:rPr>
+          <w:rFonts w:hint="eastAsia" w:ascii="宋体" w:hAnsi="宋体" w:eastAsia="宋体" w:cs="宋体"/>
+        </w:rPr>
+        <w:t xml:space="preserve">加载、同一口径测量，唯一变量是”文件由谁量化”。这正是</w:t>
+      </w:r>
+      <w:r>
+        <w:rPr>
+          <w:rFonts w:ascii="宋体" w:hAnsi="宋体" w:eastAsia="宋体" w:cs="宋体"/>
+        </w:rPr>
+        <w:t xml:space="preserve"> §8.1 </w:t>
+      </w:r>
+      <w:r>
+        <w:rPr>
+          <w:rFonts w:hint="eastAsia" w:ascii="宋体" w:hAnsi="宋体" w:eastAsia="宋体" w:cs="宋体"/>
+        </w:rPr>
+        <w:t xml:space="preserve">能干净归因的前提——若两版各用不同运行时，</w:t>
+      </w:r>
+      <w:r>
+        <w:rPr>
+          <w:rFonts w:hint="eastAsia" w:ascii="宋体" w:hAnsi="宋体" w:eastAsia="宋体" w:cs="宋体"/>
+        </w:rPr>
+        <w:t xml:space="preserve">“版本”</w:t>
+      </w:r>
+      <w:r>
+        <w:rPr>
+          <w:rFonts w:hint="eastAsia" w:ascii="宋体" w:hAnsi="宋体" w:eastAsia="宋体" w:cs="宋体"/>
+        </w:rPr>
+        <w:t xml:space="preserve">与”文件”就混淆了。</w:t>
+      </w:r>
+    </w:p>
+    <w:p>
+      <w:pPr>
+        <w:pStyle w:val="FirstParagraph"/>
+      </w:pPr>
+      <w:r>
+        <w:rPr>
+          <w:rFonts w:ascii="宋体" w:hAnsi="宋体" w:eastAsia="宋体" w:cs="宋体"/>
+        </w:rPr>
+        <w:t xml:space="preserve">⇒ </w:t>
+      </w:r>
+      <w:r>
+        <w:rPr>
+          <w:rFonts w:hint="eastAsia" w:ascii="宋体" w:hAnsi="宋体" w:eastAsia="宋体" w:cs="宋体"/>
+        </w:rPr>
+        <w:t xml:space="preserve">一句话：</w:t>
+      </w:r>
+      <w:r>
+        <w:rPr>
+          <w:rFonts w:ascii="宋体" w:hAnsi="宋体" w:eastAsia="宋体" w:cs="宋体"/>
+          <w:b/>
+          <w:bCs/>
+        </w:rPr>
+        <w:t xml:space="preserve">v0.2.3 </w:t>
+      </w:r>
+      <w:r>
+        <w:rPr>
+          <w:rFonts w:hint="eastAsia" w:ascii="宋体" w:hAnsi="宋体" w:eastAsia="宋体" w:cs="宋体"/>
+          <w:b/>
+          <w:bCs/>
+        </w:rPr>
+        <w:t xml:space="preserve">只出现在生产端，不出现在消费端</w:t>
+      </w:r>
+      <w:r>
+        <w:rPr>
+          <w:rFonts w:hint="eastAsia" w:ascii="宋体" w:hAnsi="宋体" w:eastAsia="宋体" w:cs="宋体"/>
+        </w:rPr>
+        <w:t xml:space="preserve">；两者的版本差异不影响任何测量结果的有效性。</w:t>
       </w:r>
     </w:p>
     <w:bookmarkEnd w:id="20"/>
@@ -8453,7 +9063,7 @@
         <w:pStyle w:val="Compact"/>
         <w:numPr>
           <w:ilvl w:val="0"/>
-          <w:numId w:val="1004"/>
+          <w:numId w:val="1005"/>
         </w:numPr>
       </w:pPr>
       <w:r>
@@ -8497,7 +9107,7 @@
         <w:pStyle w:val="Compact"/>
         <w:numPr>
           <w:ilvl w:val="0"/>
-          <w:numId w:val="1004"/>
+          <w:numId w:val="1005"/>
         </w:numPr>
       </w:pPr>
       <w:r>
@@ -8534,7 +9144,7 @@
         <w:pStyle w:val="Compact"/>
         <w:numPr>
           <w:ilvl w:val="0"/>
-          <w:numId w:val="1004"/>
+          <w:numId w:val="1005"/>
         </w:numPr>
       </w:pPr>
       <w:r>
@@ -9207,7 +9817,7 @@
       </w:r>
     </w:p>
     <w:bookmarkEnd w:id="29"/>
-    <w:bookmarkStart w:id="37" w:name="优化实验与结果"/>
+    <w:bookmarkStart w:id="39" w:name="优化实验与结果"/>
     <w:p>
       <w:pPr>
         <w:pStyle w:val="Heading2"/>
@@ -13703,7 +14313,7 @@
         <w:pStyle w:val="Compact"/>
         <w:numPr>
           <w:ilvl w:val="0"/>
-          <w:numId w:val="1005"/>
+          <w:numId w:val="1006"/>
         </w:numPr>
       </w:pPr>
       <w:r>
@@ -13761,7 +14371,7 @@
         <w:pStyle w:val="Compact"/>
         <w:numPr>
           <w:ilvl w:val="0"/>
-          <w:numId w:val="1005"/>
+          <w:numId w:val="1006"/>
         </w:numPr>
       </w:pPr>
       <w:r>
@@ -14967,7 +15577,7 @@
         <w:pStyle w:val="Compact"/>
         <w:numPr>
           <w:ilvl w:val="0"/>
-          <w:numId w:val="1006"/>
+          <w:numId w:val="1007"/>
         </w:numPr>
       </w:pPr>
       <w:r>
@@ -15096,7 +15706,7 @@
         <w:pStyle w:val="Compact"/>
         <w:numPr>
           <w:ilvl w:val="0"/>
-          <w:numId w:val="1006"/>
+          <w:numId w:val="1007"/>
         </w:numPr>
       </w:pPr>
       <w:r>
@@ -15179,7 +15789,7 @@
         <w:pStyle w:val="Compact"/>
         <w:numPr>
           <w:ilvl w:val="0"/>
-          <w:numId w:val="1006"/>
+          <w:numId w:val="1007"/>
         </w:numPr>
       </w:pPr>
       <w:r>
@@ -15290,8 +15900,1700 @@
       </w:r>
     </w:p>
     <w:bookmarkEnd w:id="36"/>
+    <w:bookmarkStart w:id="38" w:name="跨运行时复核87.8-的适用范围与一个操作陷阱"/>
+    <w:p>
+      <w:pPr>
+        <w:pStyle w:val="Heading3"/>
+      </w:pPr>
+      <w:r>
+        <w:rPr>
+          <w:rFonts w:ascii="黑体" w:hAnsi="黑体" w:eastAsia="黑体" w:cs="黑体"/>
+        </w:rPr>
+        <w:t xml:space="preserve">8.8 </w:t>
+      </w:r>
+      <w:r>
+        <w:rPr>
+          <w:rFonts w:hint="eastAsia" w:ascii="黑体" w:hAnsi="黑体" w:eastAsia="黑体" w:cs="黑体"/>
+        </w:rPr>
+        <w:t xml:space="preserve">跨运行时复核：+87.8%</w:t>
+      </w:r>
+      <w:r>
+        <w:t xml:space="preserve"> </w:t>
+      </w:r>
+      <w:r>
+        <w:rPr>
+          <w:rFonts w:hint="eastAsia" w:ascii="黑体" w:hAnsi="黑体" w:eastAsia="黑体" w:cs="黑体"/>
+        </w:rPr>
+        <w:t xml:space="preserve">的适用范围与一个操作陷阱</w:t>
+      </w:r>
+    </w:p>
+    <w:p>
+      <w:pPr>
+        <w:pStyle w:val="FirstParagraph"/>
+      </w:pPr>
+      <w:r>
+        <w:rPr>
+          <w:rFonts w:ascii="宋体" w:hAnsi="宋体" w:eastAsia="宋体" w:cs="宋体"/>
+        </w:rPr>
+        <w:t xml:space="preserve">§8.1 </w:t>
+      </w:r>
+      <w:r>
+        <w:rPr>
+          <w:rFonts w:hint="eastAsia" w:ascii="宋体" w:hAnsi="宋体" w:eastAsia="宋体" w:cs="宋体"/>
+        </w:rPr>
+        <w:t xml:space="preserve">的结论是在</w:t>
+      </w:r>
+      <w:r>
+        <w:rPr>
+          <w:rFonts w:ascii="宋体" w:hAnsi="宋体" w:eastAsia="宋体" w:cs="宋体"/>
+        </w:rPr>
+        <w:t xml:space="preserve"> 0.1.1 </w:t>
+      </w:r>
+      <w:r>
+        <w:rPr>
+          <w:rFonts w:hint="eastAsia" w:ascii="宋体" w:hAnsi="宋体" w:eastAsia="宋体" w:cs="宋体"/>
+        </w:rPr>
+        <w:t xml:space="preserve">上得到的。为确认它是否跨运行时成立，补测</w:t>
+      </w:r>
+      <w:r>
+        <w:rPr>
+          <w:rFonts w:ascii="宋体" w:hAnsi="宋体" w:eastAsia="宋体" w:cs="宋体"/>
+        </w:rPr>
+        <w:t xml:space="preserve"> 2×2 </w:t>
+      </w:r>
+      <w:r>
+        <w:rPr>
+          <w:rFonts w:hint="eastAsia" w:ascii="宋体" w:hAnsi="宋体" w:eastAsia="宋体" w:cs="宋体"/>
+        </w:rPr>
+        <w:t xml:space="preserve">矩阵（同一</w:t>
+      </w:r>
+      <w:r>
+        <w:t xml:space="preserve"> </w:t>
+      </w:r>
+      <w:r>
+        <w:rPr>
+          <w:rStyle w:val="VerbatimChar"/>
+          <w:rFonts w:ascii="宋体" w:hAnsi="宋体" w:eastAsia="宋体" w:cs="宋体"/>
+        </w:rPr>
+        <w:t xml:space="preserve">/dev/tcm</w:t>
+      </w:r>
+      <w:r>
+        <w:t xml:space="preserve"> </w:t>
+      </w:r>
+      <w:r>
+        <w:rPr>
+          <w:rFonts w:hint="eastAsia" w:ascii="宋体" w:hAnsi="宋体" w:eastAsia="宋体" w:cs="宋体"/>
+        </w:rPr>
+        <w:t xml:space="preserve">状态、同一口径）：</w:t>
+      </w:r>
+    </w:p>
+    <w:tbl>
+      <w:tblPr>
+        <w:tblStyle w:val="Table"/>
+        <w:tblW w:type="pct" w:w="5000"/>
+        <w:tblLayout w:type="autofit"/>
+        <w:tblLook w:firstRow="1" w:lastRow="0" w:firstColumn="0" w:lastColumn="0" w:noHBand="0" w:noVBand="0" w:val="0020"/>
+      </w:tblPr>
+      <w:tblGrid>
+        <w:gridCol w:w="1320"/>
+        <w:gridCol w:w="1320"/>
+        <w:gridCol w:w="1320"/>
+        <w:gridCol w:w="1320"/>
+        <w:gridCol w:w="1320"/>
+        <w:gridCol w:w="1320"/>
+      </w:tblGrid>
+      <w:tr>
+        <w:trPr>
+          <w:tblHeader w:val="on"/>
+        </w:trPr>
+        <w:tc>
+          <w:tcPr/>
+          <w:p>
+            <w:pPr>
+              <w:pStyle w:val="Compact"/>
+            </w:pPr>
+            <w:r>
+              <w:rPr>
+                <w:rFonts w:hint="eastAsia" w:ascii="宋体" w:hAnsi="宋体" w:eastAsia="宋体" w:cs="宋体"/>
+              </w:rPr>
+              <w:t xml:space="preserve">运行时</w:t>
+            </w:r>
+          </w:p>
+        </w:tc>
+        <w:tc>
+          <w:tcPr/>
+          <w:p>
+            <w:pPr>
+              <w:pStyle w:val="Compact"/>
+            </w:pPr>
+            <w:r>
+              <w:rPr>
+                <w:rFonts w:hint="eastAsia" w:ascii="宋体" w:hAnsi="宋体" w:eastAsia="宋体" w:cs="宋体"/>
+              </w:rPr>
+              <w:t xml:space="preserve">文件</w:t>
+            </w:r>
+          </w:p>
+        </w:tc>
+        <w:tc>
+          <w:tcPr/>
+          <w:p>
+            <w:pPr>
+              <w:pStyle w:val="Compact"/>
+            </w:pPr>
+            <w:r>
+              <w:rPr>
+                <w:rFonts w:hint="eastAsia" w:ascii="宋体" w:hAnsi="宋体" w:eastAsia="宋体" w:cs="宋体"/>
+              </w:rPr>
+              <w:t xml:space="preserve">线程</w:t>
+            </w:r>
+          </w:p>
+        </w:tc>
+        <w:tc>
+          <w:tcPr/>
+          <w:p>
+            <w:pPr>
+              <w:pStyle w:val="Compact"/>
+            </w:pPr>
+            <w:r>
+              <w:rPr>
+                <w:rFonts w:ascii="宋体" w:hAnsi="宋体" w:eastAsia="宋体" w:cs="宋体"/>
+              </w:rPr>
+              <w:t xml:space="preserve">pp128</w:t>
+            </w:r>
+          </w:p>
+        </w:tc>
+        <w:tc>
+          <w:tcPr/>
+          <w:p>
+            <w:pPr>
+              <w:pStyle w:val="Compact"/>
+            </w:pPr>
+            <w:r>
+              <w:rPr>
+                <w:rFonts w:ascii="宋体" w:hAnsi="宋体" w:eastAsia="宋体" w:cs="宋体"/>
+              </w:rPr>
+              <w:t xml:space="preserve">tg64</w:t>
+            </w:r>
+          </w:p>
+        </w:tc>
+        <w:tc>
+          <w:tcPr/>
+          <w:p>
+            <w:pPr>
+              <w:pStyle w:val="Compact"/>
+            </w:pPr>
+            <w:r>
+              <w:rPr>
+                <w:rFonts w:hint="eastAsia" w:ascii="宋体" w:hAnsi="宋体" w:eastAsia="宋体" w:cs="宋体"/>
+              </w:rPr>
+              <w:t xml:space="preserve">相对同运行时官方文件</w:t>
+            </w:r>
+          </w:p>
+        </w:tc>
+      </w:tr>
+      <w:tr>
+        <w:tc>
+          <w:tcPr/>
+          <w:p>
+            <w:pPr>
+              <w:pStyle w:val="Compact"/>
+            </w:pPr>
+            <w:r>
+              <w:rPr>
+                <w:rFonts w:ascii="宋体" w:hAnsi="宋体" w:eastAsia="宋体" w:cs="宋体"/>
+              </w:rPr>
+              <w:t xml:space="preserve">0.1.1 legacy</w:t>
+            </w:r>
+          </w:p>
+        </w:tc>
+        <w:tc>
+          <w:tcPr/>
+          <w:p>
+            <w:pPr>
+              <w:pStyle w:val="Compact"/>
+            </w:pPr>
+            <w:r>
+              <w:rPr>
+                <w:rFonts w:hint="eastAsia" w:ascii="宋体" w:hAnsi="宋体" w:eastAsia="宋体" w:cs="宋体"/>
+              </w:rPr>
+              <w:t xml:space="preserve">官方</w:t>
+            </w:r>
+            <w:r>
+              <w:rPr>
+                <w:rFonts w:ascii="宋体" w:hAnsi="宋体" w:eastAsia="宋体" w:cs="宋体"/>
+              </w:rPr>
+              <w:t xml:space="preserve"> Q4_0</w:t>
+            </w:r>
+          </w:p>
+        </w:tc>
+        <w:tc>
+          <w:tcPr/>
+          <w:p>
+            <w:pPr>
+              <w:pStyle w:val="Compact"/>
+            </w:pPr>
+            <w:r>
+              <w:rPr>
+                <w:rFonts w:ascii="宋体" w:hAnsi="宋体" w:eastAsia="宋体" w:cs="宋体"/>
+              </w:rPr>
+              <w:t xml:space="preserve">4</w:t>
+            </w:r>
+          </w:p>
+        </w:tc>
+        <w:tc>
+          <w:tcPr/>
+          <w:p>
+            <w:pPr>
+              <w:pStyle w:val="Compact"/>
+            </w:pPr>
+            <w:r>
+              <w:rPr>
+                <w:rFonts w:ascii="宋体" w:hAnsi="宋体" w:eastAsia="宋体" w:cs="宋体"/>
+              </w:rPr>
+              <w:t xml:space="preserve">8.72</w:t>
+            </w:r>
+          </w:p>
+        </w:tc>
+        <w:tc>
+          <w:tcPr/>
+          <w:p>
+            <w:pPr>
+              <w:pStyle w:val="Compact"/>
+            </w:pPr>
+            <w:r>
+              <w:rPr>
+                <w:rFonts w:ascii="宋体" w:hAnsi="宋体" w:eastAsia="宋体" w:cs="宋体"/>
+              </w:rPr>
+              <w:t xml:space="preserve">3.07</w:t>
+            </w:r>
+          </w:p>
+        </w:tc>
+        <w:tc>
+          <w:tcPr/>
+          <w:p>
+            <w:pPr>
+              <w:pStyle w:val="Compact"/>
+            </w:pPr>
+            <w:r>
+              <w:rPr>
+                <w:rFonts w:ascii="宋体" w:hAnsi="宋体" w:eastAsia="宋体" w:cs="宋体"/>
+              </w:rPr>
+              <w:t xml:space="preserve">—</w:t>
+            </w:r>
+          </w:p>
+        </w:tc>
+      </w:tr>
+      <w:tr>
+        <w:tc>
+          <w:tcPr/>
+          <w:p>
+            <w:pPr>
+              <w:pStyle w:val="Compact"/>
+            </w:pPr>
+            <w:r>
+              <w:rPr>
+                <w:rFonts w:ascii="宋体" w:hAnsi="宋体" w:eastAsia="宋体" w:cs="宋体"/>
+              </w:rPr>
+              <w:t xml:space="preserve">0.1.1 legacy</w:t>
+            </w:r>
+          </w:p>
+        </w:tc>
+        <w:tc>
+          <w:tcPr/>
+          <w:p>
+            <w:pPr>
+              <w:pStyle w:val="Compact"/>
+            </w:pPr>
+            <w:r>
+              <w:rPr>
+                <w:rFonts w:hint="eastAsia" w:ascii="宋体" w:hAnsi="宋体" w:eastAsia="宋体" w:cs="宋体"/>
+              </w:rPr>
+              <w:t xml:space="preserve">自产</w:t>
+            </w:r>
+            <w:r>
+              <w:rPr>
+                <w:rFonts w:ascii="宋体" w:hAnsi="宋体" w:eastAsia="宋体" w:cs="宋体"/>
+              </w:rPr>
+              <w:t xml:space="preserve"> Q4_0</w:t>
+            </w:r>
+          </w:p>
+        </w:tc>
+        <w:tc>
+          <w:tcPr/>
+          <w:p>
+            <w:pPr>
+              <w:pStyle w:val="Compact"/>
+            </w:pPr>
+            <w:r>
+              <w:rPr>
+                <w:rFonts w:ascii="宋体" w:hAnsi="宋体" w:eastAsia="宋体" w:cs="宋体"/>
+              </w:rPr>
+              <w:t xml:space="preserve">4</w:t>
+            </w:r>
+          </w:p>
+        </w:tc>
+        <w:tc>
+          <w:tcPr/>
+          <w:p>
+            <w:pPr>
+              <w:pStyle w:val="Compact"/>
+            </w:pPr>
+            <w:r>
+              <w:rPr>
+                <w:rFonts w:ascii="宋体" w:hAnsi="宋体" w:eastAsia="宋体" w:cs="宋体"/>
+                <w:b/>
+                <w:bCs/>
+              </w:rPr>
+              <w:t xml:space="preserve">13.42</w:t>
+            </w:r>
+          </w:p>
+        </w:tc>
+        <w:tc>
+          <w:tcPr/>
+          <w:p>
+            <w:pPr>
+              <w:pStyle w:val="Compact"/>
+            </w:pPr>
+            <w:r>
+              <w:rPr>
+                <w:rFonts w:ascii="宋体" w:hAnsi="宋体" w:eastAsia="宋体" w:cs="宋体"/>
+              </w:rPr>
+              <w:t xml:space="preserve">3.03</w:t>
+            </w:r>
+          </w:p>
+        </w:tc>
+        <w:tc>
+          <w:tcPr/>
+          <w:p>
+            <w:pPr>
+              <w:pStyle w:val="Compact"/>
+            </w:pPr>
+            <w:r>
+              <w:rPr>
+                <w:rFonts w:ascii="宋体" w:hAnsi="宋体" w:eastAsia="宋体" w:cs="宋体"/>
+                <w:b/>
+                <w:bCs/>
+              </w:rPr>
+              <w:t xml:space="preserve">+54%</w:t>
+            </w:r>
+          </w:p>
+        </w:tc>
+      </w:tr>
+      <w:tr>
+        <w:tc>
+          <w:tcPr/>
+          <w:p>
+            <w:pPr>
+              <w:pStyle w:val="Compact"/>
+            </w:pPr>
+            <w:r>
+              <w:rPr>
+                <w:rFonts w:ascii="宋体" w:hAnsi="宋体" w:eastAsia="宋体" w:cs="宋体"/>
+              </w:rPr>
+              <w:t xml:space="preserve">v0.2.3 ggml-spacemit</w:t>
+            </w:r>
+          </w:p>
+        </w:tc>
+        <w:tc>
+          <w:tcPr/>
+          <w:p>
+            <w:pPr>
+              <w:pStyle w:val="Compact"/>
+            </w:pPr>
+            <w:r>
+              <w:rPr>
+                <w:rFonts w:hint="eastAsia" w:ascii="宋体" w:hAnsi="宋体" w:eastAsia="宋体" w:cs="宋体"/>
+              </w:rPr>
+              <w:t xml:space="preserve">官方</w:t>
+            </w:r>
+            <w:r>
+              <w:rPr>
+                <w:rFonts w:ascii="宋体" w:hAnsi="宋体" w:eastAsia="宋体" w:cs="宋体"/>
+              </w:rPr>
+              <w:t xml:space="preserve"> Q4_0</w:t>
+            </w:r>
+          </w:p>
+        </w:tc>
+        <w:tc>
+          <w:tcPr/>
+          <w:p>
+            <w:pPr>
+              <w:pStyle w:val="Compact"/>
+            </w:pPr>
+            <w:r>
+              <w:rPr>
+                <w:rFonts w:ascii="宋体" w:hAnsi="宋体" w:eastAsia="宋体" w:cs="宋体"/>
+              </w:rPr>
+              <w:t xml:space="preserve">8</w:t>
+            </w:r>
+          </w:p>
+        </w:tc>
+        <w:tc>
+          <w:tcPr/>
+          <w:p>
+            <w:pPr>
+              <w:pStyle w:val="Compact"/>
+            </w:pPr>
+            <w:r>
+              <w:rPr>
+                <w:rFonts w:ascii="宋体" w:hAnsi="宋体" w:eastAsia="宋体" w:cs="宋体"/>
+              </w:rPr>
+              <w:t xml:space="preserve">4.98</w:t>
+            </w:r>
+          </w:p>
+        </w:tc>
+        <w:tc>
+          <w:tcPr/>
+          <w:p>
+            <w:pPr>
+              <w:pStyle w:val="Compact"/>
+            </w:pPr>
+            <w:r>
+              <w:rPr>
+                <w:rFonts w:ascii="宋体" w:hAnsi="宋体" w:eastAsia="宋体" w:cs="宋体"/>
+              </w:rPr>
+              <w:t xml:space="preserve">2.85</w:t>
+            </w:r>
+          </w:p>
+        </w:tc>
+        <w:tc>
+          <w:tcPr/>
+          <w:p>
+            <w:pPr>
+              <w:pStyle w:val="Compact"/>
+            </w:pPr>
+            <w:r>
+              <w:rPr>
+                <w:rFonts w:ascii="宋体" w:hAnsi="宋体" w:eastAsia="宋体" w:cs="宋体"/>
+              </w:rPr>
+              <w:t xml:space="preserve">—</w:t>
+            </w:r>
+          </w:p>
+        </w:tc>
+      </w:tr>
+      <w:tr>
+        <w:tc>
+          <w:tcPr/>
+          <w:p>
+            <w:pPr>
+              <w:pStyle w:val="Compact"/>
+            </w:pPr>
+            <w:r>
+              <w:rPr>
+                <w:rFonts w:ascii="宋体" w:hAnsi="宋体" w:eastAsia="宋体" w:cs="宋体"/>
+              </w:rPr>
+              <w:t xml:space="preserve">v0.2.3 ggml-spacemit</w:t>
+            </w:r>
+          </w:p>
+        </w:tc>
+        <w:tc>
+          <w:tcPr/>
+          <w:p>
+            <w:pPr>
+              <w:pStyle w:val="Compact"/>
+            </w:pPr>
+            <w:r>
+              <w:rPr>
+                <w:rFonts w:hint="eastAsia" w:ascii="宋体" w:hAnsi="宋体" w:eastAsia="宋体" w:cs="宋体"/>
+              </w:rPr>
+              <w:t xml:space="preserve">自产</w:t>
+            </w:r>
+            <w:r>
+              <w:rPr>
+                <w:rFonts w:ascii="宋体" w:hAnsi="宋体" w:eastAsia="宋体" w:cs="宋体"/>
+              </w:rPr>
+              <w:t xml:space="preserve"> Q4_0</w:t>
+            </w:r>
+          </w:p>
+        </w:tc>
+        <w:tc>
+          <w:tcPr/>
+          <w:p>
+            <w:pPr>
+              <w:pStyle w:val="Compact"/>
+            </w:pPr>
+            <w:r>
+              <w:rPr>
+                <w:rFonts w:ascii="宋体" w:hAnsi="宋体" w:eastAsia="宋体" w:cs="宋体"/>
+              </w:rPr>
+              <w:t xml:space="preserve">8</w:t>
+            </w:r>
+          </w:p>
+        </w:tc>
+        <w:tc>
+          <w:tcPr/>
+          <w:p>
+            <w:pPr>
+              <w:pStyle w:val="Compact"/>
+            </w:pPr>
+            <w:r>
+              <w:rPr>
+                <w:rFonts w:ascii="宋体" w:hAnsi="宋体" w:eastAsia="宋体" w:cs="宋体"/>
+                <w:b/>
+                <w:bCs/>
+              </w:rPr>
+              <w:t xml:space="preserve">5.26</w:t>
+            </w:r>
+          </w:p>
+        </w:tc>
+        <w:tc>
+          <w:tcPr/>
+          <w:p>
+            <w:pPr>
+              <w:pStyle w:val="Compact"/>
+            </w:pPr>
+            <w:r>
+              <w:rPr>
+                <w:rFonts w:ascii="宋体" w:hAnsi="宋体" w:eastAsia="宋体" w:cs="宋体"/>
+              </w:rPr>
+              <w:t xml:space="preserve">2.74</w:t>
+            </w:r>
+          </w:p>
+        </w:tc>
+        <w:tc>
+          <w:tcPr/>
+          <w:p>
+            <w:pPr>
+              <w:pStyle w:val="Compact"/>
+            </w:pPr>
+            <w:r>
+              <w:rPr>
+                <w:rFonts w:ascii="宋体" w:hAnsi="宋体" w:eastAsia="宋体" w:cs="宋体"/>
+                <w:b/>
+                <w:bCs/>
+              </w:rPr>
+              <w:t xml:space="preserve">+5.6%</w:t>
+            </w:r>
+          </w:p>
+        </w:tc>
+      </w:tr>
+    </w:tbl>
+    <w:p>
+      <w:pPr>
+        <w:pStyle w:val="BodyText"/>
+      </w:pPr>
+      <w:r>
+        <w:rPr>
+          <w:rFonts w:hint="eastAsia" w:ascii="宋体" w:hAnsi="宋体" w:eastAsia="宋体" w:cs="宋体"/>
+          <w:b/>
+          <w:bCs/>
+        </w:rPr>
+        <w:t xml:space="preserve">三条结论</w:t>
+      </w:r>
+      <w:r>
+        <w:rPr>
+          <w:rFonts w:hint="eastAsia" w:ascii="宋体" w:hAnsi="宋体" w:eastAsia="宋体" w:cs="宋体"/>
+        </w:rPr>
+        <w:t xml:space="preserve">：</w:t>
+      </w:r>
+    </w:p>
+    <w:p>
+      <w:pPr>
+        <w:pStyle w:val="Compact"/>
+        <w:numPr>
+          <w:ilvl w:val="0"/>
+          <w:numId w:val="1008"/>
+        </w:numPr>
+      </w:pPr>
+      <w:r>
+        <w:rPr>
+          <w:rFonts w:hint="eastAsia" w:ascii="宋体" w:hAnsi="宋体" w:eastAsia="宋体" w:cs="宋体"/>
+          <w:b/>
+          <w:bCs/>
+        </w:rPr>
+        <w:t xml:space="preserve">收益是后端强相关的，不是普适规律</w:t>
+      </w:r>
+      <w:r>
+        <w:rPr>
+          <w:rFonts w:ascii="宋体" w:hAnsi="宋体" w:eastAsia="宋体" w:cs="宋体"/>
+        </w:rPr>
+        <w:t xml:space="preserve">。legacy </w:t>
+      </w:r>
+      <w:r>
+        <w:rPr>
+          <w:rFonts w:hint="eastAsia" w:ascii="宋体" w:hAnsi="宋体" w:eastAsia="宋体" w:cs="宋体"/>
+        </w:rPr>
+        <w:t xml:space="preserve">后端上</w:t>
+      </w:r>
+      <w:r>
+        <w:t xml:space="preserve"> </w:t>
+      </w:r>
+      <w:r>
+        <w:rPr>
+          <w:rFonts w:hint="eastAsia" w:ascii="宋体" w:hAnsi="宋体" w:eastAsia="宋体" w:cs="宋体"/>
+        </w:rPr>
+        <w:t xml:space="preserve">+54%（pp512</w:t>
+      </w:r>
+      <w:r>
+        <w:t xml:space="preserve"> </w:t>
+      </w:r>
+      <w:r>
+        <w:rPr>
+          <w:rFonts w:hint="eastAsia" w:ascii="宋体" w:hAnsi="宋体" w:eastAsia="宋体" w:cs="宋体"/>
+        </w:rPr>
+        <w:t xml:space="preserve">口径为</w:t>
+      </w:r>
+      <w:r>
+        <w:t xml:space="preserve"> </w:t>
+      </w:r>
+      <w:r>
+        <w:rPr>
+          <w:rFonts w:hint="eastAsia" w:ascii="宋体" w:hAnsi="宋体" w:eastAsia="宋体" w:cs="宋体"/>
+        </w:rPr>
+        <w:t xml:space="preserve">+51%），v0.2.3</w:t>
+      </w:r>
+      <w:r>
+        <w:t xml:space="preserve"> </w:t>
+      </w:r>
+      <w:r>
+        <w:rPr>
+          <w:rFonts w:hint="eastAsia" w:ascii="宋体" w:hAnsi="宋体" w:eastAsia="宋体" w:cs="宋体"/>
+        </w:rPr>
+        <w:t xml:space="preserve">新后端上仅</w:t>
+      </w:r>
+      <w:r>
+        <w:rPr>
+          <w:rFonts w:ascii="宋体" w:hAnsi="宋体" w:eastAsia="宋体" w:cs="宋体"/>
+        </w:rPr>
+        <w:t xml:space="preserve"> +5.6%。</w:t>
+      </w:r>
+    </w:p>
+    <w:p>
+      <w:pPr>
+        <w:pStyle w:val="Compact"/>
+        <w:numPr>
+          <w:ilvl w:val="0"/>
+          <w:numId w:val="1008"/>
+        </w:numPr>
+      </w:pPr>
+      <w:r>
+        <w:rPr>
+          <w:rFonts w:ascii="宋体" w:hAnsi="宋体" w:eastAsia="宋体" w:cs="宋体"/>
+          <w:b/>
+          <w:bCs/>
+        </w:rPr>
+        <w:t xml:space="preserve">v0.2.3 </w:t>
+      </w:r>
+      <w:r>
+        <w:rPr>
+          <w:rFonts w:hint="eastAsia" w:ascii="宋体" w:hAnsi="宋体" w:eastAsia="宋体" w:cs="宋体"/>
+          <w:b/>
+          <w:bCs/>
+        </w:rPr>
+        <w:t xml:space="preserve">的绝对值全面低于</w:t>
+      </w:r>
+      <w:r>
+        <w:rPr>
+          <w:rFonts w:ascii="宋体" w:hAnsi="宋体" w:eastAsia="宋体" w:cs="宋体"/>
+          <w:b/>
+          <w:bCs/>
+        </w:rPr>
+        <w:t xml:space="preserve"> legacy</w:t>
+      </w:r>
+      <w:r>
+        <w:rPr>
+          <w:rFonts w:hint="eastAsia" w:ascii="宋体" w:hAnsi="宋体" w:eastAsia="宋体" w:cs="宋体"/>
+        </w:rPr>
+        <w:t xml:space="preserve">，即便换成自产文件也只有</w:t>
+      </w:r>
+      <w:r>
+        <w:t xml:space="preserve"> </w:t>
+      </w:r>
+      <w:r>
+        <w:rPr>
+          <w:rFonts w:hint="eastAsia" w:ascii="宋体" w:hAnsi="宋体" w:eastAsia="宋体" w:cs="宋体"/>
+        </w:rPr>
+        <w:t xml:space="preserve">5.26——与其</w:t>
+      </w:r>
+      <w:r>
+        <w:rPr>
+          <w:rFonts w:ascii="宋体" w:hAnsi="宋体" w:eastAsia="宋体" w:cs="宋体"/>
+        </w:rPr>
+        <w:t xml:space="preserve"> §8.2 </w:t>
+      </w:r>
+      <w:r>
+        <w:rPr>
+          <w:rFonts w:hint="eastAsia" w:ascii="宋体" w:hAnsi="宋体" w:eastAsia="宋体" w:cs="宋体"/>
+        </w:rPr>
+        <w:t xml:space="preserve">的</w:t>
+      </w:r>
+      <w:r>
+        <w:rPr>
+          <w:rFonts w:ascii="宋体" w:hAnsi="宋体" w:eastAsia="宋体" w:cs="宋体"/>
+        </w:rPr>
+        <w:t xml:space="preserve"> IME2 </w:t>
+      </w:r>
+      <w:r>
+        <w:rPr>
+          <w:rFonts w:hint="eastAsia" w:ascii="宋体" w:hAnsi="宋体" w:eastAsia="宋体" w:cs="宋体"/>
+        </w:rPr>
+        <w:t xml:space="preserve">缺失一致：低天花板掩盖了文件差异。</w:t>
+      </w:r>
+    </w:p>
+    <w:p>
+      <w:pPr>
+        <w:pStyle w:val="Compact"/>
+        <w:numPr>
+          <w:ilvl w:val="0"/>
+          <w:numId w:val="1008"/>
+        </w:numPr>
+      </w:pPr>
+      <w:r>
+        <w:rPr>
+          <w:rFonts w:hint="eastAsia" w:ascii="宋体" w:hAnsi="宋体" w:eastAsia="宋体" w:cs="宋体"/>
+          <w:b/>
+          <w:bCs/>
+        </w:rPr>
+        <w:t xml:space="preserve">本项目交付的对比（B1</w:t>
+      </w:r>
+      <w:r>
+        <w:rPr>
+          <w:rFonts w:ascii="宋体" w:hAnsi="宋体" w:eastAsia="宋体" w:cs="宋体"/>
+          <w:b/>
+          <w:bCs/>
+        </w:rPr>
+        <w:t xml:space="preserve"> vs </w:t>
+      </w:r>
+      <w:r>
+        <w:rPr>
+          <w:rFonts w:hint="eastAsia" w:ascii="宋体" w:hAnsi="宋体" w:eastAsia="宋体" w:cs="宋体"/>
+          <w:b/>
+          <w:bCs/>
+        </w:rPr>
+        <w:t xml:space="preserve">O）仍在</w:t>
+      </w:r>
+      <w:r>
+        <w:rPr>
+          <w:rFonts w:ascii="宋体" w:hAnsi="宋体" w:eastAsia="宋体" w:cs="宋体"/>
+          <w:b/>
+          <w:bCs/>
+        </w:rPr>
+        <w:t xml:space="preserve"> 0.1.1 </w:t>
+      </w:r>
+      <w:r>
+        <w:rPr>
+          <w:rFonts w:hint="eastAsia" w:ascii="宋体" w:hAnsi="宋体" w:eastAsia="宋体" w:cs="宋体"/>
+          <w:b/>
+          <w:bCs/>
+        </w:rPr>
+        <w:t xml:space="preserve">上完成</w:t>
+      </w:r>
+      <w:r>
+        <w:rPr>
+          <w:rFonts w:hint="eastAsia" w:ascii="宋体" w:hAnsi="宋体" w:eastAsia="宋体" w:cs="宋体"/>
+        </w:rPr>
+        <w:t xml:space="preserve">，因此</w:t>
+      </w:r>
+      <w:r>
+        <w:rPr>
+          <w:rFonts w:ascii="宋体" w:hAnsi="宋体" w:eastAsia="宋体" w:cs="宋体"/>
+        </w:rPr>
+        <w:t xml:space="preserve"> §8.1 </w:t>
+      </w:r>
+      <w:r>
+        <w:rPr>
+          <w:rFonts w:hint="eastAsia" w:ascii="宋体" w:hAnsi="宋体" w:eastAsia="宋体" w:cs="宋体"/>
+        </w:rPr>
+        <w:t xml:space="preserve">的</w:t>
+      </w:r>
+      <w:r>
+        <w:rPr>
+          <w:rFonts w:ascii="宋体" w:hAnsi="宋体" w:eastAsia="宋体" w:cs="宋体"/>
+        </w:rPr>
+        <w:t xml:space="preserve"> +87.8% </w:t>
+      </w:r>
+      <w:r>
+        <w:rPr>
+          <w:rFonts w:hint="eastAsia" w:ascii="宋体" w:hAnsi="宋体" w:eastAsia="宋体" w:cs="宋体"/>
+        </w:rPr>
+        <w:t xml:space="preserve">有效；但不应外推为”任何运行时上换量化文件都能提速一倍”。</w:t>
+      </w:r>
+    </w:p>
+    <w:p>
+      <w:pPr>
+        <w:pStyle w:val="BlockText"/>
+      </w:pPr>
+      <w:r>
+        <w:rPr>
+          <w:rFonts w:hint="eastAsia" w:ascii="宋体" w:hAnsi="宋体" w:eastAsia="宋体" w:cs="宋体"/>
+        </w:rPr>
+        <w:t xml:space="preserve">措辞上，§8.1</w:t>
+      </w:r>
+      <w:r>
+        <w:t xml:space="preserve"> </w:t>
+      </w:r>
+      <w:r>
+        <w:rPr>
+          <w:rFonts w:hint="eastAsia" w:ascii="宋体" w:hAnsi="宋体" w:eastAsia="宋体" w:cs="宋体"/>
+        </w:rPr>
+        <w:t xml:space="preserve">的结论应读作：「在</w:t>
+      </w:r>
+      <w:r>
+        <w:rPr>
+          <w:rFonts w:ascii="宋体" w:hAnsi="宋体" w:eastAsia="宋体" w:cs="宋体"/>
+        </w:rPr>
+        <w:t xml:space="preserve"> K1 </w:t>
+      </w:r>
+      <w:r>
+        <w:rPr>
+          <w:rFonts w:hint="eastAsia" w:ascii="宋体" w:hAnsi="宋体" w:eastAsia="宋体" w:cs="宋体"/>
+        </w:rPr>
+        <w:t xml:space="preserve">可用的最快运行时（0.1.1</w:t>
+      </w:r>
+      <w:r>
+        <w:t xml:space="preserve"> </w:t>
+      </w:r>
+      <w:r>
+        <w:rPr>
+          <w:rFonts w:hint="eastAsia" w:ascii="宋体" w:hAnsi="宋体" w:eastAsia="宋体" w:cs="宋体"/>
+        </w:rPr>
+        <w:t xml:space="preserve">legacy）上，替换量化文件可获</w:t>
+      </w:r>
+      <w:r>
+        <w:rPr>
+          <w:rFonts w:ascii="宋体" w:hAnsi="宋体" w:eastAsia="宋体" w:cs="宋体"/>
+        </w:rPr>
+        <w:t xml:space="preserve"> +87.8% </w:t>
+      </w:r>
+      <w:r>
+        <w:rPr>
+          <w:rFonts w:hint="eastAsia" w:ascii="宋体" w:hAnsi="宋体" w:eastAsia="宋体" w:cs="宋体"/>
+        </w:rPr>
+        <w:t xml:space="preserve">prefill」，</w:t>
+      </w:r>
+      <w:r>
+        <w:t xml:space="preserve"> </w:t>
+      </w:r>
+      <w:r>
+        <w:rPr>
+          <w:rFonts w:hint="eastAsia" w:ascii="宋体" w:hAnsi="宋体" w:eastAsia="宋体" w:cs="宋体"/>
+        </w:rPr>
+        <w:t xml:space="preserve">而非「量化文件本身就是</w:t>
+      </w:r>
+      <w:r>
+        <w:rPr>
+          <w:rFonts w:ascii="宋体" w:hAnsi="宋体" w:eastAsia="宋体" w:cs="宋体"/>
+        </w:rPr>
+        <w:t xml:space="preserve"> +87.8% </w:t>
+      </w:r>
+      <w:r>
+        <w:rPr>
+          <w:rFonts w:hint="eastAsia" w:ascii="宋体" w:hAnsi="宋体" w:eastAsia="宋体" w:cs="宋体"/>
+        </w:rPr>
+        <w:t xml:space="preserve">的普适优化」。</w:t>
+      </w:r>
+      <w:r>
+        <w:rPr>
+          <w:rFonts w:hint="eastAsia" w:ascii="宋体" w:hAnsi="宋体" w:eastAsia="宋体" w:cs="宋体"/>
+          <w:b/>
+          <w:bCs/>
+        </w:rPr>
+        <w:t xml:space="preserve">这一边界已写入</w:t>
+      </w:r>
+      <w:r>
+        <w:rPr>
+          <w:rFonts w:ascii="宋体" w:hAnsi="宋体" w:eastAsia="宋体" w:cs="宋体"/>
+          <w:b/>
+          <w:bCs/>
+        </w:rPr>
+        <w:t xml:space="preserve"> §12 </w:t>
+      </w:r>
+      <w:r>
+        <w:rPr>
+          <w:rFonts w:hint="eastAsia" w:ascii="宋体" w:hAnsi="宋体" w:eastAsia="宋体" w:cs="宋体"/>
+          <w:b/>
+          <w:bCs/>
+        </w:rPr>
+        <w:t xml:space="preserve">局限。</w:t>
+      </w:r>
+    </w:p>
+    <w:bookmarkStart w:id="37" w:name="附带发现devtcm-权限是性能开关放开反而更慢"/>
+    <w:p>
+      <w:pPr>
+        <w:pStyle w:val="Heading4"/>
+      </w:pPr>
+      <w:r>
+        <w:rPr>
+          <w:rFonts w:hint="eastAsia" w:ascii="黑体" w:hAnsi="黑体" w:eastAsia="黑体" w:cs="黑体"/>
+        </w:rPr>
+        <w:t xml:space="preserve">附带发现：</w:t>
+      </w:r>
+      <w:r>
+        <w:rPr>
+          <w:rStyle w:val="VerbatimChar"/>
+          <w:rFonts w:ascii="黑体" w:hAnsi="黑体" w:eastAsia="黑体" w:cs="黑体"/>
+        </w:rPr>
+        <w:t xml:space="preserve">/dev/tcm</w:t>
+      </w:r>
+      <w:r>
+        <w:t xml:space="preserve"> </w:t>
+      </w:r>
+      <w:r>
+        <w:rPr>
+          <w:rFonts w:hint="eastAsia" w:ascii="黑体" w:hAnsi="黑体" w:eastAsia="黑体" w:cs="黑体"/>
+        </w:rPr>
+        <w:t xml:space="preserve">权限是性能开关，放开反而更慢</w:t>
+      </w:r>
+    </w:p>
+    <w:p>
+      <w:pPr>
+        <w:pStyle w:val="FirstParagraph"/>
+      </w:pPr>
+      <w:r>
+        <w:rPr>
+          <w:rFonts w:hint="eastAsia" w:ascii="宋体" w:hAnsi="宋体" w:eastAsia="宋体" w:cs="宋体"/>
+        </w:rPr>
+        <w:t xml:space="preserve">复核过程中发现一个会直接导致测量失真、且极易踩中的陷阱：</w:t>
+      </w:r>
+    </w:p>
+    <w:tbl>
+      <w:tblPr>
+        <w:tblStyle w:val="Table"/>
+        <w:tblW w:type="pct" w:w="5000"/>
+        <w:tblLayout w:type="autofit"/>
+        <w:tblLook w:firstRow="1" w:lastRow="0" w:firstColumn="0" w:lastColumn="0" w:noHBand="0" w:noVBand="0" w:val="0020"/>
+      </w:tblPr>
+      <w:tblGrid>
+        <w:gridCol w:w="2640"/>
+        <w:gridCol w:w="2640"/>
+        <w:gridCol w:w="2640"/>
+      </w:tblGrid>
+      <w:tr>
+        <w:trPr>
+          <w:tblHeader w:val="on"/>
+        </w:trPr>
+        <w:tc>
+          <w:tcPr/>
+          <w:p>
+            <w:pPr>
+              <w:pStyle w:val="Compact"/>
+            </w:pPr>
+            <w:r>
+              <w:rPr>
+                <w:rStyle w:val="VerbatimChar"/>
+                <w:rFonts w:ascii="宋体" w:hAnsi="宋体" w:eastAsia="宋体" w:cs="宋体"/>
+              </w:rPr>
+              <w:t xml:space="preserve">/dev/tcm</w:t>
+            </w:r>
+            <w:r>
+              <w:t xml:space="preserve"> </w:t>
+            </w:r>
+            <w:r>
+              <w:rPr>
+                <w:rFonts w:hint="eastAsia" w:ascii="宋体" w:hAnsi="宋体" w:eastAsia="宋体" w:cs="宋体"/>
+              </w:rPr>
+              <w:t xml:space="preserve">权限</w:t>
+            </w:r>
+          </w:p>
+        </w:tc>
+        <w:tc>
+          <w:tcPr/>
+          <w:p>
+            <w:pPr>
+              <w:pStyle w:val="Compact"/>
+            </w:pPr>
+            <w:r>
+              <w:rPr>
+                <w:rFonts w:hint="eastAsia" w:ascii="宋体" w:hAnsi="宋体" w:eastAsia="宋体" w:cs="宋体"/>
+              </w:rPr>
+              <w:t xml:space="preserve">运行时</w:t>
+            </w:r>
+          </w:p>
+        </w:tc>
+        <w:tc>
+          <w:tcPr/>
+          <w:p>
+            <w:pPr>
+              <w:pStyle w:val="Compact"/>
+            </w:pPr>
+            <w:r>
+              <w:rPr>
+                <w:rFonts w:hint="eastAsia" w:ascii="宋体" w:hAnsi="宋体" w:eastAsia="宋体" w:cs="宋体"/>
+              </w:rPr>
+              <w:t xml:space="preserve">pp512（2B</w:t>
+            </w:r>
+            <w:r>
+              <w:t xml:space="preserve"> </w:t>
+            </w:r>
+            <w:r>
+              <w:rPr>
+                <w:rFonts w:hint="eastAsia" w:ascii="宋体" w:hAnsi="宋体" w:eastAsia="宋体" w:cs="宋体"/>
+              </w:rPr>
+              <w:t xml:space="preserve">自产</w:t>
+            </w:r>
+            <w:r>
+              <w:t xml:space="preserve"> </w:t>
+            </w:r>
+            <w:r>
+              <w:rPr>
+                <w:rFonts w:hint="eastAsia" w:ascii="宋体" w:hAnsi="宋体" w:eastAsia="宋体" w:cs="宋体"/>
+              </w:rPr>
+              <w:t xml:space="preserve">Q4_0）</w:t>
+            </w:r>
+          </w:p>
+        </w:tc>
+      </w:tr>
+      <w:tr>
+        <w:tc>
+          <w:tcPr/>
+          <w:p>
+            <w:pPr>
+              <w:pStyle w:val="Compact"/>
+            </w:pPr>
+            <w:r>
+              <w:rPr>
+                <w:rStyle w:val="VerbatimChar"/>
+                <w:rFonts w:ascii="宋体" w:hAnsi="宋体" w:eastAsia="宋体" w:cs="宋体"/>
+              </w:rPr>
+              <w:t xml:space="preserve">600</w:t>
+            </w:r>
+            <w:r>
+              <w:rPr>
+                <w:rFonts w:hint="eastAsia" w:ascii="宋体" w:hAnsi="宋体" w:eastAsia="宋体" w:cs="宋体"/>
+              </w:rPr>
+              <w:t xml:space="preserve">（出厂默认）</w:t>
+            </w:r>
+          </w:p>
+        </w:tc>
+        <w:tc>
+          <w:tcPr/>
+          <w:p>
+            <w:pPr>
+              <w:pStyle w:val="Compact"/>
+            </w:pPr>
+            <w:r>
+              <w:rPr>
+                <w:rFonts w:ascii="宋体" w:hAnsi="宋体" w:eastAsia="宋体" w:cs="宋体"/>
+              </w:rPr>
+              <w:t xml:space="preserve">apt </w:t>
+            </w:r>
+            <w:r>
+              <w:rPr>
+                <w:rFonts w:hint="eastAsia" w:ascii="宋体" w:hAnsi="宋体" w:eastAsia="宋体" w:cs="宋体"/>
+              </w:rPr>
+              <w:t xml:space="preserve">原版</w:t>
+            </w:r>
+            <w:r>
+              <w:rPr>
+                <w:rFonts w:ascii="宋体" w:hAnsi="宋体" w:eastAsia="宋体" w:cs="宋体"/>
+              </w:rPr>
+              <w:t xml:space="preserve"> 0.1.1</w:t>
+            </w:r>
+          </w:p>
+        </w:tc>
+        <w:tc>
+          <w:tcPr/>
+          <w:p>
+            <w:pPr>
+              <w:pStyle w:val="Compact"/>
+            </w:pPr>
+            <w:r>
+              <w:rPr>
+                <w:rFonts w:ascii="宋体" w:hAnsi="宋体" w:eastAsia="宋体" w:cs="宋体"/>
+                <w:b/>
+                <w:bCs/>
+              </w:rPr>
+              <w:t xml:space="preserve">20.36</w:t>
+            </w:r>
+            <w:r>
+              <w:rPr>
+                <w:rFonts w:hint="eastAsia" w:ascii="宋体" w:hAnsi="宋体" w:eastAsia="宋体" w:cs="宋体"/>
+              </w:rPr>
+              <w:t xml:space="preserve">（§8.1</w:t>
+            </w:r>
+            <w:r>
+              <w:t xml:space="preserve"> </w:t>
+            </w:r>
+            <w:r>
+              <w:rPr>
+                <w:rFonts w:hint="eastAsia" w:ascii="宋体" w:hAnsi="宋体" w:eastAsia="宋体" w:cs="宋体"/>
+              </w:rPr>
+              <w:t xml:space="preserve">的基线状态）</w:t>
+            </w:r>
+          </w:p>
+        </w:tc>
+      </w:tr>
+      <w:tr>
+        <w:tc>
+          <w:tcPr/>
+          <w:p>
+            <w:pPr>
+              <w:pStyle w:val="Compact"/>
+            </w:pPr>
+            <w:r>
+              <w:rPr>
+                <w:rStyle w:val="VerbatimChar"/>
+                <w:rFonts w:ascii="宋体" w:hAnsi="宋体" w:eastAsia="宋体" w:cs="宋体"/>
+              </w:rPr>
+              <w:t xml:space="preserve">666</w:t>
+            </w:r>
+            <w:r>
+              <w:rPr>
+                <w:rFonts w:hint="eastAsia" w:ascii="宋体" w:hAnsi="宋体" w:eastAsia="宋体" w:cs="宋体"/>
+              </w:rPr>
+              <w:t xml:space="preserve">（放开）</w:t>
+            </w:r>
+          </w:p>
+        </w:tc>
+        <w:tc>
+          <w:tcPr/>
+          <w:p>
+            <w:pPr>
+              <w:pStyle w:val="Compact"/>
+            </w:pPr>
+            <w:r>
+              <w:rPr>
+                <w:rFonts w:ascii="宋体" w:hAnsi="宋体" w:eastAsia="宋体" w:cs="宋体"/>
+              </w:rPr>
+              <w:t xml:space="preserve">apt </w:t>
+            </w:r>
+            <w:r>
+              <w:rPr>
+                <w:rFonts w:hint="eastAsia" w:ascii="宋体" w:hAnsi="宋体" w:eastAsia="宋体" w:cs="宋体"/>
+              </w:rPr>
+              <w:t xml:space="preserve">原版</w:t>
+            </w:r>
+            <w:r>
+              <w:rPr>
+                <w:rFonts w:ascii="宋体" w:hAnsi="宋体" w:eastAsia="宋体" w:cs="宋体"/>
+              </w:rPr>
+              <w:t xml:space="preserve"> 0.1.1</w:t>
+            </w:r>
+          </w:p>
+        </w:tc>
+        <w:tc>
+          <w:tcPr/>
+          <w:p>
+            <w:pPr>
+              <w:pStyle w:val="Compact"/>
+            </w:pPr>
+            <w:r>
+              <w:rPr>
+                <w:rFonts w:hint="eastAsia" w:ascii="宋体" w:hAnsi="宋体" w:eastAsia="宋体" w:cs="宋体"/>
+                <w:b/>
+                <w:bCs/>
+              </w:rPr>
+              <w:t xml:space="preserve">12.72（−38%）</w:t>
+            </w:r>
+          </w:p>
+        </w:tc>
+      </w:tr>
+      <w:tr>
+        <w:tc>
+          <w:tcPr/>
+          <w:p>
+            <w:pPr>
+              <w:pStyle w:val="Compact"/>
+            </w:pPr>
+            <w:r>
+              <w:rPr>
+                <w:rStyle w:val="VerbatimChar"/>
+                <w:rFonts w:ascii="宋体" w:hAnsi="宋体" w:eastAsia="宋体" w:cs="宋体"/>
+              </w:rPr>
+              <w:t xml:space="preserve">666</w:t>
+            </w:r>
+          </w:p>
+        </w:tc>
+        <w:tc>
+          <w:tcPr/>
+          <w:p>
+            <w:pPr>
+              <w:pStyle w:val="Compact"/>
+            </w:pPr>
+            <w:r>
+              <w:rPr>
+                <w:rFonts w:hint="eastAsia" w:ascii="宋体" w:hAnsi="宋体" w:eastAsia="宋体" w:cs="宋体"/>
+              </w:rPr>
+              <w:t xml:space="preserve">打过</w:t>
+            </w:r>
+            <w:r>
+              <w:rPr>
+                <w:rFonts w:ascii="宋体" w:hAnsi="宋体" w:eastAsia="宋体" w:cs="宋体"/>
+              </w:rPr>
+              <w:t xml:space="preserve"> TCM patch </w:t>
+            </w:r>
+            <w:r>
+              <w:rPr>
+                <w:rFonts w:hint="eastAsia" w:ascii="宋体" w:hAnsi="宋体" w:eastAsia="宋体" w:cs="宋体"/>
+              </w:rPr>
+              <w:t xml:space="preserve">的</w:t>
+            </w:r>
+            <w:r>
+              <w:rPr>
+                <w:rFonts w:ascii="宋体" w:hAnsi="宋体" w:eastAsia="宋体" w:cs="宋体"/>
+              </w:rPr>
+              <w:t xml:space="preserve"> 0.1.1</w:t>
+            </w:r>
+          </w:p>
+        </w:tc>
+        <w:tc>
+          <w:tcPr/>
+          <w:p>
+            <w:pPr>
+              <w:pStyle w:val="Compact"/>
+            </w:pPr>
+            <w:r>
+              <w:rPr>
+                <w:rFonts w:ascii="宋体" w:hAnsi="宋体" w:eastAsia="宋体" w:cs="宋体"/>
+                <w:b/>
+                <w:bCs/>
+              </w:rPr>
+              <w:t xml:space="preserve">20.36</w:t>
+            </w:r>
+          </w:p>
+        </w:tc>
+      </w:tr>
+    </w:tbl>
+    <w:p>
+      <w:pPr>
+        <w:pStyle w:val="BodyText"/>
+      </w:pPr>
+      <w:r>
+        <w:rPr>
+          <w:rFonts w:hint="eastAsia" w:ascii="宋体" w:hAnsi="宋体" w:eastAsia="宋体" w:cs="宋体"/>
+        </w:rPr>
+        <w:t xml:space="preserve">机制：原版</w:t>
+      </w:r>
+      <w:r>
+        <w:rPr>
+          <w:rFonts w:ascii="宋体" w:hAnsi="宋体" w:eastAsia="宋体" w:cs="宋体"/>
+        </w:rPr>
+        <w:t xml:space="preserve"> 0.1.1 </w:t>
+      </w:r>
+      <w:r>
+        <w:rPr>
+          <w:rFonts w:hint="eastAsia" w:ascii="宋体" w:hAnsi="宋体" w:eastAsia="宋体" w:cs="宋体"/>
+        </w:rPr>
+        <w:t xml:space="preserve">只认</w:t>
+      </w:r>
+      <w:r>
+        <w:t xml:space="preserve"> </w:t>
+      </w:r>
+      <w:r>
+        <w:rPr>
+          <w:rStyle w:val="VerbatimChar"/>
+          <w:rFonts w:ascii="宋体" w:hAnsi="宋体" w:eastAsia="宋体" w:cs="宋体"/>
+        </w:rPr>
+        <w:t xml:space="preserve">/dev/tcm_sync_mem</w:t>
+      </w:r>
+      <w:r>
+        <w:rPr>
+          <w:rFonts w:hint="eastAsia" w:ascii="宋体" w:hAnsi="宋体" w:eastAsia="宋体" w:cs="宋体"/>
+        </w:rPr>
+        <w:t xml:space="preserve">。权限放开后它能打开</w:t>
+      </w:r>
+      <w:r>
+        <w:t xml:space="preserve"> </w:t>
+      </w:r>
+      <w:r>
+        <w:rPr>
+          <w:rStyle w:val="VerbatimChar"/>
+          <w:rFonts w:ascii="宋体" w:hAnsi="宋体" w:eastAsia="宋体" w:cs="宋体"/>
+        </w:rPr>
+        <w:t xml:space="preserve">/dev/tcm</w:t>
+      </w:r>
+      <w:r>
+        <w:rPr>
+          <w:rFonts w:hint="eastAsia" w:ascii="宋体" w:hAnsi="宋体" w:eastAsia="宋体" w:cs="宋体"/>
+        </w:rPr>
+        <w:t xml:space="preserve">、报告</w:t>
+      </w:r>
+      <w:r>
+        <w:t xml:space="preserve"> </w:t>
+      </w:r>
+      <w:r>
+        <w:rPr>
+          <w:rStyle w:val="VerbatimChar"/>
+          <w:rFonts w:ascii="宋体" w:hAnsi="宋体" w:eastAsia="宋体" w:cs="宋体"/>
+        </w:rPr>
+        <w:t xml:space="preserve">tcm is available, blk_num: 4</w:t>
+      </w:r>
+      <w:r>
+        <w:rPr>
+          <w:rFonts w:hint="eastAsia" w:ascii="宋体" w:hAnsi="宋体" w:eastAsia="宋体" w:cs="宋体"/>
+        </w:rPr>
+        <w:t xml:space="preserve">，</w:t>
+      </w:r>
+      <w:r>
+        <w:t xml:space="preserve"> </w:t>
+      </w:r>
+      <w:r>
+        <w:rPr>
+          <w:rFonts w:hint="eastAsia" w:ascii="宋体" w:hAnsi="宋体" w:eastAsia="宋体" w:cs="宋体"/>
+        </w:rPr>
+        <w:t xml:space="preserve">但取不到同步块，仍</w:t>
+      </w:r>
+      <w:r>
+        <w:t xml:space="preserve"> </w:t>
+      </w:r>
+      <w:r>
+        <w:rPr>
+          <w:rStyle w:val="VerbatimChar"/>
+          <w:rFonts w:ascii="宋体" w:hAnsi="宋体" w:eastAsia="宋体" w:cs="宋体"/>
+        </w:rPr>
+        <w:t xml:space="preserve">falling back to heap</w:t>
+      </w:r>
+      <w:r>
+        <w:rPr>
+          <w:rFonts w:ascii="宋体" w:hAnsi="宋体" w:eastAsia="宋体" w:cs="宋体"/>
+        </w:rPr>
+        <w:t xml:space="preserve">——</w:t>
+      </w:r>
+      <w:r>
+        <w:rPr>
+          <w:rFonts w:hint="eastAsia" w:ascii="宋体" w:hAnsi="宋体" w:eastAsia="宋体" w:cs="宋体"/>
+          <w:b/>
+          <w:bCs/>
+        </w:rPr>
+        <w:t xml:space="preserve">半可用状态比完全不可用更慢</w:t>
+      </w:r>
+      <w:r>
+        <w:rPr>
+          <w:rFonts w:hint="eastAsia" w:ascii="宋体" w:hAnsi="宋体" w:eastAsia="宋体" w:cs="宋体"/>
+        </w:rPr>
+        <w:t xml:space="preserve">：TCM</w:t>
+      </w:r>
+      <w:r>
+        <w:t xml:space="preserve"> </w:t>
+      </w:r>
+      <w:r>
+        <w:rPr>
+          <w:rFonts w:hint="eastAsia" w:ascii="宋体" w:hAnsi="宋体" w:eastAsia="宋体" w:cs="宋体"/>
+        </w:rPr>
+        <w:t xml:space="preserve">被映射却无法同步，</w:t>
+      </w:r>
+      <w:r>
+        <w:t xml:space="preserve"> </w:t>
+      </w:r>
+      <w:r>
+        <w:rPr>
+          <w:rFonts w:hint="eastAsia" w:ascii="宋体" w:hAnsi="宋体" w:eastAsia="宋体" w:cs="宋体"/>
+        </w:rPr>
+        <w:t xml:space="preserve">反而引入额外串行开销。打了补丁的版本能正确使用</w:t>
+      </w:r>
+      <w:r>
+        <w:t xml:space="preserve"> </w:t>
+      </w:r>
+      <w:r>
+        <w:rPr>
+          <w:rFonts w:hint="eastAsia" w:ascii="宋体" w:hAnsi="宋体" w:eastAsia="宋体" w:cs="宋体"/>
+        </w:rPr>
+        <w:t xml:space="preserve">TCM，因此不受影响，与堆内存路径持平。</w:t>
+      </w:r>
+    </w:p>
+    <w:p>
+      <w:pPr>
+        <w:pStyle w:val="BodyText"/>
+      </w:pPr>
+      <w:r>
+        <w:rPr>
+          <w:rFonts w:hint="eastAsia" w:ascii="宋体" w:hAnsi="宋体" w:eastAsia="宋体" w:cs="宋体"/>
+          <w:b/>
+          <w:bCs/>
+        </w:rPr>
+        <w:t xml:space="preserve">工程含义（两条硬约束）</w:t>
+      </w:r>
+      <w:r>
+        <w:rPr>
+          <w:rFonts w:hint="eastAsia" w:ascii="宋体" w:hAnsi="宋体" w:eastAsia="宋体" w:cs="宋体"/>
+        </w:rPr>
+        <w:t xml:space="preserve">：</w:t>
+      </w:r>
+    </w:p>
+    <w:p>
+      <w:pPr>
+        <w:pStyle w:val="Compact"/>
+        <w:numPr>
+          <w:ilvl w:val="0"/>
+          <w:numId w:val="1009"/>
+        </w:numPr>
+      </w:pPr>
+      <w:r>
+        <w:rPr>
+          <w:rFonts w:hint="eastAsia" w:ascii="宋体" w:hAnsi="宋体" w:eastAsia="宋体" w:cs="宋体"/>
+          <w:b/>
+          <w:bCs/>
+        </w:rPr>
+        <w:t xml:space="preserve">基线测量必须保持</w:t>
+      </w:r>
+      <w:r>
+        <w:rPr>
+          <w:b/>
+          <w:bCs/>
+        </w:rPr>
+        <w:t xml:space="preserve"> </w:t>
+      </w:r>
+      <w:r>
+        <w:rPr>
+          <w:rStyle w:val="VerbatimChar"/>
+          <w:rFonts w:ascii="宋体" w:hAnsi="宋体" w:eastAsia="宋体" w:cs="宋体"/>
+          <w:b/>
+          <w:bCs/>
+        </w:rPr>
+        <w:t xml:space="preserve">/dev/tcm</w:t>
+      </w:r>
+      <w:r>
+        <w:rPr>
+          <w:b/>
+          <w:bCs/>
+        </w:rPr>
+        <w:t xml:space="preserve"> </w:t>
+      </w:r>
+      <w:r>
+        <w:rPr>
+          <w:rFonts w:hint="eastAsia" w:ascii="宋体" w:hAnsi="宋体" w:eastAsia="宋体" w:cs="宋体"/>
+          <w:b/>
+          <w:bCs/>
+        </w:rPr>
+        <w:t xml:space="preserve">为</w:t>
+      </w:r>
+      <w:r>
+        <w:rPr>
+          <w:rFonts w:ascii="宋体" w:hAnsi="宋体" w:eastAsia="宋体" w:cs="宋体"/>
+          <w:b/>
+          <w:bCs/>
+        </w:rPr>
+        <w:t xml:space="preserve"> 600</w:t>
+      </w:r>
+      <w:r>
+        <w:rPr>
+          <w:rFonts w:hint="eastAsia" w:ascii="宋体" w:hAnsi="宋体" w:eastAsia="宋体" w:cs="宋体"/>
+        </w:rPr>
+        <w:t xml:space="preserve">（出厂状态）。本文全部数据均在</w:t>
+      </w:r>
+      <w:r>
+        <w:rPr>
+          <w:rFonts w:ascii="宋体" w:hAnsi="宋体" w:eastAsia="宋体" w:cs="宋体"/>
+        </w:rPr>
+        <w:t xml:space="preserve"> 600 </w:t>
+      </w:r>
+      <w:r>
+        <w:rPr>
+          <w:rFonts w:hint="eastAsia" w:ascii="宋体" w:hAnsi="宋体" w:eastAsia="宋体" w:cs="宋体"/>
+        </w:rPr>
+        <w:t xml:space="preserve">下测得；一旦</w:t>
+      </w:r>
+      <w:r>
+        <w:t xml:space="preserve"> </w:t>
+      </w:r>
+      <w:r>
+        <w:rPr>
+          <w:rFonts w:hint="eastAsia" w:ascii="宋体" w:hAnsi="宋体" w:eastAsia="宋体" w:cs="宋体"/>
+        </w:rPr>
+        <w:t xml:space="preserve">chmod，需重测。</w:t>
+      </w:r>
+    </w:p>
+    <w:p>
+      <w:pPr>
+        <w:pStyle w:val="Compact"/>
+        <w:numPr>
+          <w:ilvl w:val="0"/>
+          <w:numId w:val="1009"/>
+        </w:numPr>
+      </w:pPr>
+      <w:r>
+        <w:rPr>
+          <w:rFonts w:ascii="宋体" w:hAnsi="宋体" w:eastAsia="宋体" w:cs="宋体"/>
+          <w:b/>
+          <w:bCs/>
+        </w:rPr>
+        <w:t xml:space="preserve">TCM </w:t>
+      </w:r>
+      <w:r>
+        <w:rPr>
+          <w:rFonts w:hint="eastAsia" w:ascii="宋体" w:hAnsi="宋体" w:eastAsia="宋体" w:cs="宋体"/>
+          <w:b/>
+          <w:bCs/>
+        </w:rPr>
+        <w:t xml:space="preserve">是独占资源</w:t>
+      </w:r>
+      <w:r>
+        <w:rPr>
+          <w:rFonts w:hint="eastAsia" w:ascii="宋体" w:hAnsi="宋体" w:eastAsia="宋体" w:cs="宋体"/>
+        </w:rPr>
+        <w:t xml:space="preserve">。残留进程持有</w:t>
+      </w:r>
+      <w:r>
+        <w:t xml:space="preserve"> </w:t>
+      </w:r>
+      <w:r>
+        <w:rPr>
+          <w:rStyle w:val="VerbatimChar"/>
+          <w:rFonts w:ascii="宋体" w:hAnsi="宋体" w:eastAsia="宋体" w:cs="宋体"/>
+        </w:rPr>
+        <w:t xml:space="preserve">/dev/tcm</w:t>
+      </w:r>
+      <w:r>
+        <w:t xml:space="preserve"> </w:t>
+      </w:r>
+      <w:r>
+        <w:rPr>
+          <w:rFonts w:hint="eastAsia" w:ascii="宋体" w:hAnsi="宋体" w:eastAsia="宋体" w:cs="宋体"/>
+        </w:rPr>
+        <w:t xml:space="preserve">会让后续测量同样退化。测前检查</w:t>
+      </w:r>
+      <w:r>
+        <w:t xml:space="preserve"> </w:t>
+      </w:r>
+      <w:r>
+        <w:rPr>
+          <w:rStyle w:val="VerbatimChar"/>
+          <w:rFonts w:ascii="宋体" w:hAnsi="宋体" w:eastAsia="宋体" w:cs="宋体"/>
+        </w:rPr>
+        <w:t xml:space="preserve">fuser /dev/tcm</w:t>
+      </w:r>
+      <w:r>
+        <w:rPr>
+          <w:rFonts w:hint="eastAsia" w:ascii="宋体" w:hAnsi="宋体" w:eastAsia="宋体" w:cs="宋体"/>
+        </w:rPr>
+        <w:t xml:space="preserve">，</w:t>
+      </w:r>
+      <w:r>
+        <w:t xml:space="preserve"> </w:t>
+      </w:r>
+      <w:r>
+        <w:rPr>
+          <w:rFonts w:hint="eastAsia" w:ascii="宋体" w:hAnsi="宋体" w:eastAsia="宋体" w:cs="宋体"/>
+        </w:rPr>
+        <w:t xml:space="preserve">清理时用</w:t>
+      </w:r>
+      <w:r>
+        <w:t xml:space="preserve"> </w:t>
+      </w:r>
+      <w:r>
+        <w:rPr>
+          <w:rStyle w:val="VerbatimChar"/>
+          <w:rFonts w:ascii="宋体" w:hAnsi="宋体" w:eastAsia="宋体" w:cs="宋体"/>
+        </w:rPr>
+        <w:t xml:space="preserve">pkill -9 -f "llama[-]bench"</w:t>
+      </w:r>
+      <w:r>
+        <w:rPr>
+          <w:rFonts w:hint="eastAsia" w:ascii="宋体" w:hAnsi="宋体" w:eastAsia="宋体" w:cs="宋体"/>
+        </w:rPr>
+        <w:t xml:space="preserve">（方括号避免</w:t>
+      </w:r>
+      <w:r>
+        <w:rPr>
+          <w:rFonts w:ascii="宋体" w:hAnsi="宋体" w:eastAsia="宋体" w:cs="宋体"/>
+        </w:rPr>
+        <w:t xml:space="preserve"> pkill </w:t>
+      </w:r>
+      <w:r>
+        <w:rPr>
+          <w:rFonts w:hint="eastAsia" w:ascii="宋体" w:hAnsi="宋体" w:eastAsia="宋体" w:cs="宋体"/>
+        </w:rPr>
+        <w:t xml:space="preserve">匹配到自身命令行）。</w:t>
+      </w:r>
+    </w:p>
+    <w:p>
+      <w:pPr>
+        <w:pStyle w:val="BlockText"/>
+      </w:pPr>
+      <w:r>
+        <w:rPr>
+          <w:rFonts w:hint="eastAsia" w:ascii="宋体" w:hAnsi="宋体" w:eastAsia="宋体" w:cs="宋体"/>
+        </w:rPr>
+        <w:t xml:space="preserve">记录一次自查：复核初期观察到”整机变慢</w:t>
+      </w:r>
+      <w:r>
+        <w:t xml:space="preserve"> </w:t>
+      </w:r>
+      <w:r>
+        <w:rPr>
+          <w:rFonts w:hint="eastAsia" w:ascii="宋体" w:hAnsi="宋体" w:eastAsia="宋体" w:cs="宋体"/>
+        </w:rPr>
+        <w:t xml:space="preserve">50%“，一度怀疑硬件或降频；实际是此前为测试</w:t>
+      </w:r>
+      <w:r>
+        <w:rPr>
+          <w:rFonts w:ascii="宋体" w:hAnsi="宋体" w:eastAsia="宋体" w:cs="宋体"/>
+        </w:rPr>
+        <w:t xml:space="preserve"> TCM patch </w:t>
+      </w:r>
+      <w:r>
+        <w:rPr>
+          <w:rFonts w:hint="eastAsia" w:ascii="宋体" w:hAnsi="宋体" w:eastAsia="宋体" w:cs="宋体"/>
+        </w:rPr>
+        <w:t xml:space="preserve">而</w:t>
+      </w:r>
+      <w:r>
+        <w:t xml:space="preserve"> </w:t>
+      </w:r>
+      <w:r>
+        <w:rPr>
+          <w:rStyle w:val="VerbatimChar"/>
+          <w:rFonts w:ascii="宋体" w:hAnsi="宋体" w:eastAsia="宋体" w:cs="宋体"/>
+        </w:rPr>
+        <w:t xml:space="preserve">chmod 666</w:t>
+      </w:r>
+      <w:r>
+        <w:t xml:space="preserve"> </w:t>
+      </w:r>
+      <w:r>
+        <w:rPr>
+          <w:rFonts w:hint="eastAsia" w:ascii="宋体" w:hAnsi="宋体" w:eastAsia="宋体" w:cs="宋体"/>
+        </w:rPr>
+        <w:t xml:space="preserve">未复原。</w:t>
+      </w:r>
+      <w:r>
+        <w:rPr>
+          <w:rFonts w:hint="eastAsia" w:ascii="宋体" w:hAnsi="宋体" w:eastAsia="宋体" w:cs="宋体"/>
+          <w:b/>
+          <w:bCs/>
+        </w:rPr>
+        <w:t xml:space="preserve">同一二进制、同一模型、仅权限不同，pp512</w:t>
+      </w:r>
+      <w:r>
+        <w:rPr>
+          <w:b/>
+          <w:bCs/>
+        </w:rPr>
+        <w:t xml:space="preserve"> </w:t>
+      </w:r>
+      <w:r>
+        <w:rPr>
+          <w:rFonts w:hint="eastAsia" w:ascii="宋体" w:hAnsi="宋体" w:eastAsia="宋体" w:cs="宋体"/>
+          <w:b/>
+          <w:bCs/>
+        </w:rPr>
+        <w:t xml:space="preserve">相差</w:t>
+      </w:r>
+      <w:r>
+        <w:rPr>
+          <w:rFonts w:ascii="宋体" w:hAnsi="宋体" w:eastAsia="宋体" w:cs="宋体"/>
+          <w:b/>
+          <w:bCs/>
+        </w:rPr>
+        <w:t xml:space="preserve"> 38%</w:t>
+      </w:r>
+      <w:r>
+        <w:rPr>
+          <w:rFonts w:hint="eastAsia" w:ascii="宋体" w:hAnsi="宋体" w:eastAsia="宋体" w:cs="宋体"/>
+        </w:rPr>
+        <w:t xml:space="preserve">——这也说明</w:t>
+      </w:r>
+      <w:r>
+        <w:t xml:space="preserve"> </w:t>
+      </w:r>
+      <w:r>
+        <w:rPr>
+          <w:rFonts w:hint="eastAsia" w:ascii="宋体" w:hAnsi="宋体" w:eastAsia="宋体" w:cs="宋体"/>
+        </w:rPr>
+        <w:t xml:space="preserve">边缘设备做性能测量时，设备状态（权限、残留进程）与频率温度同等重要，必须一并纳入变量清单。</w:t>
+      </w:r>
+    </w:p>
+    <w:p>
+      <w:r>
+        <w:pict>
+          <v:rect style="width:0;height:1.5pt" o:hralign="center" o:hrstd="t" o:hr="t"/>
+        </w:pict>
+      </w:r>
+    </w:p>
     <w:bookmarkEnd w:id="37"/>
-    <w:bookmarkStart w:id="45" w:name="长上下文性能20分"/>
+    <w:bookmarkEnd w:id="38"/>
+    <w:bookmarkEnd w:id="39"/>
+    <w:bookmarkStart w:id="47" w:name="长上下文性能20分"/>
     <w:p>
       <w:pPr>
         <w:pStyle w:val="Heading2"/>
@@ -15309,7 +17611,7 @@
         <w:t xml:space="preserve">长上下文性能（20分）</w:t>
       </w:r>
     </w:p>
-    <w:bookmarkStart w:id="38" w:name="吞吐衰减曲线"/>
+    <w:bookmarkStart w:id="40" w:name="吞吐衰减曲线"/>
     <w:p>
       <w:pPr>
         <w:pStyle w:val="Heading3"/>
@@ -16350,7 +18652,7 @@
         <w:pStyle w:val="Compact"/>
         <w:numPr>
           <w:ilvl w:val="0"/>
-          <w:numId w:val="1007"/>
+          <w:numId w:val="1010"/>
         </w:numPr>
       </w:pPr>
       <w:r>
@@ -16416,7 +18718,7 @@
         <w:pStyle w:val="Compact"/>
         <w:numPr>
           <w:ilvl w:val="0"/>
-          <w:numId w:val="1007"/>
+          <w:numId w:val="1010"/>
         </w:numPr>
       </w:pPr>
       <w:r>
@@ -16451,7 +18753,7 @@
         <w:pStyle w:val="Compact"/>
         <w:numPr>
           <w:ilvl w:val="0"/>
-          <w:numId w:val="1007"/>
+          <w:numId w:val="1010"/>
         </w:numPr>
       </w:pPr>
       <w:r>
@@ -16515,7 +18817,7 @@
         <w:pStyle w:val="Compact"/>
         <w:numPr>
           <w:ilvl w:val="0"/>
-          <w:numId w:val="1007"/>
+          <w:numId w:val="1010"/>
         </w:numPr>
       </w:pPr>
       <w:r>
@@ -17226,8 +19528,8 @@
         <w:t xml:space="preserve">分块对齐或页表驻留有关，未进一步验证，不作为结论。</w:t>
       </w:r>
     </w:p>
-    <w:bookmarkEnd w:id="38"/>
-    <w:bookmarkStart w:id="39" w:name="内存与稳定性"/>
+    <w:bookmarkEnd w:id="40"/>
+    <w:bookmarkStart w:id="41" w:name="内存与稳定性"/>
     <w:p>
       <w:pPr>
         <w:pStyle w:val="Heading3"/>
@@ -18457,8 +20759,8 @@
         <w:t xml:space="preserve">异常退出。</w:t>
       </w:r>
     </w:p>
-    <w:bookmarkEnd w:id="39"/>
-    <w:bookmarkStart w:id="40" w:name="多轮-ttft-与-context-shift"/>
+    <w:bookmarkEnd w:id="41"/>
+    <w:bookmarkStart w:id="42" w:name="多轮-ttft-与-context-shift"/>
     <w:p>
       <w:pPr>
         <w:pStyle w:val="Heading3"/>
@@ -18891,8 +21193,8 @@
         <w:t xml:space="preserve">。</w:t>
       </w:r>
     </w:p>
-    <w:bookmarkEnd w:id="40"/>
-    <w:bookmarkStart w:id="41" w:name="kv-cache-量化实测不可行"/>
+    <w:bookmarkEnd w:id="42"/>
+    <w:bookmarkStart w:id="43" w:name="kv-cache-量化实测不可行"/>
     <w:p>
       <w:pPr>
         <w:pStyle w:val="Heading3"/>
@@ -19620,8 +21922,8 @@
         <w:t xml:space="preserve">GB，内存本就不是瓶颈，真正受限的是吞吐）。</w:t>
       </w:r>
     </w:p>
-    <w:bookmarkEnd w:id="41"/>
-    <w:bookmarkStart w:id="44" w:name="架构性改造已实施的-patch-与未实施的设想"/>
+    <w:bookmarkEnd w:id="43"/>
+    <w:bookmarkStart w:id="46" w:name="架构性改造已实施的-patch-与未实施的设想"/>
     <w:p>
       <w:pPr>
         <w:pStyle w:val="Heading3"/>
@@ -19651,7 +21953,7 @@
         <w:t xml:space="preserve">与未实施的设想</w:t>
       </w:r>
     </w:p>
-    <w:bookmarkStart w:id="42" w:name="X506533024296aab501851c7182494a6fe4c735f"/>
+    <w:bookmarkStart w:id="44" w:name="X506533024296aab501851c7182494a6fe4c735f"/>
     <w:p>
       <w:pPr>
         <w:pStyle w:val="Heading4"/>
@@ -21419,8 +23721,8 @@
         <w:t xml:space="preserve">第十节。</w:t>
       </w:r>
     </w:p>
-    <w:bookmarkEnd w:id="42"/>
-    <w:bookmarkStart w:id="43" w:name="未实施gdn-循环状态定长快照"/>
+    <w:bookmarkEnd w:id="44"/>
+    <w:bookmarkStart w:id="45" w:name="未实施gdn-循环状态定长快照"/>
     <w:p>
       <w:pPr>
         <w:pStyle w:val="Heading4"/>
@@ -22099,10 +24401,10 @@
         </w:pict>
       </w:r>
     </w:p>
-    <w:bookmarkEnd w:id="43"/>
-    <w:bookmarkEnd w:id="44"/>
     <w:bookmarkEnd w:id="45"/>
-    <w:bookmarkStart w:id="49" w:name="质量评估3分项"/>
+    <w:bookmarkEnd w:id="46"/>
+    <w:bookmarkEnd w:id="47"/>
+    <w:bookmarkStart w:id="51" w:name="质量评估3分项"/>
     <w:p>
       <w:pPr>
         <w:pStyle w:val="Heading2"/>
@@ -22120,7 +24422,7 @@
         <w:t xml:space="preserve">质量评估（3分项）</w:t>
       </w:r>
     </w:p>
-    <w:bookmarkStart w:id="46" w:name="测试集与口径"/>
+    <w:bookmarkStart w:id="48" w:name="测试集与口径"/>
     <w:p>
       <w:pPr>
         <w:pStyle w:val="Heading3"/>
@@ -22586,8 +24888,8 @@
         <w:t xml:space="preserve">。</w:t>
       </w:r>
     </w:p>
-    <w:bookmarkEnd w:id="46"/>
-    <w:bookmarkStart w:id="47" w:name="客观指标与盲评结果"/>
+    <w:bookmarkEnd w:id="48"/>
+    <w:bookmarkStart w:id="49" w:name="客观指标与盲评结果"/>
     <w:p>
       <w:pPr>
         <w:pStyle w:val="Heading3"/>
@@ -23094,7 +25396,7 @@
         <w:pStyle w:val="Compact"/>
         <w:numPr>
           <w:ilvl w:val="0"/>
-          <w:numId w:val="1008"/>
+          <w:numId w:val="1011"/>
         </w:numPr>
       </w:pPr>
       <w:r>
@@ -23129,7 +25431,7 @@
         <w:pStyle w:val="Compact"/>
         <w:numPr>
           <w:ilvl w:val="0"/>
-          <w:numId w:val="1008"/>
+          <w:numId w:val="1011"/>
         </w:numPr>
       </w:pPr>
       <w:r>
@@ -23161,7 +25463,7 @@
         <w:pStyle w:val="Compact"/>
         <w:numPr>
           <w:ilvl w:val="0"/>
-          <w:numId w:val="1008"/>
+          <w:numId w:val="1011"/>
         </w:numPr>
       </w:pPr>
       <w:r>
@@ -24225,7 +26527,7 @@
         <w:pStyle w:val="Compact"/>
         <w:numPr>
           <w:ilvl w:val="0"/>
-          <w:numId w:val="1009"/>
+          <w:numId w:val="1012"/>
         </w:numPr>
       </w:pPr>
       <w:r>
@@ -24260,7 +26562,7 @@
         <w:pStyle w:val="Compact"/>
         <w:numPr>
           <w:ilvl w:val="0"/>
-          <w:numId w:val="1009"/>
+          <w:numId w:val="1012"/>
         </w:numPr>
       </w:pPr>
       <w:r>
@@ -24295,7 +26597,7 @@
         <w:pStyle w:val="Compact"/>
         <w:numPr>
           <w:ilvl w:val="0"/>
-          <w:numId w:val="1009"/>
+          <w:numId w:val="1012"/>
         </w:numPr>
       </w:pPr>
       <w:r>
@@ -25210,7 +27512,7 @@
         <w:pStyle w:val="Compact"/>
         <w:numPr>
           <w:ilvl w:val="0"/>
-          <w:numId w:val="1010"/>
+          <w:numId w:val="1013"/>
         </w:numPr>
       </w:pPr>
       <w:r>
@@ -25256,7 +27558,7 @@
         <w:pStyle w:val="Compact"/>
         <w:numPr>
           <w:ilvl w:val="0"/>
-          <w:numId w:val="1010"/>
+          <w:numId w:val="1013"/>
         </w:numPr>
       </w:pPr>
       <w:r>
@@ -25393,8 +27695,8 @@
         <w:t xml:space="preserve">条。</w:t>
       </w:r>
     </w:p>
-    <w:bookmarkEnd w:id="47"/>
-    <w:bookmarkStart w:id="48" w:name="量化梯度与跨平台一致性"/>
+    <w:bookmarkEnd w:id="49"/>
+    <w:bookmarkStart w:id="50" w:name="量化梯度与跨平台一致性"/>
     <w:p>
       <w:pPr>
         <w:pStyle w:val="Heading3"/>
@@ -25954,9 +28256,9 @@
         </w:pict>
       </w:r>
     </w:p>
-    <w:bookmarkEnd w:id="48"/>
-    <w:bookmarkEnd w:id="49"/>
-    <w:bookmarkStart w:id="52" w:name="工程与创新5分"/>
+    <w:bookmarkEnd w:id="50"/>
+    <w:bookmarkEnd w:id="51"/>
+    <w:bookmarkStart w:id="54" w:name="工程与创新5分"/>
     <w:p>
       <w:pPr>
         <w:pStyle w:val="Heading2"/>
@@ -25974,7 +28276,7 @@
         <w:t xml:space="preserve">工程与创新（5分）</w:t>
       </w:r>
     </w:p>
-    <w:bookmarkStart w:id="50" w:name="代码结构"/>
+    <w:bookmarkStart w:id="52" w:name="代码结构"/>
     <w:p>
       <w:pPr>
         <w:pStyle w:val="Heading3"/>
@@ -26954,8 +29256,8 @@
         <w:t xml:space="preserve">。</w:t>
       </w:r>
     </w:p>
-    <w:bookmarkEnd w:id="50"/>
-    <w:bookmarkStart w:id="51" w:name="创新点"/>
+    <w:bookmarkEnd w:id="52"/>
+    <w:bookmarkStart w:id="53" w:name="创新点"/>
     <w:p>
       <w:pPr>
         <w:pStyle w:val="Heading3"/>
@@ -26978,7 +29280,7 @@
         <w:pStyle w:val="Compact"/>
         <w:numPr>
           <w:ilvl w:val="0"/>
-          <w:numId w:val="1011"/>
+          <w:numId w:val="1014"/>
         </w:numPr>
       </w:pPr>
       <w:r>
@@ -27151,7 +29453,7 @@
         <w:pStyle w:val="Compact"/>
         <w:numPr>
           <w:ilvl w:val="0"/>
-          <w:numId w:val="1011"/>
+          <w:numId w:val="1014"/>
         </w:numPr>
       </w:pPr>
       <w:r>
@@ -27335,7 +29637,7 @@
         <w:pStyle w:val="Compact"/>
         <w:numPr>
           <w:ilvl w:val="0"/>
-          <w:numId w:val="1011"/>
+          <w:numId w:val="1014"/>
         </w:numPr>
       </w:pPr>
       <w:r>
@@ -27428,7 +29730,7 @@
         <w:pStyle w:val="Compact"/>
         <w:numPr>
           <w:ilvl w:val="0"/>
-          <w:numId w:val="1011"/>
+          <w:numId w:val="1014"/>
         </w:numPr>
       </w:pPr>
       <w:r>
@@ -27537,7 +29839,7 @@
         <w:pStyle w:val="Compact"/>
         <w:numPr>
           <w:ilvl w:val="0"/>
-          <w:numId w:val="1011"/>
+          <w:numId w:val="1014"/>
         </w:numPr>
       </w:pPr>
       <w:r>
@@ -27705,9 +30007,9 @@
         </w:pict>
       </w:r>
     </w:p>
-    <w:bookmarkEnd w:id="51"/>
-    <w:bookmarkEnd w:id="52"/>
-    <w:bookmarkStart w:id="53" w:name="局限与后续工作"/>
+    <w:bookmarkEnd w:id="53"/>
+    <w:bookmarkEnd w:id="54"/>
+    <w:bookmarkStart w:id="55" w:name="局限与后续工作"/>
     <w:p>
       <w:pPr>
         <w:pStyle w:val="Heading2"/>
@@ -27730,7 +30032,7 @@
         <w:pStyle w:val="Compact"/>
         <w:numPr>
           <w:ilvl w:val="0"/>
-          <w:numId w:val="1012"/>
+          <w:numId w:val="1015"/>
         </w:numPr>
       </w:pPr>
       <w:r>
@@ -27847,7 +30149,7 @@
         <w:pStyle w:val="Compact"/>
         <w:numPr>
           <w:ilvl w:val="0"/>
-          <w:numId w:val="1012"/>
+          <w:numId w:val="1015"/>
         </w:numPr>
       </w:pPr>
       <w:r>
@@ -27989,7 +30291,7 @@
         <w:pStyle w:val="Compact"/>
         <w:numPr>
           <w:ilvl w:val="0"/>
-          <w:numId w:val="1012"/>
+          <w:numId w:val="1015"/>
         </w:numPr>
       </w:pPr>
       <w:r>
@@ -28056,7 +30358,7 @@
         <w:pStyle w:val="Compact"/>
         <w:numPr>
           <w:ilvl w:val="0"/>
-          <w:numId w:val="1012"/>
+          <w:numId w:val="1015"/>
         </w:numPr>
       </w:pPr>
       <w:r>
@@ -28210,7 +30512,7 @@
         <w:pStyle w:val="Compact"/>
         <w:numPr>
           <w:ilvl w:val="0"/>
-          <w:numId w:val="1012"/>
+          <w:numId w:val="1015"/>
         </w:numPr>
       </w:pPr>
       <w:r>
@@ -28260,7 +30562,185 @@
         <w:pStyle w:val="Compact"/>
         <w:numPr>
           <w:ilvl w:val="0"/>
-          <w:numId w:val="1012"/>
+          <w:numId w:val="1015"/>
+        </w:numPr>
+      </w:pPr>
+      <w:r>
+        <w:rPr>
+          <w:rFonts w:ascii="宋体" w:hAnsi="宋体" w:eastAsia="宋体" w:cs="宋体"/>
+          <w:b/>
+          <w:bCs/>
+        </w:rPr>
+        <w:t xml:space="preserve">+87.8% </w:t>
+      </w:r>
+      <w:r>
+        <w:rPr>
+          <w:rFonts w:hint="eastAsia" w:ascii="宋体" w:hAnsi="宋体" w:eastAsia="宋体" w:cs="宋体"/>
+          <w:b/>
+          <w:bCs/>
+        </w:rPr>
+        <w:t xml:space="preserve">的适用范围限于</w:t>
+      </w:r>
+      <w:r>
+        <w:rPr>
+          <w:rFonts w:ascii="宋体" w:hAnsi="宋体" w:eastAsia="宋体" w:cs="宋体"/>
+          <w:b/>
+          <w:bCs/>
+        </w:rPr>
+        <w:t xml:space="preserve"> 0.1.1 legacy </w:t>
+      </w:r>
+      <w:r>
+        <w:rPr>
+          <w:rFonts w:hint="eastAsia" w:ascii="宋体" w:hAnsi="宋体" w:eastAsia="宋体" w:cs="宋体"/>
+          <w:b/>
+          <w:bCs/>
+        </w:rPr>
+        <w:t xml:space="preserve">后端，未验证于其他运行时</w:t>
+      </w:r>
+      <w:r>
+        <w:rPr>
+          <w:rFonts w:hint="eastAsia" w:ascii="宋体" w:hAnsi="宋体" w:eastAsia="宋体" w:cs="宋体"/>
+        </w:rPr>
+        <w:t xml:space="preserve">：跨运行时复核（§8.8）显示同一组文件在</w:t>
+      </w:r>
+      <w:r>
+        <w:rPr>
+          <w:rFonts w:ascii="宋体" w:hAnsi="宋体" w:eastAsia="宋体" w:cs="宋体"/>
+        </w:rPr>
+        <w:t xml:space="preserve"> v0.2.3 </w:t>
+      </w:r>
+      <w:r>
+        <w:rPr>
+          <w:rFonts w:hint="eastAsia" w:ascii="宋体" w:hAnsi="宋体" w:eastAsia="宋体" w:cs="宋体"/>
+        </w:rPr>
+        <w:t xml:space="preserve">上仅</w:t>
+      </w:r>
+      <w:r>
+        <w:t xml:space="preserve"> </w:t>
+      </w:r>
+      <w:r>
+        <w:rPr>
+          <w:rFonts w:hint="eastAsia" w:ascii="宋体" w:hAnsi="宋体" w:eastAsia="宋体" w:cs="宋体"/>
+        </w:rPr>
+        <w:t xml:space="preserve">+5.6%。据此可知收益来源是「legacy</w:t>
+      </w:r>
+      <w:r>
+        <w:t xml:space="preserve"> </w:t>
+      </w:r>
+      <w:r>
+        <w:rPr>
+          <w:rFonts w:hint="eastAsia" w:ascii="宋体" w:hAnsi="宋体" w:eastAsia="宋体" w:cs="宋体"/>
+        </w:rPr>
+        <w:t xml:space="preserve">后端对非白名单张量的惩罚」被消除，而非量化本身带来的普适加速。</w:t>
+      </w:r>
+      <w:r>
+        <w:rPr>
+          <w:rFonts w:hint="eastAsia" w:ascii="宋体" w:hAnsi="宋体" w:eastAsia="宋体" w:cs="宋体"/>
+          <w:b/>
+          <w:bCs/>
+        </w:rPr>
+        <w:t xml:space="preserve">中间版本（0.1.2–0.1.9、v0.2.0–v0.2.2）未逐一验证</w:t>
+      </w:r>
+      <w:r>
+        <w:rPr>
+          <w:rFonts w:hint="eastAsia" w:ascii="宋体" w:hAnsi="宋体" w:eastAsia="宋体" w:cs="宋体"/>
+        </w:rPr>
+        <w:t xml:space="preserve">，也不能排除某个中间版本更优；本项目仅对比了</w:t>
+      </w:r>
+      <w:r>
+        <w:rPr>
+          <w:rFonts w:ascii="宋体" w:hAnsi="宋体" w:eastAsia="宋体" w:cs="宋体"/>
+        </w:rPr>
+        <w:t xml:space="preserve"> 0.1.1 </w:t>
+      </w:r>
+      <w:r>
+        <w:rPr>
+          <w:rFonts w:hint="eastAsia" w:ascii="宋体" w:hAnsi="宋体" w:eastAsia="宋体" w:cs="宋体"/>
+        </w:rPr>
+        <w:t xml:space="preserve">与</w:t>
+      </w:r>
+      <w:r>
+        <w:rPr>
+          <w:rFonts w:ascii="宋体" w:hAnsi="宋体" w:eastAsia="宋体" w:cs="宋体"/>
+        </w:rPr>
+        <w:t xml:space="preserve"> v0.2.3 </w:t>
+      </w:r>
+      <w:r>
+        <w:rPr>
+          <w:rFonts w:hint="eastAsia" w:ascii="宋体" w:hAnsi="宋体" w:eastAsia="宋体" w:cs="宋体"/>
+        </w:rPr>
+        <w:t xml:space="preserve">两代。</w:t>
+      </w:r>
+    </w:p>
+    <w:p>
+      <w:pPr>
+        <w:pStyle w:val="Compact"/>
+        <w:numPr>
+          <w:ilvl w:val="0"/>
+          <w:numId w:val="1015"/>
+        </w:numPr>
+      </w:pPr>
+      <w:r>
+        <w:rPr>
+          <w:rFonts w:hint="eastAsia" w:ascii="宋体" w:hAnsi="宋体" w:eastAsia="宋体" w:cs="宋体"/>
+          <w:b/>
+          <w:bCs/>
+        </w:rPr>
+        <w:t xml:space="preserve">性能数据存在会话间漂移，主因已定位为设备状态而非噪声</w:t>
+      </w:r>
+      <w:r>
+        <w:rPr>
+          <w:rFonts w:hint="eastAsia" w:ascii="宋体" w:hAnsi="宋体" w:eastAsia="宋体" w:cs="宋体"/>
+        </w:rPr>
+        <w:t xml:space="preserve">：同一二进制、同一模型，在</w:t>
+      </w:r>
+      <w:r>
+        <w:t xml:space="preserve"> </w:t>
+      </w:r>
+      <w:r>
+        <w:rPr>
+          <w:rStyle w:val="VerbatimChar"/>
+          <w:rFonts w:ascii="宋体" w:hAnsi="宋体" w:eastAsia="宋体" w:cs="宋体"/>
+        </w:rPr>
+        <w:t xml:space="preserve">/dev/tcm</w:t>
+      </w:r>
+      <w:r>
+        <w:t xml:space="preserve"> </w:t>
+      </w:r>
+      <w:r>
+        <w:rPr>
+          <w:rFonts w:hint="eastAsia" w:ascii="宋体" w:hAnsi="宋体" w:eastAsia="宋体" w:cs="宋体"/>
+        </w:rPr>
+        <w:t xml:space="preserve">权限不同时</w:t>
+      </w:r>
+      <w:r>
+        <w:rPr>
+          <w:rFonts w:ascii="宋体" w:hAnsi="宋体" w:eastAsia="宋体" w:cs="宋体"/>
+        </w:rPr>
+        <w:t xml:space="preserve"> pp512 </w:t>
+      </w:r>
+      <w:r>
+        <w:rPr>
+          <w:rFonts w:hint="eastAsia" w:ascii="宋体" w:hAnsi="宋体" w:eastAsia="宋体" w:cs="宋体"/>
+        </w:rPr>
+        <w:t xml:space="preserve">相差</w:t>
+      </w:r>
+      <w:r>
+        <w:t xml:space="preserve"> </w:t>
+      </w:r>
+      <w:r>
+        <w:rPr>
+          <w:rFonts w:hint="eastAsia" w:ascii="宋体" w:hAnsi="宋体" w:eastAsia="宋体" w:cs="宋体"/>
+        </w:rPr>
+        <w:t xml:space="preserve">38%（§8.8）。本文数据统一在出厂权限（600）与无残留进程条件下采集；若复现时数值偏差较大，应先核对这两项，再怀疑硬件。</w:t>
+      </w:r>
+    </w:p>
+    <w:p>
+      <w:pPr>
+        <w:pStyle w:val="Compact"/>
+        <w:numPr>
+          <w:ilvl w:val="0"/>
+          <w:numId w:val="1015"/>
         </w:numPr>
       </w:pPr>
       <w:r>
@@ -28511,8 +30991,8 @@
         </w:pict>
       </w:r>
     </w:p>
-    <w:bookmarkEnd w:id="53"/>
-    <w:bookmarkStart w:id="55" w:name="附录a复现步骤"/>
+    <w:bookmarkEnd w:id="55"/>
+    <w:bookmarkStart w:id="57" w:name="附录a复现步骤"/>
     <w:p>
       <w:pPr>
         <w:pStyle w:val="Heading2"/>
@@ -28537,7 +31017,7 @@
       <w:r>
         <w:t xml:space="preserve"> </w:t>
       </w:r>
-      <w:hyperlink r:id="rId54">
+      <w:hyperlink r:id="rId56">
         <w:r>
           <w:rPr>
             <w:rStyle w:val="VerbatimChar"/>
@@ -29051,8 +31531,8 @@
         <w:t xml:space="preserve">dump（§8.3）。</w:t>
       </w:r>
     </w:p>
-    <w:bookmarkEnd w:id="55"/>
-    <w:bookmarkStart w:id="56" w:name="附录b原始数据索引"/>
+    <w:bookmarkEnd w:id="57"/>
+    <w:bookmarkStart w:id="58" w:name="附录b原始数据索引"/>
     <w:p>
       <w:pPr>
         <w:pStyle w:val="Heading2"/>
@@ -29620,8 +32100,8 @@
         </w:tc>
       </w:tr>
     </w:tbl>
-    <w:bookmarkEnd w:id="56"/>
-    <w:bookmarkStart w:id="57" w:name="附录c数据可信度声明"/>
+    <w:bookmarkEnd w:id="58"/>
+    <w:bookmarkStart w:id="59" w:name="附录c数据可信度声明"/>
     <w:p>
       <w:pPr>
         <w:pStyle w:val="Heading2"/>
@@ -29638,7 +32118,7 @@
         <w:pStyle w:val="Compact"/>
         <w:numPr>
           <w:ilvl w:val="0"/>
-          <w:numId w:val="1013"/>
+          <w:numId w:val="1016"/>
         </w:numPr>
       </w:pPr>
       <w:r>
@@ -29780,7 +32260,7 @@
         <w:pStyle w:val="Compact"/>
         <w:numPr>
           <w:ilvl w:val="0"/>
-          <w:numId w:val="1013"/>
+          <w:numId w:val="1016"/>
         </w:numPr>
       </w:pPr>
       <w:r>
@@ -29823,7 +32303,7 @@
         <w:pStyle w:val="Compact"/>
         <w:numPr>
           <w:ilvl w:val="0"/>
-          <w:numId w:val="1013"/>
+          <w:numId w:val="1016"/>
         </w:numPr>
       </w:pPr>
       <w:r>
@@ -29848,7 +32328,7 @@
         <w:pStyle w:val="Compact"/>
         <w:numPr>
           <w:ilvl w:val="0"/>
-          <w:numId w:val="1013"/>
+          <w:numId w:val="1016"/>
         </w:numPr>
       </w:pPr>
       <w:r>
@@ -29914,7 +32394,7 @@
         <w:pStyle w:val="Compact"/>
         <w:numPr>
           <w:ilvl w:val="0"/>
-          <w:numId w:val="1013"/>
+          <w:numId w:val="1016"/>
         </w:numPr>
       </w:pPr>
       <w:r>
@@ -29950,8 +32430,8 @@
         <w:t xml:space="preserve">中断即标注中断——负结果与失败项全部如实保留（§8.2、§8.4、§9.4）。</w:t>
       </w:r>
     </w:p>
-    <w:bookmarkEnd w:id="57"/>
-    <w:bookmarkEnd w:id="58"/>
+    <w:bookmarkEnd w:id="59"/>
+    <w:bookmarkEnd w:id="60"/>
     <w:sectPr>
       <w:footnotePr>
         <w:numRestart w:val="eachSect"/>
@@ -30290,9 +32770,6 @@
     <w:abstractNumId w:val="991"/>
   </w:num>
   <w:num w:numId="1004">
-    <w:abstractNumId w:val="991"/>
-  </w:num>
-  <w:num w:numId="1005">
     <w:abstractNumId w:val="99411"/>
     <w:lvlOverride w:ilvl="0">
       <w:startOverride w:val="1"/>
@@ -30321,6 +32798,9 @@
     <w:lvlOverride w:ilvl="8">
       <w:startOverride w:val="1"/>
     </w:lvlOverride>
+  </w:num>
+  <w:num w:numId="1005">
+    <w:abstractNumId w:val="991"/>
   </w:num>
   <w:num w:numId="1006">
     <w:abstractNumId w:val="99411"/>
@@ -30443,7 +32923,34 @@
     </w:lvlOverride>
   </w:num>
   <w:num w:numId="1010">
-    <w:abstractNumId w:val="991"/>
+    <w:abstractNumId w:val="99411"/>
+    <w:lvlOverride w:ilvl="0">
+      <w:startOverride w:val="1"/>
+    </w:lvlOverride>
+    <w:lvlOverride w:ilvl="1">
+      <w:startOverride w:val="1"/>
+    </w:lvlOverride>
+    <w:lvlOverride w:ilvl="2">
+      <w:startOverride w:val="1"/>
+    </w:lvlOverride>
+    <w:lvlOverride w:ilvl="3">
+      <w:startOverride w:val="1"/>
+    </w:lvlOverride>
+    <w:lvlOverride w:ilvl="4">
+      <w:startOverride w:val="1"/>
+    </w:lvlOverride>
+    <w:lvlOverride w:ilvl="5">
+      <w:startOverride w:val="1"/>
+    </w:lvlOverride>
+    <w:lvlOverride w:ilvl="6">
+      <w:startOverride w:val="1"/>
+    </w:lvlOverride>
+    <w:lvlOverride w:ilvl="7">
+      <w:startOverride w:val="1"/>
+    </w:lvlOverride>
+    <w:lvlOverride w:ilvl="8">
+      <w:startOverride w:val="1"/>
+    </w:lvlOverride>
   </w:num>
   <w:num w:numId="1011">
     <w:abstractNumId w:val="99411"/>
@@ -30506,6 +33013,69 @@
     </w:lvlOverride>
   </w:num>
   <w:num w:numId="1013">
+    <w:abstractNumId w:val="991"/>
+  </w:num>
+  <w:num w:numId="1014">
+    <w:abstractNumId w:val="99411"/>
+    <w:lvlOverride w:ilvl="0">
+      <w:startOverride w:val="1"/>
+    </w:lvlOverride>
+    <w:lvlOverride w:ilvl="1">
+      <w:startOverride w:val="1"/>
+    </w:lvlOverride>
+    <w:lvlOverride w:ilvl="2">
+      <w:startOverride w:val="1"/>
+    </w:lvlOverride>
+    <w:lvlOverride w:ilvl="3">
+      <w:startOverride w:val="1"/>
+    </w:lvlOverride>
+    <w:lvlOverride w:ilvl="4">
+      <w:startOverride w:val="1"/>
+    </w:lvlOverride>
+    <w:lvlOverride w:ilvl="5">
+      <w:startOverride w:val="1"/>
+    </w:lvlOverride>
+    <w:lvlOverride w:ilvl="6">
+      <w:startOverride w:val="1"/>
+    </w:lvlOverride>
+    <w:lvlOverride w:ilvl="7">
+      <w:startOverride w:val="1"/>
+    </w:lvlOverride>
+    <w:lvlOverride w:ilvl="8">
+      <w:startOverride w:val="1"/>
+    </w:lvlOverride>
+  </w:num>
+  <w:num w:numId="1015">
+    <w:abstractNumId w:val="99411"/>
+    <w:lvlOverride w:ilvl="0">
+      <w:startOverride w:val="1"/>
+    </w:lvlOverride>
+    <w:lvlOverride w:ilvl="1">
+      <w:startOverride w:val="1"/>
+    </w:lvlOverride>
+    <w:lvlOverride w:ilvl="2">
+      <w:startOverride w:val="1"/>
+    </w:lvlOverride>
+    <w:lvlOverride w:ilvl="3">
+      <w:startOverride w:val="1"/>
+    </w:lvlOverride>
+    <w:lvlOverride w:ilvl="4">
+      <w:startOverride w:val="1"/>
+    </w:lvlOverride>
+    <w:lvlOverride w:ilvl="5">
+      <w:startOverride w:val="1"/>
+    </w:lvlOverride>
+    <w:lvlOverride w:ilvl="6">
+      <w:startOverride w:val="1"/>
+    </w:lvlOverride>
+    <w:lvlOverride w:ilvl="7">
+      <w:startOverride w:val="1"/>
+    </w:lvlOverride>
+    <w:lvlOverride w:ilvl="8">
+      <w:startOverride w:val="1"/>
+    </w:lvlOverride>
+  </w:num>
+  <w:num w:numId="1016">
     <w:abstractNumId w:val="991"/>
   </w:num>
 </w:numbering>

--- a/docs/技术文档.docx
+++ b/docs/技术文档.docx
@@ -15965,26 +15965,52 @@
         <w:rPr>
           <w:rFonts w:hint="eastAsia" w:ascii="宋体" w:hAnsi="宋体" w:eastAsia="宋体" w:cs="宋体"/>
         </w:rPr>
-        <w:t xml:space="preserve">矩阵（同一</w:t>
-      </w:r>
-      <w:r>
+        <w:t xml:space="preserve">矩阵（</w:t>
+      </w:r>
+      <w:r>
+        <w:rPr>
+          <w:rFonts w:hint="eastAsia" w:ascii="宋体" w:hAnsi="宋体" w:eastAsia="宋体" w:cs="宋体"/>
+          <w:b/>
+          <w:bCs/>
+        </w:rPr>
+        <w:t xml:space="preserve">四个格子在同一</w:t>
+      </w:r>
+      <w:r>
+        <w:rPr>
+          <w:b/>
+          <w:bCs/>
+        </w:rPr>
         <w:t xml:space="preserve"> </w:t>
       </w:r>
       <w:r>
         <w:rPr>
           <w:rStyle w:val="VerbatimChar"/>
           <w:rFonts w:ascii="宋体" w:hAnsi="宋体" w:eastAsia="宋体" w:cs="宋体"/>
+          <w:b/>
+          <w:bCs/>
         </w:rPr>
         <w:t xml:space="preserve">/dev/tcm</w:t>
       </w:r>
       <w:r>
-        <w:t xml:space="preserve"> </w:t>
-      </w:r>
-      <w:r>
-        <w:rPr>
-          <w:rFonts w:hint="eastAsia" w:ascii="宋体" w:hAnsi="宋体" w:eastAsia="宋体" w:cs="宋体"/>
-        </w:rPr>
-        <w:t xml:space="preserve">状态、同一口径）：</w:t>
+        <w:rPr>
+          <w:b/>
+          <w:bCs/>
+        </w:rPr>
+        <w:t xml:space="preserve"> </w:t>
+      </w:r>
+      <w:r>
+        <w:rPr>
+          <w:rFonts w:hint="eastAsia" w:ascii="宋体" w:hAnsi="宋体" w:eastAsia="宋体" w:cs="宋体"/>
+          <w:b/>
+          <w:bCs/>
+        </w:rPr>
+        <w:t xml:space="preserve">状态、同一口径下连续测完</w:t>
+      </w:r>
+      <w:r>
+        <w:rPr>
+          <w:rFonts w:hint="eastAsia" w:ascii="宋体" w:hAnsi="宋体" w:eastAsia="宋体" w:cs="宋体"/>
+        </w:rPr>
+        <w:t xml:space="preserve">，只用于横向比较）：</w:t>
       </w:r>
     </w:p>
     <w:tbl>
@@ -16470,6 +16496,648 @@
     </w:tbl>
     <w:p>
       <w:pPr>
+        <w:pStyle w:val="BlockText"/>
+      </w:pPr>
+      <w:r>
+        <w:rPr>
+          <w:rFonts w:hint="eastAsia" w:ascii="宋体" w:hAnsi="宋体" w:eastAsia="宋体" w:cs="宋体"/>
+          <w:b/>
+          <w:bCs/>
+        </w:rPr>
+        <w:t xml:space="preserve">口径提示</w:t>
+      </w:r>
+      <w:r>
+        <w:rPr>
+          <w:rFonts w:hint="eastAsia" w:ascii="宋体" w:hAnsi="宋体" w:eastAsia="宋体" w:cs="宋体"/>
+        </w:rPr>
+        <w:t xml:space="preserve">：本矩阵测量时</w:t>
+      </w:r>
+      <w:r>
+        <w:t xml:space="preserve"> </w:t>
+      </w:r>
+      <w:r>
+        <w:rPr>
+          <w:rStyle w:val="VerbatimChar"/>
+          <w:rFonts w:ascii="宋体" w:hAnsi="宋体" w:eastAsia="宋体" w:cs="宋体"/>
+        </w:rPr>
+        <w:t xml:space="preserve">/dev/tcm</w:t>
+      </w:r>
+      <w:r>
+        <w:t xml:space="preserve"> </w:t>
+      </w:r>
+      <w:r>
+        <w:rPr>
+          <w:rFonts w:hint="eastAsia" w:ascii="宋体" w:hAnsi="宋体" w:eastAsia="宋体" w:cs="宋体"/>
+        </w:rPr>
+        <w:t xml:space="preserve">为</w:t>
+      </w:r>
+      <w:r>
+        <w:t xml:space="preserve"> </w:t>
+      </w:r>
+      <w:r>
+        <w:rPr>
+          <w:rFonts w:hint="eastAsia" w:ascii="宋体" w:hAnsi="宋体" w:eastAsia="宋体" w:cs="宋体"/>
+        </w:rPr>
+        <w:t xml:space="preserve">666，legacy</w:t>
+      </w:r>
+      <w:r>
+        <w:t xml:space="preserve"> </w:t>
+      </w:r>
+      <w:r>
+        <w:rPr>
+          <w:rFonts w:hint="eastAsia" w:ascii="宋体" w:hAnsi="宋体" w:eastAsia="宋体" w:cs="宋体"/>
+        </w:rPr>
+        <w:t xml:space="preserve">的绝对值因此被压低（pp512</w:t>
+      </w:r>
+      <w:r>
+        <w:t xml:space="preserve"> </w:t>
+      </w:r>
+      <w:r>
+        <w:rPr>
+          <w:rFonts w:hint="eastAsia" w:ascii="宋体" w:hAnsi="宋体" w:eastAsia="宋体" w:cs="宋体"/>
+        </w:rPr>
+        <w:t xml:space="preserve">官方</w:t>
+      </w:r>
+      <w:r>
+        <w:t xml:space="preserve"> </w:t>
+      </w:r>
+      <w:r>
+        <w:rPr>
+          <w:rFonts w:hint="eastAsia" w:ascii="宋体" w:hAnsi="宋体" w:eastAsia="宋体" w:cs="宋体"/>
+        </w:rPr>
+        <w:t xml:space="preserve">8.40、自产</w:t>
+      </w:r>
+      <w:r>
+        <w:t xml:space="preserve"> </w:t>
+      </w:r>
+      <w:r>
+        <w:rPr>
+          <w:rFonts w:hint="eastAsia" w:ascii="宋体" w:hAnsi="宋体" w:eastAsia="宋体" w:cs="宋体"/>
+        </w:rPr>
+        <w:t xml:space="preserve">12.72）；</w:t>
+      </w:r>
+      <w:r>
+        <w:t xml:space="preserve"> </w:t>
+      </w:r>
+      <w:r>
+        <w:rPr>
+          <w:rFonts w:ascii="宋体" w:hAnsi="宋体" w:eastAsia="宋体" w:cs="宋体"/>
+        </w:rPr>
+        <w:t xml:space="preserve">§8.1 </w:t>
+      </w:r>
+      <w:r>
+        <w:rPr>
+          <w:rFonts w:hint="eastAsia" w:ascii="宋体" w:hAnsi="宋体" w:eastAsia="宋体" w:cs="宋体"/>
+        </w:rPr>
+        <w:t xml:space="preserve">的</w:t>
+      </w:r>
+      <w:r>
+        <w:rPr>
+          <w:rFonts w:ascii="宋体" w:hAnsi="宋体" w:eastAsia="宋体" w:cs="宋体"/>
+        </w:rPr>
+        <w:t xml:space="preserve"> 10.84 / 20.36 </w:t>
+      </w:r>
+      <w:r>
+        <w:rPr>
+          <w:rFonts w:hint="eastAsia" w:ascii="宋体" w:hAnsi="宋体" w:eastAsia="宋体" w:cs="宋体"/>
+        </w:rPr>
+        <w:t xml:space="preserve">是在出厂权限</w:t>
+      </w:r>
+      <w:r>
+        <w:rPr>
+          <w:rFonts w:ascii="宋体" w:hAnsi="宋体" w:eastAsia="宋体" w:cs="宋体"/>
+        </w:rPr>
+        <w:t xml:space="preserve"> 600 </w:t>
+      </w:r>
+      <w:r>
+        <w:rPr>
+          <w:rFonts w:hint="eastAsia" w:ascii="宋体" w:hAnsi="宋体" w:eastAsia="宋体" w:cs="宋体"/>
+        </w:rPr>
+        <w:t xml:space="preserve">下测得。</w:t>
+      </w:r>
+      <w:r>
+        <w:rPr>
+          <w:rFonts w:hint="eastAsia" w:ascii="宋体" w:hAnsi="宋体" w:eastAsia="宋体" w:cs="宋体"/>
+          <w:b/>
+          <w:bCs/>
+        </w:rPr>
+        <w:t xml:space="preserve">矩阵的比值可用于横向判断，绝对值不要与</w:t>
+      </w:r>
+      <w:r>
+        <w:rPr>
+          <w:rFonts w:ascii="宋体" w:hAnsi="宋体" w:eastAsia="宋体" w:cs="宋体"/>
+          <w:b/>
+          <w:bCs/>
+        </w:rPr>
+        <w:t xml:space="preserve"> §8.1 </w:t>
+      </w:r>
+      <w:r>
+        <w:rPr>
+          <w:rFonts w:hint="eastAsia" w:ascii="宋体" w:hAnsi="宋体" w:eastAsia="宋体" w:cs="宋体"/>
+          <w:b/>
+          <w:bCs/>
+        </w:rPr>
+        <w:t xml:space="preserve">混用</w:t>
+      </w:r>
+      <w:r>
+        <w:rPr>
+          <w:rFonts w:ascii="宋体" w:hAnsi="宋体" w:eastAsia="宋体" w:cs="宋体"/>
+        </w:rPr>
+        <w:t xml:space="preserve">——</w:t>
+      </w:r>
+      <w:r>
+        <w:t xml:space="preserve"> </w:t>
+      </w:r>
+      <w:r>
+        <w:rPr>
+          <w:rFonts w:hint="eastAsia" w:ascii="宋体" w:hAnsi="宋体" w:eastAsia="宋体" w:cs="宋体"/>
+        </w:rPr>
+        <w:t xml:space="preserve">权限影响见本节末。</w:t>
+      </w:r>
+    </w:p>
+    <w:tbl>
+      <w:tblPr>
+        <w:tblStyle w:val="Table"/>
+        <w:tblW w:type="pct" w:w="5000"/>
+        <w:tblLayout w:type="autofit"/>
+        <w:tblLook w:firstRow="1" w:lastRow="0" w:firstColumn="0" w:lastColumn="0" w:noHBand="0" w:noVBand="0" w:val="0020"/>
+      </w:tblPr>
+      <w:tblGrid>
+        <w:gridCol w:w="1320"/>
+        <w:gridCol w:w="1320"/>
+        <w:gridCol w:w="1320"/>
+        <w:gridCol w:w="1320"/>
+        <w:gridCol w:w="1320"/>
+        <w:gridCol w:w="1320"/>
+      </w:tblGrid>
+      <w:tr>
+        <w:trPr>
+          <w:tblHeader w:val="on"/>
+        </w:trPr>
+        <w:tc>
+          <w:tcPr/>
+          <w:p>
+            <w:pPr>
+              <w:pStyle w:val="Compact"/>
+            </w:pPr>
+            <w:r>
+              <w:rPr>
+                <w:rFonts w:hint="eastAsia" w:ascii="宋体" w:hAnsi="宋体" w:eastAsia="宋体" w:cs="宋体"/>
+              </w:rPr>
+              <w:t xml:space="preserve">运行时</w:t>
+            </w:r>
+          </w:p>
+        </w:tc>
+        <w:tc>
+          <w:tcPr/>
+          <w:p>
+            <w:pPr>
+              <w:pStyle w:val="Compact"/>
+            </w:pPr>
+            <w:r>
+              <w:rPr>
+                <w:rFonts w:hint="eastAsia" w:ascii="宋体" w:hAnsi="宋体" w:eastAsia="宋体" w:cs="宋体"/>
+              </w:rPr>
+              <w:t xml:space="preserve">文件</w:t>
+            </w:r>
+          </w:p>
+        </w:tc>
+        <w:tc>
+          <w:tcPr/>
+          <w:p>
+            <w:pPr>
+              <w:pStyle w:val="Compact"/>
+            </w:pPr>
+            <w:r>
+              <w:rPr>
+                <w:rFonts w:hint="eastAsia" w:ascii="宋体" w:hAnsi="宋体" w:eastAsia="宋体" w:cs="宋体"/>
+              </w:rPr>
+              <w:t xml:space="preserve">线程</w:t>
+            </w:r>
+          </w:p>
+        </w:tc>
+        <w:tc>
+          <w:tcPr/>
+          <w:p>
+            <w:pPr>
+              <w:pStyle w:val="Compact"/>
+            </w:pPr>
+            <w:r>
+              <w:rPr>
+                <w:rFonts w:ascii="宋体" w:hAnsi="宋体" w:eastAsia="宋体" w:cs="宋体"/>
+              </w:rPr>
+              <w:t xml:space="preserve">pp128</w:t>
+            </w:r>
+          </w:p>
+        </w:tc>
+        <w:tc>
+          <w:tcPr/>
+          <w:p>
+            <w:pPr>
+              <w:pStyle w:val="Compact"/>
+            </w:pPr>
+            <w:r>
+              <w:rPr>
+                <w:rFonts w:ascii="宋体" w:hAnsi="宋体" w:eastAsia="宋体" w:cs="宋体"/>
+              </w:rPr>
+              <w:t xml:space="preserve">tg64</w:t>
+            </w:r>
+          </w:p>
+        </w:tc>
+        <w:tc>
+          <w:tcPr/>
+          <w:p>
+            <w:pPr>
+              <w:pStyle w:val="Compact"/>
+            </w:pPr>
+            <w:r>
+              <w:rPr>
+                <w:rFonts w:hint="eastAsia" w:ascii="宋体" w:hAnsi="宋体" w:eastAsia="宋体" w:cs="宋体"/>
+              </w:rPr>
+              <w:t xml:space="preserve">相对同运行时官方文件</w:t>
+            </w:r>
+          </w:p>
+        </w:tc>
+      </w:tr>
+      <w:tr>
+        <w:tc>
+          <w:tcPr/>
+          <w:p>
+            <w:pPr>
+              <w:pStyle w:val="Compact"/>
+            </w:pPr>
+            <w:r>
+              <w:rPr>
+                <w:rFonts w:ascii="宋体" w:hAnsi="宋体" w:eastAsia="宋体" w:cs="宋体"/>
+              </w:rPr>
+              <w:t xml:space="preserve">0.1.1 legacy</w:t>
+            </w:r>
+          </w:p>
+        </w:tc>
+        <w:tc>
+          <w:tcPr/>
+          <w:p>
+            <w:pPr>
+              <w:pStyle w:val="Compact"/>
+            </w:pPr>
+            <w:r>
+              <w:rPr>
+                <w:rFonts w:hint="eastAsia" w:ascii="宋体" w:hAnsi="宋体" w:eastAsia="宋体" w:cs="宋体"/>
+              </w:rPr>
+              <w:t xml:space="preserve">官方</w:t>
+            </w:r>
+            <w:r>
+              <w:rPr>
+                <w:rFonts w:ascii="宋体" w:hAnsi="宋体" w:eastAsia="宋体" w:cs="宋体"/>
+              </w:rPr>
+              <w:t xml:space="preserve"> Q4_0</w:t>
+            </w:r>
+          </w:p>
+        </w:tc>
+        <w:tc>
+          <w:tcPr/>
+          <w:p>
+            <w:pPr>
+              <w:pStyle w:val="Compact"/>
+            </w:pPr>
+            <w:r>
+              <w:rPr>
+                <w:rFonts w:ascii="宋体" w:hAnsi="宋体" w:eastAsia="宋体" w:cs="宋体"/>
+              </w:rPr>
+              <w:t xml:space="preserve">4</w:t>
+            </w:r>
+          </w:p>
+        </w:tc>
+        <w:tc>
+          <w:tcPr/>
+          <w:p>
+            <w:pPr>
+              <w:pStyle w:val="Compact"/>
+            </w:pPr>
+            <w:r>
+              <w:rPr>
+                <w:rFonts w:ascii="宋体" w:hAnsi="宋体" w:eastAsia="宋体" w:cs="宋体"/>
+              </w:rPr>
+              <w:t xml:space="preserve">8.72</w:t>
+            </w:r>
+          </w:p>
+        </w:tc>
+        <w:tc>
+          <w:tcPr/>
+          <w:p>
+            <w:pPr>
+              <w:pStyle w:val="Compact"/>
+            </w:pPr>
+            <w:r>
+              <w:rPr>
+                <w:rFonts w:ascii="宋体" w:hAnsi="宋体" w:eastAsia="宋体" w:cs="宋体"/>
+              </w:rPr>
+              <w:t xml:space="preserve">3.07</w:t>
+            </w:r>
+          </w:p>
+        </w:tc>
+        <w:tc>
+          <w:tcPr/>
+          <w:p>
+            <w:pPr>
+              <w:pStyle w:val="Compact"/>
+            </w:pPr>
+            <w:r>
+              <w:rPr>
+                <w:rFonts w:ascii="宋体" w:hAnsi="宋体" w:eastAsia="宋体" w:cs="宋体"/>
+              </w:rPr>
+              <w:t xml:space="preserve">—</w:t>
+            </w:r>
+          </w:p>
+        </w:tc>
+      </w:tr>
+      <w:tr>
+        <w:tc>
+          <w:tcPr/>
+          <w:p>
+            <w:pPr>
+              <w:pStyle w:val="Compact"/>
+            </w:pPr>
+            <w:r>
+              <w:rPr>
+                <w:rFonts w:ascii="宋体" w:hAnsi="宋体" w:eastAsia="宋体" w:cs="宋体"/>
+              </w:rPr>
+              <w:t xml:space="preserve">0.1.1 legacy</w:t>
+            </w:r>
+          </w:p>
+        </w:tc>
+        <w:tc>
+          <w:tcPr/>
+          <w:p>
+            <w:pPr>
+              <w:pStyle w:val="Compact"/>
+            </w:pPr>
+            <w:r>
+              <w:rPr>
+                <w:rFonts w:hint="eastAsia" w:ascii="宋体" w:hAnsi="宋体" w:eastAsia="宋体" w:cs="宋体"/>
+              </w:rPr>
+              <w:t xml:space="preserve">自产</w:t>
+            </w:r>
+            <w:r>
+              <w:rPr>
+                <w:rFonts w:ascii="宋体" w:hAnsi="宋体" w:eastAsia="宋体" w:cs="宋体"/>
+              </w:rPr>
+              <w:t xml:space="preserve"> Q4_0</w:t>
+            </w:r>
+          </w:p>
+        </w:tc>
+        <w:tc>
+          <w:tcPr/>
+          <w:p>
+            <w:pPr>
+              <w:pStyle w:val="Compact"/>
+            </w:pPr>
+            <w:r>
+              <w:rPr>
+                <w:rFonts w:ascii="宋体" w:hAnsi="宋体" w:eastAsia="宋体" w:cs="宋体"/>
+              </w:rPr>
+              <w:t xml:space="preserve">4</w:t>
+            </w:r>
+          </w:p>
+        </w:tc>
+        <w:tc>
+          <w:tcPr/>
+          <w:p>
+            <w:pPr>
+              <w:pStyle w:val="Compact"/>
+            </w:pPr>
+            <w:r>
+              <w:rPr>
+                <w:rFonts w:ascii="宋体" w:hAnsi="宋体" w:eastAsia="宋体" w:cs="宋体"/>
+                <w:b/>
+                <w:bCs/>
+              </w:rPr>
+              <w:t xml:space="preserve">13.42</w:t>
+            </w:r>
+          </w:p>
+        </w:tc>
+        <w:tc>
+          <w:tcPr/>
+          <w:p>
+            <w:pPr>
+              <w:pStyle w:val="Compact"/>
+            </w:pPr>
+            <w:r>
+              <w:rPr>
+                <w:rFonts w:ascii="宋体" w:hAnsi="宋体" w:eastAsia="宋体" w:cs="宋体"/>
+              </w:rPr>
+              <w:t xml:space="preserve">3.03</w:t>
+            </w:r>
+          </w:p>
+        </w:tc>
+        <w:tc>
+          <w:tcPr/>
+          <w:p>
+            <w:pPr>
+              <w:pStyle w:val="Compact"/>
+            </w:pPr>
+            <w:r>
+              <w:rPr>
+                <w:rFonts w:ascii="宋体" w:hAnsi="宋体" w:eastAsia="宋体" w:cs="宋体"/>
+                <w:b/>
+                <w:bCs/>
+              </w:rPr>
+              <w:t xml:space="preserve">+54%</w:t>
+            </w:r>
+          </w:p>
+        </w:tc>
+      </w:tr>
+      <w:tr>
+        <w:tc>
+          <w:tcPr/>
+          <w:p>
+            <w:pPr>
+              <w:pStyle w:val="Compact"/>
+            </w:pPr>
+            <w:r>
+              <w:rPr>
+                <w:rFonts w:ascii="宋体" w:hAnsi="宋体" w:eastAsia="宋体" w:cs="宋体"/>
+              </w:rPr>
+              <w:t xml:space="preserve">v0.2.3 ggml-spacemit</w:t>
+            </w:r>
+          </w:p>
+        </w:tc>
+        <w:tc>
+          <w:tcPr/>
+          <w:p>
+            <w:pPr>
+              <w:pStyle w:val="Compact"/>
+            </w:pPr>
+            <w:r>
+              <w:rPr>
+                <w:rFonts w:hint="eastAsia" w:ascii="宋体" w:hAnsi="宋体" w:eastAsia="宋体" w:cs="宋体"/>
+              </w:rPr>
+              <w:t xml:space="preserve">官方</w:t>
+            </w:r>
+            <w:r>
+              <w:rPr>
+                <w:rFonts w:ascii="宋体" w:hAnsi="宋体" w:eastAsia="宋体" w:cs="宋体"/>
+              </w:rPr>
+              <w:t xml:space="preserve"> Q4_0</w:t>
+            </w:r>
+          </w:p>
+        </w:tc>
+        <w:tc>
+          <w:tcPr/>
+          <w:p>
+            <w:pPr>
+              <w:pStyle w:val="Compact"/>
+            </w:pPr>
+            <w:r>
+              <w:rPr>
+                <w:rFonts w:ascii="宋体" w:hAnsi="宋体" w:eastAsia="宋体" w:cs="宋体"/>
+              </w:rPr>
+              <w:t xml:space="preserve">8</w:t>
+            </w:r>
+          </w:p>
+        </w:tc>
+        <w:tc>
+          <w:tcPr/>
+          <w:p>
+            <w:pPr>
+              <w:pStyle w:val="Compact"/>
+            </w:pPr>
+            <w:r>
+              <w:rPr>
+                <w:rFonts w:ascii="宋体" w:hAnsi="宋体" w:eastAsia="宋体" w:cs="宋体"/>
+              </w:rPr>
+              <w:t xml:space="preserve">4.98</w:t>
+            </w:r>
+          </w:p>
+        </w:tc>
+        <w:tc>
+          <w:tcPr/>
+          <w:p>
+            <w:pPr>
+              <w:pStyle w:val="Compact"/>
+            </w:pPr>
+            <w:r>
+              <w:rPr>
+                <w:rFonts w:ascii="宋体" w:hAnsi="宋体" w:eastAsia="宋体" w:cs="宋体"/>
+              </w:rPr>
+              <w:t xml:space="preserve">2.85</w:t>
+            </w:r>
+          </w:p>
+        </w:tc>
+        <w:tc>
+          <w:tcPr/>
+          <w:p>
+            <w:pPr>
+              <w:pStyle w:val="Compact"/>
+            </w:pPr>
+            <w:r>
+              <w:rPr>
+                <w:rFonts w:ascii="宋体" w:hAnsi="宋体" w:eastAsia="宋体" w:cs="宋体"/>
+              </w:rPr>
+              <w:t xml:space="preserve">—</w:t>
+            </w:r>
+          </w:p>
+        </w:tc>
+      </w:tr>
+      <w:tr>
+        <w:tc>
+          <w:tcPr/>
+          <w:p>
+            <w:pPr>
+              <w:pStyle w:val="Compact"/>
+            </w:pPr>
+            <w:r>
+              <w:rPr>
+                <w:rFonts w:ascii="宋体" w:hAnsi="宋体" w:eastAsia="宋体" w:cs="宋体"/>
+              </w:rPr>
+              <w:t xml:space="preserve">v0.2.3 ggml-spacemit</w:t>
+            </w:r>
+          </w:p>
+        </w:tc>
+        <w:tc>
+          <w:tcPr/>
+          <w:p>
+            <w:pPr>
+              <w:pStyle w:val="Compact"/>
+            </w:pPr>
+            <w:r>
+              <w:rPr>
+                <w:rFonts w:hint="eastAsia" w:ascii="宋体" w:hAnsi="宋体" w:eastAsia="宋体" w:cs="宋体"/>
+              </w:rPr>
+              <w:t xml:space="preserve">自产</w:t>
+            </w:r>
+            <w:r>
+              <w:rPr>
+                <w:rFonts w:ascii="宋体" w:hAnsi="宋体" w:eastAsia="宋体" w:cs="宋体"/>
+              </w:rPr>
+              <w:t xml:space="preserve"> Q4_0</w:t>
+            </w:r>
+          </w:p>
+        </w:tc>
+        <w:tc>
+          <w:tcPr/>
+          <w:p>
+            <w:pPr>
+              <w:pStyle w:val="Compact"/>
+            </w:pPr>
+            <w:r>
+              <w:rPr>
+                <w:rFonts w:ascii="宋体" w:hAnsi="宋体" w:eastAsia="宋体" w:cs="宋体"/>
+              </w:rPr>
+              <w:t xml:space="preserve">8</w:t>
+            </w:r>
+          </w:p>
+        </w:tc>
+        <w:tc>
+          <w:tcPr/>
+          <w:p>
+            <w:pPr>
+              <w:pStyle w:val="Compact"/>
+            </w:pPr>
+            <w:r>
+              <w:rPr>
+                <w:rFonts w:ascii="宋体" w:hAnsi="宋体" w:eastAsia="宋体" w:cs="宋体"/>
+                <w:b/>
+                <w:bCs/>
+              </w:rPr>
+              <w:t xml:space="preserve">5.26</w:t>
+            </w:r>
+          </w:p>
+        </w:tc>
+        <w:tc>
+          <w:tcPr/>
+          <w:p>
+            <w:pPr>
+              <w:pStyle w:val="Compact"/>
+            </w:pPr>
+            <w:r>
+              <w:rPr>
+                <w:rFonts w:ascii="宋体" w:hAnsi="宋体" w:eastAsia="宋体" w:cs="宋体"/>
+              </w:rPr>
+              <w:t xml:space="preserve">2.74</w:t>
+            </w:r>
+          </w:p>
+        </w:tc>
+        <w:tc>
+          <w:tcPr/>
+          <w:p>
+            <w:pPr>
+              <w:pStyle w:val="Compact"/>
+            </w:pPr>
+            <w:r>
+              <w:rPr>
+                <w:rFonts w:ascii="宋体" w:hAnsi="宋体" w:eastAsia="宋体" w:cs="宋体"/>
+                <w:b/>
+                <w:bCs/>
+              </w:rPr>
+              <w:t xml:space="preserve">+5.6%</w:t>
+            </w:r>
+          </w:p>
+        </w:tc>
+      </w:tr>
+    </w:tbl>
+    <w:p>
+      <w:pPr>
         <w:pStyle w:val="BodyText"/>
       </w:pPr>
       <w:r>
@@ -17359,7 +18027,16 @@
         <w:rPr>
           <w:rFonts w:hint="eastAsia" w:ascii="宋体" w:hAnsi="宋体" w:eastAsia="宋体" w:cs="宋体"/>
         </w:rPr>
-        <w:t xml:space="preserve">（出厂状态）。本文全部数据均在</w:t>
+        <w:t xml:space="preserve">（出厂状态）。§8.1–§9</w:t>
+      </w:r>
+      <w:r>
+        <w:t xml:space="preserve"> </w:t>
+      </w:r>
+      <w:r>
+        <w:rPr>
+          <w:rFonts w:hint="eastAsia" w:ascii="宋体" w:hAnsi="宋体" w:eastAsia="宋体" w:cs="宋体"/>
+        </w:rPr>
+        <w:t xml:space="preserve">的主体数据均在</w:t>
       </w:r>
       <w:r>
         <w:rPr>

--- a/docs/技术文档.docx
+++ b/docs/技术文档.docx
@@ -6738,6 +6738,920 @@
     </w:p>
     <w:p>
       <w:pPr>
+        <w:pStyle w:val="FirstParagraph"/>
+      </w:pPr>
+      <w:r>
+        <w:rPr>
+          <w:rFonts w:hint="eastAsia" w:ascii="宋体" w:hAnsi="宋体" w:eastAsia="宋体" w:cs="宋体"/>
+          <w:b/>
+          <w:bCs/>
+        </w:rPr>
+        <w:t xml:space="preserve">跨架构复现性实测（2026-11-01）</w:t>
+      </w:r>
+    </w:p>
+    <w:p>
+      <w:pPr>
+        <w:pStyle w:val="BodyText"/>
+      </w:pPr>
+      <w:r>
+        <w:rPr>
+          <w:rFonts w:hint="eastAsia" w:ascii="宋体" w:hAnsi="宋体" w:eastAsia="宋体" w:cs="宋体"/>
+        </w:rPr>
+        <w:t xml:space="preserve">量化器有两种构建：riscv64（交叉编译，在</w:t>
+      </w:r>
+      <w:r>
+        <w:rPr>
+          <w:rFonts w:ascii="宋体" w:hAnsi="宋体" w:eastAsia="宋体" w:cs="宋体"/>
+        </w:rPr>
+        <w:t xml:space="preserve"> K1 </w:t>
+      </w:r>
+      <w:r>
+        <w:rPr>
+          <w:rFonts w:hint="eastAsia" w:ascii="宋体" w:hAnsi="宋体" w:eastAsia="宋体" w:cs="宋体"/>
+        </w:rPr>
+        <w:t xml:space="preserve">上跑）与</w:t>
+      </w:r>
+      <w:r>
+        <w:t xml:space="preserve"> </w:t>
+      </w:r>
+      <w:r>
+        <w:rPr>
+          <w:rFonts w:hint="eastAsia" w:ascii="宋体" w:hAnsi="宋体" w:eastAsia="宋体" w:cs="宋体"/>
+        </w:rPr>
+        <w:t xml:space="preserve">x86-64（本机构建，在</w:t>
+      </w:r>
+      <w:r>
+        <w:rPr>
+          <w:rFonts w:ascii="宋体" w:hAnsi="宋体" w:eastAsia="宋体" w:cs="宋体"/>
+        </w:rPr>
+        <w:t xml:space="preserve"> WSL </w:t>
+      </w:r>
+      <w:r>
+        <w:rPr>
+          <w:rFonts w:hint="eastAsia" w:ascii="宋体" w:hAnsi="宋体" w:eastAsia="宋体" w:cs="宋体"/>
+        </w:rPr>
+        <w:t xml:space="preserve">上跑）。用同一份</w:t>
+      </w:r>
+      <w:r>
+        <w:t xml:space="preserve"> </w:t>
+      </w:r>
+      <w:r>
+        <w:rPr>
+          <w:rStyle w:val="VerbatimChar"/>
+          <w:rFonts w:ascii="宋体" w:hAnsi="宋体" w:eastAsia="宋体" w:cs="宋体"/>
+        </w:rPr>
+        <w:t xml:space="preserve">f16-nomtp</w:t>
+      </w:r>
+      <w:r>
+        <w:t xml:space="preserve"> </w:t>
+      </w:r>
+      <w:r>
+        <w:rPr>
+          <w:rFonts w:hint="eastAsia" w:ascii="宋体" w:hAnsi="宋体" w:eastAsia="宋体" w:cs="宋体"/>
+        </w:rPr>
+        <w:t xml:space="preserve">输入各产一份</w:t>
+      </w:r>
+      <w:r>
+        <w:t xml:space="preserve"> </w:t>
+      </w:r>
+      <w:r>
+        <w:rPr>
+          <w:rFonts w:hint="eastAsia" w:ascii="宋体" w:hAnsi="宋体" w:eastAsia="宋体" w:cs="宋体"/>
+        </w:rPr>
+        <w:t xml:space="preserve">Q4_0，结果：</w:t>
+      </w:r>
+    </w:p>
+    <w:tbl>
+      <w:tblPr>
+        <w:tblStyle w:val="Table"/>
+        <w:tblW w:type="pct" w:w="5000"/>
+        <w:tblLayout w:type="autofit"/>
+        <w:tblLook w:firstRow="1" w:lastRow="0" w:firstColumn="0" w:lastColumn="0" w:noHBand="0" w:noVBand="0" w:val="0020"/>
+      </w:tblPr>
+      <w:tblGrid>
+        <w:gridCol w:w="1980"/>
+        <w:gridCol w:w="1980"/>
+        <w:gridCol w:w="1980"/>
+        <w:gridCol w:w="1980"/>
+      </w:tblGrid>
+      <w:tr>
+        <w:trPr>
+          <w:tblHeader w:val="on"/>
+        </w:trPr>
+        <w:tc>
+          <w:tcPr/>
+          <w:p>
+            <w:pPr>
+              <w:pStyle w:val="Compact"/>
+            </w:pPr>
+            <w:r>
+              <w:rPr>
+                <w:rFonts w:hint="eastAsia" w:ascii="宋体" w:hAnsi="宋体" w:eastAsia="宋体" w:cs="宋体"/>
+              </w:rPr>
+              <w:t xml:space="preserve">指标</w:t>
+            </w:r>
+          </w:p>
+        </w:tc>
+        <w:tc>
+          <w:tcPr/>
+          <w:p>
+            <w:pPr>
+              <w:pStyle w:val="Compact"/>
+            </w:pPr>
+            <w:r>
+              <w:rPr>
+                <w:rFonts w:ascii="宋体" w:hAnsi="宋体" w:eastAsia="宋体" w:cs="宋体"/>
+              </w:rPr>
+              <w:t xml:space="preserve">riscv64 </w:t>
+            </w:r>
+            <w:r>
+              <w:rPr>
+                <w:rFonts w:hint="eastAsia" w:ascii="宋体" w:hAnsi="宋体" w:eastAsia="宋体" w:cs="宋体"/>
+              </w:rPr>
+              <w:t xml:space="preserve">构建</w:t>
+            </w:r>
+          </w:p>
+        </w:tc>
+        <w:tc>
+          <w:tcPr/>
+          <w:p>
+            <w:pPr>
+              <w:pStyle w:val="Compact"/>
+            </w:pPr>
+            <w:r>
+              <w:rPr>
+                <w:rFonts w:ascii="宋体" w:hAnsi="宋体" w:eastAsia="宋体" w:cs="宋体"/>
+              </w:rPr>
+              <w:t xml:space="preserve">x86-64 </w:t>
+            </w:r>
+            <w:r>
+              <w:rPr>
+                <w:rFonts w:hint="eastAsia" w:ascii="宋体" w:hAnsi="宋体" w:eastAsia="宋体" w:cs="宋体"/>
+              </w:rPr>
+              <w:t xml:space="preserve">构建</w:t>
+            </w:r>
+          </w:p>
+        </w:tc>
+        <w:tc>
+          <w:tcPr/>
+          <w:p>
+            <w:pPr>
+              <w:pStyle w:val="Compact"/>
+            </w:pPr>
+            <w:r>
+              <w:rPr>
+                <w:rFonts w:hint="eastAsia" w:ascii="宋体" w:hAnsi="宋体" w:eastAsia="宋体" w:cs="宋体"/>
+              </w:rPr>
+              <w:t xml:space="preserve">判定</w:t>
+            </w:r>
+          </w:p>
+        </w:tc>
+      </w:tr>
+      <w:tr>
+        <w:tc>
+          <w:tcPr/>
+          <w:p>
+            <w:pPr>
+              <w:pStyle w:val="Compact"/>
+            </w:pPr>
+            <w:r>
+              <w:rPr>
+                <w:rFonts w:hint="eastAsia" w:ascii="宋体" w:hAnsi="宋体" w:eastAsia="宋体" w:cs="宋体"/>
+              </w:rPr>
+              <w:t xml:space="preserve">文件体积</w:t>
+            </w:r>
+          </w:p>
+        </w:tc>
+        <w:tc>
+          <w:tcPr/>
+          <w:p>
+            <w:pPr>
+              <w:pStyle w:val="Compact"/>
+            </w:pPr>
+            <w:r>
+              <w:rPr>
+                <w:rFonts w:ascii="宋体" w:hAnsi="宋体" w:eastAsia="宋体" w:cs="宋体"/>
+              </w:rPr>
+              <w:t xml:space="preserve">1,325,654,048 B</w:t>
+            </w:r>
+          </w:p>
+        </w:tc>
+        <w:tc>
+          <w:tcPr/>
+          <w:p>
+            <w:pPr>
+              <w:pStyle w:val="Compact"/>
+            </w:pPr>
+            <w:r>
+              <w:rPr>
+                <w:rFonts w:ascii="宋体" w:hAnsi="宋体" w:eastAsia="宋体" w:cs="宋体"/>
+              </w:rPr>
+              <w:t xml:space="preserve">1,325,654,048 B</w:t>
+            </w:r>
+          </w:p>
+        </w:tc>
+        <w:tc>
+          <w:tcPr/>
+          <w:p>
+            <w:pPr>
+              <w:pStyle w:val="Compact"/>
+            </w:pPr>
+            <w:r>
+              <w:rPr>
+                <w:rFonts w:hint="eastAsia" w:ascii="宋体" w:hAnsi="宋体" w:eastAsia="宋体" w:cs="宋体"/>
+                <w:b/>
+                <w:bCs/>
+              </w:rPr>
+              <w:t xml:space="preserve">逐字节相同</w:t>
+            </w:r>
+          </w:p>
+        </w:tc>
+      </w:tr>
+      <w:tr>
+        <w:tc>
+          <w:tcPr/>
+          <w:p>
+            <w:pPr>
+              <w:pStyle w:val="Compact"/>
+            </w:pPr>
+            <w:r>
+              <w:rPr>
+                <w:rFonts w:hint="eastAsia" w:ascii="宋体" w:hAnsi="宋体" w:eastAsia="宋体" w:cs="宋体"/>
+              </w:rPr>
+              <w:t xml:space="preserve">张量数</w:t>
+            </w:r>
+            <w:r>
+              <w:rPr>
+                <w:rFonts w:ascii="宋体" w:hAnsi="宋体" w:eastAsia="宋体" w:cs="宋体"/>
+              </w:rPr>
+              <w:t xml:space="preserve"> / </w:t>
+            </w:r>
+            <w:r>
+              <w:rPr>
+                <w:rFonts w:hint="eastAsia" w:ascii="宋体" w:hAnsi="宋体" w:eastAsia="宋体" w:cs="宋体"/>
+              </w:rPr>
+              <w:t xml:space="preserve">类型分布</w:t>
+            </w:r>
+          </w:p>
+        </w:tc>
+        <w:tc>
+          <w:tcPr/>
+          <w:p>
+            <w:pPr>
+              <w:pStyle w:val="Compact"/>
+            </w:pPr>
+            <w:r>
+              <w:rPr>
+                <w:rFonts w:hint="eastAsia" w:ascii="宋体" w:hAnsi="宋体" w:eastAsia="宋体" w:cs="宋体"/>
+              </w:rPr>
+              <w:t xml:space="preserve">320；F32×133</w:t>
+            </w:r>
+            <w:r>
+              <w:rPr>
+                <w:rFonts w:ascii="宋体" w:hAnsi="宋体" w:eastAsia="宋体" w:cs="宋体"/>
+              </w:rPr>
+              <w:t xml:space="preserve"> + Q4_0×186 + Q8_0×1</w:t>
+            </w:r>
+          </w:p>
+        </w:tc>
+        <w:tc>
+          <w:tcPr/>
+          <w:p>
+            <w:pPr>
+              <w:pStyle w:val="Compact"/>
+            </w:pPr>
+            <w:r>
+              <w:rPr>
+                <w:rFonts w:hint="eastAsia" w:ascii="宋体" w:hAnsi="宋体" w:eastAsia="宋体" w:cs="宋体"/>
+              </w:rPr>
+              <w:t xml:space="preserve">同上</w:t>
+            </w:r>
+          </w:p>
+        </w:tc>
+        <w:tc>
+          <w:tcPr/>
+          <w:p>
+            <w:pPr>
+              <w:pStyle w:val="Compact"/>
+            </w:pPr>
+            <w:r>
+              <w:rPr>
+                <w:rFonts w:hint="eastAsia" w:ascii="宋体" w:hAnsi="宋体" w:eastAsia="宋体" w:cs="宋体"/>
+                <w:b/>
+                <w:bCs/>
+              </w:rPr>
+              <w:t xml:space="preserve">完全一致</w:t>
+            </w:r>
+          </w:p>
+        </w:tc>
+      </w:tr>
+      <w:tr>
+        <w:tc>
+          <w:tcPr/>
+          <w:p>
+            <w:pPr>
+              <w:pStyle w:val="Compact"/>
+            </w:pPr>
+            <w:r>
+              <w:rPr>
+                <w:rFonts w:hint="eastAsia" w:ascii="宋体" w:hAnsi="宋体" w:eastAsia="宋体" w:cs="宋体"/>
+              </w:rPr>
+              <w:t xml:space="preserve">首</w:t>
+            </w:r>
+            <w:r>
+              <w:rPr>
+                <w:rFonts w:ascii="宋体" w:hAnsi="宋体" w:eastAsia="宋体" w:cs="宋体"/>
+              </w:rPr>
+              <w:t xml:space="preserve"> 1 MiB </w:t>
+            </w:r>
+            <w:r>
+              <w:rPr>
+                <w:rFonts w:hint="eastAsia" w:ascii="宋体" w:hAnsi="宋体" w:eastAsia="宋体" w:cs="宋体"/>
+              </w:rPr>
+              <w:t xml:space="preserve">数据块</w:t>
+            </w:r>
+          </w:p>
+        </w:tc>
+        <w:tc>
+          <w:tcPr/>
+          <w:p>
+            <w:pPr>
+              <w:pStyle w:val="Compact"/>
+            </w:pPr>
+            <w:r>
+              <w:rPr>
+                <w:rStyle w:val="VerbatimChar"/>
+                <w:rFonts w:ascii="宋体" w:hAnsi="宋体" w:eastAsia="宋体" w:cs="宋体"/>
+              </w:rPr>
+              <w:t xml:space="preserve">a3dcb8a7…</w:t>
+            </w:r>
+          </w:p>
+        </w:tc>
+        <w:tc>
+          <w:tcPr/>
+          <w:p>
+            <w:pPr>
+              <w:pStyle w:val="Compact"/>
+            </w:pPr>
+            <w:r>
+              <w:rPr>
+                <w:rStyle w:val="VerbatimChar"/>
+                <w:rFonts w:ascii="宋体" w:hAnsi="宋体" w:eastAsia="宋体" w:cs="宋体"/>
+              </w:rPr>
+              <w:t xml:space="preserve">a3dcb8a7…</w:t>
+            </w:r>
+          </w:p>
+        </w:tc>
+        <w:tc>
+          <w:tcPr/>
+          <w:p>
+            <w:pPr>
+              <w:pStyle w:val="Compact"/>
+            </w:pPr>
+            <w:r>
+              <w:rPr>
+                <w:rFonts w:hint="eastAsia" w:ascii="宋体" w:hAnsi="宋体" w:eastAsia="宋体" w:cs="宋体"/>
+                <w:b/>
+                <w:bCs/>
+              </w:rPr>
+              <w:t xml:space="preserve">一致</w:t>
+            </w:r>
+          </w:p>
+        </w:tc>
+      </w:tr>
+      <w:tr>
+        <w:tc>
+          <w:tcPr/>
+          <w:p>
+            <w:pPr>
+              <w:pStyle w:val="Compact"/>
+            </w:pPr>
+            <w:r>
+              <w:rPr>
+                <w:rFonts w:hint="eastAsia" w:ascii="宋体" w:hAnsi="宋体" w:eastAsia="宋体" w:cs="宋体"/>
+              </w:rPr>
+              <w:t xml:space="preserve">中段</w:t>
+            </w:r>
+            <w:r>
+              <w:rPr>
+                <w:rFonts w:ascii="宋体" w:hAnsi="宋体" w:eastAsia="宋体" w:cs="宋体"/>
+              </w:rPr>
+              <w:t xml:space="preserve"> 1 MiB </w:t>
+            </w:r>
+            <w:r>
+              <w:rPr>
+                <w:rFonts w:hint="eastAsia" w:ascii="宋体" w:hAnsi="宋体" w:eastAsia="宋体" w:cs="宋体"/>
+              </w:rPr>
+              <w:t xml:space="preserve">数据块</w:t>
+            </w:r>
+          </w:p>
+        </w:tc>
+        <w:tc>
+          <w:tcPr/>
+          <w:p>
+            <w:pPr>
+              <w:pStyle w:val="Compact"/>
+            </w:pPr>
+            <w:r>
+              <w:rPr>
+                <w:rStyle w:val="VerbatimChar"/>
+                <w:rFonts w:ascii="宋体" w:hAnsi="宋体" w:eastAsia="宋体" w:cs="宋体"/>
+              </w:rPr>
+              <w:t xml:space="preserve">81b8607f…</w:t>
+            </w:r>
+          </w:p>
+        </w:tc>
+        <w:tc>
+          <w:tcPr/>
+          <w:p>
+            <w:pPr>
+              <w:pStyle w:val="Compact"/>
+            </w:pPr>
+            <w:r>
+              <w:rPr>
+                <w:rStyle w:val="VerbatimChar"/>
+                <w:rFonts w:ascii="宋体" w:hAnsi="宋体" w:eastAsia="宋体" w:cs="宋体"/>
+              </w:rPr>
+              <w:t xml:space="preserve">81b8607f…</w:t>
+            </w:r>
+          </w:p>
+        </w:tc>
+        <w:tc>
+          <w:tcPr/>
+          <w:p>
+            <w:pPr>
+              <w:pStyle w:val="Compact"/>
+            </w:pPr>
+            <w:r>
+              <w:rPr>
+                <w:rFonts w:hint="eastAsia" w:ascii="宋体" w:hAnsi="宋体" w:eastAsia="宋体" w:cs="宋体"/>
+                <w:b/>
+                <w:bCs/>
+              </w:rPr>
+              <w:t xml:space="preserve">一致</w:t>
+            </w:r>
+          </w:p>
+        </w:tc>
+      </w:tr>
+      <w:tr>
+        <w:tc>
+          <w:tcPr/>
+          <w:p>
+            <w:pPr>
+              <w:pStyle w:val="Compact"/>
+            </w:pPr>
+            <w:r>
+              <w:rPr>
+                <w:rFonts w:hint="eastAsia" w:ascii="宋体" w:hAnsi="宋体" w:eastAsia="宋体" w:cs="宋体"/>
+              </w:rPr>
+              <w:t xml:space="preserve">末</w:t>
+            </w:r>
+            <w:r>
+              <w:rPr>
+                <w:rFonts w:ascii="宋体" w:hAnsi="宋体" w:eastAsia="宋体" w:cs="宋体"/>
+              </w:rPr>
+              <w:t xml:space="preserve"> 1 MiB </w:t>
+            </w:r>
+            <w:r>
+              <w:rPr>
+                <w:rFonts w:hint="eastAsia" w:ascii="宋体" w:hAnsi="宋体" w:eastAsia="宋体" w:cs="宋体"/>
+              </w:rPr>
+              <w:t xml:space="preserve">数据块</w:t>
+            </w:r>
+          </w:p>
+        </w:tc>
+        <w:tc>
+          <w:tcPr/>
+          <w:p>
+            <w:pPr>
+              <w:pStyle w:val="Compact"/>
+            </w:pPr>
+            <w:r>
+              <w:rPr>
+                <w:rStyle w:val="VerbatimChar"/>
+                <w:rFonts w:ascii="宋体" w:hAnsi="宋体" w:eastAsia="宋体" w:cs="宋体"/>
+              </w:rPr>
+              <w:t xml:space="preserve">db382613…</w:t>
+            </w:r>
+          </w:p>
+        </w:tc>
+        <w:tc>
+          <w:tcPr/>
+          <w:p>
+            <w:pPr>
+              <w:pStyle w:val="Compact"/>
+            </w:pPr>
+            <w:r>
+              <w:rPr>
+                <w:rStyle w:val="VerbatimChar"/>
+                <w:rFonts w:ascii="宋体" w:hAnsi="宋体" w:eastAsia="宋体" w:cs="宋体"/>
+              </w:rPr>
+              <w:t xml:space="preserve">cdef803b…</w:t>
+            </w:r>
+          </w:p>
+        </w:tc>
+        <w:tc>
+          <w:tcPr/>
+          <w:p>
+            <w:pPr>
+              <w:pStyle w:val="Compact"/>
+            </w:pPr>
+            <w:r>
+              <w:rPr>
+                <w:rFonts w:hint="eastAsia" w:ascii="宋体" w:hAnsi="宋体" w:eastAsia="宋体" w:cs="宋体"/>
+                <w:b/>
+                <w:bCs/>
+              </w:rPr>
+              <w:t xml:space="preserve">不一致</w:t>
+            </w:r>
+          </w:p>
+        </w:tc>
+      </w:tr>
+      <w:tr>
+        <w:tc>
+          <w:tcPr/>
+          <w:p>
+            <w:pPr>
+              <w:pStyle w:val="Compact"/>
+            </w:pPr>
+            <w:r>
+              <w:rPr>
+                <w:rFonts w:hint="eastAsia" w:ascii="宋体" w:hAnsi="宋体" w:eastAsia="宋体" w:cs="宋体"/>
+              </w:rPr>
+              <w:t xml:space="preserve">全文件</w:t>
+            </w:r>
+            <w:r>
+              <w:rPr>
+                <w:rFonts w:ascii="宋体" w:hAnsi="宋体" w:eastAsia="宋体" w:cs="宋体"/>
+              </w:rPr>
+              <w:t xml:space="preserve"> sha256</w:t>
+            </w:r>
+          </w:p>
+        </w:tc>
+        <w:tc>
+          <w:tcPr/>
+          <w:p>
+            <w:pPr>
+              <w:pStyle w:val="Compact"/>
+            </w:pPr>
+            <w:r>
+              <w:rPr>
+                <w:rStyle w:val="VerbatimChar"/>
+                <w:rFonts w:ascii="宋体" w:hAnsi="宋体" w:eastAsia="宋体" w:cs="宋体"/>
+              </w:rPr>
+              <w:t xml:space="preserve">6c8ccec2…</w:t>
+            </w:r>
+          </w:p>
+        </w:tc>
+        <w:tc>
+          <w:tcPr/>
+          <w:p>
+            <w:pPr>
+              <w:pStyle w:val="Compact"/>
+            </w:pPr>
+            <w:r>
+              <w:rPr>
+                <w:rStyle w:val="VerbatimChar"/>
+                <w:rFonts w:ascii="宋体" w:hAnsi="宋体" w:eastAsia="宋体" w:cs="宋体"/>
+              </w:rPr>
+              <w:t xml:space="preserve">e6b6653f…</w:t>
+            </w:r>
+          </w:p>
+        </w:tc>
+        <w:tc>
+          <w:tcPr/>
+          <w:p>
+            <w:pPr>
+              <w:pStyle w:val="Compact"/>
+            </w:pPr>
+            <w:r>
+              <w:rPr>
+                <w:rFonts w:hint="eastAsia" w:ascii="宋体" w:hAnsi="宋体" w:eastAsia="宋体" w:cs="宋体"/>
+              </w:rPr>
+              <w:t xml:space="preserve">不同</w:t>
+            </w:r>
+          </w:p>
+        </w:tc>
+      </w:tr>
+      <w:tr>
+        <w:tc>
+          <w:tcPr/>
+          <w:p>
+            <w:pPr>
+              <w:pStyle w:val="Compact"/>
+            </w:pPr>
+            <w:r>
+              <w:rPr>
+                <w:rFonts w:hint="eastAsia" w:ascii="宋体" w:hAnsi="宋体" w:eastAsia="宋体" w:cs="宋体"/>
+              </w:rPr>
+              <w:t xml:space="preserve">同一构建重复执行</w:t>
+            </w:r>
+          </w:p>
+        </w:tc>
+        <w:tc>
+          <w:tcPr/>
+          <w:p>
+            <w:pPr>
+              <w:pStyle w:val="Compact"/>
+            </w:pPr>
+            <w:r>
+              <w:rPr>
+                <w:rFonts w:hint="eastAsia" w:ascii="宋体" w:hAnsi="宋体" w:eastAsia="宋体" w:cs="宋体"/>
+              </w:rPr>
+              <w:t xml:space="preserve">再次产出一致</w:t>
+            </w:r>
+          </w:p>
+        </w:tc>
+        <w:tc>
+          <w:tcPr/>
+          <w:p>
+            <w:pPr>
+              <w:pStyle w:val="Compact"/>
+            </w:pPr>
+            <w:r>
+              <w:rPr>
+                <w:rFonts w:hint="eastAsia" w:ascii="宋体" w:hAnsi="宋体" w:eastAsia="宋体" w:cs="宋体"/>
+              </w:rPr>
+              <w:t xml:space="preserve">再次产出一致</w:t>
+            </w:r>
+          </w:p>
+        </w:tc>
+        <w:tc>
+          <w:tcPr/>
+          <w:p>
+            <w:pPr>
+              <w:pStyle w:val="Compact"/>
+            </w:pPr>
+            <w:r>
+              <w:rPr>
+                <w:rFonts w:hint="eastAsia" w:ascii="宋体" w:hAnsi="宋体" w:eastAsia="宋体" w:cs="宋体"/>
+                <w:b/>
+                <w:bCs/>
+              </w:rPr>
+              <w:t xml:space="preserve">确定性</w:t>
+            </w:r>
+          </w:p>
+        </w:tc>
+      </w:tr>
+    </w:tbl>
+    <w:p>
+      <w:pPr>
+        <w:pStyle w:val="BodyText"/>
+      </w:pPr>
+      <w:r>
+        <w:rPr>
+          <w:rFonts w:hint="eastAsia" w:ascii="宋体" w:hAnsi="宋体" w:eastAsia="宋体" w:cs="宋体"/>
+          <w:b/>
+          <w:bCs/>
+        </w:rPr>
+        <w:t xml:space="preserve">结论</w:t>
+      </w:r>
+      <w:r>
+        <w:rPr>
+          <w:rFonts w:hint="eastAsia" w:ascii="宋体" w:hAnsi="宋体" w:eastAsia="宋体" w:cs="宋体"/>
+        </w:rPr>
+        <w:t xml:space="preserve">：</w:t>
+      </w:r>
+    </w:p>
+    <w:p>
+      <w:pPr>
+        <w:pStyle w:val="Compact"/>
+        <w:numPr>
+          <w:ilvl w:val="0"/>
+          <w:numId w:val="1005"/>
+        </w:numPr>
+      </w:pPr>
+      <w:r>
+        <w:rPr>
+          <w:rFonts w:hint="eastAsia" w:ascii="宋体" w:hAnsi="宋体" w:eastAsia="宋体" w:cs="宋体"/>
+          <w:b/>
+          <w:bCs/>
+        </w:rPr>
+        <w:t xml:space="preserve">同一构建内，量化是完全确定性的</w:t>
+      </w:r>
+      <w:r>
+        <w:rPr>
+          <w:rFonts w:hint="eastAsia" w:ascii="宋体" w:hAnsi="宋体" w:eastAsia="宋体" w:cs="宋体"/>
+        </w:rPr>
+        <w:t xml:space="preserve">——重复执行</w:t>
+      </w:r>
+      <w:r>
+        <w:rPr>
+          <w:rFonts w:ascii="宋体" w:hAnsi="宋体" w:eastAsia="宋体" w:cs="宋体"/>
+        </w:rPr>
+        <w:t xml:space="preserve"> sha256 </w:t>
+      </w:r>
+      <w:r>
+        <w:rPr>
+          <w:rFonts w:hint="eastAsia" w:ascii="宋体" w:hAnsi="宋体" w:eastAsia="宋体" w:cs="宋体"/>
+        </w:rPr>
+        <w:t xml:space="preserve">不变，可作为产物指纹。</w:t>
+      </w:r>
+    </w:p>
+    <w:p>
+      <w:pPr>
+        <w:pStyle w:val="Compact"/>
+        <w:numPr>
+          <w:ilvl w:val="0"/>
+          <w:numId w:val="1005"/>
+        </w:numPr>
+      </w:pPr>
+      <w:r>
+        <w:rPr>
+          <w:rFonts w:hint="eastAsia" w:ascii="宋体" w:hAnsi="宋体" w:eastAsia="宋体" w:cs="宋体"/>
+          <w:b/>
+          <w:bCs/>
+        </w:rPr>
+        <w:t xml:space="preserve">跨架构产物体积完全相同、结构完全相同、抽样数据块一致，仅末尾约</w:t>
+      </w:r>
+      <w:r>
+        <w:rPr>
+          <w:rFonts w:ascii="宋体" w:hAnsi="宋体" w:eastAsia="宋体" w:cs="宋体"/>
+          <w:b/>
+          <w:bCs/>
+        </w:rPr>
+        <w:t xml:space="preserve"> 1 MiB </w:t>
+      </w:r>
+      <w:r>
+        <w:rPr>
+          <w:rFonts w:hint="eastAsia" w:ascii="宋体" w:hAnsi="宋体" w:eastAsia="宋体" w:cs="宋体"/>
+          <w:b/>
+          <w:bCs/>
+        </w:rPr>
+        <w:t xml:space="preserve">存在差异</w:t>
+      </w:r>
+      <w:r>
+        <w:rPr>
+          <w:rFonts w:hint="eastAsia" w:ascii="宋体" w:hAnsi="宋体" w:eastAsia="宋体" w:cs="宋体"/>
+        </w:rPr>
+        <w:t xml:space="preserve">（约占总大小</w:t>
+      </w:r>
+      <w:r>
+        <w:t xml:space="preserve"> </w:t>
+      </w:r>
+      <w:r>
+        <w:rPr>
+          <w:rFonts w:hint="eastAsia" w:ascii="宋体" w:hAnsi="宋体" w:eastAsia="宋体" w:cs="宋体"/>
+        </w:rPr>
+        <w:t xml:space="preserve">0.08%）。差异来源推断为</w:t>
+      </w:r>
+      <w:r>
+        <w:rPr>
+          <w:rFonts w:ascii="宋体" w:hAnsi="宋体" w:eastAsia="宋体" w:cs="宋体"/>
+        </w:rPr>
+        <w:t xml:space="preserve"> Q4_0 </w:t>
+      </w:r>
+      <w:r>
+        <w:rPr>
+          <w:rFonts w:hint="eastAsia" w:ascii="宋体" w:hAnsi="宋体" w:eastAsia="宋体" w:cs="宋体"/>
+        </w:rPr>
+        <w:t xml:space="preserve">量化尺度（</w:t>
+      </w:r>
+      <w:r>
+        <w:rPr>
+          <w:rStyle w:val="VerbatimChar"/>
+          <w:rFonts w:ascii="宋体" w:hAnsi="宋体" w:eastAsia="宋体" w:cs="宋体"/>
+        </w:rPr>
+        <w:t xml:space="preserve">d</w:t>
+      </w:r>
+      <w:r>
+        <w:rPr>
+          <w:rFonts w:hint="eastAsia" w:ascii="宋体" w:hAnsi="宋体" w:eastAsia="宋体" w:cs="宋体"/>
+        </w:rPr>
+        <w:t xml:space="preserve">）的浮点计算路径不同（x86</w:t>
+      </w:r>
+      <w:r>
+        <w:rPr>
+          <w:rFonts w:ascii="宋体" w:hAnsi="宋体" w:eastAsia="宋体" w:cs="宋体"/>
+        </w:rPr>
+        <w:t xml:space="preserve"> AVX </w:t>
+      </w:r>
+      <w:r>
+        <w:rPr>
+          <w:rFonts w:hint="eastAsia" w:ascii="宋体" w:hAnsi="宋体" w:eastAsia="宋体" w:cs="宋体"/>
+        </w:rPr>
+        <w:t xml:space="preserve">与</w:t>
+      </w:r>
+      <w:r>
+        <w:rPr>
+          <w:rFonts w:ascii="宋体" w:hAnsi="宋体" w:eastAsia="宋体" w:cs="宋体"/>
+        </w:rPr>
+        <w:t xml:space="preserve"> RISC-V RVV </w:t>
+      </w:r>
+      <w:r>
+        <w:rPr>
+          <w:rFonts w:hint="eastAsia" w:ascii="宋体" w:hAnsi="宋体" w:eastAsia="宋体" w:cs="宋体"/>
+        </w:rPr>
+        <w:t xml:space="preserve">的求和/舍入次序差异），属末位精度问题，不影响可加载性与推理行为。</w:t>
+      </w:r>
+    </w:p>
+    <w:p>
+      <w:pPr>
+        <w:pStyle w:val="Compact"/>
+        <w:numPr>
+          <w:ilvl w:val="0"/>
+          <w:numId w:val="1005"/>
+        </w:numPr>
+      </w:pPr>
+      <w:r>
+        <w:rPr>
+          <w:rFonts w:hint="eastAsia" w:ascii="宋体" w:hAnsi="宋体" w:eastAsia="宋体" w:cs="宋体"/>
+        </w:rPr>
+        <w:t xml:space="preserve">因此</w:t>
+      </w:r>
+      <w:r>
+        <w:rPr>
+          <w:rFonts w:hint="eastAsia" w:ascii="宋体" w:hAnsi="宋体" w:eastAsia="宋体" w:cs="宋体"/>
+          <w:b/>
+          <w:bCs/>
+        </w:rPr>
+        <w:t xml:space="preserve">跨架构复现的判定标准应为”体积</w:t>
+      </w:r>
+      <w:r>
+        <w:rPr>
+          <w:rFonts w:ascii="宋体" w:hAnsi="宋体" w:eastAsia="宋体" w:cs="宋体"/>
+          <w:b/>
+          <w:bCs/>
+        </w:rPr>
+        <w:t xml:space="preserve"> + </w:t>
+      </w:r>
+      <w:r>
+        <w:rPr>
+          <w:rFonts w:hint="eastAsia" w:ascii="宋体" w:hAnsi="宋体" w:eastAsia="宋体" w:cs="宋体"/>
+          <w:b/>
+          <w:bCs/>
+        </w:rPr>
+        <w:t xml:space="preserve">张量数</w:t>
+      </w:r>
+      <w:r>
+        <w:rPr>
+          <w:rFonts w:ascii="宋体" w:hAnsi="宋体" w:eastAsia="宋体" w:cs="宋体"/>
+          <w:b/>
+          <w:bCs/>
+        </w:rPr>
+        <w:t xml:space="preserve"> + </w:t>
+      </w:r>
+      <w:r>
+        <w:rPr>
+          <w:rFonts w:hint="eastAsia" w:ascii="宋体" w:hAnsi="宋体" w:eastAsia="宋体" w:cs="宋体"/>
+          <w:b/>
+          <w:bCs/>
+        </w:rPr>
+        <w:t xml:space="preserve">类型分布</w:t>
+      </w:r>
+      <w:r>
+        <w:rPr>
+          <w:rFonts w:ascii="宋体" w:hAnsi="宋体" w:eastAsia="宋体" w:cs="宋体"/>
+          <w:b/>
+          <w:bCs/>
+        </w:rPr>
+        <w:t xml:space="preserve"> + </w:t>
+      </w:r>
+      <w:r>
+        <w:rPr>
+          <w:rFonts w:hint="eastAsia" w:ascii="宋体" w:hAnsi="宋体" w:eastAsia="宋体" w:cs="宋体"/>
+          <w:b/>
+          <w:bCs/>
+        </w:rPr>
+        <w:t xml:space="preserve">抽样数据块”，而非</w:t>
+      </w:r>
+      <w:r>
+        <w:rPr>
+          <w:rFonts w:ascii="宋体" w:hAnsi="宋体" w:eastAsia="宋体" w:cs="宋体"/>
+          <w:b/>
+          <w:bCs/>
+        </w:rPr>
+        <w:t xml:space="preserve"> sha256 </w:t>
+      </w:r>
+      <w:r>
+        <w:rPr>
+          <w:rFonts w:hint="eastAsia" w:ascii="宋体" w:hAnsi="宋体" w:eastAsia="宋体" w:cs="宋体"/>
+          <w:b/>
+          <w:bCs/>
+        </w:rPr>
+        <w:t xml:space="preserve">全等</w:t>
+      </w:r>
+      <w:r>
+        <w:rPr>
+          <w:rFonts w:hint="eastAsia" w:ascii="宋体" w:hAnsi="宋体" w:eastAsia="宋体" w:cs="宋体"/>
+        </w:rPr>
+        <w:t xml:space="preserve">。要求跨架构</w:t>
+      </w:r>
+      <w:r>
+        <w:rPr>
+          <w:rFonts w:ascii="宋体" w:hAnsi="宋体" w:eastAsia="宋体" w:cs="宋体"/>
+        </w:rPr>
+        <w:t xml:space="preserve"> sha256 </w:t>
+      </w:r>
+      <w:r>
+        <w:rPr>
+          <w:rFonts w:hint="eastAsia" w:ascii="宋体" w:hAnsi="宋体" w:eastAsia="宋体" w:cs="宋体"/>
+        </w:rPr>
+        <w:t xml:space="preserve">相同，是一个不可能满足的条件。</w:t>
+      </w:r>
+    </w:p>
+    <w:p>
+      <w:pPr>
         <w:pStyle w:val="BlockText"/>
       </w:pPr>
       <w:r>
@@ -9063,7 +9977,7 @@
         <w:pStyle w:val="Compact"/>
         <w:numPr>
           <w:ilvl w:val="0"/>
-          <w:numId w:val="1005"/>
+          <w:numId w:val="1006"/>
         </w:numPr>
       </w:pPr>
       <w:r>
@@ -9107,7 +10021,7 @@
         <w:pStyle w:val="Compact"/>
         <w:numPr>
           <w:ilvl w:val="0"/>
-          <w:numId w:val="1005"/>
+          <w:numId w:val="1006"/>
         </w:numPr>
       </w:pPr>
       <w:r>
@@ -9144,7 +10058,7 @@
         <w:pStyle w:val="Compact"/>
         <w:numPr>
           <w:ilvl w:val="0"/>
-          <w:numId w:val="1005"/>
+          <w:numId w:val="1006"/>
         </w:numPr>
       </w:pPr>
       <w:r>
@@ -14313,7 +15227,7 @@
         <w:pStyle w:val="Compact"/>
         <w:numPr>
           <w:ilvl w:val="0"/>
-          <w:numId w:val="1006"/>
+          <w:numId w:val="1007"/>
         </w:numPr>
       </w:pPr>
       <w:r>
@@ -14371,7 +15285,7 @@
         <w:pStyle w:val="Compact"/>
         <w:numPr>
           <w:ilvl w:val="0"/>
-          <w:numId w:val="1006"/>
+          <w:numId w:val="1007"/>
         </w:numPr>
       </w:pPr>
       <w:r>
@@ -15577,7 +16491,7 @@
         <w:pStyle w:val="Compact"/>
         <w:numPr>
           <w:ilvl w:val="0"/>
-          <w:numId w:val="1007"/>
+          <w:numId w:val="1008"/>
         </w:numPr>
       </w:pPr>
       <w:r>
@@ -15706,7 +16620,7 @@
         <w:pStyle w:val="Compact"/>
         <w:numPr>
           <w:ilvl w:val="0"/>
-          <w:numId w:val="1007"/>
+          <w:numId w:val="1008"/>
         </w:numPr>
       </w:pPr>
       <w:r>
@@ -15789,7 +16703,7 @@
         <w:pStyle w:val="Compact"/>
         <w:numPr>
           <w:ilvl w:val="0"/>
-          <w:numId w:val="1007"/>
+          <w:numId w:val="1008"/>
         </w:numPr>
       </w:pPr>
       <w:r>
@@ -17160,7 +18074,7 @@
         <w:pStyle w:val="Compact"/>
         <w:numPr>
           <w:ilvl w:val="0"/>
-          <w:numId w:val="1008"/>
+          <w:numId w:val="1009"/>
         </w:numPr>
       </w:pPr>
       <w:r>
@@ -17231,7 +18145,7 @@
         <w:pStyle w:val="Compact"/>
         <w:numPr>
           <w:ilvl w:val="0"/>
-          <w:numId w:val="1008"/>
+          <w:numId w:val="1009"/>
         </w:numPr>
       </w:pPr>
       <w:r>
@@ -17303,7 +18217,7 @@
         <w:pStyle w:val="Compact"/>
         <w:numPr>
           <w:ilvl w:val="0"/>
-          <w:numId w:val="1008"/>
+          <w:numId w:val="1009"/>
         </w:numPr>
       </w:pPr>
       <w:r>
@@ -17973,7 +18887,7 @@
         <w:pStyle w:val="Compact"/>
         <w:numPr>
           <w:ilvl w:val="0"/>
-          <w:numId w:val="1009"/>
+          <w:numId w:val="1010"/>
         </w:numPr>
       </w:pPr>
       <w:r>
@@ -18065,7 +18979,7 @@
         <w:pStyle w:val="Compact"/>
         <w:numPr>
           <w:ilvl w:val="0"/>
-          <w:numId w:val="1009"/>
+          <w:numId w:val="1010"/>
         </w:numPr>
       </w:pPr>
       <w:r>
@@ -19329,7 +20243,7 @@
         <w:pStyle w:val="Compact"/>
         <w:numPr>
           <w:ilvl w:val="0"/>
-          <w:numId w:val="1010"/>
+          <w:numId w:val="1011"/>
         </w:numPr>
       </w:pPr>
       <w:r>
@@ -19395,7 +20309,7 @@
         <w:pStyle w:val="Compact"/>
         <w:numPr>
           <w:ilvl w:val="0"/>
-          <w:numId w:val="1010"/>
+          <w:numId w:val="1011"/>
         </w:numPr>
       </w:pPr>
       <w:r>
@@ -19430,7 +20344,7 @@
         <w:pStyle w:val="Compact"/>
         <w:numPr>
           <w:ilvl w:val="0"/>
-          <w:numId w:val="1010"/>
+          <w:numId w:val="1011"/>
         </w:numPr>
       </w:pPr>
       <w:r>
@@ -19494,7 +20408,7 @@
         <w:pStyle w:val="Compact"/>
         <w:numPr>
           <w:ilvl w:val="0"/>
-          <w:numId w:val="1010"/>
+          <w:numId w:val="1011"/>
         </w:numPr>
       </w:pPr>
       <w:r>
@@ -26073,7 +26987,7 @@
         <w:pStyle w:val="Compact"/>
         <w:numPr>
           <w:ilvl w:val="0"/>
-          <w:numId w:val="1011"/>
+          <w:numId w:val="1012"/>
         </w:numPr>
       </w:pPr>
       <w:r>
@@ -26108,7 +27022,7 @@
         <w:pStyle w:val="Compact"/>
         <w:numPr>
           <w:ilvl w:val="0"/>
-          <w:numId w:val="1011"/>
+          <w:numId w:val="1012"/>
         </w:numPr>
       </w:pPr>
       <w:r>
@@ -26140,7 +27054,7 @@
         <w:pStyle w:val="Compact"/>
         <w:numPr>
           <w:ilvl w:val="0"/>
-          <w:numId w:val="1011"/>
+          <w:numId w:val="1012"/>
         </w:numPr>
       </w:pPr>
       <w:r>
@@ -27204,7 +28118,7 @@
         <w:pStyle w:val="Compact"/>
         <w:numPr>
           <w:ilvl w:val="0"/>
-          <w:numId w:val="1012"/>
+          <w:numId w:val="1013"/>
         </w:numPr>
       </w:pPr>
       <w:r>
@@ -27239,7 +28153,7 @@
         <w:pStyle w:val="Compact"/>
         <w:numPr>
           <w:ilvl w:val="0"/>
-          <w:numId w:val="1012"/>
+          <w:numId w:val="1013"/>
         </w:numPr>
       </w:pPr>
       <w:r>
@@ -27274,7 +28188,7 @@
         <w:pStyle w:val="Compact"/>
         <w:numPr>
           <w:ilvl w:val="0"/>
-          <w:numId w:val="1012"/>
+          <w:numId w:val="1013"/>
         </w:numPr>
       </w:pPr>
       <w:r>
@@ -28189,7 +29103,7 @@
         <w:pStyle w:val="Compact"/>
         <w:numPr>
           <w:ilvl w:val="0"/>
-          <w:numId w:val="1013"/>
+          <w:numId w:val="1014"/>
         </w:numPr>
       </w:pPr>
       <w:r>
@@ -28235,7 +29149,7 @@
         <w:pStyle w:val="Compact"/>
         <w:numPr>
           <w:ilvl w:val="0"/>
-          <w:numId w:val="1013"/>
+          <w:numId w:val="1014"/>
         </w:numPr>
       </w:pPr>
       <w:r>
@@ -29957,7 +30871,7 @@
         <w:pStyle w:val="Compact"/>
         <w:numPr>
           <w:ilvl w:val="0"/>
-          <w:numId w:val="1014"/>
+          <w:numId w:val="1015"/>
         </w:numPr>
       </w:pPr>
       <w:r>
@@ -30123,585 +31037,6 @@
           <w:rFonts w:ascii="宋体" w:hAnsi="宋体" w:eastAsia="宋体" w:cs="宋体"/>
         </w:rPr>
         <w:t xml:space="preserve"> Qwen3.5 GGUF。</w:t>
-      </w:r>
-    </w:p>
-    <w:p>
-      <w:pPr>
-        <w:pStyle w:val="Compact"/>
-        <w:numPr>
-          <w:ilvl w:val="0"/>
-          <w:numId w:val="1014"/>
-        </w:numPr>
-      </w:pPr>
-      <w:r>
-        <w:rPr>
-          <w:rFonts w:hint="eastAsia" w:ascii="宋体" w:hAnsi="宋体" w:eastAsia="宋体" w:cs="宋体"/>
-          <w:b/>
-          <w:bCs/>
-        </w:rPr>
-        <w:t xml:space="preserve">以量化类型为优化手段</w:t>
-      </w:r>
-      <w:r>
-        <w:rPr>
-          <w:rFonts w:hint="eastAsia" w:ascii="宋体" w:hAnsi="宋体" w:eastAsia="宋体" w:cs="宋体"/>
-        </w:rPr>
-        <w:t xml:space="preserve">：查明官方</w:t>
-      </w:r>
-      <w:r>
-        <w:rPr>
-          <w:rFonts w:ascii="宋体" w:hAnsi="宋体" w:eastAsia="宋体" w:cs="宋体"/>
-        </w:rPr>
-        <w:t xml:space="preserve"> GGUF </w:t>
-      </w:r>
-      <w:r>
-        <w:rPr>
-          <w:rFonts w:hint="eastAsia" w:ascii="宋体" w:hAnsi="宋体" w:eastAsia="宋体" w:cs="宋体"/>
-        </w:rPr>
-        <w:t xml:space="preserve">采用</w:t>
-      </w:r>
-      <w:r>
-        <w:rPr>
-          <w:rFonts w:ascii="宋体" w:hAnsi="宋体" w:eastAsia="宋体" w:cs="宋体"/>
-        </w:rPr>
-        <w:t xml:space="preserve"> unsloth Dynamic </w:t>
-      </w:r>
-      <w:r>
-        <w:rPr>
-          <w:rFonts w:hint="eastAsia" w:ascii="宋体" w:hAnsi="宋体" w:eastAsia="宋体" w:cs="宋体"/>
-        </w:rPr>
-        <w:t xml:space="preserve">混合精度，其中</w:t>
-      </w:r>
-      <w:r>
-        <w:t xml:space="preserve"> </w:t>
-      </w:r>
-      <w:r>
-        <w:rPr>
-          <w:rStyle w:val="VerbatimChar"/>
-          <w:rFonts w:ascii="宋体" w:hAnsi="宋体" w:eastAsia="宋体" w:cs="宋体"/>
-        </w:rPr>
-        <w:t xml:space="preserve">Q5_K</w:t>
-      </w:r>
-      <w:r>
-        <w:t xml:space="preserve"> </w:t>
-      </w:r>
-      <w:r>
-        <w:rPr>
-          <w:rFonts w:ascii="宋体" w:hAnsi="宋体" w:eastAsia="宋体" w:cs="宋体"/>
-        </w:rPr>
-        <w:t xml:space="preserve">/</w:t>
-      </w:r>
-      <w:r>
-        <w:t xml:space="preserve"> </w:t>
-      </w:r>
-      <w:r>
-        <w:rPr>
-          <w:rStyle w:val="VerbatimChar"/>
-          <w:rFonts w:ascii="宋体" w:hAnsi="宋体" w:eastAsia="宋体" w:cs="宋体"/>
-        </w:rPr>
-        <w:t xml:space="preserve">Q6_K</w:t>
-      </w:r>
-      <w:r>
-        <w:t xml:space="preserve"> </w:t>
-      </w:r>
-      <w:r>
-        <w:rPr>
-          <w:rFonts w:ascii="宋体" w:hAnsi="宋体" w:eastAsia="宋体" w:cs="宋体"/>
-        </w:rPr>
-        <w:t xml:space="preserve">/</w:t>
-      </w:r>
-      <w:r>
-        <w:t xml:space="preserve"> </w:t>
-      </w:r>
-      <w:r>
-        <w:rPr>
-          <w:rStyle w:val="VerbatimChar"/>
-          <w:rFonts w:ascii="宋体" w:hAnsi="宋体" w:eastAsia="宋体" w:cs="宋体"/>
-        </w:rPr>
-        <w:t xml:space="preserve">Q8_0</w:t>
-      </w:r>
-      <w:r>
-        <w:t xml:space="preserve"> </w:t>
-      </w:r>
-      <w:r>
-        <w:rPr>
-          <w:rFonts w:hint="eastAsia" w:ascii="宋体" w:hAnsi="宋体" w:eastAsia="宋体" w:cs="宋体"/>
-        </w:rPr>
-        <w:t xml:space="preserve">等类型不在</w:t>
-      </w:r>
-      <w:r>
-        <w:rPr>
-          <w:rFonts w:ascii="宋体" w:hAnsi="宋体" w:eastAsia="宋体" w:cs="宋体"/>
-        </w:rPr>
-        <w:t xml:space="preserve"> K1 </w:t>
-      </w:r>
-      <w:r>
-        <w:rPr>
-          <w:rFonts w:hint="eastAsia" w:ascii="宋体" w:hAnsi="宋体" w:eastAsia="宋体" w:cs="宋体"/>
-        </w:rPr>
-        <w:t xml:space="preserve">的</w:t>
-      </w:r>
-      <w:r>
-        <w:rPr>
-          <w:rFonts w:ascii="宋体" w:hAnsi="宋体" w:eastAsia="宋体" w:cs="宋体"/>
-        </w:rPr>
-        <w:t xml:space="preserve"> IME </w:t>
-      </w:r>
-      <w:r>
-        <w:rPr>
-          <w:rFonts w:hint="eastAsia" w:ascii="宋体" w:hAnsi="宋体" w:eastAsia="宋体" w:cs="宋体"/>
-        </w:rPr>
-        <w:t xml:space="preserve">白名单内，导致</w:t>
-      </w:r>
-      <w:r>
-        <w:rPr>
-          <w:rFonts w:ascii="宋体" w:hAnsi="宋体" w:eastAsia="宋体" w:cs="宋体"/>
-        </w:rPr>
-        <w:t xml:space="preserve"> prefill </w:t>
-      </w:r>
-      <w:r>
-        <w:rPr>
-          <w:rFonts w:hint="eastAsia" w:ascii="宋体" w:hAnsi="宋体" w:eastAsia="宋体" w:cs="宋体"/>
-        </w:rPr>
-        <w:t xml:space="preserve">损失</w:t>
-      </w:r>
-      <w:r>
-        <w:t xml:space="preserve"> </w:t>
-      </w:r>
-      <w:r>
-        <w:rPr>
-          <w:rFonts w:hint="eastAsia" w:ascii="宋体" w:hAnsi="宋体" w:eastAsia="宋体" w:cs="宋体"/>
-          <w:b/>
-          <w:bCs/>
-        </w:rPr>
-        <w:t xml:space="preserve">87.8%（2B）/</w:t>
-      </w:r>
-      <w:r>
-        <w:rPr>
-          <w:b/>
-          <w:bCs/>
-        </w:rPr>
-        <w:t xml:space="preserve"> </w:t>
-      </w:r>
-      <w:r>
-        <w:rPr>
-          <w:rFonts w:hint="eastAsia" w:ascii="宋体" w:hAnsi="宋体" w:eastAsia="宋体" w:cs="宋体"/>
-          <w:b/>
-          <w:bCs/>
-        </w:rPr>
-        <w:t xml:space="preserve">113.2%（4B）</w:t>
-      </w:r>
-      <w:r>
-        <w:rPr>
-          <w:rFonts w:hint="eastAsia" w:ascii="宋体" w:hAnsi="宋体" w:eastAsia="宋体" w:cs="宋体"/>
-        </w:rPr>
-        <w:t xml:space="preserve">。改用统一</w:t>
-      </w:r>
-      <w:r>
-        <w:rPr>
-          <w:rFonts w:ascii="宋体" w:hAnsi="宋体" w:eastAsia="宋体" w:cs="宋体"/>
-        </w:rPr>
-        <w:t xml:space="preserve"> Q4_0 </w:t>
-      </w:r>
-      <w:r>
-        <w:rPr>
-          <w:rFonts w:hint="eastAsia" w:ascii="宋体" w:hAnsi="宋体" w:eastAsia="宋体" w:cs="宋体"/>
-        </w:rPr>
-        <w:t xml:space="preserve">后修复，且体积几乎不变。</w:t>
-      </w:r>
-    </w:p>
-    <w:p>
-      <w:pPr>
-        <w:pStyle w:val="Compact"/>
-        <w:numPr>
-          <w:ilvl w:val="0"/>
-          <w:numId w:val="1014"/>
-        </w:numPr>
-      </w:pPr>
-      <w:r>
-        <w:rPr>
-          <w:rFonts w:hint="eastAsia" w:ascii="宋体" w:hAnsi="宋体" w:eastAsia="宋体" w:cs="宋体"/>
-          <w:b/>
-          <w:bCs/>
-        </w:rPr>
-        <w:t xml:space="preserve">温度作为加速路径判据</w:t>
-      </w:r>
-      <w:r>
-        <w:rPr>
-          <w:rFonts w:hint="eastAsia" w:ascii="宋体" w:hAnsi="宋体" w:eastAsia="宋体" w:cs="宋体"/>
-        </w:rPr>
-        <w:t xml:space="preserve">：实测发现”4</w:t>
-      </w:r>
-      <w:r>
-        <w:t xml:space="preserve"> </w:t>
-      </w:r>
-      <w:r>
-        <w:rPr>
-          <w:rFonts w:hint="eastAsia" w:ascii="宋体" w:hAnsi="宋体" w:eastAsia="宋体" w:cs="宋体"/>
-        </w:rPr>
-        <w:t xml:space="preserve">核满载时</w:t>
-      </w:r>
-      <w:r>
-        <w:rPr>
-          <w:rFonts w:ascii="宋体" w:hAnsi="宋体" w:eastAsia="宋体" w:cs="宋体"/>
-        </w:rPr>
-        <w:t xml:space="preserve"> SoC </w:t>
-      </w:r>
-      <w:r>
-        <w:rPr>
-          <w:rFonts w:hint="eastAsia" w:ascii="宋体" w:hAnsi="宋体" w:eastAsia="宋体" w:cs="宋体"/>
-        </w:rPr>
-        <w:t xml:space="preserve">温度</w:t>
-      </w:r>
-      <w:r>
-        <w:rPr>
-          <w:rFonts w:ascii="宋体" w:hAnsi="宋体" w:eastAsia="宋体" w:cs="宋体"/>
-        </w:rPr>
-        <w:t xml:space="preserve"> 55 °C+ vs 31~32 </w:t>
-      </w:r>
-      <w:r>
-        <w:rPr>
-          <w:rFonts w:hint="eastAsia" w:ascii="宋体" w:hAnsi="宋体" w:eastAsia="宋体" w:cs="宋体"/>
-        </w:rPr>
-        <w:t xml:space="preserve">°C”可二元判定某量化格式是否命中</w:t>
-      </w:r>
-      <w:r>
-        <w:rPr>
-          <w:rFonts w:ascii="宋体" w:hAnsi="宋体" w:eastAsia="宋体" w:cs="宋体"/>
-        </w:rPr>
-        <w:t xml:space="preserve"> IME </w:t>
-      </w:r>
-      <w:r>
-        <w:rPr>
-          <w:rFonts w:hint="eastAsia" w:ascii="宋体" w:hAnsi="宋体" w:eastAsia="宋体" w:cs="宋体"/>
-        </w:rPr>
-        <w:t xml:space="preserve">路径，把数十分钟的判别压缩到</w:t>
-      </w:r>
-      <w:r>
-        <w:t xml:space="preserve"> </w:t>
-      </w:r>
-      <w:r>
-        <w:rPr>
-          <w:rFonts w:ascii="宋体" w:hAnsi="宋体" w:eastAsia="宋体" w:cs="宋体"/>
-          <w:b/>
-          <w:bCs/>
-        </w:rPr>
-        <w:t xml:space="preserve">30 </w:t>
-      </w:r>
-      <w:r>
-        <w:rPr>
-          <w:rFonts w:hint="eastAsia" w:ascii="宋体" w:hAnsi="宋体" w:eastAsia="宋体" w:cs="宋体"/>
-          <w:b/>
-          <w:bCs/>
-        </w:rPr>
-        <w:t xml:space="preserve">秒</w:t>
-      </w:r>
-      <w:r>
-        <w:rPr>
-          <w:rFonts w:hint="eastAsia" w:ascii="宋体" w:hAnsi="宋体" w:eastAsia="宋体" w:cs="宋体"/>
-        </w:rPr>
-        <w:t xml:space="preserve">。这是本平台可复用、可推广的诊断方法。</w:t>
-      </w:r>
-    </w:p>
-    <w:p>
-      <w:pPr>
-        <w:pStyle w:val="Compact"/>
-        <w:numPr>
-          <w:ilvl w:val="0"/>
-          <w:numId w:val="1014"/>
-        </w:numPr>
-      </w:pPr>
-      <w:r>
-        <w:rPr>
-          <w:rFonts w:hint="eastAsia" w:ascii="宋体" w:hAnsi="宋体" w:eastAsia="宋体" w:cs="宋体"/>
-          <w:b/>
-          <w:bCs/>
-        </w:rPr>
-        <w:t xml:space="preserve">完整的元数据校验链</w:t>
-      </w:r>
-      <w:r>
-        <w:rPr>
-          <w:rFonts w:hint="eastAsia" w:ascii="宋体" w:hAnsi="宋体" w:eastAsia="宋体" w:cs="宋体"/>
-        </w:rPr>
-        <w:t xml:space="preserve">：每步均可验证（</w:t>
-      </w:r>
-      <w:r>
-        <w:rPr>
-          <w:rStyle w:val="VerbatimChar"/>
-          <w:rFonts w:ascii="宋体" w:hAnsi="宋体" w:eastAsia="宋体" w:cs="宋体"/>
-        </w:rPr>
-        <w:t xml:space="preserve">block_count</w:t>
-      </w:r>
-      <w:r>
-        <w:t xml:space="preserve"> </w:t>
-      </w:r>
-      <w:r>
-        <w:rPr>
-          <w:rFonts w:ascii="宋体" w:hAnsi="宋体" w:eastAsia="宋体" w:cs="宋体"/>
-        </w:rPr>
-        <w:t xml:space="preserve">/</w:t>
-      </w:r>
-      <w:r>
-        <w:t xml:space="preserve"> </w:t>
-      </w:r>
-      <w:r>
-        <w:rPr>
-          <w:rStyle w:val="VerbatimChar"/>
-          <w:rFonts w:ascii="宋体" w:hAnsi="宋体" w:eastAsia="宋体" w:cs="宋体"/>
-        </w:rPr>
-        <w:t xml:space="preserve">nextn</w:t>
-      </w:r>
-      <w:r>
-        <w:t xml:space="preserve"> </w:t>
-      </w:r>
-      <w:r>
-        <w:rPr>
-          <w:rFonts w:ascii="宋体" w:hAnsi="宋体" w:eastAsia="宋体" w:cs="宋体"/>
-        </w:rPr>
-        <w:t xml:space="preserve">/ </w:t>
-      </w:r>
-      <w:r>
-        <w:rPr>
-          <w:rFonts w:hint="eastAsia" w:ascii="宋体" w:hAnsi="宋体" w:eastAsia="宋体" w:cs="宋体"/>
-        </w:rPr>
-        <w:t xml:space="preserve">张量数</w:t>
-      </w:r>
-      <w:r>
-        <w:rPr>
-          <w:rFonts w:ascii="宋体" w:hAnsi="宋体" w:eastAsia="宋体" w:cs="宋体"/>
-        </w:rPr>
-        <w:t xml:space="preserve"> / </w:t>
-      </w:r>
-      <w:r>
-        <w:rPr>
-          <w:rFonts w:hint="eastAsia" w:ascii="宋体" w:hAnsi="宋体" w:eastAsia="宋体" w:cs="宋体"/>
-        </w:rPr>
-        <w:t xml:space="preserve">形状</w:t>
-      </w:r>
-      <w:r>
-        <w:rPr>
-          <w:rFonts w:ascii="宋体" w:hAnsi="宋体" w:eastAsia="宋体" w:cs="宋体"/>
-        </w:rPr>
-        <w:t xml:space="preserve"> / </w:t>
-      </w:r>
-      <w:r>
-        <w:rPr>
-          <w:rFonts w:hint="eastAsia" w:ascii="宋体" w:hAnsi="宋体" w:eastAsia="宋体" w:cs="宋体"/>
-        </w:rPr>
-        <w:t xml:space="preserve">字节</w:t>
-      </w:r>
-      <w:r>
-        <w:t xml:space="preserve"> </w:t>
-      </w:r>
-      <w:r>
-        <w:rPr>
-          <w:rFonts w:hint="eastAsia" w:ascii="宋体" w:hAnsi="宋体" w:eastAsia="宋体" w:cs="宋体"/>
-        </w:rPr>
-        <w:t xml:space="preserve">MD5），避免”能加载但输出错误”的隐性故障。转换链路上共捕获</w:t>
-      </w:r>
-      <w:r>
-        <w:rPr>
-          <w:rFonts w:ascii="宋体" w:hAnsi="宋体" w:eastAsia="宋体" w:cs="宋体"/>
-        </w:rPr>
-        <w:t xml:space="preserve"> 4 </w:t>
-      </w:r>
-      <w:r>
-        <w:rPr>
-          <w:rFonts w:hint="eastAsia" w:ascii="宋体" w:hAnsi="宋体" w:eastAsia="宋体" w:cs="宋体"/>
-        </w:rPr>
-        <w:t xml:space="preserve">类不同层面的缺陷（§5.2）。</w:t>
-      </w:r>
-    </w:p>
-    <w:p>
-      <w:pPr>
-        <w:pStyle w:val="Compact"/>
-        <w:numPr>
-          <w:ilvl w:val="0"/>
-          <w:numId w:val="1014"/>
-        </w:numPr>
-      </w:pPr>
-      <w:r>
-        <w:rPr>
-          <w:rFonts w:ascii="宋体" w:hAnsi="宋体" w:eastAsia="宋体" w:cs="宋体"/>
-          <w:b/>
-          <w:bCs/>
-        </w:rPr>
-        <w:t xml:space="preserve">TCM </w:t>
-      </w:r>
-      <w:r>
-        <w:rPr>
-          <w:rFonts w:hint="eastAsia" w:ascii="宋体" w:hAnsi="宋体" w:eastAsia="宋体" w:cs="宋体"/>
-          <w:b/>
-          <w:bCs/>
-        </w:rPr>
-        <w:t xml:space="preserve">设备节点路径</w:t>
-      </w:r>
-      <w:r>
-        <w:rPr>
-          <w:rFonts w:ascii="宋体" w:hAnsi="宋体" w:eastAsia="宋体" w:cs="宋体"/>
-          <w:b/>
-          <w:bCs/>
-        </w:rPr>
-        <w:t xml:space="preserve"> patch</w:t>
-      </w:r>
-      <w:r>
-        <w:rPr>
-          <w:rFonts w:hint="eastAsia" w:ascii="宋体" w:hAnsi="宋体" w:eastAsia="宋体" w:cs="宋体"/>
-        </w:rPr>
-        <w:t xml:space="preserve">（</w:t>
-      </w:r>
-      <w:r>
-        <w:rPr>
-          <w:rStyle w:val="VerbatimChar"/>
-          <w:rFonts w:ascii="宋体" w:hAnsi="宋体" w:eastAsia="宋体" w:cs="宋体"/>
-        </w:rPr>
-        <w:t xml:space="preserve">patches/0001-tcm-dev-path.patch</w:t>
-      </w:r>
-      <w:r>
-        <w:rPr>
-          <w:rFonts w:hint="eastAsia" w:ascii="宋体" w:hAnsi="宋体" w:eastAsia="宋体" w:cs="宋体"/>
-        </w:rPr>
-        <w:t xml:space="preserve">）：定位到</w:t>
-      </w:r>
-      <w:r>
-        <w:rPr>
-          <w:rFonts w:ascii="宋体" w:hAnsi="宋体" w:eastAsia="宋体" w:cs="宋体"/>
-        </w:rPr>
-        <w:t xml:space="preserve"> 0.1.1 </w:t>
-      </w:r>
-      <w:r>
-        <w:rPr>
-          <w:rFonts w:hint="eastAsia" w:ascii="宋体" w:hAnsi="宋体" w:eastAsia="宋体" w:cs="宋体"/>
-        </w:rPr>
-        <w:t xml:space="preserve">与新版</w:t>
-      </w:r>
-      <w:r>
-        <w:rPr>
-          <w:rFonts w:ascii="宋体" w:hAnsi="宋体" w:eastAsia="宋体" w:cs="宋体"/>
-        </w:rPr>
-        <w:t xml:space="preserve"> TCM </w:t>
-      </w:r>
-      <w:r>
-        <w:rPr>
-          <w:rFonts w:hint="eastAsia" w:ascii="宋体" w:hAnsi="宋体" w:eastAsia="宋体" w:cs="宋体"/>
-        </w:rPr>
-        <w:t xml:space="preserve">驱动之间的接口错配——驱动只提供</w:t>
-      </w:r>
-      <w:r>
-        <w:t xml:space="preserve"> </w:t>
-      </w:r>
-      <w:r>
-        <w:rPr>
-          <w:rStyle w:val="VerbatimChar"/>
-          <w:rFonts w:ascii="宋体" w:hAnsi="宋体" w:eastAsia="宋体" w:cs="宋体"/>
-        </w:rPr>
-        <w:t xml:space="preserve">/dev/tcm</w:t>
-      </w:r>
-      <w:r>
-        <w:rPr>
-          <w:rFonts w:hint="eastAsia" w:ascii="宋体" w:hAnsi="宋体" w:eastAsia="宋体" w:cs="宋体"/>
-        </w:rPr>
-        <w:t xml:space="preserve">，而二进制硬编码</w:t>
-      </w:r>
-      <w:r>
-        <w:t xml:space="preserve"> </w:t>
-      </w:r>
-      <w:r>
-        <w:rPr>
-          <w:rStyle w:val="VerbatimChar"/>
-          <w:rFonts w:ascii="宋体" w:hAnsi="宋体" w:eastAsia="宋体" w:cs="宋体"/>
-        </w:rPr>
-        <w:t xml:space="preserve">/dev/tcm_sync_mem</w:t>
-      </w:r>
-      <w:r>
-        <w:rPr>
-          <w:rFonts w:hint="eastAsia" w:ascii="宋体" w:hAnsi="宋体" w:eastAsia="宋体" w:cs="宋体"/>
-        </w:rPr>
-        <w:t xml:space="preserve">；确认该处仅</w:t>
-      </w:r>
-      <w:r>
-        <w:t xml:space="preserve"> </w:t>
-      </w:r>
-      <w:r>
-        <w:rPr>
-          <w:rStyle w:val="VerbatimChar"/>
-          <w:rFonts w:ascii="宋体" w:hAnsi="宋体" w:eastAsia="宋体" w:cs="宋体"/>
-        </w:rPr>
-        <w:t xml:space="preserve">open</w:t>
-      </w:r>
-      <w:r>
-        <w:rPr>
-          <w:rFonts w:ascii="宋体" w:hAnsi="宋体" w:eastAsia="宋体" w:cs="宋体"/>
-        </w:rPr>
-        <w:t xml:space="preserve">+</w:t>
-      </w:r>
-      <w:r>
-        <w:rPr>
-          <w:rStyle w:val="VerbatimChar"/>
-          <w:rFonts w:ascii="宋体" w:hAnsi="宋体" w:eastAsia="宋体" w:cs="宋体"/>
-        </w:rPr>
-        <w:t xml:space="preserve">mmap</w:t>
-      </w:r>
-      <w:r>
-        <w:rPr>
-          <w:rFonts w:hint="eastAsia" w:ascii="宋体" w:hAnsi="宋体" w:eastAsia="宋体" w:cs="宋体"/>
-        </w:rPr>
-        <w:t xml:space="preserve">（无</w:t>
-      </w:r>
-      <w:r>
-        <w:t xml:space="preserve"> </w:t>
-      </w:r>
-      <w:r>
-        <w:rPr>
-          <w:rFonts w:hint="eastAsia" w:ascii="宋体" w:hAnsi="宋体" w:eastAsia="宋体" w:cs="宋体"/>
-        </w:rPr>
-        <w:t xml:space="preserve">ioctl）后，以一行改动提交补丁，使共享内存可落在片上</w:t>
-      </w:r>
-      <w:r>
-        <w:rPr>
-          <w:rFonts w:ascii="宋体" w:hAnsi="宋体" w:eastAsia="宋体" w:cs="宋体"/>
-        </w:rPr>
-        <w:t xml:space="preserve"> TCM。</w:t>
-      </w:r>
-      <w:r>
-        <w:rPr>
-          <w:rFonts w:hint="eastAsia" w:ascii="宋体" w:hAnsi="宋体" w:eastAsia="宋体" w:cs="宋体"/>
-          <w:b/>
-          <w:bCs/>
-        </w:rPr>
-        <w:t xml:space="preserve">编译与上板验证待完成</w:t>
-      </w:r>
-      <w:r>
-        <w:rPr>
-          <w:rFonts w:hint="eastAsia" w:ascii="宋体" w:hAnsi="宋体" w:eastAsia="宋体" w:cs="宋体"/>
-        </w:rPr>
-        <w:t xml:space="preserve">（§9.5.1）。</w:t>
-      </w:r>
-    </w:p>
-    <w:p>
-      <w:r>
-        <w:pict>
-          <v:rect style="width:0;height:1.5pt" o:hralign="center" o:hrstd="t" o:hr="t"/>
-        </w:pict>
-      </w:r>
-    </w:p>
-    <w:bookmarkEnd w:id="53"/>
-    <w:bookmarkEnd w:id="54"/>
-    <w:bookmarkStart w:id="55" w:name="局限与后续工作"/>
-    <w:p>
-      <w:pPr>
-        <w:pStyle w:val="Heading2"/>
-      </w:pPr>
-      <w:r>
-        <w:rPr>
-          <w:rFonts w:ascii="黑体" w:hAnsi="黑体" w:eastAsia="黑体" w:cs="黑体"/>
-        </w:rPr>
-        <w:t xml:space="preserve">12. </w:t>
-      </w:r>
-      <w:r>
-        <w:rPr>
-          <w:rFonts w:hint="eastAsia" w:ascii="黑体" w:hAnsi="黑体" w:eastAsia="黑体" w:cs="黑体"/>
-        </w:rPr>
-        <w:t xml:space="preserve">局限与后续工作</w:t>
       </w:r>
     </w:p>
     <w:p>
@@ -30714,28 +31049,104 @@
       </w:pPr>
       <w:r>
         <w:rPr>
-          <w:rFonts w:ascii="宋体" w:hAnsi="宋体" w:eastAsia="宋体" w:cs="宋体"/>
-          <w:b/>
-          <w:bCs/>
-        </w:rPr>
-        <w:t xml:space="preserve">IME2 </w:t>
-      </w:r>
-      <w:r>
-        <w:rPr>
-          <w:rFonts w:hint="eastAsia" w:ascii="宋体" w:hAnsi="宋体" w:eastAsia="宋体" w:cs="宋体"/>
-          <w:b/>
-          <w:bCs/>
-        </w:rPr>
-        <w:t xml:space="preserve">不可用（已实测确认）</w:t>
-      </w:r>
-      <w:r>
-        <w:rPr>
-          <w:rFonts w:hint="eastAsia" w:ascii="宋体" w:hAnsi="宋体" w:eastAsia="宋体" w:cs="宋体"/>
-        </w:rPr>
-        <w:t xml:space="preserve">：K1</w:t>
-      </w:r>
-      <w:r>
-        <w:t xml:space="preserve"> </w:t>
+          <w:rFonts w:hint="eastAsia" w:ascii="宋体" w:hAnsi="宋体" w:eastAsia="宋体" w:cs="宋体"/>
+          <w:b/>
+          <w:bCs/>
+        </w:rPr>
+        <w:t xml:space="preserve">以量化类型为优化手段</w:t>
+      </w:r>
+      <w:r>
+        <w:rPr>
+          <w:rFonts w:hint="eastAsia" w:ascii="宋体" w:hAnsi="宋体" w:eastAsia="宋体" w:cs="宋体"/>
+        </w:rPr>
+        <w:t xml:space="preserve">：查明官方</w:t>
+      </w:r>
+      <w:r>
+        <w:rPr>
+          <w:rFonts w:ascii="宋体" w:hAnsi="宋体" w:eastAsia="宋体" w:cs="宋体"/>
+        </w:rPr>
+        <w:t xml:space="preserve"> GGUF </w:t>
+      </w:r>
+      <w:r>
+        <w:rPr>
+          <w:rFonts w:hint="eastAsia" w:ascii="宋体" w:hAnsi="宋体" w:eastAsia="宋体" w:cs="宋体"/>
+        </w:rPr>
+        <w:t xml:space="preserve">采用</w:t>
+      </w:r>
+      <w:r>
+        <w:rPr>
+          <w:rFonts w:ascii="宋体" w:hAnsi="宋体" w:eastAsia="宋体" w:cs="宋体"/>
+        </w:rPr>
+        <w:t xml:space="preserve"> unsloth Dynamic </w:t>
+      </w:r>
+      <w:r>
+        <w:rPr>
+          <w:rFonts w:hint="eastAsia" w:ascii="宋体" w:hAnsi="宋体" w:eastAsia="宋体" w:cs="宋体"/>
+        </w:rPr>
+        <w:t xml:space="preserve">混合精度，其中</w:t>
+      </w:r>
+      <w:r>
+        <w:t xml:space="preserve"> </w:t>
+      </w:r>
+      <w:r>
+        <w:rPr>
+          <w:rStyle w:val="VerbatimChar"/>
+          <w:rFonts w:ascii="宋体" w:hAnsi="宋体" w:eastAsia="宋体" w:cs="宋体"/>
+        </w:rPr>
+        <w:t xml:space="preserve">Q5_K</w:t>
+      </w:r>
+      <w:r>
+        <w:t xml:space="preserve"> </w:t>
+      </w:r>
+      <w:r>
+        <w:rPr>
+          <w:rFonts w:ascii="宋体" w:hAnsi="宋体" w:eastAsia="宋体" w:cs="宋体"/>
+        </w:rPr>
+        <w:t xml:space="preserve">/</w:t>
+      </w:r>
+      <w:r>
+        <w:t xml:space="preserve"> </w:t>
+      </w:r>
+      <w:r>
+        <w:rPr>
+          <w:rStyle w:val="VerbatimChar"/>
+          <w:rFonts w:ascii="宋体" w:hAnsi="宋体" w:eastAsia="宋体" w:cs="宋体"/>
+        </w:rPr>
+        <w:t xml:space="preserve">Q6_K</w:t>
+      </w:r>
+      <w:r>
+        <w:t xml:space="preserve"> </w:t>
+      </w:r>
+      <w:r>
+        <w:rPr>
+          <w:rFonts w:ascii="宋体" w:hAnsi="宋体" w:eastAsia="宋体" w:cs="宋体"/>
+        </w:rPr>
+        <w:t xml:space="preserve">/</w:t>
+      </w:r>
+      <w:r>
+        <w:t xml:space="preserve"> </w:t>
+      </w:r>
+      <w:r>
+        <w:rPr>
+          <w:rStyle w:val="VerbatimChar"/>
+          <w:rFonts w:ascii="宋体" w:hAnsi="宋体" w:eastAsia="宋体" w:cs="宋体"/>
+        </w:rPr>
+        <w:t xml:space="preserve">Q8_0</w:t>
+      </w:r>
+      <w:r>
+        <w:t xml:space="preserve"> </w:t>
+      </w:r>
+      <w:r>
+        <w:rPr>
+          <w:rFonts w:hint="eastAsia" w:ascii="宋体" w:hAnsi="宋体" w:eastAsia="宋体" w:cs="宋体"/>
+        </w:rPr>
+        <w:t xml:space="preserve">等类型不在</w:t>
+      </w:r>
+      <w:r>
+        <w:rPr>
+          <w:rFonts w:ascii="宋体" w:hAnsi="宋体" w:eastAsia="宋体" w:cs="宋体"/>
+        </w:rPr>
+        <w:t xml:space="preserve"> K1 </w:t>
       </w:r>
       <w:r>
         <w:rPr>
@@ -30744,81 +31155,72 @@
         <w:t xml:space="preserve">的</w:t>
       </w:r>
       <w:r>
-        <w:t xml:space="preserve"> </w:t>
-      </w:r>
-      <w:r>
-        <w:rPr>
-          <w:rFonts w:hint="eastAsia" w:ascii="宋体" w:hAnsi="宋体" w:eastAsia="宋体" w:cs="宋体"/>
-        </w:rPr>
-        <w:t xml:space="preserve">X60（arch_id</w:t>
-      </w:r>
-      <w:r>
-        <w:t xml:space="preserve"> </w:t>
-      </w:r>
-      <w:r>
-        <w:rPr>
-          <w:rStyle w:val="VerbatimChar"/>
-          <w:rFonts w:ascii="宋体" w:hAnsi="宋体" w:eastAsia="宋体" w:cs="宋体"/>
-        </w:rPr>
-        <w:t xml:space="preserve">a03c</w:t>
-      </w:r>
-      <w:r>
-        <w:rPr>
-          <w:rFonts w:hint="eastAsia" w:ascii="宋体" w:hAnsi="宋体" w:eastAsia="宋体" w:cs="宋体"/>
-        </w:rPr>
-        <w:t xml:space="preserve">）不支持</w:t>
-      </w:r>
-      <w:r>
-        <w:t xml:space="preserve"> </w:t>
-      </w:r>
-      <w:r>
-        <w:rPr>
-          <w:rFonts w:hint="eastAsia" w:ascii="宋体" w:hAnsi="宋体" w:eastAsia="宋体" w:cs="宋体"/>
-        </w:rPr>
-        <w:t xml:space="preserve">IME2，交叉编译出的</w:t>
-      </w:r>
-      <w:r>
-        <w:rPr>
-          <w:rFonts w:ascii="宋体" w:hAnsi="宋体" w:eastAsia="宋体" w:cs="宋体"/>
-        </w:rPr>
-        <w:t xml:space="preserve"> v0.2.3 </w:t>
-      </w:r>
-      <w:r>
-        <w:rPr>
-          <w:rFonts w:hint="eastAsia" w:ascii="宋体" w:hAnsi="宋体" w:eastAsia="宋体" w:cs="宋体"/>
-        </w:rPr>
-        <w:t xml:space="preserve">运行时报</w:t>
-      </w:r>
-      <w:r>
-        <w:t xml:space="preserve"> </w:t>
-      </w:r>
-      <w:r>
-        <w:rPr>
-          <w:rStyle w:val="VerbatimChar"/>
-          <w:rFonts w:ascii="宋体" w:hAnsi="宋体" w:eastAsia="宋体" w:cs="宋体"/>
-        </w:rPr>
-        <w:t xml:space="preserve">use_ime2=0</w:t>
-      </w:r>
-      <w:r>
-        <w:t xml:space="preserve"> </w:t>
-      </w:r>
-      <w:r>
-        <w:rPr>
-          <w:rFonts w:hint="eastAsia" w:ascii="宋体" w:hAnsi="宋体" w:eastAsia="宋体" w:cs="宋体"/>
-        </w:rPr>
-        <w:t xml:space="preserve">并自动降级到</w:t>
-      </w:r>
-      <w:r>
-        <w:rPr>
-          <w:rFonts w:ascii="宋体" w:hAnsi="宋体" w:eastAsia="宋体" w:cs="宋体"/>
-        </w:rPr>
-        <w:t xml:space="preserve"> IME1。prefill </w:t>
-      </w:r>
-      <w:r>
-        <w:rPr>
-          <w:rFonts w:hint="eastAsia" w:ascii="宋体" w:hAnsi="宋体" w:eastAsia="宋体" w:cs="宋体"/>
-        </w:rPr>
-        <w:t xml:space="preserve">仍有理论提升空间，但受硬件限制，非软件可解（§8.2）。</w:t>
+        <w:rPr>
+          <w:rFonts w:ascii="宋体" w:hAnsi="宋体" w:eastAsia="宋体" w:cs="宋体"/>
+        </w:rPr>
+        <w:t xml:space="preserve"> IME </w:t>
+      </w:r>
+      <w:r>
+        <w:rPr>
+          <w:rFonts w:hint="eastAsia" w:ascii="宋体" w:hAnsi="宋体" w:eastAsia="宋体" w:cs="宋体"/>
+        </w:rPr>
+        <w:t xml:space="preserve">白名单内，导致</w:t>
+      </w:r>
+      <w:r>
+        <w:rPr>
+          <w:rFonts w:ascii="宋体" w:hAnsi="宋体" w:eastAsia="宋体" w:cs="宋体"/>
+        </w:rPr>
+        <w:t xml:space="preserve"> prefill </w:t>
+      </w:r>
+      <w:r>
+        <w:rPr>
+          <w:rFonts w:hint="eastAsia" w:ascii="宋体" w:hAnsi="宋体" w:eastAsia="宋体" w:cs="宋体"/>
+        </w:rPr>
+        <w:t xml:space="preserve">损失</w:t>
+      </w:r>
+      <w:r>
+        <w:t xml:space="preserve"> </w:t>
+      </w:r>
+      <w:r>
+        <w:rPr>
+          <w:rFonts w:hint="eastAsia" w:ascii="宋体" w:hAnsi="宋体" w:eastAsia="宋体" w:cs="宋体"/>
+          <w:b/>
+          <w:bCs/>
+        </w:rPr>
+        <w:t xml:space="preserve">87.8%（2B）/</w:t>
+      </w:r>
+      <w:r>
+        <w:rPr>
+          <w:b/>
+          <w:bCs/>
+        </w:rPr>
+        <w:t xml:space="preserve"> </w:t>
+      </w:r>
+      <w:r>
+        <w:rPr>
+          <w:rFonts w:hint="eastAsia" w:ascii="宋体" w:hAnsi="宋体" w:eastAsia="宋体" w:cs="宋体"/>
+          <w:b/>
+          <w:bCs/>
+        </w:rPr>
+        <w:t xml:space="preserve">113.2%（4B）</w:t>
+      </w:r>
+      <w:r>
+        <w:rPr>
+          <w:rFonts w:hint="eastAsia" w:ascii="宋体" w:hAnsi="宋体" w:eastAsia="宋体" w:cs="宋体"/>
+        </w:rPr>
+        <w:t xml:space="preserve">。改用统一</w:t>
+      </w:r>
+      <w:r>
+        <w:rPr>
+          <w:rFonts w:ascii="宋体" w:hAnsi="宋体" w:eastAsia="宋体" w:cs="宋体"/>
+        </w:rPr>
+        <w:t xml:space="preserve"> Q4_0 </w:t>
+      </w:r>
+      <w:r>
+        <w:rPr>
+          <w:rFonts w:hint="eastAsia" w:ascii="宋体" w:hAnsi="宋体" w:eastAsia="宋体" w:cs="宋体"/>
+        </w:rPr>
+        <w:t xml:space="preserve">后修复，且体积几乎不变。</w:t>
       </w:r>
     </w:p>
     <w:p>
@@ -30831,136 +31233,87 @@
       </w:pPr>
       <w:r>
         <w:rPr>
-          <w:rFonts w:ascii="宋体" w:hAnsi="宋体" w:eastAsia="宋体" w:cs="宋体"/>
-          <w:b/>
-          <w:bCs/>
-        </w:rPr>
-        <w:t xml:space="preserve">decode </w:t>
-      </w:r>
-      <w:r>
-        <w:rPr>
-          <w:rFonts w:hint="eastAsia" w:ascii="宋体" w:hAnsi="宋体" w:eastAsia="宋体" w:cs="宋体"/>
-          <w:b/>
-          <w:bCs/>
-        </w:rPr>
-        <w:t xml:space="preserve">天花板</w:t>
-      </w:r>
-      <w:r>
-        <w:rPr>
-          <w:rFonts w:hint="eastAsia" w:ascii="宋体" w:hAnsi="宋体" w:eastAsia="宋体" w:cs="宋体"/>
-        </w:rPr>
-        <w:t xml:space="preserve">：受</w:t>
-      </w:r>
-      <w:r>
-        <w:rPr>
-          <w:rFonts w:ascii="宋体" w:hAnsi="宋体" w:eastAsia="宋体" w:cs="宋体"/>
-        </w:rPr>
-        <w:t xml:space="preserve"> 10.6 GB/s </w:t>
-      </w:r>
-      <w:r>
-        <w:rPr>
-          <w:rFonts w:hint="eastAsia" w:ascii="宋体" w:hAnsi="宋体" w:eastAsia="宋体" w:cs="宋体"/>
-        </w:rPr>
-        <w:t xml:space="preserve">带宽限制，2B</w:t>
-      </w:r>
-      <w:r>
-        <w:t xml:space="preserve"> </w:t>
-      </w:r>
-      <w:r>
-        <w:rPr>
-          <w:rFonts w:hint="eastAsia" w:ascii="宋体" w:hAnsi="宋体" w:eastAsia="宋体" w:cs="宋体"/>
-        </w:rPr>
-        <w:t xml:space="preserve">理论上限约</w:t>
-      </w:r>
-      <w:r>
-        <w:rPr>
-          <w:rFonts w:ascii="宋体" w:hAnsi="宋体" w:eastAsia="宋体" w:cs="宋体"/>
-        </w:rPr>
-        <w:t xml:space="preserve"> 8.8 t/s、4B </w:t>
-      </w:r>
-      <w:r>
-        <w:rPr>
-          <w:rFonts w:hint="eastAsia" w:ascii="宋体" w:hAnsi="宋体" w:eastAsia="宋体" w:cs="宋体"/>
-        </w:rPr>
-        <w:t xml:space="preserve">约</w:t>
-      </w:r>
-      <w:r>
-        <w:rPr>
-          <w:rFonts w:ascii="宋体" w:hAnsi="宋体" w:eastAsia="宋体" w:cs="宋体"/>
-        </w:rPr>
-        <w:t xml:space="preserve"> 4.1 </w:t>
-      </w:r>
-      <w:r>
-        <w:rPr>
-          <w:rFonts w:hint="eastAsia" w:ascii="宋体" w:hAnsi="宋体" w:eastAsia="宋体" w:cs="宋体"/>
-        </w:rPr>
-        <w:t xml:space="preserve">t/s，当前实现为</w:t>
-      </w:r>
-      <w:r>
-        <w:rPr>
-          <w:rFonts w:ascii="宋体" w:hAnsi="宋体" w:eastAsia="宋体" w:cs="宋体"/>
-        </w:rPr>
-        <w:t xml:space="preserve"> 2.80 / </w:t>
-      </w:r>
-      <w:r>
-        <w:rPr>
-          <w:rFonts w:hint="eastAsia" w:ascii="宋体" w:hAnsi="宋体" w:eastAsia="宋体" w:cs="宋体"/>
-        </w:rPr>
-        <w:t xml:space="preserve">1.43，仅达</w:t>
-      </w:r>
-      <w:r>
-        <w:rPr>
-          <w:rFonts w:ascii="宋体" w:hAnsi="宋体" w:eastAsia="宋体" w:cs="宋体"/>
-        </w:rPr>
-        <w:t xml:space="preserve"> 32% / 35%。</w:t>
-      </w:r>
-      <w:r>
-        <w:rPr>
-          <w:rFonts w:hint="eastAsia" w:ascii="宋体" w:hAnsi="宋体" w:eastAsia="宋体" w:cs="宋体"/>
-          <w:b/>
-          <w:bCs/>
-        </w:rPr>
-        <w:t xml:space="preserve">后续</w:t>
-      </w:r>
-      <w:r>
-        <w:rPr>
-          <w:rFonts w:ascii="宋体" w:hAnsi="宋体" w:eastAsia="宋体" w:cs="宋体"/>
-          <w:b/>
-          <w:bCs/>
-        </w:rPr>
-        <w:t xml:space="preserve"> decode </w:t>
-      </w:r>
-      <w:r>
-        <w:rPr>
-          <w:rFonts w:hint="eastAsia" w:ascii="宋体" w:hAnsi="宋体" w:eastAsia="宋体" w:cs="宋体"/>
-          <w:b/>
-          <w:bCs/>
-        </w:rPr>
-        <w:t xml:space="preserve">优化空间在带宽效率（内存访问模式、页大小、TCM</w:t>
-      </w:r>
-      <w:r>
-        <w:rPr>
-          <w:b/>
-          <w:bCs/>
-        </w:rPr>
-        <w:t xml:space="preserve"> </w:t>
-      </w:r>
-      <w:r>
-        <w:rPr>
-          <w:rFonts w:hint="eastAsia" w:ascii="宋体" w:hAnsi="宋体" w:eastAsia="宋体" w:cs="宋体"/>
-          <w:b/>
-          <w:bCs/>
-        </w:rPr>
-        <w:t xml:space="preserve">复用），而非算法层面。</w:t>
-      </w:r>
-      <w:r>
-        <w:t xml:space="preserve"> </w:t>
-      </w:r>
-      <w:r>
-        <w:rPr>
-          <w:rFonts w:hint="eastAsia" w:ascii="宋体" w:hAnsi="宋体" w:eastAsia="宋体" w:cs="宋体"/>
-        </w:rPr>
-        <w:t xml:space="preserve">这部分本轮未展开。</w:t>
+          <w:rFonts w:hint="eastAsia" w:ascii="宋体" w:hAnsi="宋体" w:eastAsia="宋体" w:cs="宋体"/>
+          <w:b/>
+          <w:bCs/>
+        </w:rPr>
+        <w:t xml:space="preserve">温度作为加速路径判据</w:t>
+      </w:r>
+      <w:r>
+        <w:rPr>
+          <w:rFonts w:hint="eastAsia" w:ascii="宋体" w:hAnsi="宋体" w:eastAsia="宋体" w:cs="宋体"/>
+        </w:rPr>
+        <w:t xml:space="preserve">：实测发现”4</w:t>
+      </w:r>
+      <w:r>
+        <w:t xml:space="preserve"> </w:t>
+      </w:r>
+      <w:r>
+        <w:rPr>
+          <w:rFonts w:hint="eastAsia" w:ascii="宋体" w:hAnsi="宋体" w:eastAsia="宋体" w:cs="宋体"/>
+        </w:rPr>
+        <w:t xml:space="preserve">核满载时</w:t>
+      </w:r>
+      <w:r>
+        <w:rPr>
+          <w:rFonts w:ascii="宋体" w:hAnsi="宋体" w:eastAsia="宋体" w:cs="宋体"/>
+        </w:rPr>
+        <w:t xml:space="preserve"> SoC </w:t>
+      </w:r>
+      <w:r>
+        <w:rPr>
+          <w:rFonts w:hint="eastAsia" w:ascii="宋体" w:hAnsi="宋体" w:eastAsia="宋体" w:cs="宋体"/>
+        </w:rPr>
+        <w:t xml:space="preserve">温度</w:t>
+      </w:r>
+      <w:r>
+        <w:rPr>
+          <w:rFonts w:ascii="宋体" w:hAnsi="宋体" w:eastAsia="宋体" w:cs="宋体"/>
+        </w:rPr>
+        <w:t xml:space="preserve"> 55 °C+ vs 31~32 </w:t>
+      </w:r>
+      <w:r>
+        <w:rPr>
+          <w:rFonts w:hint="eastAsia" w:ascii="宋体" w:hAnsi="宋体" w:eastAsia="宋体" w:cs="宋体"/>
+        </w:rPr>
+        <w:t xml:space="preserve">°C”可二元判定某量化格式是否命中</w:t>
+      </w:r>
+      <w:r>
+        <w:rPr>
+          <w:rFonts w:ascii="宋体" w:hAnsi="宋体" w:eastAsia="宋体" w:cs="宋体"/>
+        </w:rPr>
+        <w:t xml:space="preserve"> IME </w:t>
+      </w:r>
+      <w:r>
+        <w:rPr>
+          <w:rFonts w:hint="eastAsia" w:ascii="宋体" w:hAnsi="宋体" w:eastAsia="宋体" w:cs="宋体"/>
+        </w:rPr>
+        <w:t xml:space="preserve">路径，把数十分钟的判别压缩到</w:t>
+      </w:r>
+      <w:r>
+        <w:t xml:space="preserve"> </w:t>
+      </w:r>
+      <w:r>
+        <w:rPr>
+          <w:rFonts w:ascii="宋体" w:hAnsi="宋体" w:eastAsia="宋体" w:cs="宋体"/>
+          <w:b/>
+          <w:bCs/>
+        </w:rPr>
+        <w:t xml:space="preserve">30 </w:t>
+      </w:r>
+      <w:r>
+        <w:rPr>
+          <w:rFonts w:hint="eastAsia" w:ascii="宋体" w:hAnsi="宋体" w:eastAsia="宋体" w:cs="宋体"/>
+          <w:b/>
+          <w:bCs/>
+        </w:rPr>
+        <w:t xml:space="preserve">秒</w:t>
+      </w:r>
+      <w:r>
+        <w:rPr>
+          <w:rFonts w:hint="eastAsia" w:ascii="宋体" w:hAnsi="宋体" w:eastAsia="宋体" w:cs="宋体"/>
+        </w:rPr>
+        <w:t xml:space="preserve">。这是本平台可复用、可推广的诊断方法。</w:t>
       </w:r>
     </w:p>
     <w:p>
@@ -30977,57 +31330,99 @@
           <w:b/>
           <w:bCs/>
         </w:rPr>
-        <w:t xml:space="preserve">多轮上下文复用未得结论</w:t>
-      </w:r>
-      <w:r>
-        <w:rPr>
-          <w:rFonts w:hint="eastAsia" w:ascii="宋体" w:hAnsi="宋体" w:eastAsia="宋体" w:cs="宋体"/>
-        </w:rPr>
-        <w:t xml:space="preserve">：GDN</w:t>
-      </w:r>
-      <w:r>
-        <w:t xml:space="preserve"> </w:t>
-      </w:r>
-      <w:r>
-        <w:rPr>
-          <w:rFonts w:hint="eastAsia" w:ascii="宋体" w:hAnsi="宋体" w:eastAsia="宋体" w:cs="宋体"/>
-        </w:rPr>
-        <w:t xml:space="preserve">循环状态是否阻碍</w:t>
-      </w:r>
-      <w:r>
-        <w:rPr>
-          <w:rFonts w:ascii="宋体" w:hAnsi="宋体" w:eastAsia="宋体" w:cs="宋体"/>
-        </w:rPr>
-        <w:t xml:space="preserve"> KV </w:t>
-      </w:r>
-      <w:r>
-        <w:rPr>
-          <w:rFonts w:hint="eastAsia" w:ascii="宋体" w:hAnsi="宋体" w:eastAsia="宋体" w:cs="宋体"/>
-        </w:rPr>
-        <w:t xml:space="preserve">前缀复用，本轮实验因前缀不匹配而未验证成功（§8.7、§9.3）。</w:t>
-      </w:r>
-      <w:r>
-        <w:rPr>
-          <w:rFonts w:hint="eastAsia" w:ascii="宋体" w:hAnsi="宋体" w:eastAsia="宋体" w:cs="宋体"/>
-          <w:b/>
-          <w:bCs/>
-        </w:rPr>
-        <w:t xml:space="preserve">这是最有价值的后续工作</w:t>
-      </w:r>
-      <w:r>
-        <w:rPr>
-          <w:rFonts w:hint="eastAsia" w:ascii="宋体" w:hAnsi="宋体" w:eastAsia="宋体" w:cs="宋体"/>
-        </w:rPr>
-        <w:t xml:space="preserve">——若确证无法复用，Qwen3.5</w:t>
-      </w:r>
-      <w:r>
-        <w:t xml:space="preserve"> </w:t>
-      </w:r>
-      <w:r>
-        <w:rPr>
-          <w:rFonts w:hint="eastAsia" w:ascii="宋体" w:hAnsi="宋体" w:eastAsia="宋体" w:cs="宋体"/>
-        </w:rPr>
-        <w:t xml:space="preserve">在边缘设备上的多轮对话成本将显著高于同规模全注意力模型。</w:t>
+        <w:t xml:space="preserve">完整的元数据校验链</w:t>
+      </w:r>
+      <w:r>
+        <w:rPr>
+          <w:rFonts w:hint="eastAsia" w:ascii="宋体" w:hAnsi="宋体" w:eastAsia="宋体" w:cs="宋体"/>
+        </w:rPr>
+        <w:t xml:space="preserve">：每步均可验证（</w:t>
+      </w:r>
+      <w:r>
+        <w:rPr>
+          <w:rStyle w:val="VerbatimChar"/>
+          <w:rFonts w:ascii="宋体" w:hAnsi="宋体" w:eastAsia="宋体" w:cs="宋体"/>
+        </w:rPr>
+        <w:t xml:space="preserve">block_count</w:t>
+      </w:r>
+      <w:r>
+        <w:t xml:space="preserve"> </w:t>
+      </w:r>
+      <w:r>
+        <w:rPr>
+          <w:rFonts w:ascii="宋体" w:hAnsi="宋体" w:eastAsia="宋体" w:cs="宋体"/>
+        </w:rPr>
+        <w:t xml:space="preserve">/</w:t>
+      </w:r>
+      <w:r>
+        <w:t xml:space="preserve"> </w:t>
+      </w:r>
+      <w:r>
+        <w:rPr>
+          <w:rStyle w:val="VerbatimChar"/>
+          <w:rFonts w:ascii="宋体" w:hAnsi="宋体" w:eastAsia="宋体" w:cs="宋体"/>
+        </w:rPr>
+        <w:t xml:space="preserve">nextn</w:t>
+      </w:r>
+      <w:r>
+        <w:t xml:space="preserve"> </w:t>
+      </w:r>
+      <w:r>
+        <w:rPr>
+          <w:rFonts w:ascii="宋体" w:hAnsi="宋体" w:eastAsia="宋体" w:cs="宋体"/>
+        </w:rPr>
+        <w:t xml:space="preserve">/ </w:t>
+      </w:r>
+      <w:r>
+        <w:rPr>
+          <w:rFonts w:hint="eastAsia" w:ascii="宋体" w:hAnsi="宋体" w:eastAsia="宋体" w:cs="宋体"/>
+        </w:rPr>
+        <w:t xml:space="preserve">张量数</w:t>
+      </w:r>
+      <w:r>
+        <w:rPr>
+          <w:rFonts w:ascii="宋体" w:hAnsi="宋体" w:eastAsia="宋体" w:cs="宋体"/>
+        </w:rPr>
+        <w:t xml:space="preserve"> / </w:t>
+      </w:r>
+      <w:r>
+        <w:rPr>
+          <w:rFonts w:hint="eastAsia" w:ascii="宋体" w:hAnsi="宋体" w:eastAsia="宋体" w:cs="宋体"/>
+        </w:rPr>
+        <w:t xml:space="preserve">形状</w:t>
+      </w:r>
+      <w:r>
+        <w:rPr>
+          <w:rFonts w:ascii="宋体" w:hAnsi="宋体" w:eastAsia="宋体" w:cs="宋体"/>
+        </w:rPr>
+        <w:t xml:space="preserve"> / </w:t>
+      </w:r>
+      <w:r>
+        <w:rPr>
+          <w:rFonts w:hint="eastAsia" w:ascii="宋体" w:hAnsi="宋体" w:eastAsia="宋体" w:cs="宋体"/>
+        </w:rPr>
+        <w:t xml:space="preserve">字节</w:t>
+      </w:r>
+      <w:r>
+        <w:t xml:space="preserve"> </w:t>
+      </w:r>
+      <w:r>
+        <w:rPr>
+          <w:rFonts w:hint="eastAsia" w:ascii="宋体" w:hAnsi="宋体" w:eastAsia="宋体" w:cs="宋体"/>
+        </w:rPr>
+        <w:t xml:space="preserve">MD5），避免”能加载但输出错误”的隐性故障。转换链路上共捕获</w:t>
+      </w:r>
+      <w:r>
+        <w:rPr>
+          <w:rFonts w:ascii="宋体" w:hAnsi="宋体" w:eastAsia="宋体" w:cs="宋体"/>
+        </w:rPr>
+        <w:t xml:space="preserve"> 4 </w:t>
+      </w:r>
+      <w:r>
+        <w:rPr>
+          <w:rFonts w:hint="eastAsia" w:ascii="宋体" w:hAnsi="宋体" w:eastAsia="宋体" w:cs="宋体"/>
+        </w:rPr>
+        <w:t xml:space="preserve">类不同层面的缺陷（§5.2）。</w:t>
       </w:r>
     </w:p>
     <w:p>
@@ -31044,144 +31439,183 @@
           <w:b/>
           <w:bCs/>
         </w:rPr>
-        <w:t xml:space="preserve">4B </w:t>
-      </w:r>
-      <w:r>
-        <w:rPr>
-          <w:rFonts w:hint="eastAsia" w:ascii="宋体" w:hAnsi="宋体" w:eastAsia="宋体" w:cs="宋体"/>
-          <w:b/>
-          <w:bCs/>
-        </w:rPr>
-        <w:t xml:space="preserve">的长上下文曲线未测</w:t>
-      </w:r>
-      <w:r>
-        <w:rPr>
-          <w:rFonts w:hint="eastAsia" w:ascii="宋体" w:hAnsi="宋体" w:eastAsia="宋体" w:cs="宋体"/>
-        </w:rPr>
-        <w:t xml:space="preserve">：已补齐</w:t>
-      </w:r>
-      <w:r>
-        <w:rPr>
-          <w:rFonts w:ascii="宋体" w:hAnsi="宋体" w:eastAsia="宋体" w:cs="宋体"/>
-        </w:rPr>
-        <w:t xml:space="preserve"> 4B </w:t>
-      </w:r>
-      <w:r>
-        <w:rPr>
-          <w:rFonts w:hint="eastAsia" w:ascii="宋体" w:hAnsi="宋体" w:eastAsia="宋体" w:cs="宋体"/>
-        </w:rPr>
-        <w:t xml:space="preserve">的五版本量化对比（§8.1）与</w:t>
-      </w:r>
-      <w:r>
-        <w:rPr>
-          <w:rFonts w:ascii="宋体" w:hAnsi="宋体" w:eastAsia="宋体" w:cs="宋体"/>
-        </w:rPr>
-        <w:t xml:space="preserve"> 32K </w:t>
-      </w:r>
-      <w:r>
-        <w:rPr>
-          <w:rFonts w:hint="eastAsia" w:ascii="宋体" w:hAnsi="宋体" w:eastAsia="宋体" w:cs="宋体"/>
-        </w:rPr>
-        <w:t xml:space="preserve">内存实测（§9.2），但</w:t>
-      </w:r>
-      <w:r>
-        <w:rPr>
-          <w:rFonts w:ascii="宋体" w:hAnsi="宋体" w:eastAsia="宋体" w:cs="宋体"/>
-        </w:rPr>
-        <w:t xml:space="preserve"> 4B </w:t>
-      </w:r>
-      <w:r>
-        <w:rPr>
-          <w:rFonts w:hint="eastAsia" w:ascii="宋体" w:hAnsi="宋体" w:eastAsia="宋体" w:cs="宋体"/>
-        </w:rPr>
-        <w:t xml:space="preserve">的</w:t>
-      </w:r>
-      <w:r>
-        <w:rPr>
-          <w:rFonts w:ascii="宋体" w:hAnsi="宋体" w:eastAsia="宋体" w:cs="宋体"/>
-        </w:rPr>
-        <w:t xml:space="preserve"> 0/4K/8K/16K </w:t>
-      </w:r>
-      <w:r>
-        <w:rPr>
-          <w:rFonts w:hint="eastAsia" w:ascii="宋体" w:hAnsi="宋体" w:eastAsia="宋体" w:cs="宋体"/>
-        </w:rPr>
-        <w:t xml:space="preserve">衰减曲线未做。受时间限制，优先保证</w:t>
-      </w:r>
-      <w:r>
-        <w:rPr>
-          <w:rFonts w:ascii="宋体" w:hAnsi="宋体" w:eastAsia="宋体" w:cs="宋体"/>
-        </w:rPr>
-        <w:t xml:space="preserve"> 2B </w:t>
-      </w:r>
-      <w:r>
-        <w:rPr>
-          <w:rFonts w:hint="eastAsia" w:ascii="宋体" w:hAnsi="宋体" w:eastAsia="宋体" w:cs="宋体"/>
-        </w:rPr>
-        <w:t xml:space="preserve">的完整四点曲线。按</w:t>
-      </w:r>
-      <w:r>
-        <w:rPr>
-          <w:rFonts w:ascii="宋体" w:hAnsi="宋体" w:eastAsia="宋体" w:cs="宋体"/>
-        </w:rPr>
-        <w:t xml:space="preserve"> §9.2 </w:t>
-      </w:r>
-      <w:r>
-        <w:rPr>
-          <w:rFonts w:hint="eastAsia" w:ascii="宋体" w:hAnsi="宋体" w:eastAsia="宋体" w:cs="宋体"/>
-        </w:rPr>
-        <w:t xml:space="preserve">内存模型推算，4B</w:t>
-      </w:r>
-      <w:r>
-        <w:t xml:space="preserve"> </w:t>
-      </w:r>
-      <w:r>
-        <w:rPr>
-          <w:rFonts w:hint="eastAsia" w:ascii="宋体" w:hAnsi="宋体" w:eastAsia="宋体" w:cs="宋体"/>
-        </w:rPr>
-        <w:t xml:space="preserve">在</w:t>
-      </w:r>
-      <w:r>
-        <w:rPr>
-          <w:rFonts w:ascii="宋体" w:hAnsi="宋体" w:eastAsia="宋体" w:cs="宋体"/>
-        </w:rPr>
-        <w:t xml:space="preserve"> 32K </w:t>
-      </w:r>
-      <w:r>
-        <w:rPr>
-          <w:rFonts w:hint="eastAsia" w:ascii="宋体" w:hAnsi="宋体" w:eastAsia="宋体" w:cs="宋体"/>
-        </w:rPr>
-        <w:t xml:space="preserve">时</w:t>
-      </w:r>
-      <w:r>
-        <w:rPr>
-          <w:rFonts w:ascii="宋体" w:hAnsi="宋体" w:eastAsia="宋体" w:cs="宋体"/>
-        </w:rPr>
-        <w:t xml:space="preserve"> RSS </w:t>
-      </w:r>
-      <w:r>
-        <w:rPr>
-          <w:rFonts w:hint="eastAsia" w:ascii="宋体" w:hAnsi="宋体" w:eastAsia="宋体" w:cs="宋体"/>
-        </w:rPr>
-        <w:t xml:space="preserve">约</w:t>
-      </w:r>
-      <w:r>
-        <w:rPr>
-          <w:rFonts w:ascii="宋体" w:hAnsi="宋体" w:eastAsia="宋体" w:cs="宋体"/>
-        </w:rPr>
-        <w:t xml:space="preserve"> 3.57 </w:t>
-      </w:r>
-      <w:r>
-        <w:rPr>
-          <w:rFonts w:hint="eastAsia" w:ascii="宋体" w:hAnsi="宋体" w:eastAsia="宋体" w:cs="宋体"/>
-        </w:rPr>
-        <w:t xml:space="preserve">GB，可行但吞吐显著低于</w:t>
-      </w:r>
-      <w:r>
-        <w:rPr>
-          <w:rFonts w:ascii="宋体" w:hAnsi="宋体" w:eastAsia="宋体" w:cs="宋体"/>
-        </w:rPr>
-        <w:t xml:space="preserve"> 2B。</w:t>
+        <w:t xml:space="preserve">TCM </w:t>
+      </w:r>
+      <w:r>
+        <w:rPr>
+          <w:rFonts w:hint="eastAsia" w:ascii="宋体" w:hAnsi="宋体" w:eastAsia="宋体" w:cs="宋体"/>
+          <w:b/>
+          <w:bCs/>
+        </w:rPr>
+        <w:t xml:space="preserve">设备节点路径</w:t>
+      </w:r>
+      <w:r>
+        <w:rPr>
+          <w:rFonts w:ascii="宋体" w:hAnsi="宋体" w:eastAsia="宋体" w:cs="宋体"/>
+          <w:b/>
+          <w:bCs/>
+        </w:rPr>
+        <w:t xml:space="preserve"> patch</w:t>
+      </w:r>
+      <w:r>
+        <w:rPr>
+          <w:rFonts w:hint="eastAsia" w:ascii="宋体" w:hAnsi="宋体" w:eastAsia="宋体" w:cs="宋体"/>
+        </w:rPr>
+        <w:t xml:space="preserve">（</w:t>
+      </w:r>
+      <w:r>
+        <w:rPr>
+          <w:rStyle w:val="VerbatimChar"/>
+          <w:rFonts w:ascii="宋体" w:hAnsi="宋体" w:eastAsia="宋体" w:cs="宋体"/>
+        </w:rPr>
+        <w:t xml:space="preserve">patches/0001-tcm-dev-path.patch</w:t>
+      </w:r>
+      <w:r>
+        <w:rPr>
+          <w:rFonts w:hint="eastAsia" w:ascii="宋体" w:hAnsi="宋体" w:eastAsia="宋体" w:cs="宋体"/>
+        </w:rPr>
+        <w:t xml:space="preserve">）：定位到</w:t>
+      </w:r>
+      <w:r>
+        <w:rPr>
+          <w:rFonts w:ascii="宋体" w:hAnsi="宋体" w:eastAsia="宋体" w:cs="宋体"/>
+        </w:rPr>
+        <w:t xml:space="preserve"> 0.1.1 </w:t>
+      </w:r>
+      <w:r>
+        <w:rPr>
+          <w:rFonts w:hint="eastAsia" w:ascii="宋体" w:hAnsi="宋体" w:eastAsia="宋体" w:cs="宋体"/>
+        </w:rPr>
+        <w:t xml:space="preserve">与新版</w:t>
+      </w:r>
+      <w:r>
+        <w:rPr>
+          <w:rFonts w:ascii="宋体" w:hAnsi="宋体" w:eastAsia="宋体" w:cs="宋体"/>
+        </w:rPr>
+        <w:t xml:space="preserve"> TCM </w:t>
+      </w:r>
+      <w:r>
+        <w:rPr>
+          <w:rFonts w:hint="eastAsia" w:ascii="宋体" w:hAnsi="宋体" w:eastAsia="宋体" w:cs="宋体"/>
+        </w:rPr>
+        <w:t xml:space="preserve">驱动之间的接口错配——驱动只提供</w:t>
+      </w:r>
+      <w:r>
+        <w:t xml:space="preserve"> </w:t>
+      </w:r>
+      <w:r>
+        <w:rPr>
+          <w:rStyle w:val="VerbatimChar"/>
+          <w:rFonts w:ascii="宋体" w:hAnsi="宋体" w:eastAsia="宋体" w:cs="宋体"/>
+        </w:rPr>
+        <w:t xml:space="preserve">/dev/tcm</w:t>
+      </w:r>
+      <w:r>
+        <w:rPr>
+          <w:rFonts w:hint="eastAsia" w:ascii="宋体" w:hAnsi="宋体" w:eastAsia="宋体" w:cs="宋体"/>
+        </w:rPr>
+        <w:t xml:space="preserve">，而二进制硬编码</w:t>
+      </w:r>
+      <w:r>
+        <w:t xml:space="preserve"> </w:t>
+      </w:r>
+      <w:r>
+        <w:rPr>
+          <w:rStyle w:val="VerbatimChar"/>
+          <w:rFonts w:ascii="宋体" w:hAnsi="宋体" w:eastAsia="宋体" w:cs="宋体"/>
+        </w:rPr>
+        <w:t xml:space="preserve">/dev/tcm_sync_mem</w:t>
+      </w:r>
+      <w:r>
+        <w:rPr>
+          <w:rFonts w:hint="eastAsia" w:ascii="宋体" w:hAnsi="宋体" w:eastAsia="宋体" w:cs="宋体"/>
+        </w:rPr>
+        <w:t xml:space="preserve">；确认该处仅</w:t>
+      </w:r>
+      <w:r>
+        <w:t xml:space="preserve"> </w:t>
+      </w:r>
+      <w:r>
+        <w:rPr>
+          <w:rStyle w:val="VerbatimChar"/>
+          <w:rFonts w:ascii="宋体" w:hAnsi="宋体" w:eastAsia="宋体" w:cs="宋体"/>
+        </w:rPr>
+        <w:t xml:space="preserve">open</w:t>
+      </w:r>
+      <w:r>
+        <w:rPr>
+          <w:rFonts w:ascii="宋体" w:hAnsi="宋体" w:eastAsia="宋体" w:cs="宋体"/>
+        </w:rPr>
+        <w:t xml:space="preserve">+</w:t>
+      </w:r>
+      <w:r>
+        <w:rPr>
+          <w:rStyle w:val="VerbatimChar"/>
+          <w:rFonts w:ascii="宋体" w:hAnsi="宋体" w:eastAsia="宋体" w:cs="宋体"/>
+        </w:rPr>
+        <w:t xml:space="preserve">mmap</w:t>
+      </w:r>
+      <w:r>
+        <w:rPr>
+          <w:rFonts w:hint="eastAsia" w:ascii="宋体" w:hAnsi="宋体" w:eastAsia="宋体" w:cs="宋体"/>
+        </w:rPr>
+        <w:t xml:space="preserve">（无</w:t>
+      </w:r>
+      <w:r>
+        <w:t xml:space="preserve"> </w:t>
+      </w:r>
+      <w:r>
+        <w:rPr>
+          <w:rFonts w:hint="eastAsia" w:ascii="宋体" w:hAnsi="宋体" w:eastAsia="宋体" w:cs="宋体"/>
+        </w:rPr>
+        <w:t xml:space="preserve">ioctl）后，以一行改动提交补丁，使共享内存可落在片上</w:t>
+      </w:r>
+      <w:r>
+        <w:rPr>
+          <w:rFonts w:ascii="宋体" w:hAnsi="宋体" w:eastAsia="宋体" w:cs="宋体"/>
+        </w:rPr>
+        <w:t xml:space="preserve"> TCM。</w:t>
+      </w:r>
+      <w:r>
+        <w:rPr>
+          <w:rFonts w:hint="eastAsia" w:ascii="宋体" w:hAnsi="宋体" w:eastAsia="宋体" w:cs="宋体"/>
+          <w:b/>
+          <w:bCs/>
+        </w:rPr>
+        <w:t xml:space="preserve">编译与上板验证待完成</w:t>
+      </w:r>
+      <w:r>
+        <w:rPr>
+          <w:rFonts w:hint="eastAsia" w:ascii="宋体" w:hAnsi="宋体" w:eastAsia="宋体" w:cs="宋体"/>
+        </w:rPr>
+        <w:t xml:space="preserve">（§9.5.1）。</w:t>
+      </w:r>
+    </w:p>
+    <w:p>
+      <w:r>
+        <w:pict>
+          <v:rect style="width:0;height:1.5pt" o:hralign="center" o:hrstd="t" o:hr="t"/>
+        </w:pict>
+      </w:r>
+    </w:p>
+    <w:bookmarkEnd w:id="53"/>
+    <w:bookmarkEnd w:id="54"/>
+    <w:bookmarkStart w:id="55" w:name="局限与后续工作"/>
+    <w:p>
+      <w:pPr>
+        <w:pStyle w:val="Heading2"/>
+      </w:pPr>
+      <w:r>
+        <w:rPr>
+          <w:rFonts w:ascii="黑体" w:hAnsi="黑体" w:eastAsia="黑体" w:cs="黑体"/>
+        </w:rPr>
+        <w:t xml:space="preserve">12. </w:t>
+      </w:r>
+      <w:r>
+        <w:rPr>
+          <w:rFonts w:hint="eastAsia" w:ascii="黑体" w:hAnsi="黑体" w:eastAsia="黑体" w:cs="黑体"/>
+        </w:rPr>
+        <w:t xml:space="preserve">局限与后续工作</w:t>
       </w:r>
     </w:p>
     <w:p>
@@ -31189,49 +31623,116 @@
         <w:pStyle w:val="Compact"/>
         <w:numPr>
           <w:ilvl w:val="0"/>
-          <w:numId w:val="1015"/>
+          <w:numId w:val="1016"/>
         </w:numPr>
       </w:pPr>
       <w:r>
         <w:rPr>
-          <w:rFonts w:hint="eastAsia" w:ascii="宋体" w:hAnsi="宋体" w:eastAsia="宋体" w:cs="宋体"/>
-          <w:b/>
-          <w:bCs/>
-        </w:rPr>
-        <w:t xml:space="preserve">B0（upstream</w:t>
-      </w:r>
-      <w:r>
-        <w:rPr>
-          <w:b/>
-          <w:bCs/>
-        </w:rPr>
-        <w:t xml:space="preserve"> </w:t>
-      </w:r>
-      <w:r>
-        <w:rPr>
-          <w:rFonts w:hint="eastAsia" w:ascii="宋体" w:hAnsi="宋体" w:eastAsia="宋体" w:cs="宋体"/>
-          <w:b/>
-          <w:bCs/>
-        </w:rPr>
-        <w:t xml:space="preserve">主线）未实施</w:t>
-      </w:r>
-      <w:r>
-        <w:rPr>
-          <w:rFonts w:hint="eastAsia" w:ascii="宋体" w:hAnsi="宋体" w:eastAsia="宋体" w:cs="宋体"/>
-        </w:rPr>
-        <w:t xml:space="preserve">：原因见</w:t>
-      </w:r>
-      <w:r>
-        <w:rPr>
-          <w:rFonts w:ascii="宋体" w:hAnsi="宋体" w:eastAsia="宋体" w:cs="宋体"/>
-        </w:rPr>
-        <w:t xml:space="preserve"> §7 </w:t>
-      </w:r>
-      <w:r>
-        <w:rPr>
-          <w:rFonts w:hint="eastAsia" w:ascii="宋体" w:hAnsi="宋体" w:eastAsia="宋体" w:cs="宋体"/>
-        </w:rPr>
-        <w:t xml:space="preserve">说明，不做任何数据推断。</w:t>
+          <w:rFonts w:ascii="宋体" w:hAnsi="宋体" w:eastAsia="宋体" w:cs="宋体"/>
+          <w:b/>
+          <w:bCs/>
+        </w:rPr>
+        <w:t xml:space="preserve">IME2 </w:t>
+      </w:r>
+      <w:r>
+        <w:rPr>
+          <w:rFonts w:hint="eastAsia" w:ascii="宋体" w:hAnsi="宋体" w:eastAsia="宋体" w:cs="宋体"/>
+          <w:b/>
+          <w:bCs/>
+        </w:rPr>
+        <w:t xml:space="preserve">不可用（已实测确认）</w:t>
+      </w:r>
+      <w:r>
+        <w:rPr>
+          <w:rFonts w:hint="eastAsia" w:ascii="宋体" w:hAnsi="宋体" w:eastAsia="宋体" w:cs="宋体"/>
+        </w:rPr>
+        <w:t xml:space="preserve">：K1</w:t>
+      </w:r>
+      <w:r>
+        <w:t xml:space="preserve"> </w:t>
+      </w:r>
+      <w:r>
+        <w:rPr>
+          <w:rFonts w:hint="eastAsia" w:ascii="宋体" w:hAnsi="宋体" w:eastAsia="宋体" w:cs="宋体"/>
+        </w:rPr>
+        <w:t xml:space="preserve">的</w:t>
+      </w:r>
+      <w:r>
+        <w:t xml:space="preserve"> </w:t>
+      </w:r>
+      <w:r>
+        <w:rPr>
+          <w:rFonts w:hint="eastAsia" w:ascii="宋体" w:hAnsi="宋体" w:eastAsia="宋体" w:cs="宋体"/>
+        </w:rPr>
+        <w:t xml:space="preserve">X60（arch_id</w:t>
+      </w:r>
+      <w:r>
+        <w:t xml:space="preserve"> </w:t>
+      </w:r>
+      <w:r>
+        <w:rPr>
+          <w:rStyle w:val="VerbatimChar"/>
+          <w:rFonts w:ascii="宋体" w:hAnsi="宋体" w:eastAsia="宋体" w:cs="宋体"/>
+        </w:rPr>
+        <w:t xml:space="preserve">a03c</w:t>
+      </w:r>
+      <w:r>
+        <w:rPr>
+          <w:rFonts w:hint="eastAsia" w:ascii="宋体" w:hAnsi="宋体" w:eastAsia="宋体" w:cs="宋体"/>
+        </w:rPr>
+        <w:t xml:space="preserve">）不支持</w:t>
+      </w:r>
+      <w:r>
+        <w:t xml:space="preserve"> </w:t>
+      </w:r>
+      <w:r>
+        <w:rPr>
+          <w:rFonts w:hint="eastAsia" w:ascii="宋体" w:hAnsi="宋体" w:eastAsia="宋体" w:cs="宋体"/>
+        </w:rPr>
+        <w:t xml:space="preserve">IME2，交叉编译出的</w:t>
+      </w:r>
+      <w:r>
+        <w:rPr>
+          <w:rFonts w:ascii="宋体" w:hAnsi="宋体" w:eastAsia="宋体" w:cs="宋体"/>
+        </w:rPr>
+        <w:t xml:space="preserve"> v0.2.3 </w:t>
+      </w:r>
+      <w:r>
+        <w:rPr>
+          <w:rFonts w:hint="eastAsia" w:ascii="宋体" w:hAnsi="宋体" w:eastAsia="宋体" w:cs="宋体"/>
+        </w:rPr>
+        <w:t xml:space="preserve">运行时报</w:t>
+      </w:r>
+      <w:r>
+        <w:t xml:space="preserve"> </w:t>
+      </w:r>
+      <w:r>
+        <w:rPr>
+          <w:rStyle w:val="VerbatimChar"/>
+          <w:rFonts w:ascii="宋体" w:hAnsi="宋体" w:eastAsia="宋体" w:cs="宋体"/>
+        </w:rPr>
+        <w:t xml:space="preserve">use_ime2=0</w:t>
+      </w:r>
+      <w:r>
+        <w:t xml:space="preserve"> </w:t>
+      </w:r>
+      <w:r>
+        <w:rPr>
+          <w:rFonts w:hint="eastAsia" w:ascii="宋体" w:hAnsi="宋体" w:eastAsia="宋体" w:cs="宋体"/>
+        </w:rPr>
+        <w:t xml:space="preserve">并自动降级到</w:t>
+      </w:r>
+      <w:r>
+        <w:rPr>
+          <w:rFonts w:ascii="宋体" w:hAnsi="宋体" w:eastAsia="宋体" w:cs="宋体"/>
+        </w:rPr>
+        <w:t xml:space="preserve"> IME1。prefill </w:t>
+      </w:r>
+      <w:r>
+        <w:rPr>
+          <w:rFonts w:hint="eastAsia" w:ascii="宋体" w:hAnsi="宋体" w:eastAsia="宋体" w:cs="宋体"/>
+        </w:rPr>
+        <w:t xml:space="preserve">仍有理论提升空间，但受硬件限制，非软件可解（§8.2）。</w:t>
       </w:r>
     </w:p>
     <w:p>
@@ -31239,7 +31740,7 @@
         <w:pStyle w:val="Compact"/>
         <w:numPr>
           <w:ilvl w:val="0"/>
-          <w:numId w:val="1015"/>
+          <w:numId w:val="1016"/>
         </w:numPr>
       </w:pPr>
       <w:r>
@@ -31248,105 +31749,132 @@
           <w:b/>
           <w:bCs/>
         </w:rPr>
-        <w:t xml:space="preserve">+87.8% </w:t>
-      </w:r>
-      <w:r>
-        <w:rPr>
-          <w:rFonts w:hint="eastAsia" w:ascii="宋体" w:hAnsi="宋体" w:eastAsia="宋体" w:cs="宋体"/>
-          <w:b/>
-          <w:bCs/>
-        </w:rPr>
-        <w:t xml:space="preserve">的适用范围限于</w:t>
-      </w:r>
-      <w:r>
-        <w:rPr>
-          <w:rFonts w:ascii="宋体" w:hAnsi="宋体" w:eastAsia="宋体" w:cs="宋体"/>
-          <w:b/>
-          <w:bCs/>
-        </w:rPr>
-        <w:t xml:space="preserve"> 0.1.1 legacy </w:t>
-      </w:r>
-      <w:r>
-        <w:rPr>
-          <w:rFonts w:hint="eastAsia" w:ascii="宋体" w:hAnsi="宋体" w:eastAsia="宋体" w:cs="宋体"/>
-          <w:b/>
-          <w:bCs/>
-        </w:rPr>
-        <w:t xml:space="preserve">后端，未验证于其他运行时</w:t>
-      </w:r>
-      <w:r>
-        <w:rPr>
-          <w:rFonts w:hint="eastAsia" w:ascii="宋体" w:hAnsi="宋体" w:eastAsia="宋体" w:cs="宋体"/>
-        </w:rPr>
-        <w:t xml:space="preserve">：跨运行时复核（§8.8）显示同一组文件在</w:t>
-      </w:r>
-      <w:r>
-        <w:rPr>
-          <w:rFonts w:ascii="宋体" w:hAnsi="宋体" w:eastAsia="宋体" w:cs="宋体"/>
-        </w:rPr>
-        <w:t xml:space="preserve"> v0.2.3 </w:t>
-      </w:r>
-      <w:r>
-        <w:rPr>
-          <w:rFonts w:hint="eastAsia" w:ascii="宋体" w:hAnsi="宋体" w:eastAsia="宋体" w:cs="宋体"/>
-        </w:rPr>
-        <w:t xml:space="preserve">上仅</w:t>
-      </w:r>
-      <w:r>
-        <w:t xml:space="preserve"> </w:t>
-      </w:r>
-      <w:r>
-        <w:rPr>
-          <w:rFonts w:hint="eastAsia" w:ascii="宋体" w:hAnsi="宋体" w:eastAsia="宋体" w:cs="宋体"/>
-        </w:rPr>
-        <w:t xml:space="preserve">+5.6%。据此可知收益来源是「legacy</w:t>
-      </w:r>
-      <w:r>
-        <w:t xml:space="preserve"> </w:t>
-      </w:r>
-      <w:r>
-        <w:rPr>
-          <w:rFonts w:hint="eastAsia" w:ascii="宋体" w:hAnsi="宋体" w:eastAsia="宋体" w:cs="宋体"/>
-        </w:rPr>
-        <w:t xml:space="preserve">后端对非白名单张量的惩罚」被消除，而非量化本身带来的普适加速。</w:t>
-      </w:r>
-      <w:r>
-        <w:rPr>
-          <w:rFonts w:hint="eastAsia" w:ascii="宋体" w:hAnsi="宋体" w:eastAsia="宋体" w:cs="宋体"/>
-          <w:b/>
-          <w:bCs/>
-        </w:rPr>
-        <w:t xml:space="preserve">中间版本（0.1.2–0.1.9、v0.2.0–v0.2.2）未逐一验证</w:t>
-      </w:r>
-      <w:r>
-        <w:rPr>
-          <w:rFonts w:hint="eastAsia" w:ascii="宋体" w:hAnsi="宋体" w:eastAsia="宋体" w:cs="宋体"/>
-        </w:rPr>
-        <w:t xml:space="preserve">，也不能排除某个中间版本更优；本项目仅对比了</w:t>
-      </w:r>
-      <w:r>
-        <w:rPr>
-          <w:rFonts w:ascii="宋体" w:hAnsi="宋体" w:eastAsia="宋体" w:cs="宋体"/>
-        </w:rPr>
-        <w:t xml:space="preserve"> 0.1.1 </w:t>
-      </w:r>
-      <w:r>
-        <w:rPr>
-          <w:rFonts w:hint="eastAsia" w:ascii="宋体" w:hAnsi="宋体" w:eastAsia="宋体" w:cs="宋体"/>
-        </w:rPr>
-        <w:t xml:space="preserve">与</w:t>
-      </w:r>
-      <w:r>
-        <w:rPr>
-          <w:rFonts w:ascii="宋体" w:hAnsi="宋体" w:eastAsia="宋体" w:cs="宋体"/>
-        </w:rPr>
-        <w:t xml:space="preserve"> v0.2.3 </w:t>
-      </w:r>
-      <w:r>
-        <w:rPr>
-          <w:rFonts w:hint="eastAsia" w:ascii="宋体" w:hAnsi="宋体" w:eastAsia="宋体" w:cs="宋体"/>
-        </w:rPr>
-        <w:t xml:space="preserve">两代。</w:t>
+        <w:t xml:space="preserve">decode </w:t>
+      </w:r>
+      <w:r>
+        <w:rPr>
+          <w:rFonts w:hint="eastAsia" w:ascii="宋体" w:hAnsi="宋体" w:eastAsia="宋体" w:cs="宋体"/>
+          <w:b/>
+          <w:bCs/>
+        </w:rPr>
+        <w:t xml:space="preserve">天花板</w:t>
+      </w:r>
+      <w:r>
+        <w:rPr>
+          <w:rFonts w:hint="eastAsia" w:ascii="宋体" w:hAnsi="宋体" w:eastAsia="宋体" w:cs="宋体"/>
+        </w:rPr>
+        <w:t xml:space="preserve">：受</w:t>
+      </w:r>
+      <w:r>
+        <w:rPr>
+          <w:rFonts w:ascii="宋体" w:hAnsi="宋体" w:eastAsia="宋体" w:cs="宋体"/>
+        </w:rPr>
+        <w:t xml:space="preserve"> 10.6 GB/s </w:t>
+      </w:r>
+      <w:r>
+        <w:rPr>
+          <w:rFonts w:hint="eastAsia" w:ascii="宋体" w:hAnsi="宋体" w:eastAsia="宋体" w:cs="宋体"/>
+        </w:rPr>
+        <w:t xml:space="preserve">带宽限制，2B</w:t>
+      </w:r>
+      <w:r>
+        <w:t xml:space="preserve"> </w:t>
+      </w:r>
+      <w:r>
+        <w:rPr>
+          <w:rFonts w:hint="eastAsia" w:ascii="宋体" w:hAnsi="宋体" w:eastAsia="宋体" w:cs="宋体"/>
+        </w:rPr>
+        <w:t xml:space="preserve">理论上限约</w:t>
+      </w:r>
+      <w:r>
+        <w:rPr>
+          <w:rFonts w:ascii="宋体" w:hAnsi="宋体" w:eastAsia="宋体" w:cs="宋体"/>
+        </w:rPr>
+        <w:t xml:space="preserve"> 8.8 t/s、4B </w:t>
+      </w:r>
+      <w:r>
+        <w:rPr>
+          <w:rFonts w:hint="eastAsia" w:ascii="宋体" w:hAnsi="宋体" w:eastAsia="宋体" w:cs="宋体"/>
+        </w:rPr>
+        <w:t xml:space="preserve">约</w:t>
+      </w:r>
+      <w:r>
+        <w:rPr>
+          <w:rFonts w:ascii="宋体" w:hAnsi="宋体" w:eastAsia="宋体" w:cs="宋体"/>
+        </w:rPr>
+        <w:t xml:space="preserve"> 4.1 </w:t>
+      </w:r>
+      <w:r>
+        <w:rPr>
+          <w:rFonts w:hint="eastAsia" w:ascii="宋体" w:hAnsi="宋体" w:eastAsia="宋体" w:cs="宋体"/>
+        </w:rPr>
+        <w:t xml:space="preserve">t/s，当前实现为</w:t>
+      </w:r>
+      <w:r>
+        <w:rPr>
+          <w:rFonts w:ascii="宋体" w:hAnsi="宋体" w:eastAsia="宋体" w:cs="宋体"/>
+        </w:rPr>
+        <w:t xml:space="preserve"> 2.80 / </w:t>
+      </w:r>
+      <w:r>
+        <w:rPr>
+          <w:rFonts w:hint="eastAsia" w:ascii="宋体" w:hAnsi="宋体" w:eastAsia="宋体" w:cs="宋体"/>
+        </w:rPr>
+        <w:t xml:space="preserve">1.43，仅达</w:t>
+      </w:r>
+      <w:r>
+        <w:rPr>
+          <w:rFonts w:ascii="宋体" w:hAnsi="宋体" w:eastAsia="宋体" w:cs="宋体"/>
+        </w:rPr>
+        <w:t xml:space="preserve"> 32% / 35%。</w:t>
+      </w:r>
+      <w:r>
+        <w:rPr>
+          <w:rFonts w:hint="eastAsia" w:ascii="宋体" w:hAnsi="宋体" w:eastAsia="宋体" w:cs="宋体"/>
+          <w:b/>
+          <w:bCs/>
+        </w:rPr>
+        <w:t xml:space="preserve">后续</w:t>
+      </w:r>
+      <w:r>
+        <w:rPr>
+          <w:rFonts w:ascii="宋体" w:hAnsi="宋体" w:eastAsia="宋体" w:cs="宋体"/>
+          <w:b/>
+          <w:bCs/>
+        </w:rPr>
+        <w:t xml:space="preserve"> decode </w:t>
+      </w:r>
+      <w:r>
+        <w:rPr>
+          <w:rFonts w:hint="eastAsia" w:ascii="宋体" w:hAnsi="宋体" w:eastAsia="宋体" w:cs="宋体"/>
+          <w:b/>
+          <w:bCs/>
+        </w:rPr>
+        <w:t xml:space="preserve">优化空间在带宽效率（内存访问模式、页大小、TCM</w:t>
+      </w:r>
+      <w:r>
+        <w:rPr>
+          <w:b/>
+          <w:bCs/>
+        </w:rPr>
+        <w:t xml:space="preserve"> </w:t>
+      </w:r>
+      <w:r>
+        <w:rPr>
+          <w:rFonts w:hint="eastAsia" w:ascii="宋体" w:hAnsi="宋体" w:eastAsia="宋体" w:cs="宋体"/>
+          <w:b/>
+          <w:bCs/>
+        </w:rPr>
+        <w:t xml:space="preserve">复用），而非算法层面。</w:t>
+      </w:r>
+      <w:r>
+        <w:t xml:space="preserve"> </w:t>
+      </w:r>
+      <w:r>
+        <w:rPr>
+          <w:rFonts w:hint="eastAsia" w:ascii="宋体" w:hAnsi="宋体" w:eastAsia="宋体" w:cs="宋体"/>
+        </w:rPr>
+        <w:t xml:space="preserve">这部分本轮未展开。</w:t>
       </w:r>
     </w:p>
     <w:p>
@@ -31354,7 +31882,7 @@
         <w:pStyle w:val="Compact"/>
         <w:numPr>
           <w:ilvl w:val="0"/>
-          <w:numId w:val="1015"/>
+          <w:numId w:val="1016"/>
         </w:numPr>
       </w:pPr>
       <w:r>
@@ -31363,53 +31891,57 @@
           <w:b/>
           <w:bCs/>
         </w:rPr>
-        <w:t xml:space="preserve">性能数据存在会话间漂移，主因已定位为设备状态而非噪声</w:t>
-      </w:r>
-      <w:r>
-        <w:rPr>
-          <w:rFonts w:hint="eastAsia" w:ascii="宋体" w:hAnsi="宋体" w:eastAsia="宋体" w:cs="宋体"/>
-        </w:rPr>
-        <w:t xml:space="preserve">：同一二进制、同一模型，在</w:t>
-      </w:r>
-      <w:r>
-        <w:t xml:space="preserve"> </w:t>
-      </w:r>
-      <w:r>
-        <w:rPr>
-          <w:rStyle w:val="VerbatimChar"/>
-          <w:rFonts w:ascii="宋体" w:hAnsi="宋体" w:eastAsia="宋体" w:cs="宋体"/>
-        </w:rPr>
-        <w:t xml:space="preserve">/dev/tcm</w:t>
-      </w:r>
-      <w:r>
-        <w:t xml:space="preserve"> </w:t>
-      </w:r>
-      <w:r>
-        <w:rPr>
-          <w:rFonts w:hint="eastAsia" w:ascii="宋体" w:hAnsi="宋体" w:eastAsia="宋体" w:cs="宋体"/>
-        </w:rPr>
-        <w:t xml:space="preserve">权限不同时</w:t>
-      </w:r>
-      <w:r>
-        <w:rPr>
-          <w:rFonts w:ascii="宋体" w:hAnsi="宋体" w:eastAsia="宋体" w:cs="宋体"/>
-        </w:rPr>
-        <w:t xml:space="preserve"> pp512 </w:t>
-      </w:r>
-      <w:r>
-        <w:rPr>
-          <w:rFonts w:hint="eastAsia" w:ascii="宋体" w:hAnsi="宋体" w:eastAsia="宋体" w:cs="宋体"/>
-        </w:rPr>
-        <w:t xml:space="preserve">相差</w:t>
-      </w:r>
-      <w:r>
-        <w:t xml:space="preserve"> </w:t>
-      </w:r>
-      <w:r>
-        <w:rPr>
-          <w:rFonts w:hint="eastAsia" w:ascii="宋体" w:hAnsi="宋体" w:eastAsia="宋体" w:cs="宋体"/>
-        </w:rPr>
-        <w:t xml:space="preserve">38%（§8.8）。本文数据统一在出厂权限（600）与无残留进程条件下采集；若复现时数值偏差较大，应先核对这两项，再怀疑硬件。</w:t>
+        <w:t xml:space="preserve">多轮上下文复用未得结论</w:t>
+      </w:r>
+      <w:r>
+        <w:rPr>
+          <w:rFonts w:hint="eastAsia" w:ascii="宋体" w:hAnsi="宋体" w:eastAsia="宋体" w:cs="宋体"/>
+        </w:rPr>
+        <w:t xml:space="preserve">：GDN</w:t>
+      </w:r>
+      <w:r>
+        <w:t xml:space="preserve"> </w:t>
+      </w:r>
+      <w:r>
+        <w:rPr>
+          <w:rFonts w:hint="eastAsia" w:ascii="宋体" w:hAnsi="宋体" w:eastAsia="宋体" w:cs="宋体"/>
+        </w:rPr>
+        <w:t xml:space="preserve">循环状态是否阻碍</w:t>
+      </w:r>
+      <w:r>
+        <w:rPr>
+          <w:rFonts w:ascii="宋体" w:hAnsi="宋体" w:eastAsia="宋体" w:cs="宋体"/>
+        </w:rPr>
+        <w:t xml:space="preserve"> KV </w:t>
+      </w:r>
+      <w:r>
+        <w:rPr>
+          <w:rFonts w:hint="eastAsia" w:ascii="宋体" w:hAnsi="宋体" w:eastAsia="宋体" w:cs="宋体"/>
+        </w:rPr>
+        <w:t xml:space="preserve">前缀复用，本轮实验因前缀不匹配而未验证成功（§8.7、§9.3）。</w:t>
+      </w:r>
+      <w:r>
+        <w:rPr>
+          <w:rFonts w:hint="eastAsia" w:ascii="宋体" w:hAnsi="宋体" w:eastAsia="宋体" w:cs="宋体"/>
+          <w:b/>
+          <w:bCs/>
+        </w:rPr>
+        <w:t xml:space="preserve">这是最有价值的后续工作</w:t>
+      </w:r>
+      <w:r>
+        <w:rPr>
+          <w:rFonts w:hint="eastAsia" w:ascii="宋体" w:hAnsi="宋体" w:eastAsia="宋体" w:cs="宋体"/>
+        </w:rPr>
+        <w:t xml:space="preserve">——若确证无法复用，Qwen3.5</w:t>
+      </w:r>
+      <w:r>
+        <w:t xml:space="preserve"> </w:t>
+      </w:r>
+      <w:r>
+        <w:rPr>
+          <w:rFonts w:hint="eastAsia" w:ascii="宋体" w:hAnsi="宋体" w:eastAsia="宋体" w:cs="宋体"/>
+        </w:rPr>
+        <w:t xml:space="preserve">在边缘设备上的多轮对话成本将显著高于同规模全注意力模型。</w:t>
       </w:r>
     </w:p>
     <w:p>
@@ -31417,7 +31949,389 @@
         <w:pStyle w:val="Compact"/>
         <w:numPr>
           <w:ilvl w:val="0"/>
-          <w:numId w:val="1015"/>
+          <w:numId w:val="1016"/>
+        </w:numPr>
+      </w:pPr>
+      <w:r>
+        <w:rPr>
+          <w:rFonts w:ascii="宋体" w:hAnsi="宋体" w:eastAsia="宋体" w:cs="宋体"/>
+          <w:b/>
+          <w:bCs/>
+        </w:rPr>
+        <w:t xml:space="preserve">4B </w:t>
+      </w:r>
+      <w:r>
+        <w:rPr>
+          <w:rFonts w:hint="eastAsia" w:ascii="宋体" w:hAnsi="宋体" w:eastAsia="宋体" w:cs="宋体"/>
+          <w:b/>
+          <w:bCs/>
+        </w:rPr>
+        <w:t xml:space="preserve">的长上下文曲线未测</w:t>
+      </w:r>
+      <w:r>
+        <w:rPr>
+          <w:rFonts w:hint="eastAsia" w:ascii="宋体" w:hAnsi="宋体" w:eastAsia="宋体" w:cs="宋体"/>
+        </w:rPr>
+        <w:t xml:space="preserve">：已补齐</w:t>
+      </w:r>
+      <w:r>
+        <w:rPr>
+          <w:rFonts w:ascii="宋体" w:hAnsi="宋体" w:eastAsia="宋体" w:cs="宋体"/>
+        </w:rPr>
+        <w:t xml:space="preserve"> 4B </w:t>
+      </w:r>
+      <w:r>
+        <w:rPr>
+          <w:rFonts w:hint="eastAsia" w:ascii="宋体" w:hAnsi="宋体" w:eastAsia="宋体" w:cs="宋体"/>
+        </w:rPr>
+        <w:t xml:space="preserve">的五版本量化对比（§8.1）与</w:t>
+      </w:r>
+      <w:r>
+        <w:rPr>
+          <w:rFonts w:ascii="宋体" w:hAnsi="宋体" w:eastAsia="宋体" w:cs="宋体"/>
+        </w:rPr>
+        <w:t xml:space="preserve"> 32K </w:t>
+      </w:r>
+      <w:r>
+        <w:rPr>
+          <w:rFonts w:hint="eastAsia" w:ascii="宋体" w:hAnsi="宋体" w:eastAsia="宋体" w:cs="宋体"/>
+        </w:rPr>
+        <w:t xml:space="preserve">内存实测（§9.2），但</w:t>
+      </w:r>
+      <w:r>
+        <w:rPr>
+          <w:rFonts w:ascii="宋体" w:hAnsi="宋体" w:eastAsia="宋体" w:cs="宋体"/>
+        </w:rPr>
+        <w:t xml:space="preserve"> 4B </w:t>
+      </w:r>
+      <w:r>
+        <w:rPr>
+          <w:rFonts w:hint="eastAsia" w:ascii="宋体" w:hAnsi="宋体" w:eastAsia="宋体" w:cs="宋体"/>
+        </w:rPr>
+        <w:t xml:space="preserve">的</w:t>
+      </w:r>
+      <w:r>
+        <w:rPr>
+          <w:rFonts w:ascii="宋体" w:hAnsi="宋体" w:eastAsia="宋体" w:cs="宋体"/>
+        </w:rPr>
+        <w:t xml:space="preserve"> 0/4K/8K/16K </w:t>
+      </w:r>
+      <w:r>
+        <w:rPr>
+          <w:rFonts w:hint="eastAsia" w:ascii="宋体" w:hAnsi="宋体" w:eastAsia="宋体" w:cs="宋体"/>
+        </w:rPr>
+        <w:t xml:space="preserve">衰减曲线未做。受时间限制，优先保证</w:t>
+      </w:r>
+      <w:r>
+        <w:rPr>
+          <w:rFonts w:ascii="宋体" w:hAnsi="宋体" w:eastAsia="宋体" w:cs="宋体"/>
+        </w:rPr>
+        <w:t xml:space="preserve"> 2B </w:t>
+      </w:r>
+      <w:r>
+        <w:rPr>
+          <w:rFonts w:hint="eastAsia" w:ascii="宋体" w:hAnsi="宋体" w:eastAsia="宋体" w:cs="宋体"/>
+        </w:rPr>
+        <w:t xml:space="preserve">的完整四点曲线。按</w:t>
+      </w:r>
+      <w:r>
+        <w:rPr>
+          <w:rFonts w:ascii="宋体" w:hAnsi="宋体" w:eastAsia="宋体" w:cs="宋体"/>
+        </w:rPr>
+        <w:t xml:space="preserve"> §9.2 </w:t>
+      </w:r>
+      <w:r>
+        <w:rPr>
+          <w:rFonts w:hint="eastAsia" w:ascii="宋体" w:hAnsi="宋体" w:eastAsia="宋体" w:cs="宋体"/>
+        </w:rPr>
+        <w:t xml:space="preserve">内存模型推算，4B</w:t>
+      </w:r>
+      <w:r>
+        <w:t xml:space="preserve"> </w:t>
+      </w:r>
+      <w:r>
+        <w:rPr>
+          <w:rFonts w:hint="eastAsia" w:ascii="宋体" w:hAnsi="宋体" w:eastAsia="宋体" w:cs="宋体"/>
+        </w:rPr>
+        <w:t xml:space="preserve">在</w:t>
+      </w:r>
+      <w:r>
+        <w:rPr>
+          <w:rFonts w:ascii="宋体" w:hAnsi="宋体" w:eastAsia="宋体" w:cs="宋体"/>
+        </w:rPr>
+        <w:t xml:space="preserve"> 32K </w:t>
+      </w:r>
+      <w:r>
+        <w:rPr>
+          <w:rFonts w:hint="eastAsia" w:ascii="宋体" w:hAnsi="宋体" w:eastAsia="宋体" w:cs="宋体"/>
+        </w:rPr>
+        <w:t xml:space="preserve">时</w:t>
+      </w:r>
+      <w:r>
+        <w:rPr>
+          <w:rFonts w:ascii="宋体" w:hAnsi="宋体" w:eastAsia="宋体" w:cs="宋体"/>
+        </w:rPr>
+        <w:t xml:space="preserve"> RSS </w:t>
+      </w:r>
+      <w:r>
+        <w:rPr>
+          <w:rFonts w:hint="eastAsia" w:ascii="宋体" w:hAnsi="宋体" w:eastAsia="宋体" w:cs="宋体"/>
+        </w:rPr>
+        <w:t xml:space="preserve">约</w:t>
+      </w:r>
+      <w:r>
+        <w:rPr>
+          <w:rFonts w:ascii="宋体" w:hAnsi="宋体" w:eastAsia="宋体" w:cs="宋体"/>
+        </w:rPr>
+        <w:t xml:space="preserve"> 3.57 </w:t>
+      </w:r>
+      <w:r>
+        <w:rPr>
+          <w:rFonts w:hint="eastAsia" w:ascii="宋体" w:hAnsi="宋体" w:eastAsia="宋体" w:cs="宋体"/>
+        </w:rPr>
+        <w:t xml:space="preserve">GB，可行但吞吐显著低于</w:t>
+      </w:r>
+      <w:r>
+        <w:rPr>
+          <w:rFonts w:ascii="宋体" w:hAnsi="宋体" w:eastAsia="宋体" w:cs="宋体"/>
+        </w:rPr>
+        <w:t xml:space="preserve"> 2B。</w:t>
+      </w:r>
+    </w:p>
+    <w:p>
+      <w:pPr>
+        <w:pStyle w:val="Compact"/>
+        <w:numPr>
+          <w:ilvl w:val="0"/>
+          <w:numId w:val="1016"/>
+        </w:numPr>
+      </w:pPr>
+      <w:r>
+        <w:rPr>
+          <w:rFonts w:hint="eastAsia" w:ascii="宋体" w:hAnsi="宋体" w:eastAsia="宋体" w:cs="宋体"/>
+          <w:b/>
+          <w:bCs/>
+        </w:rPr>
+        <w:t xml:space="preserve">B0（upstream</w:t>
+      </w:r>
+      <w:r>
+        <w:rPr>
+          <w:b/>
+          <w:bCs/>
+        </w:rPr>
+        <w:t xml:space="preserve"> </w:t>
+      </w:r>
+      <w:r>
+        <w:rPr>
+          <w:rFonts w:hint="eastAsia" w:ascii="宋体" w:hAnsi="宋体" w:eastAsia="宋体" w:cs="宋体"/>
+          <w:b/>
+          <w:bCs/>
+        </w:rPr>
+        <w:t xml:space="preserve">主线）未实施</w:t>
+      </w:r>
+      <w:r>
+        <w:rPr>
+          <w:rFonts w:hint="eastAsia" w:ascii="宋体" w:hAnsi="宋体" w:eastAsia="宋体" w:cs="宋体"/>
+        </w:rPr>
+        <w:t xml:space="preserve">：原因见</w:t>
+      </w:r>
+      <w:r>
+        <w:rPr>
+          <w:rFonts w:ascii="宋体" w:hAnsi="宋体" w:eastAsia="宋体" w:cs="宋体"/>
+        </w:rPr>
+        <w:t xml:space="preserve"> §7 </w:t>
+      </w:r>
+      <w:r>
+        <w:rPr>
+          <w:rFonts w:hint="eastAsia" w:ascii="宋体" w:hAnsi="宋体" w:eastAsia="宋体" w:cs="宋体"/>
+        </w:rPr>
+        <w:t xml:space="preserve">说明，不做任何数据推断。</w:t>
+      </w:r>
+    </w:p>
+    <w:p>
+      <w:pPr>
+        <w:pStyle w:val="Compact"/>
+        <w:numPr>
+          <w:ilvl w:val="0"/>
+          <w:numId w:val="1016"/>
+        </w:numPr>
+      </w:pPr>
+      <w:r>
+        <w:rPr>
+          <w:rFonts w:ascii="宋体" w:hAnsi="宋体" w:eastAsia="宋体" w:cs="宋体"/>
+          <w:b/>
+          <w:bCs/>
+        </w:rPr>
+        <w:t xml:space="preserve">+87.8% </w:t>
+      </w:r>
+      <w:r>
+        <w:rPr>
+          <w:rFonts w:hint="eastAsia" w:ascii="宋体" w:hAnsi="宋体" w:eastAsia="宋体" w:cs="宋体"/>
+          <w:b/>
+          <w:bCs/>
+        </w:rPr>
+        <w:t xml:space="preserve">的适用范围限于</w:t>
+      </w:r>
+      <w:r>
+        <w:rPr>
+          <w:rFonts w:ascii="宋体" w:hAnsi="宋体" w:eastAsia="宋体" w:cs="宋体"/>
+          <w:b/>
+          <w:bCs/>
+        </w:rPr>
+        <w:t xml:space="preserve"> 0.1.1 legacy </w:t>
+      </w:r>
+      <w:r>
+        <w:rPr>
+          <w:rFonts w:hint="eastAsia" w:ascii="宋体" w:hAnsi="宋体" w:eastAsia="宋体" w:cs="宋体"/>
+          <w:b/>
+          <w:bCs/>
+        </w:rPr>
+        <w:t xml:space="preserve">后端，未验证于其他运行时</w:t>
+      </w:r>
+      <w:r>
+        <w:rPr>
+          <w:rFonts w:hint="eastAsia" w:ascii="宋体" w:hAnsi="宋体" w:eastAsia="宋体" w:cs="宋体"/>
+        </w:rPr>
+        <w:t xml:space="preserve">：跨运行时复核（§8.8）显示同一组文件在</w:t>
+      </w:r>
+      <w:r>
+        <w:rPr>
+          <w:rFonts w:ascii="宋体" w:hAnsi="宋体" w:eastAsia="宋体" w:cs="宋体"/>
+        </w:rPr>
+        <w:t xml:space="preserve"> v0.2.3 </w:t>
+      </w:r>
+      <w:r>
+        <w:rPr>
+          <w:rFonts w:hint="eastAsia" w:ascii="宋体" w:hAnsi="宋体" w:eastAsia="宋体" w:cs="宋体"/>
+        </w:rPr>
+        <w:t xml:space="preserve">上仅</w:t>
+      </w:r>
+      <w:r>
+        <w:t xml:space="preserve"> </w:t>
+      </w:r>
+      <w:r>
+        <w:rPr>
+          <w:rFonts w:hint="eastAsia" w:ascii="宋体" w:hAnsi="宋体" w:eastAsia="宋体" w:cs="宋体"/>
+        </w:rPr>
+        <w:t xml:space="preserve">+5.6%。据此可知收益来源是「legacy</w:t>
+      </w:r>
+      <w:r>
+        <w:t xml:space="preserve"> </w:t>
+      </w:r>
+      <w:r>
+        <w:rPr>
+          <w:rFonts w:hint="eastAsia" w:ascii="宋体" w:hAnsi="宋体" w:eastAsia="宋体" w:cs="宋体"/>
+        </w:rPr>
+        <w:t xml:space="preserve">后端对非白名单张量的惩罚」被消除，而非量化本身带来的普适加速。</w:t>
+      </w:r>
+      <w:r>
+        <w:rPr>
+          <w:rFonts w:hint="eastAsia" w:ascii="宋体" w:hAnsi="宋体" w:eastAsia="宋体" w:cs="宋体"/>
+          <w:b/>
+          <w:bCs/>
+        </w:rPr>
+        <w:t xml:space="preserve">中间版本（0.1.2–0.1.9、v0.2.0–v0.2.2）未逐一验证</w:t>
+      </w:r>
+      <w:r>
+        <w:rPr>
+          <w:rFonts w:hint="eastAsia" w:ascii="宋体" w:hAnsi="宋体" w:eastAsia="宋体" w:cs="宋体"/>
+        </w:rPr>
+        <w:t xml:space="preserve">，也不能排除某个中间版本更优；本项目仅对比了</w:t>
+      </w:r>
+      <w:r>
+        <w:rPr>
+          <w:rFonts w:ascii="宋体" w:hAnsi="宋体" w:eastAsia="宋体" w:cs="宋体"/>
+        </w:rPr>
+        <w:t xml:space="preserve"> 0.1.1 </w:t>
+      </w:r>
+      <w:r>
+        <w:rPr>
+          <w:rFonts w:hint="eastAsia" w:ascii="宋体" w:hAnsi="宋体" w:eastAsia="宋体" w:cs="宋体"/>
+        </w:rPr>
+        <w:t xml:space="preserve">与</w:t>
+      </w:r>
+      <w:r>
+        <w:rPr>
+          <w:rFonts w:ascii="宋体" w:hAnsi="宋体" w:eastAsia="宋体" w:cs="宋体"/>
+        </w:rPr>
+        <w:t xml:space="preserve"> v0.2.3 </w:t>
+      </w:r>
+      <w:r>
+        <w:rPr>
+          <w:rFonts w:hint="eastAsia" w:ascii="宋体" w:hAnsi="宋体" w:eastAsia="宋体" w:cs="宋体"/>
+        </w:rPr>
+        <w:t xml:space="preserve">两代。</w:t>
+      </w:r>
+    </w:p>
+    <w:p>
+      <w:pPr>
+        <w:pStyle w:val="Compact"/>
+        <w:numPr>
+          <w:ilvl w:val="0"/>
+          <w:numId w:val="1016"/>
+        </w:numPr>
+      </w:pPr>
+      <w:r>
+        <w:rPr>
+          <w:rFonts w:hint="eastAsia" w:ascii="宋体" w:hAnsi="宋体" w:eastAsia="宋体" w:cs="宋体"/>
+          <w:b/>
+          <w:bCs/>
+        </w:rPr>
+        <w:t xml:space="preserve">性能数据存在会话间漂移，主因已定位为设备状态而非噪声</w:t>
+      </w:r>
+      <w:r>
+        <w:rPr>
+          <w:rFonts w:hint="eastAsia" w:ascii="宋体" w:hAnsi="宋体" w:eastAsia="宋体" w:cs="宋体"/>
+        </w:rPr>
+        <w:t xml:space="preserve">：同一二进制、同一模型，在</w:t>
+      </w:r>
+      <w:r>
+        <w:t xml:space="preserve"> </w:t>
+      </w:r>
+      <w:r>
+        <w:rPr>
+          <w:rStyle w:val="VerbatimChar"/>
+          <w:rFonts w:ascii="宋体" w:hAnsi="宋体" w:eastAsia="宋体" w:cs="宋体"/>
+        </w:rPr>
+        <w:t xml:space="preserve">/dev/tcm</w:t>
+      </w:r>
+      <w:r>
+        <w:t xml:space="preserve"> </w:t>
+      </w:r>
+      <w:r>
+        <w:rPr>
+          <w:rFonts w:hint="eastAsia" w:ascii="宋体" w:hAnsi="宋体" w:eastAsia="宋体" w:cs="宋体"/>
+        </w:rPr>
+        <w:t xml:space="preserve">权限不同时</w:t>
+      </w:r>
+      <w:r>
+        <w:rPr>
+          <w:rFonts w:ascii="宋体" w:hAnsi="宋体" w:eastAsia="宋体" w:cs="宋体"/>
+        </w:rPr>
+        <w:t xml:space="preserve"> pp512 </w:t>
+      </w:r>
+      <w:r>
+        <w:rPr>
+          <w:rFonts w:hint="eastAsia" w:ascii="宋体" w:hAnsi="宋体" w:eastAsia="宋体" w:cs="宋体"/>
+        </w:rPr>
+        <w:t xml:space="preserve">相差</w:t>
+      </w:r>
+      <w:r>
+        <w:t xml:space="preserve"> </w:t>
+      </w:r>
+      <w:r>
+        <w:rPr>
+          <w:rFonts w:hint="eastAsia" w:ascii="宋体" w:hAnsi="宋体" w:eastAsia="宋体" w:cs="宋体"/>
+        </w:rPr>
+        <w:t xml:space="preserve">38%（§8.8）。本文数据统一在出厂权限（600）与无残留进程条件下采集；若复现时数值偏差较大，应先核对这两项，再怀疑硬件。</w:t>
+      </w:r>
+    </w:p>
+    <w:p>
+      <w:pPr>
+        <w:pStyle w:val="Compact"/>
+        <w:numPr>
+          <w:ilvl w:val="0"/>
+          <w:numId w:val="1016"/>
         </w:numPr>
       </w:pPr>
       <w:r>
@@ -32795,7 +33709,7 @@
         <w:pStyle w:val="Compact"/>
         <w:numPr>
           <w:ilvl w:val="0"/>
-          <w:numId w:val="1016"/>
+          <w:numId w:val="1017"/>
         </w:numPr>
       </w:pPr>
       <w:r>
@@ -32937,7 +33851,7 @@
         <w:pStyle w:val="Compact"/>
         <w:numPr>
           <w:ilvl w:val="0"/>
-          <w:numId w:val="1016"/>
+          <w:numId w:val="1017"/>
         </w:numPr>
       </w:pPr>
       <w:r>
@@ -32980,7 +33894,7 @@
         <w:pStyle w:val="Compact"/>
         <w:numPr>
           <w:ilvl w:val="0"/>
-          <w:numId w:val="1016"/>
+          <w:numId w:val="1017"/>
         </w:numPr>
       </w:pPr>
       <w:r>
@@ -33005,7 +33919,7 @@
         <w:pStyle w:val="Compact"/>
         <w:numPr>
           <w:ilvl w:val="0"/>
-          <w:numId w:val="1016"/>
+          <w:numId w:val="1017"/>
         </w:numPr>
       </w:pPr>
       <w:r>
@@ -33071,7 +33985,7 @@
         <w:pStyle w:val="Compact"/>
         <w:numPr>
           <w:ilvl w:val="0"/>
-          <w:numId w:val="1016"/>
+          <w:numId w:val="1017"/>
         </w:numPr>
       </w:pPr>
       <w:r>
@@ -33477,9 +34391,6 @@
     </w:lvlOverride>
   </w:num>
   <w:num w:numId="1005">
-    <w:abstractNumId w:val="991"/>
-  </w:num>
-  <w:num w:numId="1006">
     <w:abstractNumId w:val="99411"/>
     <w:lvlOverride w:ilvl="0">
       <w:startOverride w:val="1"/>
@@ -33508,6 +34419,9 @@
     <w:lvlOverride w:ilvl="8">
       <w:startOverride w:val="1"/>
     </w:lvlOverride>
+  </w:num>
+  <w:num w:numId="1006">
+    <w:abstractNumId w:val="991"/>
   </w:num>
   <w:num w:numId="1007">
     <w:abstractNumId w:val="99411"/>
@@ -33690,9 +34604,6 @@
     </w:lvlOverride>
   </w:num>
   <w:num w:numId="1013">
-    <w:abstractNumId w:val="991"/>
-  </w:num>
-  <w:num w:numId="1014">
     <w:abstractNumId w:val="99411"/>
     <w:lvlOverride w:ilvl="0">
       <w:startOverride w:val="1"/>
@@ -33721,6 +34632,9 @@
     <w:lvlOverride w:ilvl="8">
       <w:startOverride w:val="1"/>
     </w:lvlOverride>
+  </w:num>
+  <w:num w:numId="1014">
+    <w:abstractNumId w:val="991"/>
   </w:num>
   <w:num w:numId="1015">
     <w:abstractNumId w:val="99411"/>
@@ -33753,6 +34667,36 @@
     </w:lvlOverride>
   </w:num>
   <w:num w:numId="1016">
+    <w:abstractNumId w:val="99411"/>
+    <w:lvlOverride w:ilvl="0">
+      <w:startOverride w:val="1"/>
+    </w:lvlOverride>
+    <w:lvlOverride w:ilvl="1">
+      <w:startOverride w:val="1"/>
+    </w:lvlOverride>
+    <w:lvlOverride w:ilvl="2">
+      <w:startOverride w:val="1"/>
+    </w:lvlOverride>
+    <w:lvlOverride w:ilvl="3">
+      <w:startOverride w:val="1"/>
+    </w:lvlOverride>
+    <w:lvlOverride w:ilvl="4">
+      <w:startOverride w:val="1"/>
+    </w:lvlOverride>
+    <w:lvlOverride w:ilvl="5">
+      <w:startOverride w:val="1"/>
+    </w:lvlOverride>
+    <w:lvlOverride w:ilvl="6">
+      <w:startOverride w:val="1"/>
+    </w:lvlOverride>
+    <w:lvlOverride w:ilvl="7">
+      <w:startOverride w:val="1"/>
+    </w:lvlOverride>
+    <w:lvlOverride w:ilvl="8">
+      <w:startOverride w:val="1"/>
+    </w:lvlOverride>
+  </w:num>
+  <w:num w:numId="1017">
     <w:abstractNumId w:val="991"/>
   </w:num>
 </w:numbering>

--- a/docs/技术文档.docx
+++ b/docs/技术文档.docx
@@ -11639,26 +11639,148 @@
         <w:rPr>
           <w:rFonts w:hint="eastAsia" w:ascii="宋体" w:hAnsi="宋体" w:eastAsia="宋体" w:cs="宋体"/>
         </w:rPr>
-        <w:t xml:space="preserve">个），落在白名单外的</w:t>
-      </w:r>
-      <w:r>
-        <w:t xml:space="preserve"> </w:t>
-      </w:r>
-      <w:r>
-        <w:rPr>
-          <w:rStyle w:val="VerbatimChar"/>
-          <w:rFonts w:ascii="宋体" w:hAnsi="宋体" w:eastAsia="宋体" w:cs="宋体"/>
-        </w:rPr>
-        <w:t xml:space="preserve">ssm_out</w:t>
-      </w:r>
-      <w:r>
-        <w:t xml:space="preserve"> </w:t>
-      </w:r>
-      <w:r>
-        <w:rPr>
-          <w:rFonts w:hint="eastAsia" w:ascii="宋体" w:hAnsi="宋体" w:eastAsia="宋体" w:cs="宋体"/>
-        </w:rPr>
-        <w:t xml:space="preserve">张量绝对数量更多，修正后释放的算力更多。同时</w:t>
+        <w:t xml:space="preserve">个），落在白名单外的张量绝对数量更多——</w:t>
+      </w:r>
+      <w:r>
+        <w:rPr>
+          <w:rFonts w:ascii="宋体" w:hAnsi="宋体" w:eastAsia="宋体" w:cs="宋体"/>
+          <w:b/>
+          <w:bCs/>
+        </w:rPr>
+        <w:t xml:space="preserve">2B </w:t>
+      </w:r>
+      <w:r>
+        <w:rPr>
+          <w:rFonts w:hint="eastAsia" w:ascii="宋体" w:hAnsi="宋体" w:eastAsia="宋体" w:cs="宋体"/>
+          <w:b/>
+          <w:bCs/>
+        </w:rPr>
+        <w:t xml:space="preserve">为</w:t>
+      </w:r>
+      <w:r>
+        <w:rPr>
+          <w:rFonts w:ascii="宋体" w:hAnsi="宋体" w:eastAsia="宋体" w:cs="宋体"/>
+          <w:b/>
+          <w:bCs/>
+        </w:rPr>
+        <w:t xml:space="preserve"> 55 </w:t>
+      </w:r>
+      <w:r>
+        <w:rPr>
+          <w:rFonts w:hint="eastAsia" w:ascii="宋体" w:hAnsi="宋体" w:eastAsia="宋体" w:cs="宋体"/>
+          <w:b/>
+          <w:bCs/>
+        </w:rPr>
+        <w:t xml:space="preserve">个（187</w:t>
+      </w:r>
+      <w:r>
+        <w:rPr>
+          <w:b/>
+          <w:bCs/>
+        </w:rPr>
+        <w:t xml:space="preserve"> </w:t>
+      </w:r>
+      <w:r>
+        <w:rPr>
+          <w:rFonts w:hint="eastAsia" w:ascii="宋体" w:hAnsi="宋体" w:eastAsia="宋体" w:cs="宋体"/>
+          <w:b/>
+          <w:bCs/>
+        </w:rPr>
+        <w:t xml:space="preserve">个权重中的</w:t>
+      </w:r>
+      <w:r>
+        <w:rPr>
+          <w:b/>
+          <w:bCs/>
+        </w:rPr>
+        <w:t xml:space="preserve"> </w:t>
+      </w:r>
+      <w:r>
+        <w:rPr>
+          <w:rFonts w:hint="eastAsia" w:ascii="宋体" w:hAnsi="宋体" w:eastAsia="宋体" w:cs="宋体"/>
+          <w:b/>
+          <w:bCs/>
+        </w:rPr>
+        <w:t xml:space="preserve">29%），4B</w:t>
+      </w:r>
+      <w:r>
+        <w:rPr>
+          <w:b/>
+          <w:bCs/>
+        </w:rPr>
+        <w:t xml:space="preserve"> </w:t>
+      </w:r>
+      <w:r>
+        <w:rPr>
+          <w:rFonts w:hint="eastAsia" w:ascii="宋体" w:hAnsi="宋体" w:eastAsia="宋体" w:cs="宋体"/>
+          <w:b/>
+          <w:bCs/>
+        </w:rPr>
+        <w:t xml:space="preserve">为</w:t>
+      </w:r>
+      <w:r>
+        <w:rPr>
+          <w:rFonts w:ascii="宋体" w:hAnsi="宋体" w:eastAsia="宋体" w:cs="宋体"/>
+          <w:b/>
+          <w:bCs/>
+        </w:rPr>
+        <w:t xml:space="preserve"> 73 </w:t>
+      </w:r>
+      <w:r>
+        <w:rPr>
+          <w:rFonts w:hint="eastAsia" w:ascii="宋体" w:hAnsi="宋体" w:eastAsia="宋体" w:cs="宋体"/>
+          <w:b/>
+          <w:bCs/>
+        </w:rPr>
+        <w:t xml:space="preserve">个（249</w:t>
+      </w:r>
+      <w:r>
+        <w:rPr>
+          <w:b/>
+          <w:bCs/>
+        </w:rPr>
+        <w:t xml:space="preserve"> </w:t>
+      </w:r>
+      <w:r>
+        <w:rPr>
+          <w:rFonts w:hint="eastAsia" w:ascii="宋体" w:hAnsi="宋体" w:eastAsia="宋体" w:cs="宋体"/>
+          <w:b/>
+          <w:bCs/>
+        </w:rPr>
+        <w:t xml:space="preserve">个中的</w:t>
+      </w:r>
+      <w:r>
+        <w:rPr>
+          <w:b/>
+          <w:bCs/>
+        </w:rPr>
+        <w:t xml:space="preserve"> </w:t>
+      </w:r>
+      <w:r>
+        <w:rPr>
+          <w:rFonts w:hint="eastAsia" w:ascii="宋体" w:hAnsi="宋体" w:eastAsia="宋体" w:cs="宋体"/>
+          <w:b/>
+          <w:bCs/>
+        </w:rPr>
+        <w:t xml:space="preserve">29%）</w:t>
+      </w:r>
+      <w:r>
+        <w:rPr>
+          <w:rFonts w:hint="eastAsia" w:ascii="宋体" w:hAnsi="宋体" w:eastAsia="宋体" w:cs="宋体"/>
+        </w:rPr>
+        <w:t xml:space="preserve">，而修正后释放的算力更多，这与两者的增益比（+87.8%</w:t>
+      </w:r>
+      <w:r>
+        <w:rPr>
+          <w:rFonts w:ascii="宋体" w:hAnsi="宋体" w:eastAsia="宋体" w:cs="宋体"/>
+        </w:rPr>
+        <w:t xml:space="preserve"> vs </w:t>
+      </w:r>
+      <w:r>
+        <w:rPr>
+          <w:rFonts w:hint="eastAsia" w:ascii="宋体" w:hAnsi="宋体" w:eastAsia="宋体" w:cs="宋体"/>
+        </w:rPr>
+        <w:t xml:space="preserve">+113.2%）方向一致。同时</w:t>
       </w:r>
       <w:r>
         <w:rPr>
@@ -11749,35 +11871,7 @@
         <w:rPr>
           <w:rFonts w:hint="eastAsia" w:ascii="宋体" w:hAnsi="宋体" w:eastAsia="宋体" w:cs="宋体"/>
         </w:rPr>
-        <w:t xml:space="preserve">关键路径张量（疑为</w:t>
-      </w:r>
-      <w:r>
-        <w:t xml:space="preserve"> </w:t>
-      </w:r>
-      <w:r>
-        <w:rPr>
-          <w:rStyle w:val="VerbatimChar"/>
-          <w:rFonts w:ascii="宋体" w:hAnsi="宋体" w:eastAsia="宋体" w:cs="宋体"/>
-        </w:rPr>
-        <w:t xml:space="preserve">token_embd</w:t>
-      </w:r>
-      <w:r>
-        <w:t xml:space="preserve"> </w:t>
-      </w:r>
-      <w:r>
-        <w:rPr>
-          <w:rFonts w:hint="eastAsia" w:ascii="宋体" w:hAnsi="宋体" w:eastAsia="宋体" w:cs="宋体"/>
-        </w:rPr>
-        <w:t xml:space="preserve">的</w:t>
-      </w:r>
-      <w:r>
-        <w:t xml:space="preserve"> </w:t>
-      </w:r>
-      <w:r>
-        <w:rPr>
-          <w:rFonts w:hint="eastAsia" w:ascii="宋体" w:hAnsi="宋体" w:eastAsia="宋体" w:cs="宋体"/>
-        </w:rPr>
-        <w:t xml:space="preserve">Q6_K）同样掉出白名单，被自产量化一并修正。</w:t>
+        <w:t xml:space="preserve">关键路径张量同样掉出白名单，被自产量化一并修正。</w:t>
       </w:r>
     </w:p>
     <w:p>
@@ -11922,7 +12016,20 @@
         <w:rPr>
           <w:rFonts w:hint="eastAsia" w:ascii="宋体" w:hAnsi="宋体" w:eastAsia="宋体" w:cs="宋体"/>
         </w:rPr>
-        <w:t xml:space="preserve">Q4_0，实际混用多种类型：</w:t>
+        <w:t xml:space="preserve">Q4_0，实际混用多种类型。按张量角色分组统计（</w:t>
+      </w:r>
+      <w:r>
+        <w:rPr>
+          <w:rStyle w:val="VerbatimChar"/>
+          <w:rFonts w:ascii="宋体" w:hAnsi="宋体" w:eastAsia="宋体" w:cs="宋体"/>
+        </w:rPr>
+        <w:t xml:space="preserve">tools/gguf_types.py --group</w:t>
+      </w:r>
+      <w:r>
+        <w:rPr>
+          <w:rFonts w:hint="eastAsia" w:ascii="宋体" w:hAnsi="宋体" w:eastAsia="宋体" w:cs="宋体"/>
+        </w:rPr>
+        <w:t xml:space="preserve">）：</w:t>
       </w:r>
     </w:p>
     <w:tbl>
@@ -11933,10 +12040,11 @@
         <w:tblLook w:firstRow="1" w:lastRow="0" w:firstColumn="0" w:lastColumn="0" w:noHBand="0" w:noVBand="0" w:val="0020"/>
       </w:tblPr>
       <w:tblGrid>
-        <w:gridCol w:w="1980"/>
-        <w:gridCol w:w="1980"/>
-        <w:gridCol w:w="1980"/>
-        <w:gridCol w:w="1980"/>
+        <w:gridCol w:w="1584"/>
+        <w:gridCol w:w="1584"/>
+        <w:gridCol w:w="1584"/>
+        <w:gridCol w:w="1584"/>
+        <w:gridCol w:w="1584"/>
       </w:tblGrid>
       <w:tr>
         <w:trPr>
@@ -11952,7 +12060,21 @@
               <w:rPr>
                 <w:rFonts w:hint="eastAsia" w:ascii="宋体" w:hAnsi="宋体" w:eastAsia="宋体" w:cs="宋体"/>
               </w:rPr>
-              <w:t xml:space="preserve">张量（每层或全局）</w:t>
+              <w:t xml:space="preserve">张量角色</w:t>
+            </w:r>
+          </w:p>
+        </w:tc>
+        <w:tc>
+          <w:tcPr/>
+          <w:p>
+            <w:pPr>
+              <w:pStyle w:val="Compact"/>
+            </w:pPr>
+            <w:r>
+              <w:rPr>
+                <w:rFonts w:hint="eastAsia" w:ascii="宋体" w:hAnsi="宋体" w:eastAsia="宋体" w:cs="宋体"/>
+              </w:rPr>
+              <w:t xml:space="preserve">数量</w:t>
             </w:r>
           </w:p>
         </w:tc>
@@ -12000,7 +12122,19 @@
               <w:rPr>
                 <w:rFonts w:hint="eastAsia" w:ascii="宋体" w:hAnsi="宋体" w:eastAsia="宋体" w:cs="宋体"/>
               </w:rPr>
-              <w:t xml:space="preserve">是否在IME加速白名单</w:t>
+              <w:t xml:space="preserve">官方是否在</w:t>
+            </w:r>
+            <w:r>
+              <w:rPr>
+                <w:rFonts w:ascii="宋体" w:hAnsi="宋体" w:eastAsia="宋体" w:cs="宋体"/>
+              </w:rPr>
+              <w:t xml:space="preserve"> IME </w:t>
+            </w:r>
+            <w:r>
+              <w:rPr>
+                <w:rFonts w:hint="eastAsia" w:ascii="宋体" w:hAnsi="宋体" w:eastAsia="宋体" w:cs="宋体"/>
+              </w:rPr>
+              <w:t xml:space="preserve">白名单</w:t>
             </w:r>
           </w:p>
         </w:tc>
@@ -12017,7 +12151,45 @@
                 <w:rStyle w:val="VerbatimChar"/>
                 <w:rFonts w:ascii="宋体" w:hAnsi="宋体" w:eastAsia="宋体" w:cs="宋体"/>
               </w:rPr>
-              <w:t xml:space="preserve">token_embd</w:t>
+              <w:t xml:space="preserve">ssm_out</w:t>
+            </w:r>
+            <w:r>
+              <w:rPr>
+                <w:rFonts w:hint="eastAsia" w:ascii="宋体" w:hAnsi="宋体" w:eastAsia="宋体" w:cs="宋体"/>
+              </w:rPr>
+              <w:t xml:space="preserve">（GDN</w:t>
+            </w:r>
+            <w:r>
+              <w:t xml:space="preserve"> </w:t>
+            </w:r>
+            <w:r>
+              <w:rPr>
+                <w:rFonts w:hint="eastAsia" w:ascii="宋体" w:hAnsi="宋体" w:eastAsia="宋体" w:cs="宋体"/>
+              </w:rPr>
+              <w:t xml:space="preserve">层大矩阵，各</w:t>
+            </w:r>
+            <w:r>
+              <w:t xml:space="preserve"> </w:t>
+            </w:r>
+            <w:r>
+              <w:rPr>
+                <w:rFonts w:hint="eastAsia" w:ascii="宋体" w:hAnsi="宋体" w:eastAsia="宋体" w:cs="宋体"/>
+              </w:rPr>
+              <w:t xml:space="preserve">2048×2048）</w:t>
+            </w:r>
+          </w:p>
+        </w:tc>
+        <w:tc>
+          <w:tcPr/>
+          <w:p>
+            <w:pPr>
+              <w:pStyle w:val="Compact"/>
+            </w:pPr>
+            <w:r>
+              <w:rPr>
+                <w:rFonts w:ascii="宋体" w:hAnsi="宋体" w:eastAsia="宋体" w:cs="宋体"/>
+              </w:rPr>
+              <w:t xml:space="preserve">18</w:t>
             </w:r>
           </w:p>
         </w:tc>
@@ -12033,35 +12205,37 @@
                 <w:b/>
                 <w:bCs/>
               </w:rPr>
-              <w:t xml:space="preserve">Q6_K</w:t>
-            </w:r>
-          </w:p>
-        </w:tc>
-        <w:tc>
-          <w:tcPr/>
-          <w:p>
-            <w:pPr>
-              <w:pStyle w:val="Compact"/>
-            </w:pPr>
-            <w:r>
-              <w:rPr>
-                <w:rFonts w:ascii="宋体" w:hAnsi="宋体" w:eastAsia="宋体" w:cs="宋体"/>
-              </w:rPr>
-              <w:t xml:space="preserve">Q8_0</w:t>
-            </w:r>
-          </w:p>
-        </w:tc>
-        <w:tc>
-          <w:tcPr/>
-          <w:p>
-            <w:pPr>
-              <w:pStyle w:val="Compact"/>
-            </w:pPr>
-            <w:r>
-              <w:rPr>
-                <w:rFonts w:ascii="宋体" w:hAnsi="宋体" w:eastAsia="宋体" w:cs="宋体"/>
-              </w:rPr>
-              <w:t xml:space="preserve">/</w:t>
+              <w:t xml:space="preserve">Q5_K</w:t>
+            </w:r>
+          </w:p>
+        </w:tc>
+        <w:tc>
+          <w:tcPr/>
+          <w:p>
+            <w:pPr>
+              <w:pStyle w:val="Compact"/>
+            </w:pPr>
+            <w:r>
+              <w:rPr>
+                <w:rFonts w:ascii="宋体" w:hAnsi="宋体" w:eastAsia="宋体" w:cs="宋体"/>
+              </w:rPr>
+              <w:t xml:space="preserve">Q4_0</w:t>
+            </w:r>
+          </w:p>
+        </w:tc>
+        <w:tc>
+          <w:tcPr/>
+          <w:p>
+            <w:pPr>
+              <w:pStyle w:val="Compact"/>
+            </w:pPr>
+            <w:r>
+              <w:rPr>
+                <w:rFonts w:hint="eastAsia" w:ascii="宋体" w:hAnsi="宋体" w:eastAsia="宋体" w:cs="宋体"/>
+                <w:b/>
+                <w:bCs/>
+              </w:rPr>
+              <w:t xml:space="preserve">否</w:t>
             </w:r>
           </w:p>
         </w:tc>
@@ -12080,24 +12254,19 @@
               </w:rPr>
               <w:t xml:space="preserve">ssm_alpha</w:t>
             </w:r>
-            <w:r>
-              <w:rPr>
-                <w:rFonts w:ascii="宋体" w:hAnsi="宋体" w:eastAsia="宋体" w:cs="宋体"/>
-              </w:rPr>
-              <w:t xml:space="preserve">/</w:t>
-            </w:r>
-            <w:r>
-              <w:rPr>
-                <w:rStyle w:val="VerbatimChar"/>
-                <w:rFonts w:ascii="宋体" w:hAnsi="宋体" w:eastAsia="宋体" w:cs="宋体"/>
-              </w:rPr>
-              <w:t xml:space="preserve">ssm_beta</w:t>
-            </w:r>
-            <w:r>
-              <w:rPr>
-                <w:rFonts w:hint="eastAsia" w:ascii="宋体" w:hAnsi="宋体" w:eastAsia="宋体" w:cs="宋体"/>
-              </w:rPr>
-              <w:t xml:space="preserve">（18层）</w:t>
+          </w:p>
+        </w:tc>
+        <w:tc>
+          <w:tcPr/>
+          <w:p>
+            <w:pPr>
+              <w:pStyle w:val="Compact"/>
+            </w:pPr>
+            <w:r>
+              <w:rPr>
+                <w:rFonts w:ascii="宋体" w:hAnsi="宋体" w:eastAsia="宋体" w:cs="宋体"/>
+              </w:rPr>
+              <w:t xml:space="preserve">18</w:t>
             </w:r>
           </w:p>
         </w:tc>
@@ -12139,9 +12308,11 @@
             </w:pPr>
             <w:r>
               <w:rPr>
-                <w:rFonts w:ascii="宋体" w:hAnsi="宋体" w:eastAsia="宋体" w:cs="宋体"/>
-              </w:rPr>
-              <w:t xml:space="preserve">/</w:t>
+                <w:rFonts w:hint="eastAsia" w:ascii="宋体" w:hAnsi="宋体" w:eastAsia="宋体" w:cs="宋体"/>
+                <w:b/>
+                <w:bCs/>
+              </w:rPr>
+              <w:t xml:space="preserve">否</w:t>
             </w:r>
           </w:p>
         </w:tc>
@@ -12158,13 +12329,21 @@
                 <w:rStyle w:val="VerbatimChar"/>
                 <w:rFonts w:ascii="宋体" w:hAnsi="宋体" w:eastAsia="宋体" w:cs="宋体"/>
               </w:rPr>
-              <w:t xml:space="preserve">ssm_out</w:t>
-            </w:r>
-            <w:r>
-              <w:rPr>
-                <w:rFonts w:hint="eastAsia" w:ascii="宋体" w:hAnsi="宋体" w:eastAsia="宋体" w:cs="宋体"/>
-              </w:rPr>
-              <w:t xml:space="preserve">（18层）</w:t>
+              <w:t xml:space="preserve">ssm_beta</w:t>
+            </w:r>
+          </w:p>
+        </w:tc>
+        <w:tc>
+          <w:tcPr/>
+          <w:p>
+            <w:pPr>
+              <w:pStyle w:val="Compact"/>
+            </w:pPr>
+            <w:r>
+              <w:rPr>
+                <w:rFonts w:ascii="宋体" w:hAnsi="宋体" w:eastAsia="宋体" w:cs="宋体"/>
+              </w:rPr>
+              <w:t xml:space="preserve">18</w:t>
             </w:r>
           </w:p>
         </w:tc>
@@ -12180,7 +12359,7 @@
                 <w:b/>
                 <w:bCs/>
               </w:rPr>
-              <w:t xml:space="preserve">Q5_K</w:t>
+              <w:t xml:space="preserve">Q8_0</w:t>
             </w:r>
           </w:p>
         </w:tc>
@@ -12206,9 +12385,11 @@
             </w:pPr>
             <w:r>
               <w:rPr>
-                <w:rFonts w:ascii="宋体" w:hAnsi="宋体" w:eastAsia="宋体" w:cs="宋体"/>
-              </w:rPr>
-              <w:t xml:space="preserve">/</w:t>
+                <w:rFonts w:hint="eastAsia" w:ascii="宋体" w:hAnsi="宋体" w:eastAsia="宋体" w:cs="宋体"/>
+                <w:b/>
+                <w:bCs/>
+              </w:rPr>
+              <w:t xml:space="preserve">否</w:t>
             </w:r>
           </w:p>
         </w:tc>
@@ -12225,13 +12406,21 @@
                 <w:rStyle w:val="VerbatimChar"/>
                 <w:rFonts w:ascii="宋体" w:hAnsi="宋体" w:eastAsia="宋体" w:cs="宋体"/>
               </w:rPr>
-              <w:t xml:space="preserve">ffn_down</w:t>
-            </w:r>
-            <w:r>
-              <w:rPr>
-                <w:rFonts w:hint="eastAsia" w:ascii="宋体" w:hAnsi="宋体" w:eastAsia="宋体" w:cs="宋体"/>
-              </w:rPr>
-              <w:t xml:space="preserve">（18层）</w:t>
+              <w:t xml:space="preserve">token_embd</w:t>
+            </w:r>
+          </w:p>
+        </w:tc>
+        <w:tc>
+          <w:tcPr/>
+          <w:p>
+            <w:pPr>
+              <w:pStyle w:val="Compact"/>
+            </w:pPr>
+            <w:r>
+              <w:rPr>
+                <w:rFonts w:ascii="宋体" w:hAnsi="宋体" w:eastAsia="宋体" w:cs="宋体"/>
+              </w:rPr>
+              <w:t xml:space="preserve">1</w:t>
             </w:r>
           </w:p>
         </w:tc>
@@ -12247,35 +12436,37 @@
                 <w:b/>
                 <w:bCs/>
               </w:rPr>
-              <w:t xml:space="preserve">Q4_1</w:t>
-            </w:r>
-          </w:p>
-        </w:tc>
-        <w:tc>
-          <w:tcPr/>
-          <w:p>
-            <w:pPr>
-              <w:pStyle w:val="Compact"/>
-            </w:pPr>
-            <w:r>
-              <w:rPr>
-                <w:rFonts w:ascii="宋体" w:hAnsi="宋体" w:eastAsia="宋体" w:cs="宋体"/>
-              </w:rPr>
-              <w:t xml:space="preserve">Q4_0</w:t>
-            </w:r>
-          </w:p>
-        </w:tc>
-        <w:tc>
-          <w:tcPr/>
-          <w:p>
-            <w:pPr>
-              <w:pStyle w:val="Compact"/>
-            </w:pPr>
-            <w:r>
-              <w:rPr>
-                <w:rFonts w:ascii="宋体" w:hAnsi="宋体" w:eastAsia="宋体" w:cs="宋体"/>
-              </w:rPr>
-              <w:t xml:space="preserve">/</w:t>
+              <w:t xml:space="preserve">Q6_K</w:t>
+            </w:r>
+          </w:p>
+        </w:tc>
+        <w:tc>
+          <w:tcPr/>
+          <w:p>
+            <w:pPr>
+              <w:pStyle w:val="Compact"/>
+            </w:pPr>
+            <w:r>
+              <w:rPr>
+                <w:rFonts w:ascii="宋体" w:hAnsi="宋体" w:eastAsia="宋体" w:cs="宋体"/>
+              </w:rPr>
+              <w:t xml:space="preserve">Q8_0</w:t>
+            </w:r>
+          </w:p>
+        </w:tc>
+        <w:tc>
+          <w:tcPr/>
+          <w:p>
+            <w:pPr>
+              <w:pStyle w:val="Compact"/>
+            </w:pPr>
+            <w:r>
+              <w:rPr>
+                <w:rFonts w:hint="eastAsia" w:ascii="宋体" w:hAnsi="宋体" w:eastAsia="宋体" w:cs="宋体"/>
+                <w:b/>
+                <w:bCs/>
+              </w:rPr>
+              <w:t xml:space="preserve">否（两侧均否）</w:t>
             </w:r>
           </w:p>
         </w:tc>
@@ -12292,27 +12483,46 @@
                 <w:rStyle w:val="VerbatimChar"/>
                 <w:rFonts w:ascii="宋体" w:hAnsi="宋体" w:eastAsia="宋体" w:cs="宋体"/>
               </w:rPr>
-              <w:t xml:space="preserve">attn_q/k/v/output</w:t>
-            </w:r>
-            <w:r>
-              <w:rPr>
-                <w:rFonts w:hint="eastAsia" w:ascii="宋体" w:hAnsi="宋体" w:eastAsia="宋体" w:cs="宋体"/>
-              </w:rPr>
-              <w:t xml:space="preserve">（6层）</w:t>
-            </w:r>
-          </w:p>
-        </w:tc>
-        <w:tc>
-          <w:tcPr/>
-          <w:p>
-            <w:pPr>
-              <w:pStyle w:val="Compact"/>
-            </w:pPr>
-            <w:r>
-              <w:rPr>
-                <w:rFonts w:ascii="宋体" w:hAnsi="宋体" w:eastAsia="宋体" w:cs="宋体"/>
-              </w:rPr>
-              <w:t xml:space="preserve">Q4_0 / Q8_0</w:t>
+              <w:t xml:space="preserve">ffn_down</w:t>
+            </w:r>
+          </w:p>
+        </w:tc>
+        <w:tc>
+          <w:tcPr/>
+          <w:p>
+            <w:pPr>
+              <w:pStyle w:val="Compact"/>
+            </w:pPr>
+            <w:r>
+              <w:rPr>
+                <w:rFonts w:ascii="宋体" w:hAnsi="宋体" w:eastAsia="宋体" w:cs="宋体"/>
+              </w:rPr>
+              <w:t xml:space="preserve">24</w:t>
+            </w:r>
+          </w:p>
+        </w:tc>
+        <w:tc>
+          <w:tcPr/>
+          <w:p>
+            <w:pPr>
+              <w:pStyle w:val="Compact"/>
+            </w:pPr>
+            <w:r>
+              <w:rPr>
+                <w:rFonts w:ascii="宋体" w:hAnsi="宋体" w:eastAsia="宋体" w:cs="宋体"/>
+              </w:rPr>
+              <w:t xml:space="preserve">Q4_0×21 +</w:t>
+            </w:r>
+            <w:r>
+              <w:t xml:space="preserve"> </w:t>
+            </w:r>
+            <w:r>
+              <w:rPr>
+                <w:rFonts w:ascii="宋体" w:hAnsi="宋体" w:eastAsia="宋体" w:cs="宋体"/>
+                <w:b/>
+                <w:bCs/>
+              </w:rPr>
+              <w:t xml:space="preserve">Q4_1×3</w:t>
             </w:r>
           </w:p>
         </w:tc>
@@ -12340,7 +12550,7 @@
               <w:rPr>
                 <w:rFonts w:hint="eastAsia" w:ascii="宋体" w:hAnsi="宋体" w:eastAsia="宋体" w:cs="宋体"/>
               </w:rPr>
-              <w:t xml:space="preserve">部分</w:t>
+              <w:t xml:space="preserve">是</w:t>
             </w:r>
           </w:p>
         </w:tc>
@@ -12354,23 +12564,10 @@
             </w:pPr>
             <w:r>
               <w:rPr>
-                <w:rFonts w:hint="eastAsia" w:ascii="宋体" w:hAnsi="宋体" w:eastAsia="宋体" w:cs="宋体"/>
-              </w:rPr>
-              <w:t xml:space="preserve">类型分布</w:t>
-            </w:r>
-          </w:p>
-        </w:tc>
-        <w:tc>
-          <w:tcPr/>
-          <w:p>
-            <w:pPr>
-              <w:pStyle w:val="Compact"/>
-            </w:pPr>
-            <w:r>
-              <w:rPr>
-                <w:rFonts w:ascii="宋体" w:hAnsi="宋体" w:eastAsia="宋体" w:cs="宋体"/>
-              </w:rPr>
-              <w:t xml:space="preserve">F32×133, Q4_0×129, Q4_1×3,</w:t>
+                <w:rStyle w:val="VerbatimChar"/>
+                <w:rFonts w:ascii="宋体" w:hAnsi="宋体" w:eastAsia="宋体" w:cs="宋体"/>
+              </w:rPr>
+              <w:t xml:space="preserve">ffn_gate</w:t>
             </w:r>
             <w:r>
               <w:t xml:space="preserve"> </w:t>
@@ -12378,24 +12575,219 @@
             <w:r>
               <w:rPr>
                 <w:rFonts w:ascii="宋体" w:hAnsi="宋体" w:eastAsia="宋体" w:cs="宋体"/>
-                <w:b/>
-                <w:bCs/>
-              </w:rPr>
-              <w:t xml:space="preserve">Q5_K×18, Q6_K×1, Q8_0×36</w:t>
-            </w:r>
-          </w:p>
-        </w:tc>
-        <w:tc>
-          <w:tcPr/>
-          <w:p>
-            <w:pPr>
-              <w:pStyle w:val="Compact"/>
-            </w:pPr>
-            <w:r>
-              <w:rPr>
-                <w:rFonts w:ascii="宋体" w:hAnsi="宋体" w:eastAsia="宋体" w:cs="宋体"/>
-              </w:rPr>
-              <w:t xml:space="preserve">F32×133, Q4_0×186, Q8_0×1</w:t>
+              </w:rPr>
+              <w:t xml:space="preserve">/</w:t>
+            </w:r>
+            <w:r>
+              <w:t xml:space="preserve"> </w:t>
+            </w:r>
+            <w:r>
+              <w:rPr>
+                <w:rStyle w:val="VerbatimChar"/>
+                <w:rFonts w:ascii="宋体" w:hAnsi="宋体" w:eastAsia="宋体" w:cs="宋体"/>
+              </w:rPr>
+              <w:t xml:space="preserve">ffn_up</w:t>
+            </w:r>
+          </w:p>
+        </w:tc>
+        <w:tc>
+          <w:tcPr/>
+          <w:p>
+            <w:pPr>
+              <w:pStyle w:val="Compact"/>
+            </w:pPr>
+            <w:r>
+              <w:rPr>
+                <w:rFonts w:hint="eastAsia" w:ascii="宋体" w:hAnsi="宋体" w:eastAsia="宋体" w:cs="宋体"/>
+              </w:rPr>
+              <w:t xml:space="preserve">各</w:t>
+            </w:r>
+            <w:r>
+              <w:rPr>
+                <w:rFonts w:ascii="宋体" w:hAnsi="宋体" w:eastAsia="宋体" w:cs="宋体"/>
+              </w:rPr>
+              <w:t xml:space="preserve"> 24</w:t>
+            </w:r>
+          </w:p>
+        </w:tc>
+        <w:tc>
+          <w:tcPr/>
+          <w:p>
+            <w:pPr>
+              <w:pStyle w:val="Compact"/>
+            </w:pPr>
+            <w:r>
+              <w:rPr>
+                <w:rFonts w:ascii="宋体" w:hAnsi="宋体" w:eastAsia="宋体" w:cs="宋体"/>
+              </w:rPr>
+              <w:t xml:space="preserve">Q4_0</w:t>
+            </w:r>
+          </w:p>
+        </w:tc>
+        <w:tc>
+          <w:tcPr/>
+          <w:p>
+            <w:pPr>
+              <w:pStyle w:val="Compact"/>
+            </w:pPr>
+            <w:r>
+              <w:rPr>
+                <w:rFonts w:ascii="宋体" w:hAnsi="宋体" w:eastAsia="宋体" w:cs="宋体"/>
+              </w:rPr>
+              <w:t xml:space="preserve">Q4_0</w:t>
+            </w:r>
+          </w:p>
+        </w:tc>
+        <w:tc>
+          <w:tcPr/>
+          <w:p>
+            <w:pPr>
+              <w:pStyle w:val="Compact"/>
+            </w:pPr>
+            <w:r>
+              <w:rPr>
+                <w:rFonts w:hint="eastAsia" w:ascii="宋体" w:hAnsi="宋体" w:eastAsia="宋体" w:cs="宋体"/>
+              </w:rPr>
+              <w:t xml:space="preserve">是</w:t>
+            </w:r>
+          </w:p>
+        </w:tc>
+      </w:tr>
+      <w:tr>
+        <w:tc>
+          <w:tcPr/>
+          <w:p>
+            <w:pPr>
+              <w:pStyle w:val="Compact"/>
+            </w:pPr>
+            <w:r>
+              <w:rPr>
+                <w:rStyle w:val="VerbatimChar"/>
+                <w:rFonts w:ascii="宋体" w:hAnsi="宋体" w:eastAsia="宋体" w:cs="宋体"/>
+              </w:rPr>
+              <w:t xml:space="preserve">attn_qkv</w:t>
+            </w:r>
+            <w:r>
+              <w:t xml:space="preserve"> </w:t>
+            </w:r>
+            <w:r>
+              <w:rPr>
+                <w:rFonts w:ascii="宋体" w:hAnsi="宋体" w:eastAsia="宋体" w:cs="宋体"/>
+              </w:rPr>
+              <w:t xml:space="preserve">/</w:t>
+            </w:r>
+            <w:r>
+              <w:t xml:space="preserve"> </w:t>
+            </w:r>
+            <w:r>
+              <w:rPr>
+                <w:rStyle w:val="VerbatimChar"/>
+                <w:rFonts w:ascii="宋体" w:hAnsi="宋体" w:eastAsia="宋体" w:cs="宋体"/>
+              </w:rPr>
+              <w:t xml:space="preserve">attn_gate</w:t>
+            </w:r>
+            <w:r>
+              <w:t xml:space="preserve"> </w:t>
+            </w:r>
+            <w:r>
+              <w:rPr>
+                <w:rFonts w:ascii="宋体" w:hAnsi="宋体" w:eastAsia="宋体" w:cs="宋体"/>
+              </w:rPr>
+              <w:t xml:space="preserve">/</w:t>
+            </w:r>
+            <w:r>
+              <w:t xml:space="preserve"> </w:t>
+            </w:r>
+            <w:r>
+              <w:rPr>
+                <w:rStyle w:val="VerbatimChar"/>
+                <w:rFonts w:ascii="宋体" w:hAnsi="宋体" w:eastAsia="宋体" w:cs="宋体"/>
+              </w:rPr>
+              <w:t xml:space="preserve">attn_k</w:t>
+            </w:r>
+          </w:p>
+        </w:tc>
+        <w:tc>
+          <w:tcPr/>
+          <w:p>
+            <w:pPr>
+              <w:pStyle w:val="Compact"/>
+            </w:pPr>
+            <w:r>
+              <w:rPr>
+                <w:rFonts w:ascii="宋体" w:hAnsi="宋体" w:eastAsia="宋体" w:cs="宋体"/>
+              </w:rPr>
+              <w:t xml:space="preserve">18 / 18 / 6</w:t>
+            </w:r>
+          </w:p>
+        </w:tc>
+        <w:tc>
+          <w:tcPr/>
+          <w:p>
+            <w:pPr>
+              <w:pStyle w:val="Compact"/>
+            </w:pPr>
+            <w:r>
+              <w:rPr>
+                <w:rFonts w:ascii="宋体" w:hAnsi="宋体" w:eastAsia="宋体" w:cs="宋体"/>
+              </w:rPr>
+              <w:t xml:space="preserve">Q4_0</w:t>
+            </w:r>
+          </w:p>
+        </w:tc>
+        <w:tc>
+          <w:tcPr/>
+          <w:p>
+            <w:pPr>
+              <w:pStyle w:val="Compact"/>
+            </w:pPr>
+            <w:r>
+              <w:rPr>
+                <w:rFonts w:ascii="宋体" w:hAnsi="宋体" w:eastAsia="宋体" w:cs="宋体"/>
+              </w:rPr>
+              <w:t xml:space="preserve">Q4_0</w:t>
+            </w:r>
+          </w:p>
+        </w:tc>
+        <w:tc>
+          <w:tcPr/>
+          <w:p>
+            <w:pPr>
+              <w:pStyle w:val="Compact"/>
+            </w:pPr>
+            <w:r>
+              <w:rPr>
+                <w:rFonts w:hint="eastAsia" w:ascii="宋体" w:hAnsi="宋体" w:eastAsia="宋体" w:cs="宋体"/>
+              </w:rPr>
+              <w:t xml:space="preserve">是</w:t>
+            </w:r>
+          </w:p>
+        </w:tc>
+      </w:tr>
+      <w:tr>
+        <w:tc>
+          <w:tcPr/>
+          <w:p>
+            <w:pPr>
+              <w:pStyle w:val="Compact"/>
+            </w:pPr>
+            <w:r>
+              <w:rPr>
+                <w:rFonts w:hint="eastAsia" w:ascii="宋体" w:hAnsi="宋体" w:eastAsia="宋体" w:cs="宋体"/>
+              </w:rPr>
+              <w:t xml:space="preserve">其余（norm</w:t>
+            </w:r>
+            <w:r>
+              <w:rPr>
+                <w:rFonts w:ascii="宋体" w:hAnsi="宋体" w:eastAsia="宋体" w:cs="宋体"/>
+              </w:rPr>
+              <w:t xml:space="preserve"> / conv1d / ssm_a / dt.bias </w:t>
+            </w:r>
+            <w:r>
+              <w:rPr>
+                <w:rFonts w:hint="eastAsia" w:ascii="宋体" w:hAnsi="宋体" w:eastAsia="宋体" w:cs="宋体"/>
+              </w:rPr>
+              <w:t xml:space="preserve">等）</w:t>
             </w:r>
           </w:p>
         </w:tc>
@@ -12410,6 +12802,48 @@
                 <w:rFonts w:ascii="宋体" w:hAnsi="宋体" w:eastAsia="宋体" w:cs="宋体"/>
               </w:rPr>
               <w:t xml:space="preserve">—</w:t>
+            </w:r>
+          </w:p>
+        </w:tc>
+        <w:tc>
+          <w:tcPr/>
+          <w:p>
+            <w:pPr>
+              <w:pStyle w:val="Compact"/>
+            </w:pPr>
+            <w:r>
+              <w:rPr>
+                <w:rFonts w:ascii="宋体" w:hAnsi="宋体" w:eastAsia="宋体" w:cs="宋体"/>
+              </w:rPr>
+              <w:t xml:space="preserve">F32</w:t>
+            </w:r>
+          </w:p>
+        </w:tc>
+        <w:tc>
+          <w:tcPr/>
+          <w:p>
+            <w:pPr>
+              <w:pStyle w:val="Compact"/>
+            </w:pPr>
+            <w:r>
+              <w:rPr>
+                <w:rFonts w:ascii="宋体" w:hAnsi="宋体" w:eastAsia="宋体" w:cs="宋体"/>
+              </w:rPr>
+              <w:t xml:space="preserve">F32</w:t>
+            </w:r>
+          </w:p>
+        </w:tc>
+        <w:tc>
+          <w:tcPr/>
+          <w:p>
+            <w:pPr>
+              <w:pStyle w:val="Compact"/>
+            </w:pPr>
+            <w:r>
+              <w:rPr>
+                <w:rFonts w:hint="eastAsia" w:ascii="宋体" w:hAnsi="宋体" w:eastAsia="宋体" w:cs="宋体"/>
+              </w:rPr>
+              <w:t xml:space="preserve">不适用</w:t>
             </w:r>
           </w:p>
         </w:tc>
@@ -12417,95 +12851,212 @@
     </w:tbl>
     <w:p>
       <w:pPr>
-        <w:pStyle w:val="BodyText"/>
+        <w:pStyle w:val="BlockText"/>
       </w:pPr>
       <w:r>
         <w:rPr>
           <w:rFonts w:hint="eastAsia" w:ascii="宋体" w:hAnsi="宋体" w:eastAsia="宋体" w:cs="宋体"/>
-          <w:b/>
-          <w:bCs/>
-        </w:rPr>
-        <w:t xml:space="preserve">SpacemiT官方文档明确列出的IME加速量化类型仅5种</w:t>
-      </w:r>
-      <w:r>
-        <w:rPr>
-          <w:rFonts w:hint="eastAsia" w:ascii="宋体" w:hAnsi="宋体" w:eastAsia="宋体" w:cs="宋体"/>
-        </w:rPr>
-        <w:t xml:space="preserve">：</w:t>
+        </w:rPr>
+        <w:t xml:space="preserve">注：</w:t>
       </w:r>
       <w:r>
         <w:rPr>
           <w:rStyle w:val="VerbatimChar"/>
           <w:rFonts w:ascii="宋体" w:hAnsi="宋体" w:eastAsia="宋体" w:cs="宋体"/>
         </w:rPr>
-        <w:t xml:space="preserve">Q4_K_M</w:t>
-      </w:r>
-      <w:r>
-        <w:rPr>
-          <w:rFonts w:ascii="宋体" w:hAnsi="宋体" w:eastAsia="宋体" w:cs="宋体"/>
-        </w:rPr>
-        <w:t xml:space="preserve">、</w:t>
+        <w:t xml:space="preserve">attn_qkv</w:t>
+      </w:r>
+      <w:r>
+        <w:t xml:space="preserve"> </w:t>
+      </w:r>
+      <w:r>
+        <w:rPr>
+          <w:rFonts w:hint="eastAsia" w:ascii="宋体" w:hAnsi="宋体" w:eastAsia="宋体" w:cs="宋体"/>
+        </w:rPr>
+        <w:t xml:space="preserve">与</w:t>
+      </w:r>
+      <w:r>
+        <w:t xml:space="preserve"> </w:t>
       </w:r>
       <w:r>
         <w:rPr>
           <w:rStyle w:val="VerbatimChar"/>
           <w:rFonts w:ascii="宋体" w:hAnsi="宋体" w:eastAsia="宋体" w:cs="宋体"/>
         </w:rPr>
-        <w:t xml:space="preserve">Q4_0</w:t>
-      </w:r>
-      <w:r>
-        <w:rPr>
-          <w:rFonts w:ascii="宋体" w:hAnsi="宋体" w:eastAsia="宋体" w:cs="宋体"/>
-        </w:rPr>
-        <w:t xml:space="preserve">、</w:t>
+        <w:t xml:space="preserve">attn_gate</w:t>
+      </w:r>
+      <w:r>
+        <w:t xml:space="preserve"> </w:t>
+      </w:r>
+      <w:r>
+        <w:rPr>
+          <w:rFonts w:hint="eastAsia" w:ascii="宋体" w:hAnsi="宋体" w:eastAsia="宋体" w:cs="宋体"/>
+        </w:rPr>
+        <w:t xml:space="preserve">出现在</w:t>
+      </w:r>
+      <w:r>
+        <w:rPr>
+          <w:rFonts w:ascii="宋体" w:hAnsi="宋体" w:eastAsia="宋体" w:cs="宋体"/>
+        </w:rPr>
+        <w:t xml:space="preserve"> 18 </w:t>
+      </w:r>
+      <w:r>
+        <w:rPr>
+          <w:rFonts w:hint="eastAsia" w:ascii="宋体" w:hAnsi="宋体" w:eastAsia="宋体" w:cs="宋体"/>
+        </w:rPr>
+        <w:t xml:space="preserve">个</w:t>
+      </w:r>
+      <w:r>
+        <w:rPr>
+          <w:rFonts w:ascii="宋体" w:hAnsi="宋体" w:eastAsia="宋体" w:cs="宋体"/>
+        </w:rPr>
+        <w:t xml:space="preserve"> GDN </w:t>
+      </w:r>
+      <w:r>
+        <w:rPr>
+          <w:rFonts w:hint="eastAsia" w:ascii="宋体" w:hAnsi="宋体" w:eastAsia="宋体" w:cs="宋体"/>
+        </w:rPr>
+        <w:t xml:space="preserve">层，</w:t>
       </w:r>
       <w:r>
         <w:rPr>
           <w:rStyle w:val="VerbatimChar"/>
           <w:rFonts w:ascii="宋体" w:hAnsi="宋体" w:eastAsia="宋体" w:cs="宋体"/>
         </w:rPr>
-        <w:t xml:space="preserve">Q4_1</w:t>
-      </w:r>
-      <w:r>
-        <w:rPr>
-          <w:rFonts w:ascii="宋体" w:hAnsi="宋体" w:eastAsia="宋体" w:cs="宋体"/>
-        </w:rPr>
-        <w:t xml:space="preserve">、</w:t>
+        <w:t xml:space="preserve">attn_k</w:t>
+      </w:r>
+      <w:r>
+        <w:t xml:space="preserve"> </w:t>
+      </w:r>
+      <w:r>
+        <w:rPr>
+          <w:rFonts w:hint="eastAsia" w:ascii="宋体" w:hAnsi="宋体" w:eastAsia="宋体" w:cs="宋体"/>
+        </w:rPr>
+        <w:t xml:space="preserve">出现在</w:t>
+      </w:r>
+      <w:r>
+        <w:rPr>
+          <w:rFonts w:ascii="宋体" w:hAnsi="宋体" w:eastAsia="宋体" w:cs="宋体"/>
+        </w:rPr>
+        <w:t xml:space="preserve"> 6 </w:t>
+      </w:r>
+      <w:r>
+        <w:rPr>
+          <w:rFonts w:hint="eastAsia" w:ascii="宋体" w:hAnsi="宋体" w:eastAsia="宋体" w:cs="宋体"/>
+        </w:rPr>
+        <w:t xml:space="preserve">个全注意力层，二者相加正好</w:t>
+      </w:r>
+      <w:r>
+        <w:rPr>
+          <w:rFonts w:ascii="宋体" w:hAnsi="宋体" w:eastAsia="宋体" w:cs="宋体"/>
+        </w:rPr>
+        <w:t xml:space="preserve"> 24 </w:t>
+      </w:r>
+      <w:r>
+        <w:rPr>
+          <w:rFonts w:hint="eastAsia" w:ascii="宋体" w:hAnsi="宋体" w:eastAsia="宋体" w:cs="宋体"/>
+        </w:rPr>
+        <w:t xml:space="preserve">层——与</w:t>
+      </w:r>
+      <w:r>
+        <w:t xml:space="preserve"> </w:t>
       </w:r>
       <w:r>
         <w:rPr>
           <w:rStyle w:val="VerbatimChar"/>
           <w:rFonts w:ascii="宋体" w:hAnsi="宋体" w:eastAsia="宋体" w:cs="宋体"/>
         </w:rPr>
-        <w:t xml:space="preserve">Q2_K</w:t>
-      </w:r>
-      <w:r>
-        <w:rPr>
-          <w:rFonts w:ascii="宋体" w:hAnsi="宋体" w:eastAsia="宋体" w:cs="宋体"/>
-        </w:rPr>
-        <w:t xml:space="preserve">、</w:t>
+        <w:t xml:space="preserve">full_attention_interval=4</w:t>
+      </w:r>
+      <w:r>
+        <w:t xml:space="preserve"> </w:t>
+      </w:r>
+      <w:r>
+        <w:rPr>
+          <w:rFonts w:hint="eastAsia" w:ascii="宋体" w:hAnsi="宋体" w:eastAsia="宋体" w:cs="宋体"/>
+        </w:rPr>
+        <w:t xml:space="preserve">一致。</w:t>
+      </w:r>
+    </w:p>
+    <w:p>
+      <w:pPr>
+        <w:pStyle w:val="FirstParagraph"/>
+      </w:pPr>
+      <w:r>
+        <w:rPr>
+          <w:rFonts w:hint="eastAsia" w:ascii="宋体" w:hAnsi="宋体" w:eastAsia="宋体" w:cs="宋体"/>
+          <w:b/>
+          <w:bCs/>
+        </w:rPr>
+        <w:t xml:space="preserve">量化计数</w:t>
+      </w:r>
+      <w:r>
+        <w:rPr>
+          <w:rFonts w:hint="eastAsia" w:ascii="宋体" w:hAnsi="宋体" w:eastAsia="宋体" w:cs="宋体"/>
+        </w:rPr>
+        <w:t xml:space="preserve">：2B</w:t>
+      </w:r>
+      <w:r>
+        <w:t xml:space="preserve"> </w:t>
+      </w:r>
+      <w:r>
+        <w:rPr>
+          <w:rFonts w:hint="eastAsia" w:ascii="宋体" w:hAnsi="宋体" w:eastAsia="宋体" w:cs="宋体"/>
+        </w:rPr>
+        <w:t xml:space="preserve">共</w:t>
+      </w:r>
+      <w:r>
+        <w:rPr>
+          <w:rFonts w:ascii="宋体" w:hAnsi="宋体" w:eastAsia="宋体" w:cs="宋体"/>
+        </w:rPr>
+        <w:t xml:space="preserve"> 187 </w:t>
+      </w:r>
+      <w:r>
+        <w:rPr>
+          <w:rFonts w:hint="eastAsia" w:ascii="宋体" w:hAnsi="宋体" w:eastAsia="宋体" w:cs="宋体"/>
+        </w:rPr>
+        <w:t xml:space="preserve">个二维权重张量，官方有</w:t>
+      </w:r>
+      <w:r>
+        <w:t xml:space="preserve"> </w:t>
+      </w:r>
+      <w:r>
+        <w:rPr>
+          <w:rFonts w:ascii="宋体" w:hAnsi="宋体" w:eastAsia="宋体" w:cs="宋体"/>
+          <w:b/>
+          <w:bCs/>
+        </w:rPr>
+        <w:t xml:space="preserve">55 </w:t>
+      </w:r>
+      <w:r>
+        <w:rPr>
+          <w:rFonts w:hint="eastAsia" w:ascii="宋体" w:hAnsi="宋体" w:eastAsia="宋体" w:cs="宋体"/>
+          <w:b/>
+          <w:bCs/>
+        </w:rPr>
+        <w:t xml:space="preserve">个</w:t>
+      </w:r>
+      <w:r>
+        <w:rPr>
+          <w:rFonts w:hint="eastAsia" w:ascii="宋体" w:hAnsi="宋体" w:eastAsia="宋体" w:cs="宋体"/>
+        </w:rPr>
+        <w:t xml:space="preserve">落在白名单外（</w:t>
       </w:r>
       <w:r>
         <w:rPr>
           <w:rStyle w:val="VerbatimChar"/>
           <w:rFonts w:ascii="宋体" w:hAnsi="宋体" w:eastAsia="宋体" w:cs="宋体"/>
         </w:rPr>
-        <w:t xml:space="preserve">Q3_K</w:t>
-      </w:r>
-      <w:r>
-        <w:rPr>
-          <w:rFonts w:ascii="宋体" w:hAnsi="宋体" w:eastAsia="宋体" w:cs="宋体"/>
-        </w:rPr>
-        <w:t xml:space="preserve">。</w:t>
-      </w:r>
-      <w:r>
-        <w:t xml:space="preserve"> </w:t>
-      </w:r>
-      <w:r>
-        <w:rPr>
-          <w:rFonts w:hint="eastAsia" w:ascii="宋体" w:hAnsi="宋体" w:eastAsia="宋体" w:cs="宋体"/>
-        </w:rPr>
-        <w:t xml:space="preserve">官方GGUF中的</w:t>
+        <w:t xml:space="preserve">Q5_K×18</w:t>
+      </w:r>
+      <w:r>
+        <w:t xml:space="preserve"> </w:t>
+      </w:r>
+      <w:r>
+        <w:rPr>
+          <w:rFonts w:ascii="宋体" w:hAnsi="宋体" w:eastAsia="宋体" w:cs="宋体"/>
+        </w:rPr>
+        <w:t xml:space="preserve">+</w:t>
       </w:r>
       <w:r>
         <w:t xml:space="preserve"> </w:t>
@@ -12515,13 +13066,16 @@
           <w:rStyle w:val="VerbatimChar"/>
           <w:rFonts w:ascii="宋体" w:hAnsi="宋体" w:eastAsia="宋体" w:cs="宋体"/>
         </w:rPr>
-        <w:t xml:space="preserve">Q5_K</w:t>
-      </w:r>
-      <w:r>
-        <w:rPr>
-          <w:rFonts w:hint="eastAsia" w:ascii="宋体" w:hAnsi="宋体" w:eastAsia="宋体" w:cs="宋体"/>
-        </w:rPr>
-        <w:t xml:space="preserve">（18个</w:t>
+        <w:t xml:space="preserve">Q8_0×36</w:t>
+      </w:r>
+      <w:r>
+        <w:t xml:space="preserve"> </w:t>
+      </w:r>
+      <w:r>
+        <w:rPr>
+          <w:rFonts w:ascii="宋体" w:hAnsi="宋体" w:eastAsia="宋体" w:cs="宋体"/>
+        </w:rPr>
+        <w:t xml:space="preserve">+</w:t>
       </w:r>
       <w:r>
         <w:t xml:space="preserve"> </w:t>
@@ -12531,53 +13085,68 @@
           <w:rStyle w:val="VerbatimChar"/>
           <w:rFonts w:ascii="宋体" w:hAnsi="宋体" w:eastAsia="宋体" w:cs="宋体"/>
         </w:rPr>
-        <w:t xml:space="preserve">ssm_out</w:t>
-      </w:r>
-      <w:r>
-        <w:rPr>
-          <w:rFonts w:hint="eastAsia" w:ascii="宋体" w:hAnsi="宋体" w:eastAsia="宋体" w:cs="宋体"/>
-        </w:rPr>
-        <w:t xml:space="preserve">）、</w:t>
+        <w:t xml:space="preserve">Q6_K×1</w:t>
+      </w:r>
+      <w:r>
+        <w:rPr>
+          <w:rFonts w:hint="eastAsia" w:ascii="宋体" w:hAnsi="宋体" w:eastAsia="宋体" w:cs="宋体"/>
+        </w:rPr>
+        <w:t xml:space="preserve">）；自产仅剩</w:t>
+      </w:r>
+      <w:r>
+        <w:t xml:space="preserve"> </w:t>
       </w:r>
       <w:r>
         <w:rPr>
           <w:rStyle w:val="VerbatimChar"/>
           <w:rFonts w:ascii="宋体" w:hAnsi="宋体" w:eastAsia="宋体" w:cs="宋体"/>
         </w:rPr>
-        <w:t xml:space="preserve">Q6_K</w:t>
-      </w:r>
-      <w:r>
-        <w:rPr>
-          <w:rFonts w:hint="eastAsia" w:ascii="宋体" w:hAnsi="宋体" w:eastAsia="宋体" w:cs="宋体"/>
-        </w:rPr>
-        <w:t xml:space="preserve">（embedding）、</w:t>
-      </w:r>
-      <w:r>
-        <w:rPr>
-          <w:rStyle w:val="VerbatimChar"/>
-          <w:rFonts w:ascii="宋体" w:hAnsi="宋体" w:eastAsia="宋体" w:cs="宋体"/>
-        </w:rPr>
-        <w:t xml:space="preserve">Q8_0</w:t>
-      </w:r>
-      <w:r>
-        <w:rPr>
-          <w:rFonts w:hint="eastAsia" w:ascii="宋体" w:hAnsi="宋体" w:eastAsia="宋体" w:cs="宋体"/>
-        </w:rPr>
-        <w:t xml:space="preserve">（36个注意力张量）</w:t>
-      </w:r>
-      <w:r>
-        <w:rPr>
-          <w:rFonts w:hint="eastAsia" w:ascii="宋体" w:hAnsi="宋体" w:eastAsia="宋体" w:cs="宋体"/>
-          <w:b/>
-          <w:bCs/>
-        </w:rPr>
-        <w:t xml:space="preserve">全部落在白名单之外</w:t>
-      </w:r>
-      <w:r>
-        <w:rPr>
-          <w:rFonts w:hint="eastAsia" w:ascii="宋体" w:hAnsi="宋体" w:eastAsia="宋体" w:cs="宋体"/>
-        </w:rPr>
-        <w:t xml:space="preserve">，在K1上只能走通用RVV路径，无法使用IME加速。</w:t>
+        <w:t xml:space="preserve">token_embd</w:t>
+      </w:r>
+      <w:r>
+        <w:t xml:space="preserve"> </w:t>
+      </w:r>
+      <w:r>
+        <w:rPr>
+          <w:rFonts w:ascii="宋体" w:hAnsi="宋体" w:eastAsia="宋体" w:cs="宋体"/>
+        </w:rPr>
+        <w:t xml:space="preserve">1 </w:t>
+      </w:r>
+      <w:r>
+        <w:rPr>
+          <w:rFonts w:hint="eastAsia" w:ascii="宋体" w:hAnsi="宋体" w:eastAsia="宋体" w:cs="宋体"/>
+        </w:rPr>
+        <w:t xml:space="preserve">个（保留</w:t>
+      </w:r>
+      <w:r>
+        <w:rPr>
+          <w:rFonts w:ascii="宋体" w:hAnsi="宋体" w:eastAsia="宋体" w:cs="宋体"/>
+        </w:rPr>
+        <w:t xml:space="preserve"> Q8_0 </w:t>
+      </w:r>
+      <w:r>
+        <w:rPr>
+          <w:rFonts w:hint="eastAsia" w:ascii="宋体" w:hAnsi="宋体" w:eastAsia="宋体" w:cs="宋体"/>
+        </w:rPr>
+        <w:t xml:space="preserve">以保质量），其余</w:t>
+      </w:r>
+      <w:r>
+        <w:rPr>
+          <w:rFonts w:ascii="宋体" w:hAnsi="宋体" w:eastAsia="宋体" w:cs="宋体"/>
+        </w:rPr>
+        <w:t xml:space="preserve"> 186 </w:t>
+      </w:r>
+      <w:r>
+        <w:rPr>
+          <w:rFonts w:hint="eastAsia" w:ascii="宋体" w:hAnsi="宋体" w:eastAsia="宋体" w:cs="宋体"/>
+        </w:rPr>
+        <w:t xml:space="preserve">个统一为</w:t>
+      </w:r>
+      <w:r>
+        <w:rPr>
+          <w:rFonts w:ascii="宋体" w:hAnsi="宋体" w:eastAsia="宋体" w:cs="宋体"/>
+        </w:rPr>
+        <w:t xml:space="preserve"> Q4_0。</w:t>
       </w:r>
     </w:p>
     <w:p>
@@ -12586,19 +13155,372 @@
       </w:pPr>
       <w:r>
         <w:rPr>
+          <w:rFonts w:ascii="宋体" w:hAnsi="宋体" w:eastAsia="宋体" w:cs="宋体"/>
+          <w:b/>
+          <w:bCs/>
+        </w:rPr>
+        <w:t xml:space="preserve">SpacemiT </w:t>
+      </w:r>
+      <w:r>
+        <w:rPr>
+          <w:rFonts w:hint="eastAsia" w:ascii="宋体" w:hAnsi="宋体" w:eastAsia="宋体" w:cs="宋体"/>
+          <w:b/>
+          <w:bCs/>
+        </w:rPr>
+        <w:t xml:space="preserve">官方文档明确列出的</w:t>
+      </w:r>
+      <w:r>
+        <w:rPr>
+          <w:rFonts w:ascii="宋体" w:hAnsi="宋体" w:eastAsia="宋体" w:cs="宋体"/>
+          <w:b/>
+          <w:bCs/>
+        </w:rPr>
+        <w:t xml:space="preserve"> IME </w:t>
+      </w:r>
+      <w:r>
+        <w:rPr>
+          <w:rFonts w:hint="eastAsia" w:ascii="宋体" w:hAnsi="宋体" w:eastAsia="宋体" w:cs="宋体"/>
+          <w:b/>
+          <w:bCs/>
+        </w:rPr>
+        <w:t xml:space="preserve">加速量化类型仅</w:t>
+      </w:r>
+      <w:r>
+        <w:rPr>
+          <w:rFonts w:ascii="宋体" w:hAnsi="宋体" w:eastAsia="宋体" w:cs="宋体"/>
+          <w:b/>
+          <w:bCs/>
+        </w:rPr>
+        <w:t xml:space="preserve"> 5 </w:t>
+      </w:r>
+      <w:r>
+        <w:rPr>
+          <w:rFonts w:hint="eastAsia" w:ascii="宋体" w:hAnsi="宋体" w:eastAsia="宋体" w:cs="宋体"/>
+          <w:b/>
+          <w:bCs/>
+        </w:rPr>
+        <w:t xml:space="preserve">种</w:t>
+      </w:r>
+      <w:r>
+        <w:rPr>
+          <w:rFonts w:hint="eastAsia" w:ascii="宋体" w:hAnsi="宋体" w:eastAsia="宋体" w:cs="宋体"/>
+        </w:rPr>
+        <w:t xml:space="preserve">：</w:t>
+      </w:r>
+      <w:r>
+        <w:rPr>
           <w:rStyle w:val="VerbatimChar"/>
           <w:rFonts w:ascii="宋体" w:hAnsi="宋体" w:eastAsia="宋体" w:cs="宋体"/>
         </w:rPr>
+        <w:t xml:space="preserve">Q4_K_M</w:t>
+      </w:r>
+      <w:r>
+        <w:rPr>
+          <w:rFonts w:ascii="宋体" w:hAnsi="宋体" w:eastAsia="宋体" w:cs="宋体"/>
+        </w:rPr>
+        <w:t xml:space="preserve">、</w:t>
+      </w:r>
+      <w:r>
+        <w:rPr>
+          <w:rStyle w:val="VerbatimChar"/>
+          <w:rFonts w:ascii="宋体" w:hAnsi="宋体" w:eastAsia="宋体" w:cs="宋体"/>
+        </w:rPr>
+        <w:t xml:space="preserve">Q4_0</w:t>
+      </w:r>
+      <w:r>
+        <w:rPr>
+          <w:rFonts w:ascii="宋体" w:hAnsi="宋体" w:eastAsia="宋体" w:cs="宋体"/>
+        </w:rPr>
+        <w:t xml:space="preserve">、</w:t>
+      </w:r>
+      <w:r>
+        <w:rPr>
+          <w:rStyle w:val="VerbatimChar"/>
+          <w:rFonts w:ascii="宋体" w:hAnsi="宋体" w:eastAsia="宋体" w:cs="宋体"/>
+        </w:rPr>
+        <w:t xml:space="preserve">Q4_1</w:t>
+      </w:r>
+      <w:r>
+        <w:rPr>
+          <w:rFonts w:ascii="宋体" w:hAnsi="宋体" w:eastAsia="宋体" w:cs="宋体"/>
+        </w:rPr>
+        <w:t xml:space="preserve">、</w:t>
+      </w:r>
+      <w:r>
+        <w:rPr>
+          <w:rStyle w:val="VerbatimChar"/>
+          <w:rFonts w:ascii="宋体" w:hAnsi="宋体" w:eastAsia="宋体" w:cs="宋体"/>
+        </w:rPr>
+        <w:t xml:space="preserve">Q2_K</w:t>
+      </w:r>
+      <w:r>
+        <w:rPr>
+          <w:rFonts w:ascii="宋体" w:hAnsi="宋体" w:eastAsia="宋体" w:cs="宋体"/>
+        </w:rPr>
+        <w:t xml:space="preserve">、</w:t>
+      </w:r>
+      <w:r>
+        <w:rPr>
+          <w:rStyle w:val="VerbatimChar"/>
+          <w:rFonts w:ascii="宋体" w:hAnsi="宋体" w:eastAsia="宋体" w:cs="宋体"/>
+        </w:rPr>
+        <w:t xml:space="preserve">Q3_K</w:t>
+      </w:r>
+      <w:r>
+        <w:rPr>
+          <w:rFonts w:hint="eastAsia" w:ascii="宋体" w:hAnsi="宋体" w:eastAsia="宋体" w:cs="宋体"/>
+        </w:rPr>
+        <w:t xml:space="preserve">。官方</w:t>
+      </w:r>
+      <w:r>
+        <w:rPr>
+          <w:rFonts w:ascii="宋体" w:hAnsi="宋体" w:eastAsia="宋体" w:cs="宋体"/>
+        </w:rPr>
+        <w:t xml:space="preserve"> GGUF </w:t>
+      </w:r>
+      <w:r>
+        <w:rPr>
+          <w:rFonts w:hint="eastAsia" w:ascii="宋体" w:hAnsi="宋体" w:eastAsia="宋体" w:cs="宋体"/>
+        </w:rPr>
+        <w:t xml:space="preserve">里的</w:t>
+      </w:r>
+      <w:r>
+        <w:t xml:space="preserve"> </w:t>
+      </w:r>
+      <w:r>
+        <w:rPr>
+          <w:rStyle w:val="VerbatimChar"/>
+          <w:rFonts w:ascii="宋体" w:hAnsi="宋体" w:eastAsia="宋体" w:cs="宋体"/>
+        </w:rPr>
+        <w:t xml:space="preserve">Q5_K</w:t>
+      </w:r>
+      <w:r>
+        <w:rPr>
+          <w:rFonts w:hint="eastAsia" w:ascii="宋体" w:hAnsi="宋体" w:eastAsia="宋体" w:cs="宋体"/>
+        </w:rPr>
+        <w:t xml:space="preserve">（18</w:t>
+      </w:r>
+      <w:r>
+        <w:t xml:space="preserve"> </w:t>
+      </w:r>
+      <w:r>
+        <w:rPr>
+          <w:rFonts w:hint="eastAsia" w:ascii="宋体" w:hAnsi="宋体" w:eastAsia="宋体" w:cs="宋体"/>
+        </w:rPr>
+        <w:t xml:space="preserve">个</w:t>
+      </w:r>
+      <w:r>
+        <w:t xml:space="preserve"> </w:t>
+      </w:r>
+      <w:r>
+        <w:rPr>
+          <w:rStyle w:val="VerbatimChar"/>
+          <w:rFonts w:ascii="宋体" w:hAnsi="宋体" w:eastAsia="宋体" w:cs="宋体"/>
+        </w:rPr>
         <w:t xml:space="preserve">ssm_out</w:t>
       </w:r>
       <w:r>
-        <w:t xml:space="preserve"> </w:t>
-      </w:r>
-      <w:r>
-        <w:rPr>
-          <w:rFonts w:hint="eastAsia" w:ascii="宋体" w:hAnsi="宋体" w:eastAsia="宋体" w:cs="宋体"/>
-        </w:rPr>
-        <w:t xml:space="preserve">是GDN层内每个token都要执行的矩阵乘，18层全覆盖。prefill阶段需执行</w:t>
+        <w:rPr>
+          <w:rFonts w:hint="eastAsia" w:ascii="宋体" w:hAnsi="宋体" w:eastAsia="宋体" w:cs="宋体"/>
+        </w:rPr>
+        <w:t xml:space="preserve">）、</w:t>
+      </w:r>
+      <w:r>
+        <w:rPr>
+          <w:rStyle w:val="VerbatimChar"/>
+          <w:rFonts w:ascii="宋体" w:hAnsi="宋体" w:eastAsia="宋体" w:cs="宋体"/>
+        </w:rPr>
+        <w:t xml:space="preserve">Q8_0</w:t>
+      </w:r>
+      <w:r>
+        <w:rPr>
+          <w:rFonts w:hint="eastAsia" w:ascii="宋体" w:hAnsi="宋体" w:eastAsia="宋体" w:cs="宋体"/>
+        </w:rPr>
+        <w:t xml:space="preserve">（36</w:t>
+      </w:r>
+      <w:r>
+        <w:t xml:space="preserve"> </w:t>
+      </w:r>
+      <w:r>
+        <w:rPr>
+          <w:rFonts w:hint="eastAsia" w:ascii="宋体" w:hAnsi="宋体" w:eastAsia="宋体" w:cs="宋体"/>
+        </w:rPr>
+        <w:t xml:space="preserve">个</w:t>
+      </w:r>
+      <w:r>
+        <w:t xml:space="preserve"> </w:t>
+      </w:r>
+      <w:r>
+        <w:rPr>
+          <w:rStyle w:val="VerbatimChar"/>
+          <w:rFonts w:ascii="宋体" w:hAnsi="宋体" w:eastAsia="宋体" w:cs="宋体"/>
+        </w:rPr>
+        <w:t xml:space="preserve">ssm_alpha</w:t>
+      </w:r>
+      <w:r>
+        <w:rPr>
+          <w:rFonts w:ascii="宋体" w:hAnsi="宋体" w:eastAsia="宋体" w:cs="宋体"/>
+        </w:rPr>
+        <w:t xml:space="preserve">/</w:t>
+      </w:r>
+      <w:r>
+        <w:rPr>
+          <w:rStyle w:val="VerbatimChar"/>
+          <w:rFonts w:ascii="宋体" w:hAnsi="宋体" w:eastAsia="宋体" w:cs="宋体"/>
+        </w:rPr>
+        <w:t xml:space="preserve">ssm_beta</w:t>
+      </w:r>
+      <w:r>
+        <w:rPr>
+          <w:rFonts w:hint="eastAsia" w:ascii="宋体" w:hAnsi="宋体" w:eastAsia="宋体" w:cs="宋体"/>
+        </w:rPr>
+        <w:t xml:space="preserve">）、</w:t>
+      </w:r>
+      <w:r>
+        <w:rPr>
+          <w:rStyle w:val="VerbatimChar"/>
+          <w:rFonts w:ascii="宋体" w:hAnsi="宋体" w:eastAsia="宋体" w:cs="宋体"/>
+        </w:rPr>
+        <w:t xml:space="preserve">Q6_K</w:t>
+      </w:r>
+      <w:r>
+        <w:rPr>
+          <w:rFonts w:hint="eastAsia" w:ascii="宋体" w:hAnsi="宋体" w:eastAsia="宋体" w:cs="宋体"/>
+        </w:rPr>
+        <w:t xml:space="preserve">（embedding）</w:t>
+      </w:r>
+      <w:r>
+        <w:rPr>
+          <w:rFonts w:hint="eastAsia" w:ascii="宋体" w:hAnsi="宋体" w:eastAsia="宋体" w:cs="宋体"/>
+          <w:b/>
+          <w:bCs/>
+        </w:rPr>
+        <w:t xml:space="preserve">全部落在白名单之外</w:t>
+      </w:r>
+      <w:r>
+        <w:rPr>
+          <w:rFonts w:hint="eastAsia" w:ascii="宋体" w:hAnsi="宋体" w:eastAsia="宋体" w:cs="宋体"/>
+        </w:rPr>
+        <w:t xml:space="preserve">，在</w:t>
+      </w:r>
+      <w:r>
+        <w:rPr>
+          <w:rFonts w:ascii="宋体" w:hAnsi="宋体" w:eastAsia="宋体" w:cs="宋体"/>
+        </w:rPr>
+        <w:t xml:space="preserve"> K1 </w:t>
+      </w:r>
+      <w:r>
+        <w:rPr>
+          <w:rFonts w:hint="eastAsia" w:ascii="宋体" w:hAnsi="宋体" w:eastAsia="宋体" w:cs="宋体"/>
+        </w:rPr>
+        <w:t xml:space="preserve">上只能走通用</w:t>
+      </w:r>
+      <w:r>
+        <w:rPr>
+          <w:rFonts w:ascii="宋体" w:hAnsi="宋体" w:eastAsia="宋体" w:cs="宋体"/>
+        </w:rPr>
+        <w:t xml:space="preserve"> RVV </w:t>
+      </w:r>
+      <w:r>
+        <w:rPr>
+          <w:rFonts w:hint="eastAsia" w:ascii="宋体" w:hAnsi="宋体" w:eastAsia="宋体" w:cs="宋体"/>
+        </w:rPr>
+        <w:t xml:space="preserve">路径，用不上</w:t>
+      </w:r>
+      <w:r>
+        <w:rPr>
+          <w:rFonts w:ascii="宋体" w:hAnsi="宋体" w:eastAsia="宋体" w:cs="宋体"/>
+        </w:rPr>
+        <w:t xml:space="preserve"> IME。</w:t>
+      </w:r>
+    </w:p>
+    <w:p>
+      <w:pPr>
+        <w:pStyle w:val="BodyText"/>
+      </w:pPr>
+      <w:r>
+        <w:rPr>
+          <w:rFonts w:hint="eastAsia" w:ascii="宋体" w:hAnsi="宋体" w:eastAsia="宋体" w:cs="宋体"/>
+          <w:b/>
+          <w:bCs/>
+        </w:rPr>
+        <w:t xml:space="preserve">为什么是这种反差</w:t>
+      </w:r>
+      <w:r>
+        <w:rPr>
+          <w:rFonts w:hint="eastAsia" w:ascii="宋体" w:hAnsi="宋体" w:eastAsia="宋体" w:cs="宋体"/>
+        </w:rPr>
+        <w:t xml:space="preserve">：</w:t>
+      </w:r>
+      <w:r>
+        <w:rPr>
+          <w:rStyle w:val="VerbatimChar"/>
+          <w:rFonts w:ascii="宋体" w:hAnsi="宋体" w:eastAsia="宋体" w:cs="宋体"/>
+        </w:rPr>
+        <w:t xml:space="preserve">ssm_out</w:t>
+      </w:r>
+      <w:r>
+        <w:t xml:space="preserve"> </w:t>
+      </w:r>
+      <w:r>
+        <w:rPr>
+          <w:rFonts w:hint="eastAsia" w:ascii="宋体" w:hAnsi="宋体" w:eastAsia="宋体" w:cs="宋体"/>
+        </w:rPr>
+        <w:t xml:space="preserve">是</w:t>
+      </w:r>
+      <w:r>
+        <w:rPr>
+          <w:rFonts w:ascii="宋体" w:hAnsi="宋体" w:eastAsia="宋体" w:cs="宋体"/>
+        </w:rPr>
+        <w:t xml:space="preserve"> GDN </w:t>
+      </w:r>
+      <w:r>
+        <w:rPr>
+          <w:rFonts w:hint="eastAsia" w:ascii="宋体" w:hAnsi="宋体" w:eastAsia="宋体" w:cs="宋体"/>
+        </w:rPr>
+        <w:t xml:space="preserve">层内每个</w:t>
+      </w:r>
+      <w:r>
+        <w:rPr>
+          <w:rFonts w:ascii="宋体" w:hAnsi="宋体" w:eastAsia="宋体" w:cs="宋体"/>
+        </w:rPr>
+        <w:t xml:space="preserve"> token </w:t>
+      </w:r>
+      <w:r>
+        <w:rPr>
+          <w:rFonts w:hint="eastAsia" w:ascii="宋体" w:hAnsi="宋体" w:eastAsia="宋体" w:cs="宋体"/>
+        </w:rPr>
+        <w:t xml:space="preserve">都要执行的</w:t>
+      </w:r>
+      <w:r>
+        <w:rPr>
+          <w:rFonts w:ascii="宋体" w:hAnsi="宋体" w:eastAsia="宋体" w:cs="宋体"/>
+        </w:rPr>
+        <w:t xml:space="preserve"> 2048×2048 </w:t>
+      </w:r>
+      <w:r>
+        <w:rPr>
+          <w:rFonts w:hint="eastAsia" w:ascii="宋体" w:hAnsi="宋体" w:eastAsia="宋体" w:cs="宋体"/>
+        </w:rPr>
+        <w:t xml:space="preserve">矩阵乘，18</w:t>
+      </w:r>
+      <w:r>
+        <w:t xml:space="preserve"> </w:t>
+      </w:r>
+      <w:r>
+        <w:rPr>
+          <w:rFonts w:hint="eastAsia" w:ascii="宋体" w:hAnsi="宋体" w:eastAsia="宋体" w:cs="宋体"/>
+        </w:rPr>
+        <w:t xml:space="preserve">层全覆盖。prefill</w:t>
+      </w:r>
+      <w:r>
+        <w:t xml:space="preserve"> </w:t>
+      </w:r>
+      <w:r>
+        <w:rPr>
+          <w:rFonts w:hint="eastAsia" w:ascii="宋体" w:hAnsi="宋体" w:eastAsia="宋体" w:cs="宋体"/>
+        </w:rPr>
+        <w:t xml:space="preserve">阶段执行</w:t>
       </w:r>
       <w:r>
         <w:rPr>
@@ -12610,15 +13532,91 @@
         <w:rPr>
           <w:rFonts w:hint="eastAsia" w:ascii="宋体" w:hAnsi="宋体" w:eastAsia="宋体" w:cs="宋体"/>
         </w:rPr>
-        <w:t xml:space="preserve">次，落入慢路径直接导致吞吐腰斩；decode阶段每token仅18次，且受10.6GB/s带宽主导，内核效率差异被掩盖——</w:t>
-      </w:r>
-      <w:r>
-        <w:rPr>
-          <w:rFonts w:hint="eastAsia" w:ascii="宋体" w:hAnsi="宋体" w:eastAsia="宋体" w:cs="宋体"/>
-          <w:b/>
-          <w:bCs/>
-        </w:rPr>
-        <w:t xml:space="preserve">这正好解释了”prefill降88%、decode几乎不变”的反差</w:t>
+        <w:t xml:space="preserve">次，落入慢路径直接腰斩吞吐；decode</w:t>
+      </w:r>
+      <w:r>
+        <w:t xml:space="preserve"> </w:t>
+      </w:r>
+      <w:r>
+        <w:rPr>
+          <w:rFonts w:hint="eastAsia" w:ascii="宋体" w:hAnsi="宋体" w:eastAsia="宋体" w:cs="宋体"/>
+        </w:rPr>
+        <w:t xml:space="preserve">阶段每</w:t>
+      </w:r>
+      <w:r>
+        <w:rPr>
+          <w:rFonts w:ascii="宋体" w:hAnsi="宋体" w:eastAsia="宋体" w:cs="宋体"/>
+        </w:rPr>
+        <w:t xml:space="preserve"> token </w:t>
+      </w:r>
+      <w:r>
+        <w:rPr>
+          <w:rFonts w:hint="eastAsia" w:ascii="宋体" w:hAnsi="宋体" w:eastAsia="宋体" w:cs="宋体"/>
+        </w:rPr>
+        <w:t xml:space="preserve">仅</w:t>
+      </w:r>
+      <w:r>
+        <w:rPr>
+          <w:rFonts w:ascii="宋体" w:hAnsi="宋体" w:eastAsia="宋体" w:cs="宋体"/>
+        </w:rPr>
+        <w:t xml:space="preserve"> 18 </w:t>
+      </w:r>
+      <w:r>
+        <w:rPr>
+          <w:rFonts w:hint="eastAsia" w:ascii="宋体" w:hAnsi="宋体" w:eastAsia="宋体" w:cs="宋体"/>
+        </w:rPr>
+        <w:t xml:space="preserve">次，且受</w:t>
+      </w:r>
+      <w:r>
+        <w:rPr>
+          <w:rFonts w:ascii="宋体" w:hAnsi="宋体" w:eastAsia="宋体" w:cs="宋体"/>
+        </w:rPr>
+        <w:t xml:space="preserve"> 10.6 GB/s </w:t>
+      </w:r>
+      <w:r>
+        <w:rPr>
+          <w:rFonts w:hint="eastAsia" w:ascii="宋体" w:hAnsi="宋体" w:eastAsia="宋体" w:cs="宋体"/>
+        </w:rPr>
+        <w:t xml:space="preserve">带宽主导，内核效率差异被掩盖——</w:t>
+      </w:r>
+      <w:r>
+        <w:rPr>
+          <w:rFonts w:hint="eastAsia" w:ascii="宋体" w:hAnsi="宋体" w:eastAsia="宋体" w:cs="宋体"/>
+          <w:b/>
+          <w:bCs/>
+        </w:rPr>
+        <w:t xml:space="preserve">这正好解释”prefill</w:t>
+      </w:r>
+      <w:r>
+        <w:rPr>
+          <w:b/>
+          <w:bCs/>
+        </w:rPr>
+        <w:t xml:space="preserve"> </w:t>
+      </w:r>
+      <w:r>
+        <w:rPr>
+          <w:rFonts w:hint="eastAsia" w:ascii="宋体" w:hAnsi="宋体" w:eastAsia="宋体" w:cs="宋体"/>
+          <w:b/>
+          <w:bCs/>
+        </w:rPr>
+        <w:t xml:space="preserve">降</w:t>
+      </w:r>
+      <w:r>
+        <w:rPr>
+          <w:rFonts w:ascii="宋体" w:hAnsi="宋体" w:eastAsia="宋体" w:cs="宋体"/>
+          <w:b/>
+          <w:bCs/>
+        </w:rPr>
+        <w:t xml:space="preserve"> 88%、decode </w:t>
+      </w:r>
+      <w:r>
+        <w:rPr>
+          <w:rFonts w:hint="eastAsia" w:ascii="宋体" w:hAnsi="宋体" w:eastAsia="宋体" w:cs="宋体"/>
+          <w:b/>
+          <w:bCs/>
+        </w:rPr>
+        <w:t xml:space="preserve">几乎不变”的反差</w:t>
       </w:r>
       <w:r>
         <w:rPr>
@@ -12637,13 +13635,52 @@
           <w:b/>
           <w:bCs/>
         </w:rPr>
-        <w:t xml:space="preserve">修正记录</w:t>
-      </w:r>
-      <w:r>
-        <w:rPr>
-          <w:rFonts w:hint="eastAsia" w:ascii="宋体" w:hAnsi="宋体" w:eastAsia="宋体" w:cs="宋体"/>
-        </w:rPr>
-        <w:t xml:space="preserve">：初版假设”官方GGUF将16列小张量压成Q4_0导致逐元素反量化”，经张量类型实测</w:t>
+        <w:t xml:space="preserve">修正记录（两次）</w:t>
+      </w:r>
+      <w:r>
+        <w:rPr>
+          <w:rFonts w:hint="eastAsia" w:ascii="宋体" w:hAnsi="宋体" w:eastAsia="宋体" w:cs="宋体"/>
+        </w:rPr>
+        <w:t xml:space="preserve">：</w:t>
+      </w:r>
+      <w:r>
+        <w:t xml:space="preserve"> </w:t>
+      </w:r>
+      <w:r>
+        <w:rPr>
+          <w:rFonts w:ascii="宋体" w:hAnsi="宋体" w:eastAsia="宋体" w:cs="宋体"/>
+        </w:rPr>
+        <w:t xml:space="preserve">① </w:t>
+      </w:r>
+      <w:r>
+        <w:rPr>
+          <w:rFonts w:hint="eastAsia" w:ascii="宋体" w:hAnsi="宋体" w:eastAsia="宋体" w:cs="宋体"/>
+        </w:rPr>
+        <w:t xml:space="preserve">初版假设”官方把</w:t>
+      </w:r>
+      <w:r>
+        <w:rPr>
+          <w:rFonts w:ascii="宋体" w:hAnsi="宋体" w:eastAsia="宋体" w:cs="宋体"/>
+        </w:rPr>
+        <w:t xml:space="preserve"> 16 </w:t>
+      </w:r>
+      <w:r>
+        <w:rPr>
+          <w:rFonts w:hint="eastAsia" w:ascii="宋体" w:hAnsi="宋体" w:eastAsia="宋体" w:cs="宋体"/>
+        </w:rPr>
+        <w:t xml:space="preserve">列小张量压成</w:t>
+      </w:r>
+      <w:r>
+        <w:rPr>
+          <w:rFonts w:ascii="宋体" w:hAnsi="宋体" w:eastAsia="宋体" w:cs="宋体"/>
+        </w:rPr>
+        <w:t xml:space="preserve"> Q4_0 </w:t>
+      </w:r>
+      <w:r>
+        <w:rPr>
+          <w:rFonts w:hint="eastAsia" w:ascii="宋体" w:hAnsi="宋体" w:eastAsia="宋体" w:cs="宋体"/>
+        </w:rPr>
+        <w:t xml:space="preserve">导致逐元素反量化”，经实测</w:t>
       </w:r>
       <w:r>
         <w:rPr>
@@ -12657,7 +13694,49 @@
         <w:rPr>
           <w:rFonts w:hint="eastAsia" w:ascii="宋体" w:hAnsi="宋体" w:eastAsia="宋体" w:cs="宋体"/>
         </w:rPr>
-        <w:t xml:space="preserve">——官方反而把</w:t>
+        <w:t xml:space="preserve">——官方反而把这些张量提到了</w:t>
+      </w:r>
+      <w:r>
+        <w:rPr>
+          <w:rFonts w:ascii="宋体" w:hAnsi="宋体" w:eastAsia="宋体" w:cs="宋体"/>
+        </w:rPr>
+        <w:t xml:space="preserve"> Q8_0。</w:t>
+      </w:r>
+      <w:r>
+        <w:t xml:space="preserve"> </w:t>
+      </w:r>
+      <w:r>
+        <w:rPr>
+          <w:rFonts w:ascii="宋体" w:hAnsi="宋体" w:eastAsia="宋体" w:cs="宋体"/>
+        </w:rPr>
+        <w:t xml:space="preserve">② </w:t>
+      </w:r>
+      <w:r>
+        <w:rPr>
+          <w:rFonts w:hint="eastAsia" w:ascii="宋体" w:hAnsi="宋体" w:eastAsia="宋体" w:cs="宋体"/>
+        </w:rPr>
+        <w:t xml:space="preserve">二版写成”Q8_0</w:t>
+      </w:r>
+      <w:r>
+        <w:t xml:space="preserve"> </w:t>
+      </w:r>
+      <w:r>
+        <w:rPr>
+          <w:rFonts w:hint="eastAsia" w:ascii="宋体" w:hAnsi="宋体" w:eastAsia="宋体" w:cs="宋体"/>
+        </w:rPr>
+        <w:t xml:space="preserve">的</w:t>
+      </w:r>
+      <w:r>
+        <w:rPr>
+          <w:rFonts w:ascii="宋体" w:hAnsi="宋体" w:eastAsia="宋体" w:cs="宋体"/>
+        </w:rPr>
+        <w:t xml:space="preserve"> 36 </w:t>
+      </w:r>
+      <w:r>
+        <w:rPr>
+          <w:rFonts w:hint="eastAsia" w:ascii="宋体" w:hAnsi="宋体" w:eastAsia="宋体" w:cs="宋体"/>
+        </w:rPr>
+        <w:t xml:space="preserve">个是注意力张量”，经</w:t>
       </w:r>
       <w:r>
         <w:t xml:space="preserve"> </w:t>
@@ -12667,37 +13746,175 @@
           <w:rStyle w:val="VerbatimChar"/>
           <w:rFonts w:ascii="宋体" w:hAnsi="宋体" w:eastAsia="宋体" w:cs="宋体"/>
         </w:rPr>
+        <w:t xml:space="preserve">--group</w:t>
+      </w:r>
+      <w:r>
+        <w:t xml:space="preserve"> </w:t>
+      </w:r>
+      <w:r>
+        <w:rPr>
+          <w:rFonts w:hint="eastAsia" w:ascii="宋体" w:hAnsi="宋体" w:eastAsia="宋体" w:cs="宋体"/>
+        </w:rPr>
+        <w:t xml:space="preserve">分组实测</w:t>
+      </w:r>
+      <w:r>
+        <w:rPr>
+          <w:rFonts w:hint="eastAsia" w:ascii="宋体" w:hAnsi="宋体" w:eastAsia="宋体" w:cs="宋体"/>
+          <w:b/>
+          <w:bCs/>
+        </w:rPr>
+        <w:t xml:space="preserve">再次被否证</w:t>
+      </w:r>
+      <w:r>
+        <w:rPr>
+          <w:rFonts w:hint="eastAsia" w:ascii="宋体" w:hAnsi="宋体" w:eastAsia="宋体" w:cs="宋体"/>
+        </w:rPr>
+        <w:t xml:space="preserve">——注意力权重（</w:t>
+      </w:r>
+      <w:r>
+        <w:rPr>
+          <w:rStyle w:val="VerbatimChar"/>
+          <w:rFonts w:ascii="宋体" w:hAnsi="宋体" w:eastAsia="宋体" w:cs="宋体"/>
+        </w:rPr>
+        <w:t xml:space="preserve">attn_qkv</w:t>
+      </w:r>
+      <w:r>
+        <w:rPr>
+          <w:rFonts w:ascii="宋体" w:hAnsi="宋体" w:eastAsia="宋体" w:cs="宋体"/>
+        </w:rPr>
+        <w:t xml:space="preserve">/</w:t>
+      </w:r>
+      <w:r>
+        <w:rPr>
+          <w:rStyle w:val="VerbatimChar"/>
+          <w:rFonts w:ascii="宋体" w:hAnsi="宋体" w:eastAsia="宋体" w:cs="宋体"/>
+        </w:rPr>
+        <w:t xml:space="preserve">attn_gate</w:t>
+      </w:r>
+      <w:r>
+        <w:rPr>
+          <w:rFonts w:ascii="宋体" w:hAnsi="宋体" w:eastAsia="宋体" w:cs="宋体"/>
+        </w:rPr>
+        <w:t xml:space="preserve">/</w:t>
+      </w:r>
+      <w:r>
+        <w:rPr>
+          <w:rStyle w:val="VerbatimChar"/>
+          <w:rFonts w:ascii="宋体" w:hAnsi="宋体" w:eastAsia="宋体" w:cs="宋体"/>
+        </w:rPr>
+        <w:t xml:space="preserve">attn_k</w:t>
+      </w:r>
+      <w:r>
+        <w:rPr>
+          <w:rFonts w:hint="eastAsia" w:ascii="宋体" w:hAnsi="宋体" w:eastAsia="宋体" w:cs="宋体"/>
+        </w:rPr>
+        <w:t xml:space="preserve">）全部是</w:t>
+      </w:r>
+      <w:r>
+        <w:t xml:space="preserve"> </w:t>
+      </w:r>
+      <w:r>
+        <w:rPr>
+          <w:rFonts w:hint="eastAsia" w:ascii="宋体" w:hAnsi="宋体" w:eastAsia="宋体" w:cs="宋体"/>
+        </w:rPr>
+        <w:t xml:space="preserve">Q4_0，那</w:t>
+      </w:r>
+      <w:r>
+        <w:rPr>
+          <w:rFonts w:ascii="宋体" w:hAnsi="宋体" w:eastAsia="宋体" w:cs="宋体"/>
+        </w:rPr>
+        <w:t xml:space="preserve"> 36 </w:t>
+      </w:r>
+      <w:r>
+        <w:rPr>
+          <w:rFonts w:hint="eastAsia" w:ascii="宋体" w:hAnsi="宋体" w:eastAsia="宋体" w:cs="宋体"/>
+        </w:rPr>
+        <w:t xml:space="preserve">个是</w:t>
+      </w:r>
+      <w:r>
+        <w:t xml:space="preserve"> </w:t>
+      </w:r>
+      <w:r>
+        <w:rPr>
+          <w:rStyle w:val="VerbatimChar"/>
+          <w:rFonts w:ascii="宋体" w:hAnsi="宋体" w:eastAsia="宋体" w:cs="宋体"/>
+        </w:rPr>
         <w:t xml:space="preserve">ssm_alpha</w:t>
       </w:r>
       <w:r>
-        <w:t xml:space="preserve"> </w:t>
-      </w:r>
-      <w:r>
-        <w:rPr>
-          <w:rFonts w:hint="eastAsia" w:ascii="宋体" w:hAnsi="宋体" w:eastAsia="宋体" w:cs="宋体"/>
-        </w:rPr>
-        <w:t xml:space="preserve">提高到了</w:t>
-      </w:r>
-      <w:r>
-        <w:t xml:space="preserve"> </w:t>
-      </w:r>
-      <w:r>
-        <w:rPr>
-          <w:rFonts w:hint="eastAsia" w:ascii="宋体" w:hAnsi="宋体" w:eastAsia="宋体" w:cs="宋体"/>
-        </w:rPr>
-        <w:t xml:space="preserve">Q8_0，真正的问题是</w:t>
-      </w:r>
-      <w:r>
-        <w:rPr>
-          <w:rFonts w:ascii="宋体" w:hAnsi="宋体" w:eastAsia="宋体" w:cs="宋体"/>
-        </w:rPr>
-        <w:t xml:space="preserve"> Q5_K/Q6_K/Q8_0 </w:t>
-      </w:r>
-      <w:r>
-        <w:rPr>
-          <w:rFonts w:hint="eastAsia" w:ascii="宋体" w:hAnsi="宋体" w:eastAsia="宋体" w:cs="宋体"/>
-        </w:rPr>
-        <w:t xml:space="preserve">不在IME加速白名单内。该假设已废弃，此处保留修正过程以示可追溯。</w:t>
+        <w:rPr>
+          <w:rFonts w:ascii="宋体" w:hAnsi="宋体" w:eastAsia="宋体" w:cs="宋体"/>
+        </w:rPr>
+        <w:t xml:space="preserve">+</w:t>
+      </w:r>
+      <w:r>
+        <w:rPr>
+          <w:rStyle w:val="VerbatimChar"/>
+          <w:rFonts w:ascii="宋体" w:hAnsi="宋体" w:eastAsia="宋体" w:cs="宋体"/>
+        </w:rPr>
+        <w:t xml:space="preserve">ssm_beta</w:t>
+      </w:r>
+      <w:r>
+        <w:rPr>
+          <w:rFonts w:hint="eastAsia" w:ascii="宋体" w:hAnsi="宋体" w:eastAsia="宋体" w:cs="宋体"/>
+        </w:rPr>
+        <w:t xml:space="preserve">（18</w:t>
+      </w:r>
+      <w:r>
+        <w:t xml:space="preserve"> </w:t>
+      </w:r>
+      <w:r>
+        <w:rPr>
+          <w:rFonts w:hint="eastAsia" w:ascii="宋体" w:hAnsi="宋体" w:eastAsia="宋体" w:cs="宋体"/>
+        </w:rPr>
+        <w:t xml:space="preserve">层</w:t>
+      </w:r>
+      <w:r>
+        <w:t xml:space="preserve"> </w:t>
+      </w:r>
+      <w:r>
+        <w:rPr>
+          <w:rFonts w:hint="eastAsia" w:ascii="宋体" w:hAnsi="宋体" w:eastAsia="宋体" w:cs="宋体"/>
+        </w:rPr>
+        <w:t xml:space="preserve">×2）。</w:t>
+      </w:r>
+      <w:r>
+        <w:rPr>
+          <w:rFonts w:hint="eastAsia" w:ascii="宋体" w:hAnsi="宋体" w:eastAsia="宋体" w:cs="宋体"/>
+          <w:b/>
+          <w:bCs/>
+        </w:rPr>
+        <w:t xml:space="preserve">两者数量恰好都是</w:t>
+      </w:r>
+      <w:r>
+        <w:rPr>
+          <w:b/>
+          <w:bCs/>
+        </w:rPr>
+        <w:t xml:space="preserve"> </w:t>
+      </w:r>
+      <w:r>
+        <w:rPr>
+          <w:rFonts w:hint="eastAsia" w:ascii="宋体" w:hAnsi="宋体" w:eastAsia="宋体" w:cs="宋体"/>
+          <w:b/>
+          <w:bCs/>
+        </w:rPr>
+        <w:t xml:space="preserve">36，不能靠算术推断，必须按张量名统计</w:t>
+      </w:r>
+      <w:r>
+        <w:rPr>
+          <w:rFonts w:ascii="宋体" w:hAnsi="宋体" w:eastAsia="宋体" w:cs="宋体"/>
+        </w:rPr>
+        <w:t xml:space="preserve">。</w:t>
+      </w:r>
+      <w:r>
+        <w:t xml:space="preserve"> </w:t>
+      </w:r>
+      <w:r>
+        <w:rPr>
+          <w:rFonts w:hint="eastAsia" w:ascii="宋体" w:hAnsi="宋体" w:eastAsia="宋体" w:cs="宋体"/>
+        </w:rPr>
+        <w:t xml:space="preserve">两次假设都被数据推翻、并保留了过程，这是本篇”结论必须由实测支撑”原则的体现。</w:t>
       </w:r>
     </w:p>
     <w:p>
@@ -12729,19 +13946,105 @@
         <w:rPr>
           <w:rFonts w:hint="eastAsia" w:ascii="宋体" w:hAnsi="宋体" w:eastAsia="宋体" w:cs="宋体"/>
         </w:rPr>
-        <w:t xml:space="preserve">（极简GGUF头部解析，mmap+偏移跳转，跳过24.8万条词表解析，秒级完成；对比</w:t>
-      </w:r>
-      <w:r>
-        <w:rPr>
-          <w:rFonts w:ascii="宋体" w:hAnsi="宋体" w:eastAsia="宋体" w:cs="宋体"/>
-        </w:rPr>
-        <w:t xml:space="preserve"> gguf-py </w:t>
-      </w:r>
-      <w:r>
-        <w:rPr>
-          <w:rFonts w:hint="eastAsia" w:ascii="宋体" w:hAnsi="宋体" w:eastAsia="宋体" w:cs="宋体"/>
-        </w:rPr>
-        <w:t xml:space="preserve">在K1上需十几分钟）。</w:t>
+        <w:t xml:space="preserve">（极简</w:t>
+      </w:r>
+      <w:r>
+        <w:rPr>
+          <w:rFonts w:ascii="宋体" w:hAnsi="宋体" w:eastAsia="宋体" w:cs="宋体"/>
+        </w:rPr>
+        <w:t xml:space="preserve"> GGUF </w:t>
+      </w:r>
+      <w:r>
+        <w:rPr>
+          <w:rFonts w:hint="eastAsia" w:ascii="宋体" w:hAnsi="宋体" w:eastAsia="宋体" w:cs="宋体"/>
+        </w:rPr>
+        <w:t xml:space="preserve">头部解析，mmap</w:t>
+      </w:r>
+      <w:r>
+        <w:rPr>
+          <w:rFonts w:ascii="宋体" w:hAnsi="宋体" w:eastAsia="宋体" w:cs="宋体"/>
+        </w:rPr>
+        <w:t xml:space="preserve"> + </w:t>
+      </w:r>
+      <w:r>
+        <w:rPr>
+          <w:rFonts w:hint="eastAsia" w:ascii="宋体" w:hAnsi="宋体" w:eastAsia="宋体" w:cs="宋体"/>
+        </w:rPr>
+        <w:t xml:space="preserve">偏移跳转，跳过</w:t>
+      </w:r>
+      <w:r>
+        <w:rPr>
+          <w:rFonts w:ascii="宋体" w:hAnsi="宋体" w:eastAsia="宋体" w:cs="宋体"/>
+        </w:rPr>
+        <w:t xml:space="preserve"> 24.8 </w:t>
+      </w:r>
+      <w:r>
+        <w:rPr>
+          <w:rFonts w:hint="eastAsia" w:ascii="宋体" w:hAnsi="宋体" w:eastAsia="宋体" w:cs="宋体"/>
+        </w:rPr>
+        <w:t xml:space="preserve">万条词表解析，秒级完成；对比</w:t>
+      </w:r>
+      <w:r>
+        <w:t xml:space="preserve"> </w:t>
+      </w:r>
+      <w:r>
+        <w:rPr>
+          <w:rStyle w:val="VerbatimChar"/>
+          <w:rFonts w:ascii="宋体" w:hAnsi="宋体" w:eastAsia="宋体" w:cs="宋体"/>
+        </w:rPr>
+        <w:t xml:space="preserve">gguf-py</w:t>
+      </w:r>
+      <w:r>
+        <w:t xml:space="preserve"> </w:t>
+      </w:r>
+      <w:r>
+        <w:rPr>
+          <w:rFonts w:hint="eastAsia" w:ascii="宋体" w:hAnsi="宋体" w:eastAsia="宋体" w:cs="宋体"/>
+        </w:rPr>
+        <w:t xml:space="preserve">在</w:t>
+      </w:r>
+      <w:r>
+        <w:rPr>
+          <w:rFonts w:ascii="宋体" w:hAnsi="宋体" w:eastAsia="宋体" w:cs="宋体"/>
+        </w:rPr>
+        <w:t xml:space="preserve"> K1 </w:t>
+      </w:r>
+      <w:r>
+        <w:rPr>
+          <w:rFonts w:hint="eastAsia" w:ascii="宋体" w:hAnsi="宋体" w:eastAsia="宋体" w:cs="宋体"/>
+        </w:rPr>
+        <w:t xml:space="preserve">上需十几分钟）。加</w:t>
+      </w:r>
+      <w:r>
+        <w:t xml:space="preserve"> </w:t>
+      </w:r>
+      <w:r>
+        <w:rPr>
+          <w:rStyle w:val="VerbatimChar"/>
+          <w:rFonts w:ascii="宋体" w:hAnsi="宋体" w:eastAsia="宋体" w:cs="宋体"/>
+        </w:rPr>
+        <w:t xml:space="preserve">--group</w:t>
+      </w:r>
+      <w:r>
+        <w:t xml:space="preserve"> </w:t>
+      </w:r>
+      <w:r>
+        <w:rPr>
+          <w:rFonts w:hint="eastAsia" w:ascii="宋体" w:hAnsi="宋体" w:eastAsia="宋体" w:cs="宋体"/>
+        </w:rPr>
+        <w:t xml:space="preserve">可按张量角色聚合，并直接统计”不在</w:t>
+      </w:r>
+      <w:r>
+        <w:rPr>
+          <w:rFonts w:ascii="宋体" w:hAnsi="宋体" w:eastAsia="宋体" w:cs="宋体"/>
+        </w:rPr>
+        <w:t xml:space="preserve"> IME </w:t>
+      </w:r>
+      <w:r>
+        <w:rPr>
+          <w:rFonts w:hint="eastAsia" w:ascii="宋体" w:hAnsi="宋体" w:eastAsia="宋体" w:cs="宋体"/>
+        </w:rPr>
+        <w:t xml:space="preserve">白名单内的权重张量数”。</w:t>
       </w:r>
     </w:p>
     <w:bookmarkEnd w:id="30"/>
@@ -18726,6 +20029,337 @@
         </w:tc>
       </w:tr>
     </w:tbl>
+    <w:p>
+      <w:pPr>
+        <w:pStyle w:val="BodyText"/>
+      </w:pPr>
+      <w:r>
+        <w:rPr>
+          <w:rFonts w:hint="eastAsia" w:ascii="宋体" w:hAnsi="宋体" w:eastAsia="宋体" w:cs="宋体"/>
+          <w:b/>
+          <w:bCs/>
+        </w:rPr>
+        <w:t xml:space="preserve">反证（同一权限切回</w:t>
+      </w:r>
+      <w:r>
+        <w:rPr>
+          <w:rFonts w:ascii="宋体" w:hAnsi="宋体" w:eastAsia="宋体" w:cs="宋体"/>
+          <w:b/>
+          <w:bCs/>
+        </w:rPr>
+        <w:t xml:space="preserve"> 600 </w:t>
+      </w:r>
+      <w:r>
+        <w:rPr>
+          <w:rFonts w:hint="eastAsia" w:ascii="宋体" w:hAnsi="宋体" w:eastAsia="宋体" w:cs="宋体"/>
+          <w:b/>
+          <w:bCs/>
+        </w:rPr>
+        <w:t xml:space="preserve">后复测，2026-11-01</w:t>
+      </w:r>
+      <w:r>
+        <w:rPr>
+          <w:b/>
+          <w:bCs/>
+        </w:rPr>
+        <w:t xml:space="preserve"> </w:t>
+      </w:r>
+      <w:r>
+        <w:rPr>
+          <w:rFonts w:hint="eastAsia" w:ascii="宋体" w:hAnsi="宋体" w:eastAsia="宋体" w:cs="宋体"/>
+          <w:b/>
+          <w:bCs/>
+        </w:rPr>
+        <w:t xml:space="preserve">07:16）</w:t>
+      </w:r>
+      <w:r>
+        <w:rPr>
+          <w:rFonts w:hint="eastAsia" w:ascii="宋体" w:hAnsi="宋体" w:eastAsia="宋体" w:cs="宋体"/>
+        </w:rPr>
+        <w:t xml:space="preserve">：</w:t>
+      </w:r>
+    </w:p>
+    <w:tbl>
+      <w:tblPr>
+        <w:tblStyle w:val="Table"/>
+        <w:tblW w:type="pct" w:w="5000"/>
+        <w:tblLayout w:type="autofit"/>
+        <w:tblLook w:firstRow="1" w:lastRow="0" w:firstColumn="0" w:lastColumn="0" w:noHBand="0" w:noVBand="0" w:val="0020"/>
+      </w:tblPr>
+      <w:tblGrid>
+        <w:gridCol w:w="2640"/>
+        <w:gridCol w:w="2640"/>
+        <w:gridCol w:w="2640"/>
+      </w:tblGrid>
+      <w:tr>
+        <w:trPr>
+          <w:tblHeader w:val="on"/>
+        </w:trPr>
+        <w:tc>
+          <w:tcPr/>
+          <w:p>
+            <w:pPr>
+              <w:pStyle w:val="Compact"/>
+            </w:pPr>
+            <w:r>
+              <w:rPr>
+                <w:rFonts w:hint="eastAsia" w:ascii="宋体" w:hAnsi="宋体" w:eastAsia="宋体" w:cs="宋体"/>
+              </w:rPr>
+              <w:t xml:space="preserve">文件</w:t>
+            </w:r>
+          </w:p>
+        </w:tc>
+        <w:tc>
+          <w:tcPr/>
+          <w:p>
+            <w:pPr>
+              <w:pStyle w:val="Compact"/>
+            </w:pPr>
+            <w:r>
+              <w:rPr>
+                <w:rFonts w:ascii="宋体" w:hAnsi="宋体" w:eastAsia="宋体" w:cs="宋体"/>
+              </w:rPr>
+              <w:t xml:space="preserve">pp512</w:t>
+            </w:r>
+          </w:p>
+        </w:tc>
+        <w:tc>
+          <w:tcPr/>
+          <w:p>
+            <w:pPr>
+              <w:pStyle w:val="Compact"/>
+            </w:pPr>
+            <w:r>
+              <w:rPr>
+                <w:rFonts w:hint="eastAsia" w:ascii="宋体" w:hAnsi="宋体" w:eastAsia="宋体" w:cs="宋体"/>
+              </w:rPr>
+              <w:t xml:space="preserve">与</w:t>
+            </w:r>
+            <w:r>
+              <w:rPr>
+                <w:rFonts w:ascii="宋体" w:hAnsi="宋体" w:eastAsia="宋体" w:cs="宋体"/>
+              </w:rPr>
+              <w:t xml:space="preserve"> §8.1 </w:t>
+            </w:r>
+            <w:r>
+              <w:rPr>
+                <w:rFonts w:hint="eastAsia" w:ascii="宋体" w:hAnsi="宋体" w:eastAsia="宋体" w:cs="宋体"/>
+              </w:rPr>
+              <w:t xml:space="preserve">原始值对比</w:t>
+            </w:r>
+          </w:p>
+        </w:tc>
+      </w:tr>
+      <w:tr>
+        <w:tc>
+          <w:tcPr/>
+          <w:p>
+            <w:pPr>
+              <w:pStyle w:val="Compact"/>
+            </w:pPr>
+            <w:r>
+              <w:rPr>
+                <w:rFonts w:hint="eastAsia" w:ascii="宋体" w:hAnsi="宋体" w:eastAsia="宋体" w:cs="宋体"/>
+              </w:rPr>
+              <w:t xml:space="preserve">官方</w:t>
+            </w:r>
+            <w:r>
+              <w:rPr>
+                <w:rFonts w:ascii="宋体" w:hAnsi="宋体" w:eastAsia="宋体" w:cs="宋体"/>
+              </w:rPr>
+              <w:t xml:space="preserve"> Q4_0</w:t>
+            </w:r>
+          </w:p>
+        </w:tc>
+        <w:tc>
+          <w:tcPr/>
+          <w:p>
+            <w:pPr>
+              <w:pStyle w:val="Compact"/>
+            </w:pPr>
+            <w:r>
+              <w:rPr>
+                <w:rFonts w:ascii="宋体" w:hAnsi="宋体" w:eastAsia="宋体" w:cs="宋体"/>
+                <w:b/>
+                <w:bCs/>
+              </w:rPr>
+              <w:t xml:space="preserve">10.81</w:t>
+            </w:r>
+          </w:p>
+        </w:tc>
+        <w:tc>
+          <w:tcPr/>
+          <w:p>
+            <w:pPr>
+              <w:pStyle w:val="Compact"/>
+            </w:pPr>
+            <w:r>
+              <w:rPr>
+                <w:rFonts w:hint="eastAsia" w:ascii="宋体" w:hAnsi="宋体" w:eastAsia="宋体" w:cs="宋体"/>
+              </w:rPr>
+              <w:t xml:space="preserve">10.84（Δ0.3%）</w:t>
+            </w:r>
+          </w:p>
+        </w:tc>
+      </w:tr>
+      <w:tr>
+        <w:tc>
+          <w:tcPr/>
+          <w:p>
+            <w:pPr>
+              <w:pStyle w:val="Compact"/>
+            </w:pPr>
+            <w:r>
+              <w:rPr>
+                <w:rFonts w:hint="eastAsia" w:ascii="宋体" w:hAnsi="宋体" w:eastAsia="宋体" w:cs="宋体"/>
+              </w:rPr>
+              <w:t xml:space="preserve">自产</w:t>
+            </w:r>
+            <w:r>
+              <w:rPr>
+                <w:rFonts w:ascii="宋体" w:hAnsi="宋体" w:eastAsia="宋体" w:cs="宋体"/>
+              </w:rPr>
+              <w:t xml:space="preserve"> Q4_0</w:t>
+            </w:r>
+          </w:p>
+        </w:tc>
+        <w:tc>
+          <w:tcPr/>
+          <w:p>
+            <w:pPr>
+              <w:pStyle w:val="Compact"/>
+            </w:pPr>
+            <w:r>
+              <w:rPr>
+                <w:rFonts w:ascii="宋体" w:hAnsi="宋体" w:eastAsia="宋体" w:cs="宋体"/>
+                <w:b/>
+                <w:bCs/>
+              </w:rPr>
+              <w:t xml:space="preserve">20.25</w:t>
+            </w:r>
+          </w:p>
+        </w:tc>
+        <w:tc>
+          <w:tcPr/>
+          <w:p>
+            <w:pPr>
+              <w:pStyle w:val="Compact"/>
+            </w:pPr>
+            <w:r>
+              <w:rPr>
+                <w:rFonts w:hint="eastAsia" w:ascii="宋体" w:hAnsi="宋体" w:eastAsia="宋体" w:cs="宋体"/>
+              </w:rPr>
+              <w:t xml:space="preserve">20.36（Δ0.5%）</w:t>
+            </w:r>
+          </w:p>
+        </w:tc>
+      </w:tr>
+      <w:tr>
+        <w:tc>
+          <w:tcPr/>
+          <w:p>
+            <w:pPr>
+              <w:pStyle w:val="Compact"/>
+            </w:pPr>
+            <w:r>
+              <w:rPr>
+                <w:rFonts w:hint="eastAsia" w:ascii="宋体" w:hAnsi="宋体" w:eastAsia="宋体" w:cs="宋体"/>
+              </w:rPr>
+              <w:t xml:space="preserve">比值</w:t>
+            </w:r>
+          </w:p>
+        </w:tc>
+        <w:tc>
+          <w:tcPr/>
+          <w:p>
+            <w:pPr>
+              <w:pStyle w:val="Compact"/>
+            </w:pPr>
+            <w:r>
+              <w:rPr>
+                <w:rFonts w:ascii="宋体" w:hAnsi="宋体" w:eastAsia="宋体" w:cs="宋体"/>
+                <w:b/>
+                <w:bCs/>
+              </w:rPr>
+              <w:t xml:space="preserve">+87.3%</w:t>
+            </w:r>
+          </w:p>
+        </w:tc>
+        <w:tc>
+          <w:tcPr/>
+          <w:p>
+            <w:pPr>
+              <w:pStyle w:val="Compact"/>
+            </w:pPr>
+            <w:r>
+              <w:rPr>
+                <w:rFonts w:ascii="宋体" w:hAnsi="宋体" w:eastAsia="宋体" w:cs="宋体"/>
+              </w:rPr>
+              <w:t xml:space="preserve">+87.8%</w:t>
+            </w:r>
+          </w:p>
+        </w:tc>
+      </w:tr>
+    </w:tbl>
+    <w:p>
+      <w:pPr>
+        <w:pStyle w:val="BodyText"/>
+      </w:pPr>
+      <w:r>
+        <w:rPr>
+          <w:rFonts w:ascii="宋体" w:hAnsi="宋体" w:eastAsia="宋体" w:cs="宋体"/>
+        </w:rPr>
+        <w:t xml:space="preserve">⇒ </w:t>
+      </w:r>
+      <w:r>
+        <w:rPr>
+          <w:rFonts w:hint="eastAsia" w:ascii="宋体" w:hAnsi="宋体" w:eastAsia="宋体" w:cs="宋体"/>
+        </w:rPr>
+        <w:t xml:space="preserve">权限恢复后，绝对值与比值</w:t>
+      </w:r>
+      <w:r>
+        <w:rPr>
+          <w:rFonts w:hint="eastAsia" w:ascii="宋体" w:hAnsi="宋体" w:eastAsia="宋体" w:cs="宋体"/>
+          <w:b/>
+          <w:bCs/>
+        </w:rPr>
+        <w:t xml:space="preserve">双双回到原值</w:t>
+      </w:r>
+      <w:r>
+        <w:rPr>
+          <w:rFonts w:hint="eastAsia" w:ascii="宋体" w:hAnsi="宋体" w:eastAsia="宋体" w:cs="宋体"/>
+        </w:rPr>
+        <w:t xml:space="preserve">，确认此前的”性能崩塌”100%</w:t>
+      </w:r>
+      <w:r>
+        <w:t xml:space="preserve"> </w:t>
+      </w:r>
+      <w:r>
+        <w:rPr>
+          <w:rFonts w:hint="eastAsia" w:ascii="宋体" w:hAnsi="宋体" w:eastAsia="宋体" w:cs="宋体"/>
+        </w:rPr>
+        <w:t xml:space="preserve">由</w:t>
+      </w:r>
+      <w:r>
+        <w:t xml:space="preserve"> </w:t>
+      </w:r>
+      <w:r>
+        <w:rPr>
+          <w:rStyle w:val="VerbatimChar"/>
+          <w:rFonts w:ascii="宋体" w:hAnsi="宋体" w:eastAsia="宋体" w:cs="宋体"/>
+        </w:rPr>
+        <w:t xml:space="preserve">chmod</w:t>
+      </w:r>
+      <w:r>
+        <w:t xml:space="preserve"> </w:t>
+      </w:r>
+      <w:r>
+        <w:rPr>
+          <w:rFonts w:hint="eastAsia" w:ascii="宋体" w:hAnsi="宋体" w:eastAsia="宋体" w:cs="宋体"/>
+        </w:rPr>
+        <w:t xml:space="preserve">引起，与硬件、模型、测量方法无关。</w:t>
+      </w:r>
+    </w:p>
     <w:p>
       <w:pPr>
         <w:pStyle w:val="BodyText"/>

--- a/docs/技术文档.docx
+++ b/docs/技术文档.docx
@@ -28,7 +28,7 @@
         </w:p>
       </w:sdtContent>
     </w:sdt>
-    <w:bookmarkStart w:id="60" w:name="技术文档基于k1-ai-cpu的qwen3.5本地部署与性能优化"/>
+    <w:bookmarkStart w:id="72" w:name="技术文档基于k1-ai-cpu的qwen3.5本地部署与性能优化"/>
     <w:p>
       <w:pPr>
         <w:pStyle w:val="Heading1"/>
@@ -10731,7 +10731,7 @@
       </w:r>
     </w:p>
     <w:bookmarkEnd w:id="29"/>
-    <w:bookmarkStart w:id="39" w:name="优化实验与结果"/>
+    <w:bookmarkStart w:id="48" w:name="优化实验与结果"/>
     <w:p>
       <w:pPr>
         <w:pStyle w:val="Heading2"/>
@@ -10749,7 +10749,7 @@
         <w:t xml:space="preserve">优化实验与结果</w:t>
       </w:r>
     </w:p>
-    <w:bookmarkStart w:id="30" w:name="核心优化自建量化管线87.8-prefill"/>
+    <w:bookmarkStart w:id="33" w:name="核心优化自建量化管线87.8-prefill"/>
     <w:p>
       <w:pPr>
         <w:pStyle w:val="Heading3"/>
@@ -11509,6 +11509,106 @@
     </w:tbl>
     <w:p>
       <w:pPr>
+        <w:pStyle w:val="CaptionedFigure"/>
+      </w:pPr>
+      <w:r>
+        <w:drawing>
+          <wp:inline>
+            <wp:extent cx="5018496" cy="2807422"/>
+            <wp:effectExtent b="0" l="0" r="0" t="0"/>
+            <wp:docPr descr="图 8-1 自建量化管线带来的 prefill 提升（pp512，同一运行时 0.1.1、同一测试口径；灰=官方 GGUF，红=自产）" title="" id="31" name="Picture"/>
+            <a:graphic>
+              <a:graphicData uri="http://schemas.openxmlformats.org/drawingml/2006/picture">
+                <pic:pic>
+                  <pic:nvPicPr>
+                    <pic:cNvPr descr="figs/fig1_core_gain.png" id="32" name="Picture"/>
+                    <pic:cNvPicPr>
+                      <a:picLocks noChangeArrowheads="1" noChangeAspect="1"/>
+                    </pic:cNvPicPr>
+                  </pic:nvPicPr>
+                  <pic:blipFill>
+                    <a:blip r:embed="rId30"/>
+                    <a:stretch>
+                      <a:fillRect/>
+                    </a:stretch>
+                  </pic:blipFill>
+                  <pic:spPr bwMode="auto">
+                    <a:xfrm>
+                      <a:off x="0" y="0"/>
+                      <a:ext cx="5018496" cy="2807422"/>
+                    </a:xfrm>
+                    <a:prstGeom prst="rect">
+                      <a:avLst/>
+                    </a:prstGeom>
+                    <a:noFill/>
+                    <a:ln w="9525">
+                      <a:noFill/>
+                      <a:headEnd/>
+                      <a:tailEnd/>
+                    </a:ln>
+                  </pic:spPr>
+                </pic:pic>
+              </a:graphicData>
+            </a:graphic>
+          </wp:inline>
+        </w:drawing>
+      </w:r>
+    </w:p>
+    <w:p>
+      <w:pPr>
+        <w:pStyle w:val="ImageCaption"/>
+      </w:pPr>
+      <w:r>
+        <w:rPr>
+          <w:rFonts w:hint="eastAsia" w:ascii="宋体" w:hAnsi="宋体" w:eastAsia="宋体" w:cs="宋体"/>
+        </w:rPr>
+        <w:t xml:space="preserve">图</w:t>
+      </w:r>
+      <w:r>
+        <w:rPr>
+          <w:rFonts w:ascii="宋体" w:hAnsi="宋体" w:eastAsia="宋体" w:cs="宋体"/>
+        </w:rPr>
+        <w:t xml:space="preserve"> 8-1 </w:t>
+      </w:r>
+      <w:r>
+        <w:rPr>
+          <w:rFonts w:hint="eastAsia" w:ascii="宋体" w:hAnsi="宋体" w:eastAsia="宋体" w:cs="宋体"/>
+        </w:rPr>
+        <w:t xml:space="preserve">自建量化管线带来的</w:t>
+      </w:r>
+      <w:r>
+        <w:rPr>
+          <w:rFonts w:ascii="宋体" w:hAnsi="宋体" w:eastAsia="宋体" w:cs="宋体"/>
+        </w:rPr>
+        <w:t xml:space="preserve"> prefill </w:t>
+      </w:r>
+      <w:r>
+        <w:rPr>
+          <w:rFonts w:hint="eastAsia" w:ascii="宋体" w:hAnsi="宋体" w:eastAsia="宋体" w:cs="宋体"/>
+        </w:rPr>
+        <w:t xml:space="preserve">提升（pp512，同一运行时</w:t>
+      </w:r>
+      <w:r>
+        <w:t xml:space="preserve"> </w:t>
+      </w:r>
+      <w:r>
+        <w:rPr>
+          <w:rFonts w:hint="eastAsia" w:ascii="宋体" w:hAnsi="宋体" w:eastAsia="宋体" w:cs="宋体"/>
+        </w:rPr>
+        <w:t xml:space="preserve">0.1.1、同一测试口径；灰=官方</w:t>
+      </w:r>
+      <w:r>
+        <w:t xml:space="preserve"> </w:t>
+      </w:r>
+      <w:r>
+        <w:rPr>
+          <w:rFonts w:hint="eastAsia" w:ascii="宋体" w:hAnsi="宋体" w:eastAsia="宋体" w:cs="宋体"/>
+        </w:rPr>
+        <w:t xml:space="preserve">GGUF，红=自产）</w:t>
+      </w:r>
+    </w:p>
+    <w:p>
+      <w:pPr>
         <w:pStyle w:val="BodyText"/>
       </w:pPr>
       <w:r>
@@ -14047,8 +14147,8 @@
         <w:t xml:space="preserve">白名单内的权重张量数”。</w:t>
       </w:r>
     </w:p>
-    <w:bookmarkEnd w:id="30"/>
-    <w:bookmarkStart w:id="31" w:name="运行时版本对比负结果"/>
+    <w:bookmarkEnd w:id="33"/>
+    <w:bookmarkStart w:id="34" w:name="运行时版本对比负结果"/>
     <w:p>
       <w:pPr>
         <w:pStyle w:val="Heading3"/>
@@ -14514,8 +14614,8 @@
         <w:t xml:space="preserve">。该负结果节省了后续无效投入。</w:t>
       </w:r>
     </w:p>
-    <w:bookmarkEnd w:id="31"/>
-    <w:bookmarkStart w:id="32" w:name="线程数扫描"/>
+    <w:bookmarkEnd w:id="34"/>
+    <w:bookmarkStart w:id="38" w:name="线程数扫描"/>
     <w:p>
       <w:pPr>
         <w:pStyle w:val="Heading3"/>
@@ -14730,6 +14830,115 @@
     </w:tbl>
     <w:p>
       <w:pPr>
+        <w:pStyle w:val="CaptionedFigure"/>
+      </w:pPr>
+      <w:r>
+        <w:drawing>
+          <wp:inline>
+            <wp:extent cx="4449672" cy="2596406"/>
+            <wp:effectExtent b="0" l="0" r="0" t="0"/>
+            <wp:docPr descr="图 8-3 线程数陷阱：8 线程不提升 prefill，反使 decode 下降 70%（2B，pp128/tg64）" title="" id="36" name="Picture"/>
+            <a:graphic>
+              <a:graphicData uri="http://schemas.openxmlformats.org/drawingml/2006/picture">
+                <pic:pic>
+                  <pic:nvPicPr>
+                    <pic:cNvPr descr="figs/fig4_threads.png" id="37" name="Picture"/>
+                    <pic:cNvPicPr>
+                      <a:picLocks noChangeArrowheads="1" noChangeAspect="1"/>
+                    </pic:cNvPicPr>
+                  </pic:nvPicPr>
+                  <pic:blipFill>
+                    <a:blip r:embed="rId35"/>
+                    <a:stretch>
+                      <a:fillRect/>
+                    </a:stretch>
+                  </pic:blipFill>
+                  <pic:spPr bwMode="auto">
+                    <a:xfrm>
+                      <a:off x="0" y="0"/>
+                      <a:ext cx="4449672" cy="2596406"/>
+                    </a:xfrm>
+                    <a:prstGeom prst="rect">
+                      <a:avLst/>
+                    </a:prstGeom>
+                    <a:noFill/>
+                    <a:ln w="9525">
+                      <a:noFill/>
+                      <a:headEnd/>
+                      <a:tailEnd/>
+                    </a:ln>
+                  </pic:spPr>
+                </pic:pic>
+              </a:graphicData>
+            </a:graphic>
+          </wp:inline>
+        </w:drawing>
+      </w:r>
+    </w:p>
+    <w:p>
+      <w:pPr>
+        <w:pStyle w:val="ImageCaption"/>
+      </w:pPr>
+      <w:r>
+        <w:rPr>
+          <w:rFonts w:hint="eastAsia" w:ascii="宋体" w:hAnsi="宋体" w:eastAsia="宋体" w:cs="宋体"/>
+        </w:rPr>
+        <w:t xml:space="preserve">图</w:t>
+      </w:r>
+      <w:r>
+        <w:rPr>
+          <w:rFonts w:ascii="宋体" w:hAnsi="宋体" w:eastAsia="宋体" w:cs="宋体"/>
+        </w:rPr>
+        <w:t xml:space="preserve"> 8-3 </w:t>
+      </w:r>
+      <w:r>
+        <w:rPr>
+          <w:rFonts w:hint="eastAsia" w:ascii="宋体" w:hAnsi="宋体" w:eastAsia="宋体" w:cs="宋体"/>
+        </w:rPr>
+        <w:t xml:space="preserve">线程数陷阱：8</w:t>
+      </w:r>
+      <w:r>
+        <w:t xml:space="preserve"> </w:t>
+      </w:r>
+      <w:r>
+        <w:rPr>
+          <w:rFonts w:hint="eastAsia" w:ascii="宋体" w:hAnsi="宋体" w:eastAsia="宋体" w:cs="宋体"/>
+        </w:rPr>
+        <w:t xml:space="preserve">线程不提升</w:t>
+      </w:r>
+      <w:r>
+        <w:t xml:space="preserve"> </w:t>
+      </w:r>
+      <w:r>
+        <w:rPr>
+          <w:rFonts w:hint="eastAsia" w:ascii="宋体" w:hAnsi="宋体" w:eastAsia="宋体" w:cs="宋体"/>
+        </w:rPr>
+        <w:t xml:space="preserve">prefill，反使</w:t>
+      </w:r>
+      <w:r>
+        <w:rPr>
+          <w:rFonts w:ascii="宋体" w:hAnsi="宋体" w:eastAsia="宋体" w:cs="宋体"/>
+        </w:rPr>
+        <w:t xml:space="preserve"> decode </w:t>
+      </w:r>
+      <w:r>
+        <w:rPr>
+          <w:rFonts w:hint="eastAsia" w:ascii="宋体" w:hAnsi="宋体" w:eastAsia="宋体" w:cs="宋体"/>
+        </w:rPr>
+        <w:t xml:space="preserve">下降</w:t>
+      </w:r>
+      <w:r>
+        <w:t xml:space="preserve"> </w:t>
+      </w:r>
+      <w:r>
+        <w:rPr>
+          <w:rFonts w:hint="eastAsia" w:ascii="宋体" w:hAnsi="宋体" w:eastAsia="宋体" w:cs="宋体"/>
+        </w:rPr>
+        <w:t xml:space="preserve">70%（2B，pp128/tg64）</w:t>
+      </w:r>
+    </w:p>
+    <w:p>
+      <w:pPr>
         <w:pStyle w:val="BodyText"/>
       </w:pPr>
       <w:r>
@@ -15530,8 +15739,8 @@
         <w:t xml:space="preserve">当作硬性要求，而非”建议”。</w:t>
       </w:r>
     </w:p>
-    <w:bookmarkEnd w:id="32"/>
-    <w:bookmarkStart w:id="33" w:name="量化类型与-ime-白名单实测边界"/>
+    <w:bookmarkEnd w:id="38"/>
+    <w:bookmarkStart w:id="42" w:name="量化类型与-ime-白名单实测边界"/>
     <w:p>
       <w:pPr>
         <w:pStyle w:val="Heading3"/>
@@ -16349,6 +16558,112 @@
     </w:tbl>
     <w:p>
       <w:pPr>
+        <w:pStyle w:val="CaptionedFigure"/>
+      </w:pPr>
+      <w:r>
+        <w:drawing>
+          <wp:inline>
+            <wp:extent cx="5334000" cy="2756515"/>
+            <wp:effectExtent b="0" l="0" r="0" t="0"/>
+            <wp:docPr descr="图 8-2 量化类型的二元判定：命中 IME 白名单的两种格式 6.9/10.7 分钟跑完，其余三种 20~50 分钟未完成（斜纹）" title="" id="40" name="Picture"/>
+            <a:graphic>
+              <a:graphicData uri="http://schemas.openxmlformats.org/drawingml/2006/picture">
+                <pic:pic>
+                  <pic:nvPicPr>
+                    <pic:cNvPr descr="figs/fig3_whitelist.png" id="41" name="Picture"/>
+                    <pic:cNvPicPr>
+                      <a:picLocks noChangeArrowheads="1" noChangeAspect="1"/>
+                    </pic:cNvPicPr>
+                  </pic:nvPicPr>
+                  <pic:blipFill>
+                    <a:blip r:embed="rId39"/>
+                    <a:stretch>
+                      <a:fillRect/>
+                    </a:stretch>
+                  </pic:blipFill>
+                  <pic:spPr bwMode="auto">
+                    <a:xfrm>
+                      <a:off x="0" y="0"/>
+                      <a:ext cx="5334000" cy="2756515"/>
+                    </a:xfrm>
+                    <a:prstGeom prst="rect">
+                      <a:avLst/>
+                    </a:prstGeom>
+                    <a:noFill/>
+                    <a:ln w="9525">
+                      <a:noFill/>
+                      <a:headEnd/>
+                      <a:tailEnd/>
+                    </a:ln>
+                  </pic:spPr>
+                </pic:pic>
+              </a:graphicData>
+            </a:graphic>
+          </wp:inline>
+        </w:drawing>
+      </w:r>
+    </w:p>
+    <w:p>
+      <w:pPr>
+        <w:pStyle w:val="ImageCaption"/>
+      </w:pPr>
+      <w:r>
+        <w:rPr>
+          <w:rFonts w:hint="eastAsia" w:ascii="宋体" w:hAnsi="宋体" w:eastAsia="宋体" w:cs="宋体"/>
+        </w:rPr>
+        <w:t xml:space="preserve">图</w:t>
+      </w:r>
+      <w:r>
+        <w:rPr>
+          <w:rFonts w:ascii="宋体" w:hAnsi="宋体" w:eastAsia="宋体" w:cs="宋体"/>
+        </w:rPr>
+        <w:t xml:space="preserve"> 8-2 </w:t>
+      </w:r>
+      <w:r>
+        <w:rPr>
+          <w:rFonts w:hint="eastAsia" w:ascii="宋体" w:hAnsi="宋体" w:eastAsia="宋体" w:cs="宋体"/>
+        </w:rPr>
+        <w:t xml:space="preserve">量化类型的二元判定：命中</w:t>
+      </w:r>
+      <w:r>
+        <w:rPr>
+          <w:rFonts w:ascii="宋体" w:hAnsi="宋体" w:eastAsia="宋体" w:cs="宋体"/>
+        </w:rPr>
+        <w:t xml:space="preserve"> IME </w:t>
+      </w:r>
+      <w:r>
+        <w:rPr>
+          <w:rFonts w:hint="eastAsia" w:ascii="宋体" w:hAnsi="宋体" w:eastAsia="宋体" w:cs="宋体"/>
+        </w:rPr>
+        <w:t xml:space="preserve">白名单的两种格式</w:t>
+      </w:r>
+      <w:r>
+        <w:rPr>
+          <w:rFonts w:ascii="宋体" w:hAnsi="宋体" w:eastAsia="宋体" w:cs="宋体"/>
+        </w:rPr>
+        <w:t xml:space="preserve"> 6.9/10.7 </w:t>
+      </w:r>
+      <w:r>
+        <w:rPr>
+          <w:rFonts w:hint="eastAsia" w:ascii="宋体" w:hAnsi="宋体" w:eastAsia="宋体" w:cs="宋体"/>
+        </w:rPr>
+        <w:t xml:space="preserve">分钟跑完，其余三种</w:t>
+      </w:r>
+      <w:r>
+        <w:rPr>
+          <w:rFonts w:ascii="宋体" w:hAnsi="宋体" w:eastAsia="宋体" w:cs="宋体"/>
+        </w:rPr>
+        <w:t xml:space="preserve"> 20~50 </w:t>
+      </w:r>
+      <w:r>
+        <w:rPr>
+          <w:rFonts w:hint="eastAsia" w:ascii="宋体" w:hAnsi="宋体" w:eastAsia="宋体" w:cs="宋体"/>
+        </w:rPr>
+        <w:t xml:space="preserve">分钟未完成（斜纹）</w:t>
+      </w:r>
+    </w:p>
+    <w:p>
+      <w:pPr>
         <w:pStyle w:val="BodyText"/>
       </w:pPr>
       <w:r>
@@ -16651,8 +16966,8 @@
         <w:t xml:space="preserve">倍以上。</w:t>
       </w:r>
     </w:p>
-    <w:bookmarkEnd w:id="33"/>
-    <w:bookmarkStart w:id="34" w:name="kv-cache-量化"/>
+    <w:bookmarkEnd w:id="42"/>
+    <w:bookmarkStart w:id="43" w:name="kv-cache-量化"/>
     <w:p>
       <w:pPr>
         <w:pStyle w:val="Heading3"/>
@@ -16787,8 +17102,8 @@
         <w:t xml:space="preserve">表明注意力通路整体退化到通用实现。</w:t>
       </w:r>
     </w:p>
-    <w:bookmarkEnd w:id="34"/>
-    <w:bookmarkStart w:id="35" w:name="归因汇总瀑布"/>
+    <w:bookmarkEnd w:id="43"/>
+    <w:bookmarkStart w:id="44" w:name="归因汇总瀑布"/>
     <w:p>
       <w:pPr>
         <w:pStyle w:val="Heading3"/>
@@ -17349,8 +17664,8 @@
         <w:t xml:space="preserve">的差距。</w:t>
       </w:r>
     </w:p>
-    <w:bookmarkEnd w:id="35"/>
-    <w:bookmarkStart w:id="36" w:name="首-token-延迟ttft与多轮"/>
+    <w:bookmarkEnd w:id="44"/>
+    <w:bookmarkStart w:id="45" w:name="首-token-延迟ttft与多轮"/>
     <w:p>
       <w:pPr>
         <w:pStyle w:val="Heading3"/>
@@ -18116,8 +18431,8 @@
         </w:pict>
       </w:r>
     </w:p>
-    <w:bookmarkEnd w:id="36"/>
-    <w:bookmarkStart w:id="38" w:name="跨运行时复核87.8-的适用范围与一个操作陷阱"/>
+    <w:bookmarkEnd w:id="45"/>
+    <w:bookmarkStart w:id="47" w:name="跨运行时复核87.8-的适用范围与一个操作陷阱"/>
     <w:p>
       <w:pPr>
         <w:pStyle w:val="Heading3"/>
@@ -19692,7 +20007,7 @@
         <w:t xml:space="preserve">局限。</w:t>
       </w:r>
     </w:p>
-    <w:bookmarkStart w:id="37" w:name="附带发现devtcm-权限是性能开关放开反而更慢"/>
+    <w:bookmarkStart w:id="46" w:name="附带发现devtcm-权限是性能开关放开反而更慢"/>
     <w:p>
       <w:pPr>
         <w:pStyle w:val="Heading4"/>
@@ -20815,10 +21130,10 @@
         </w:pict>
       </w:r>
     </w:p>
-    <w:bookmarkEnd w:id="37"/>
-    <w:bookmarkEnd w:id="38"/>
-    <w:bookmarkEnd w:id="39"/>
-    <w:bookmarkStart w:id="47" w:name="长上下文性能20分"/>
+    <w:bookmarkEnd w:id="46"/>
+    <w:bookmarkEnd w:id="47"/>
+    <w:bookmarkEnd w:id="48"/>
+    <w:bookmarkStart w:id="59" w:name="长上下文性能20分"/>
     <w:p>
       <w:pPr>
         <w:pStyle w:val="Heading2"/>
@@ -20836,7 +21151,7 @@
         <w:t xml:space="preserve">长上下文性能（20分）</w:t>
       </w:r>
     </w:p>
-    <w:bookmarkStart w:id="40" w:name="吞吐衰减曲线"/>
+    <w:bookmarkStart w:id="52" w:name="吞吐衰减曲线"/>
     <w:p>
       <w:pPr>
         <w:pStyle w:val="Heading3"/>
@@ -22753,8 +23068,102 @@
         <w:t xml:space="preserve">分块对齐或页表驻留有关，未进一步验证，不作为结论。</w:t>
       </w:r>
     </w:p>
-    <w:bookmarkEnd w:id="40"/>
-    <w:bookmarkStart w:id="41" w:name="内存与稳定性"/>
+    <w:p>
+      <w:pPr>
+        <w:pStyle w:val="CaptionedFigure"/>
+      </w:pPr>
+      <w:r>
+        <w:drawing>
+          <wp:inline>
+            <wp:extent cx="5334000" cy="2902022"/>
+            <wp:effectExtent b="0" l="0" r="0" t="0"/>
+            <wp:docPr descr="图 9-1 长上下文吞吐衰减（2B）：(a) prefill 差距随深度收窄；(b) decode 两版几乎重合，说明衰减与权重量化无关" title="" id="50" name="Picture"/>
+            <a:graphic>
+              <a:graphicData uri="http://schemas.openxmlformats.org/drawingml/2006/picture">
+                <pic:pic>
+                  <pic:nvPicPr>
+                    <pic:cNvPr descr="figs/fig2_context_decay.png" id="51" name="Picture"/>
+                    <pic:cNvPicPr>
+                      <a:picLocks noChangeArrowheads="1" noChangeAspect="1"/>
+                    </pic:cNvPicPr>
+                  </pic:nvPicPr>
+                  <pic:blipFill>
+                    <a:blip r:embed="rId49"/>
+                    <a:stretch>
+                      <a:fillRect/>
+                    </a:stretch>
+                  </pic:blipFill>
+                  <pic:spPr bwMode="auto">
+                    <a:xfrm>
+                      <a:off x="0" y="0"/>
+                      <a:ext cx="5334000" cy="2902022"/>
+                    </a:xfrm>
+                    <a:prstGeom prst="rect">
+                      <a:avLst/>
+                    </a:prstGeom>
+                    <a:noFill/>
+                    <a:ln w="9525">
+                      <a:noFill/>
+                      <a:headEnd/>
+                      <a:tailEnd/>
+                    </a:ln>
+                  </pic:spPr>
+                </pic:pic>
+              </a:graphicData>
+            </a:graphic>
+          </wp:inline>
+        </w:drawing>
+      </w:r>
+    </w:p>
+    <w:p>
+      <w:pPr>
+        <w:pStyle w:val="ImageCaption"/>
+      </w:pPr>
+      <w:r>
+        <w:rPr>
+          <w:rFonts w:hint="eastAsia" w:ascii="宋体" w:hAnsi="宋体" w:eastAsia="宋体" w:cs="宋体"/>
+        </w:rPr>
+        <w:t xml:space="preserve">图</w:t>
+      </w:r>
+      <w:r>
+        <w:rPr>
+          <w:rFonts w:ascii="宋体" w:hAnsi="宋体" w:eastAsia="宋体" w:cs="宋体"/>
+        </w:rPr>
+        <w:t xml:space="preserve"> 9-1 </w:t>
+      </w:r>
+      <w:r>
+        <w:rPr>
+          <w:rFonts w:hint="eastAsia" w:ascii="宋体" w:hAnsi="宋体" w:eastAsia="宋体" w:cs="宋体"/>
+        </w:rPr>
+        <w:t xml:space="preserve">长上下文吞吐衰减（2B）：(a)</w:t>
+      </w:r>
+      <w:r>
+        <w:rPr>
+          <w:rFonts w:ascii="宋体" w:hAnsi="宋体" w:eastAsia="宋体" w:cs="宋体"/>
+        </w:rPr>
+        <w:t xml:space="preserve"> prefill </w:t>
+      </w:r>
+      <w:r>
+        <w:rPr>
+          <w:rFonts w:hint="eastAsia" w:ascii="宋体" w:hAnsi="宋体" w:eastAsia="宋体" w:cs="宋体"/>
+        </w:rPr>
+        <w:t xml:space="preserve">差距随深度收窄；(b)</w:t>
+      </w:r>
+      <w:r>
+        <w:rPr>
+          <w:rFonts w:ascii="宋体" w:hAnsi="宋体" w:eastAsia="宋体" w:cs="宋体"/>
+        </w:rPr>
+        <w:t xml:space="preserve"> decode </w:t>
+      </w:r>
+      <w:r>
+        <w:rPr>
+          <w:rFonts w:hint="eastAsia" w:ascii="宋体" w:hAnsi="宋体" w:eastAsia="宋体" w:cs="宋体"/>
+        </w:rPr>
+        <w:t xml:space="preserve">两版几乎重合，说明衰减与权重量化无关</w:t>
+      </w:r>
+    </w:p>
+    <w:bookmarkEnd w:id="52"/>
+    <w:bookmarkStart w:id="53" w:name="内存与稳定性"/>
     <w:p>
       <w:pPr>
         <w:pStyle w:val="Heading3"/>
@@ -23984,8 +24393,8 @@
         <w:t xml:space="preserve">异常退出。</w:t>
       </w:r>
     </w:p>
-    <w:bookmarkEnd w:id="41"/>
-    <w:bookmarkStart w:id="42" w:name="多轮-ttft-与-context-shift"/>
+    <w:bookmarkEnd w:id="53"/>
+    <w:bookmarkStart w:id="54" w:name="多轮-ttft-与-context-shift"/>
     <w:p>
       <w:pPr>
         <w:pStyle w:val="Heading3"/>
@@ -24418,8 +24827,8 @@
         <w:t xml:space="preserve">。</w:t>
       </w:r>
     </w:p>
-    <w:bookmarkEnd w:id="42"/>
-    <w:bookmarkStart w:id="43" w:name="kv-cache-量化实测不可行"/>
+    <w:bookmarkEnd w:id="54"/>
+    <w:bookmarkStart w:id="55" w:name="kv-cache-量化实测不可行"/>
     <w:p>
       <w:pPr>
         <w:pStyle w:val="Heading3"/>
@@ -25147,8 +25556,8 @@
         <w:t xml:space="preserve">GB，内存本就不是瓶颈，真正受限的是吞吐）。</w:t>
       </w:r>
     </w:p>
-    <w:bookmarkEnd w:id="43"/>
-    <w:bookmarkStart w:id="46" w:name="架构性改造已实施的-patch-与未实施的设想"/>
+    <w:bookmarkEnd w:id="55"/>
+    <w:bookmarkStart w:id="58" w:name="架构性改造已实施的-patch-与未实施的设想"/>
     <w:p>
       <w:pPr>
         <w:pStyle w:val="Heading3"/>
@@ -25178,7 +25587,7 @@
         <w:t xml:space="preserve">与未实施的设想</w:t>
       </w:r>
     </w:p>
-    <w:bookmarkStart w:id="44" w:name="X506533024296aab501851c7182494a6fe4c735f"/>
+    <w:bookmarkStart w:id="56" w:name="X506533024296aab501851c7182494a6fe4c735f"/>
     <w:p>
       <w:pPr>
         <w:pStyle w:val="Heading4"/>
@@ -26946,8 +27355,8 @@
         <w:t xml:space="preserve">第十节。</w:t>
       </w:r>
     </w:p>
-    <w:bookmarkEnd w:id="44"/>
-    <w:bookmarkStart w:id="45" w:name="未实施gdn-循环状态定长快照"/>
+    <w:bookmarkEnd w:id="56"/>
+    <w:bookmarkStart w:id="57" w:name="未实施gdn-循环状态定长快照"/>
     <w:p>
       <w:pPr>
         <w:pStyle w:val="Heading4"/>
@@ -27626,10 +28035,10 @@
         </w:pict>
       </w:r>
     </w:p>
-    <w:bookmarkEnd w:id="45"/>
-    <w:bookmarkEnd w:id="46"/>
-    <w:bookmarkEnd w:id="47"/>
-    <w:bookmarkStart w:id="51" w:name="质量评估3分项"/>
+    <w:bookmarkEnd w:id="57"/>
+    <w:bookmarkEnd w:id="58"/>
+    <w:bookmarkEnd w:id="59"/>
+    <w:bookmarkStart w:id="63" w:name="质量评估3分项"/>
     <w:p>
       <w:pPr>
         <w:pStyle w:val="Heading2"/>
@@ -27647,7 +28056,7 @@
         <w:t xml:space="preserve">质量评估（3分项）</w:t>
       </w:r>
     </w:p>
-    <w:bookmarkStart w:id="48" w:name="测试集与口径"/>
+    <w:bookmarkStart w:id="60" w:name="测试集与口径"/>
     <w:p>
       <w:pPr>
         <w:pStyle w:val="Heading3"/>
@@ -28113,8 +28522,8 @@
         <w:t xml:space="preserve">。</w:t>
       </w:r>
     </w:p>
-    <w:bookmarkEnd w:id="48"/>
-    <w:bookmarkStart w:id="49" w:name="客观指标与盲评结果"/>
+    <w:bookmarkEnd w:id="60"/>
+    <w:bookmarkStart w:id="61" w:name="客观指标与盲评结果"/>
     <w:p>
       <w:pPr>
         <w:pStyle w:val="Heading3"/>
@@ -30920,8 +31329,8 @@
         <w:t xml:space="preserve">条。</w:t>
       </w:r>
     </w:p>
-    <w:bookmarkEnd w:id="49"/>
-    <w:bookmarkStart w:id="50" w:name="量化梯度与跨平台一致性"/>
+    <w:bookmarkEnd w:id="61"/>
+    <w:bookmarkStart w:id="62" w:name="量化梯度与跨平台一致性"/>
     <w:p>
       <w:pPr>
         <w:pStyle w:val="Heading3"/>
@@ -31481,9 +31890,9 @@
         </w:pict>
       </w:r>
     </w:p>
-    <w:bookmarkEnd w:id="50"/>
-    <w:bookmarkEnd w:id="51"/>
-    <w:bookmarkStart w:id="54" w:name="工程与创新5分"/>
+    <w:bookmarkEnd w:id="62"/>
+    <w:bookmarkEnd w:id="63"/>
+    <w:bookmarkStart w:id="66" w:name="工程与创新5分"/>
     <w:p>
       <w:pPr>
         <w:pStyle w:val="Heading2"/>
@@ -31501,7 +31910,7 @@
         <w:t xml:space="preserve">工程与创新（5分）</w:t>
       </w:r>
     </w:p>
-    <w:bookmarkStart w:id="52" w:name="代码结构"/>
+    <w:bookmarkStart w:id="64" w:name="代码结构"/>
     <w:p>
       <w:pPr>
         <w:pStyle w:val="Heading3"/>
@@ -32481,8 +32890,8 @@
         <w:t xml:space="preserve">。</w:t>
       </w:r>
     </w:p>
-    <w:bookmarkEnd w:id="52"/>
-    <w:bookmarkStart w:id="53" w:name="创新点"/>
+    <w:bookmarkEnd w:id="64"/>
+    <w:bookmarkStart w:id="65" w:name="创新点"/>
     <w:p>
       <w:pPr>
         <w:pStyle w:val="Heading3"/>
@@ -33232,9 +33641,9 @@
         </w:pict>
       </w:r>
     </w:p>
-    <w:bookmarkEnd w:id="53"/>
-    <w:bookmarkEnd w:id="54"/>
-    <w:bookmarkStart w:id="55" w:name="局限与后续工作"/>
+    <w:bookmarkEnd w:id="65"/>
+    <w:bookmarkEnd w:id="66"/>
+    <w:bookmarkStart w:id="67" w:name="局限与后续工作"/>
     <w:p>
       <w:pPr>
         <w:pStyle w:val="Heading2"/>
@@ -34216,8 +34625,8 @@
         </w:pict>
       </w:r>
     </w:p>
-    <w:bookmarkEnd w:id="55"/>
-    <w:bookmarkStart w:id="57" w:name="附录a复现步骤"/>
+    <w:bookmarkEnd w:id="67"/>
+    <w:bookmarkStart w:id="69" w:name="附录a复现步骤"/>
     <w:p>
       <w:pPr>
         <w:pStyle w:val="Heading2"/>
@@ -34242,7 +34651,7 @@
       <w:r>
         <w:t xml:space="preserve"> </w:t>
       </w:r>
-      <w:hyperlink r:id="rId56">
+      <w:hyperlink r:id="rId68">
         <w:r>
           <w:rPr>
             <w:rStyle w:val="VerbatimChar"/>
@@ -34756,8 +35165,8 @@
         <w:t xml:space="preserve">dump（§8.3）。</w:t>
       </w:r>
     </w:p>
-    <w:bookmarkEnd w:id="57"/>
-    <w:bookmarkStart w:id="58" w:name="附录b原始数据索引"/>
+    <w:bookmarkEnd w:id="69"/>
+    <w:bookmarkStart w:id="70" w:name="附录b原始数据索引"/>
     <w:p>
       <w:pPr>
         <w:pStyle w:val="Heading2"/>
@@ -35325,8 +35734,8 @@
         </w:tc>
       </w:tr>
     </w:tbl>
-    <w:bookmarkEnd w:id="58"/>
-    <w:bookmarkStart w:id="59" w:name="附录c数据可信度声明"/>
+    <w:bookmarkEnd w:id="70"/>
+    <w:bookmarkStart w:id="71" w:name="附录c数据可信度声明"/>
     <w:p>
       <w:pPr>
         <w:pStyle w:val="Heading2"/>
@@ -35655,8 +36064,8 @@
         <w:t xml:space="preserve">中断即标注中断——负结果与失败项全部如实保留（§8.2、§8.4、§9.4）。</w:t>
       </w:r>
     </w:p>
-    <w:bookmarkEnd w:id="59"/>
-    <w:bookmarkEnd w:id="60"/>
+    <w:bookmarkEnd w:id="71"/>
+    <w:bookmarkEnd w:id="72"/>
     <w:sectPr>
       <w:footnotePr>
         <w:numRestart w:val="eachSect"/>

--- a/docs/技术文档.docx
+++ b/docs/技术文档.docx
@@ -2,33 +2,7 @@
 <file path=word/document.xml><?xml version="1.0" encoding="utf-8"?>
 <w:document xmlns:w="http://schemas.openxmlformats.org/wordprocessingml/2006/main" xmlns:m="http://schemas.openxmlformats.org/officeDocument/2006/math" xmlns:r="http://schemas.openxmlformats.org/officeDocument/2006/relationships" xmlns:o="urn:schemas-microsoft-com:office:office" xmlns:v="urn:schemas-microsoft-com:vml" xmlns:w10="urn:schemas-microsoft-com:office:word" xmlns:a="http://schemas.openxmlformats.org/drawingml/2006/main" xmlns:pic="http://schemas.openxmlformats.org/drawingml/2006/picture" xmlns:wp="http://schemas.openxmlformats.org/drawingml/2006/wordprocessingDrawing">
   <w:body>
-    <w:sdt>
-      <w:sdtPr>
-        <w:docPartObj>
-          <w:docPartGallery w:val="Table of Contents"/>
-          <w:docPartUnique/>
-        </w:docPartObj>
-      </w:sdtPr>
-      <w:sdtContent>
-        <w:p>
-          <w:pPr>
-            <w:pStyle w:val="TOCHeading"/>
-          </w:pPr>
-          <w:r>
-            <w:t xml:space="preserve">Table of Contents</w:t>
-          </w:r>
-        </w:p>
-        <w:p>
-          <w:r>
-            <w:fldChar w:fldCharType="begin" w:dirty="true"/>
-            <w:instrText xml:space="preserve">TOC \o "1-2" \h \z \u</w:instrText>
-            <w:fldChar w:fldCharType="separate"/>
-            <w:fldChar w:fldCharType="end"/>
-          </w:r>
-        </w:p>
-      </w:sdtContent>
-    </w:sdt>
-    <w:bookmarkStart w:id="72" w:name="技术文档基于k1-ai-cpu的qwen3.5本地部署与性能优化"/>
+    <w:bookmarkStart w:id="170" w:name="技术文档基于k1-ai-cpu的qwen3.5本地部署与性能优化"/>
     <w:p>
       <w:pPr>
         <w:pStyle w:val="Heading1"/>
@@ -127,7 +101,7 @@
         </w:pict>
       </w:r>
     </w:p>
-    <w:bookmarkStart w:id="9" w:name="摘要"/>
+    <w:bookmarkStart w:id="107" w:name="摘要"/>
     <w:p>
       <w:pPr>
         <w:pStyle w:val="Heading2"/>
@@ -1009,8 +983,8 @@
         </w:pict>
       </w:r>
     </w:p>
-    <w:bookmarkEnd w:id="9"/>
-    <w:bookmarkStart w:id="12" w:name="赛题理解与目标拆解"/>
+    <w:bookmarkEnd w:id="107"/>
+    <w:bookmarkStart w:id="110" w:name="赛题理解与目标拆解"/>
     <w:p>
       <w:pPr>
         <w:pStyle w:val="Heading2"/>
@@ -1028,7 +1002,7 @@
         <w:t xml:space="preserve">赛题理解与目标拆解</w:t>
       </w:r>
     </w:p>
-    <w:bookmarkStart w:id="10" w:name="赛题约束"/>
+    <w:bookmarkStart w:id="108" w:name="赛题约束"/>
     <w:p>
       <w:pPr>
         <w:pStyle w:val="Heading3"/>
@@ -1405,8 +1379,8 @@
         </w:tc>
       </w:tr>
     </w:tbl>
-    <w:bookmarkEnd w:id="10"/>
-    <w:bookmarkStart w:id="11" w:name="评分项与本文对应关系"/>
+    <w:bookmarkEnd w:id="108"/>
+    <w:bookmarkStart w:id="109" w:name="评分项与本文对应关系"/>
     <w:p>
       <w:pPr>
         <w:pStyle w:val="Heading3"/>
@@ -2113,9 +2087,9 @@
         </w:pict>
       </w:r>
     </w:p>
-    <w:bookmarkEnd w:id="11"/>
-    <w:bookmarkEnd w:id="12"/>
-    <w:bookmarkStart w:id="15" w:name="平台与模型分析"/>
+    <w:bookmarkEnd w:id="109"/>
+    <w:bookmarkEnd w:id="110"/>
+    <w:bookmarkStart w:id="113" w:name="平台与模型分析"/>
     <w:p>
       <w:pPr>
         <w:pStyle w:val="Heading2"/>
@@ -2133,7 +2107,7 @@
         <w:t xml:space="preserve">平台与模型分析</w:t>
       </w:r>
     </w:p>
-    <w:bookmarkStart w:id="13" w:name="k1硬件与理论边界"/>
+    <w:bookmarkStart w:id="111" w:name="k1硬件与理论边界"/>
     <w:p>
       <w:pPr>
         <w:pStyle w:val="Heading3"/>
@@ -2759,8 +2733,8 @@
         <w:t xml:space="preserve">。该一致性说明decode受带宽制约，且当前实现只发挥了约三分之一的带宽效率。</w:t>
       </w:r>
     </w:p>
-    <w:bookmarkEnd w:id="13"/>
-    <w:bookmarkStart w:id="14" w:name="qwen3.5混合架构决定优化方向"/>
+    <w:bookmarkEnd w:id="111"/>
+    <w:bookmarkStart w:id="112" w:name="qwen3.5混合架构决定优化方向"/>
     <w:p>
       <w:pPr>
         <w:pStyle w:val="Heading3"/>
@@ -3451,9 +3425,9 @@
         </w:pict>
       </w:r>
     </w:p>
-    <w:bookmarkEnd w:id="14"/>
-    <w:bookmarkEnd w:id="15"/>
-    <w:bookmarkStart w:id="16" w:name="优化空间排序由2.2推出"/>
+    <w:bookmarkEnd w:id="112"/>
+    <w:bookmarkEnd w:id="113"/>
+    <w:bookmarkStart w:id="114" w:name="优化空间排序由2.2推出"/>
     <w:p>
       <w:pPr>
         <w:pStyle w:val="Heading2"/>
@@ -3891,8 +3865,8 @@
         </w:pict>
       </w:r>
     </w:p>
-    <w:bookmarkEnd w:id="16"/>
-    <w:bookmarkStart w:id="19" w:name="环境构建与版本固化"/>
+    <w:bookmarkEnd w:id="114"/>
+    <w:bookmarkStart w:id="117" w:name="环境构建与版本固化"/>
     <w:p>
       <w:pPr>
         <w:pStyle w:val="Heading2"/>
@@ -3910,7 +3884,7 @@
         <w:t xml:space="preserve">环境构建与版本固化</w:t>
       </w:r>
     </w:p>
-    <w:bookmarkStart w:id="17" w:name="系统选择"/>
+    <w:bookmarkStart w:id="115" w:name="系统选择"/>
     <w:p>
       <w:pPr>
         <w:pStyle w:val="Heading3"/>
@@ -4065,8 +4039,8 @@
         <w:t xml:space="preserve">LXQt版实测进桌面内存占用649MB（GNOME版1210MB），为8GB设备留出560MB余量</w:t>
       </w:r>
     </w:p>
-    <w:bookmarkEnd w:id="17"/>
-    <w:bookmarkStart w:id="18" w:name="版本固化"/>
+    <w:bookmarkEnd w:id="115"/>
+    <w:bookmarkStart w:id="116" w:name="版本固化"/>
     <w:p>
       <w:pPr>
         <w:pStyle w:val="Heading3"/>
@@ -4526,9 +4500,9 @@
         </w:pict>
       </w:r>
     </w:p>
-    <w:bookmarkEnd w:id="18"/>
-    <w:bookmarkEnd w:id="19"/>
-    <w:bookmarkStart w:id="24" w:name="模型转换与量化管线5分项"/>
+    <w:bookmarkEnd w:id="116"/>
+    <w:bookmarkEnd w:id="117"/>
+    <w:bookmarkStart w:id="122" w:name="模型转换与量化管线5分项"/>
     <w:p>
       <w:pPr>
         <w:pStyle w:val="Heading2"/>
@@ -4546,7 +4520,7 @@
         <w:t xml:space="preserve">模型转换与量化管线（5分项）</w:t>
       </w:r>
     </w:p>
-    <w:bookmarkStart w:id="20" w:name="全链路"/>
+    <w:bookmarkStart w:id="118" w:name="全链路"/>
     <w:p>
       <w:pPr>
         <w:pStyle w:val="Heading3"/>
@@ -5342,8 +5316,8 @@
         <w:t xml:space="preserve">；两者的版本差异不影响任何测量结果的有效性。</w:t>
       </w:r>
     </w:p>
-    <w:bookmarkEnd w:id="20"/>
-    <w:bookmarkStart w:id="21" w:name="四个坑与解法工程价值"/>
+    <w:bookmarkEnd w:id="118"/>
+    <w:bookmarkStart w:id="119" w:name="四个坑与解法工程价值"/>
     <w:p>
       <w:pPr>
         <w:pStyle w:val="Heading3"/>
@@ -6003,8 +5977,8 @@
         <w:t xml:space="preserve">五个问题全部由”加载报错或头部校验”发现，无一是靠猜测。</w:t>
       </w:r>
     </w:p>
-    <w:bookmarkEnd w:id="21"/>
-    <w:bookmarkStart w:id="22" w:name="产物校验"/>
+    <w:bookmarkEnd w:id="119"/>
+    <w:bookmarkStart w:id="120" w:name="产物校验"/>
     <w:p>
       <w:pPr>
         <w:pStyle w:val="Heading3"/>
@@ -7731,8 +7705,8 @@
         <w:t xml:space="preserve">。</w:t>
       </w:r>
     </w:p>
-    <w:bookmarkEnd w:id="22"/>
-    <w:bookmarkStart w:id="23" w:name="量化配置对比运行时-0.1.1"/>
+    <w:bookmarkEnd w:id="120"/>
+    <w:bookmarkStart w:id="121" w:name="量化配置对比运行时-0.1.1"/>
     <w:p>
       <w:pPr>
         <w:pStyle w:val="Heading3"/>
@@ -9135,9 +9109,9 @@
         </w:pict>
       </w:r>
     </w:p>
-    <w:bookmarkEnd w:id="23"/>
-    <w:bookmarkEnd w:id="24"/>
-    <w:bookmarkStart w:id="28" w:name="基准测试方法论口径是评分点"/>
+    <w:bookmarkEnd w:id="121"/>
+    <w:bookmarkEnd w:id="122"/>
+    <w:bookmarkStart w:id="126" w:name="基准测试方法论口径是评分点"/>
     <w:p>
       <w:pPr>
         <w:pStyle w:val="Heading2"/>
@@ -9167,7 +9141,7 @@
         <w:t xml:space="preserve">是评分点）</w:t>
       </w:r>
     </w:p>
-    <w:bookmarkStart w:id="25" w:name="指标定义"/>
+    <w:bookmarkStart w:id="123" w:name="指标定义"/>
     <w:p>
       <w:pPr>
         <w:pStyle w:val="Heading3"/>
@@ -9583,8 +9557,8 @@
         </w:tc>
       </w:tr>
     </w:tbl>
-    <w:bookmarkEnd w:id="25"/>
-    <w:bookmarkStart w:id="26" w:name="固定测试条件"/>
+    <w:bookmarkEnd w:id="123"/>
+    <w:bookmarkStart w:id="124" w:name="固定测试条件"/>
     <w:p>
       <w:pPr>
         <w:pStyle w:val="Heading3"/>
@@ -9704,8 +9678,8 @@
         <w:t xml:space="preserve">全程1Hz采样频率/温度/内存。</w:t>
       </w:r>
     </w:p>
-    <w:bookmarkEnd w:id="26"/>
-    <w:bookmarkStart w:id="27" w:name="重复性与稳定性可信度证据"/>
+    <w:bookmarkEnd w:id="124"/>
+    <w:bookmarkStart w:id="125" w:name="重复性与稳定性可信度证据"/>
     <w:p>
       <w:pPr>
         <w:pStyle w:val="Heading3"/>
@@ -10092,9 +10066,9 @@
         </w:pict>
       </w:r>
     </w:p>
-    <w:bookmarkEnd w:id="27"/>
-    <w:bookmarkEnd w:id="28"/>
-    <w:bookmarkStart w:id="29" w:name="基线定义"/>
+    <w:bookmarkEnd w:id="125"/>
+    <w:bookmarkEnd w:id="126"/>
+    <w:bookmarkStart w:id="127" w:name="基线定义"/>
     <w:p>
       <w:pPr>
         <w:pStyle w:val="Heading2"/>
@@ -10730,8 +10704,8 @@
         </w:pict>
       </w:r>
     </w:p>
-    <w:bookmarkEnd w:id="29"/>
-    <w:bookmarkStart w:id="48" w:name="优化实验与结果"/>
+    <w:bookmarkEnd w:id="127"/>
+    <w:bookmarkStart w:id="146" w:name="优化实验与结果"/>
     <w:p>
       <w:pPr>
         <w:pStyle w:val="Heading2"/>
@@ -10749,7 +10723,7 @@
         <w:t xml:space="preserve">优化实验与结果</w:t>
       </w:r>
     </w:p>
-    <w:bookmarkStart w:id="33" w:name="核心优化自建量化管线87.8-prefill"/>
+    <w:bookmarkStart w:id="131" w:name="核心优化自建量化管线87.8-prefill"/>
     <w:p>
       <w:pPr>
         <w:pStyle w:val="Heading3"/>
@@ -11516,18 +11490,18 @@
           <wp:inline>
             <wp:extent cx="5018496" cy="2807422"/>
             <wp:effectExtent b="0" l="0" r="0" t="0"/>
-            <wp:docPr descr="图 8-1 自建量化管线带来的 prefill 提升（pp512，同一运行时 0.1.1、同一测试口径；灰=官方 GGUF，红=自产）" title="" id="31" name="Picture"/>
+            <wp:docPr descr="图 8-1 自建量化管线带来的 prefill 提升（pp512，同一运行时 0.1.1、同一测试口径；灰=官方 GGUF，红=自产）" title="" id="129" name="Picture"/>
             <a:graphic>
               <a:graphicData uri="http://schemas.openxmlformats.org/drawingml/2006/picture">
                 <pic:pic>
                   <pic:nvPicPr>
-                    <pic:cNvPr descr="figs/fig1_core_gain.png" id="32" name="Picture"/>
+                    <pic:cNvPr descr="figs/fig1_core_gain.png" id="130" name="Picture"/>
                     <pic:cNvPicPr>
                       <a:picLocks noChangeArrowheads="1" noChangeAspect="1"/>
                     </pic:cNvPicPr>
                   </pic:nvPicPr>
                   <pic:blipFill>
-                    <a:blip r:embed="rId30"/>
+                    <a:blip r:embed="rId128"/>
                     <a:stretch>
                       <a:fillRect/>
                     </a:stretch>
@@ -14147,8 +14121,8 @@
         <w:t xml:space="preserve">白名单内的权重张量数”。</w:t>
       </w:r>
     </w:p>
-    <w:bookmarkEnd w:id="33"/>
-    <w:bookmarkStart w:id="34" w:name="运行时版本对比负结果"/>
+    <w:bookmarkEnd w:id="131"/>
+    <w:bookmarkStart w:id="132" w:name="运行时版本对比负结果"/>
     <w:p>
       <w:pPr>
         <w:pStyle w:val="Heading3"/>
@@ -14614,8 +14588,8 @@
         <w:t xml:space="preserve">。该负结果节省了后续无效投入。</w:t>
       </w:r>
     </w:p>
-    <w:bookmarkEnd w:id="34"/>
-    <w:bookmarkStart w:id="38" w:name="线程数扫描"/>
+    <w:bookmarkEnd w:id="132"/>
+    <w:bookmarkStart w:id="136" w:name="线程数扫描"/>
     <w:p>
       <w:pPr>
         <w:pStyle w:val="Heading3"/>
@@ -14806,7 +14780,7 @@
               <w:rPr>
                 <w:rFonts w:ascii="宋体" w:hAnsi="宋体" w:eastAsia="宋体" w:cs="宋体"/>
               </w:rPr>
-              <w:t xml:space="preserve">10.40</w:t>
+              <w:t xml:space="preserve">10.24~10.40</w:t>
             </w:r>
           </w:p>
         </w:tc>
@@ -14837,18 +14811,18 @@
           <wp:inline>
             <wp:extent cx="4449672" cy="2596406"/>
             <wp:effectExtent b="0" l="0" r="0" t="0"/>
-            <wp:docPr descr="图 8-3 线程数陷阱：8 线程不提升 prefill，反使 decode 下降 70%（2B，pp128/tg64）" title="" id="36" name="Picture"/>
+            <wp:docPr descr="图 8-3 线程数陷阱：8 线程不提升 prefill，反使 decode 下降 70%（2B，pp128/tg64）" title="" id="134" name="Picture"/>
             <a:graphic>
               <a:graphicData uri="http://schemas.openxmlformats.org/drawingml/2006/picture">
                 <pic:pic>
                   <pic:nvPicPr>
-                    <pic:cNvPr descr="figs/fig4_threads.png" id="37" name="Picture"/>
+                    <pic:cNvPr descr="figs/fig4_threads.png" id="135" name="Picture"/>
                     <pic:cNvPicPr>
                       <a:picLocks noChangeArrowheads="1" noChangeAspect="1"/>
                     </pic:cNvPicPr>
                   </pic:nvPicPr>
                   <pic:blipFill>
-                    <a:blip r:embed="rId35"/>
+                    <a:blip r:embed="rId133"/>
                     <a:stretch>
                       <a:fillRect/>
                     </a:stretch>
@@ -14972,7 +14946,202 @@
     </w:p>
     <w:p>
       <w:pPr>
-        <w:pStyle w:val="BodyText"/>
+        <w:pStyle w:val="BlockText"/>
+      </w:pPr>
+      <w:r>
+        <w:rPr>
+          <w:rFonts w:ascii="宋体" w:hAnsi="宋体" w:eastAsia="宋体" w:cs="宋体"/>
+          <w:b/>
+          <w:bCs/>
+        </w:rPr>
+        <w:t xml:space="preserve">2026-11-01 </w:t>
+      </w:r>
+      <w:r>
+        <w:rPr>
+          <w:rFonts w:hint="eastAsia" w:ascii="宋体" w:hAnsi="宋体" w:eastAsia="宋体" w:cs="宋体"/>
+          <w:b/>
+          <w:bCs/>
+        </w:rPr>
+        <w:t xml:space="preserve">复测</w:t>
+      </w:r>
+      <w:r>
+        <w:rPr>
+          <w:rFonts w:hint="eastAsia" w:ascii="宋体" w:hAnsi="宋体" w:eastAsia="宋体" w:cs="宋体"/>
+        </w:rPr>
+        <w:t xml:space="preserve">：4</w:t>
+      </w:r>
+      <w:r>
+        <w:t xml:space="preserve"> </w:t>
+      </w:r>
+      <w:r>
+        <w:rPr>
+          <w:rFonts w:hint="eastAsia" w:ascii="宋体" w:hAnsi="宋体" w:eastAsia="宋体" w:cs="宋体"/>
+        </w:rPr>
+        <w:t xml:space="preserve">线程</w:t>
+      </w:r>
+      <w:r>
+        <w:rPr>
+          <w:rFonts w:ascii="宋体" w:hAnsi="宋体" w:eastAsia="宋体" w:cs="宋体"/>
+        </w:rPr>
+        <w:t xml:space="preserve"> pp128/tg64 = 11.08 / </w:t>
+      </w:r>
+      <w:r>
+        <w:rPr>
+          <w:rFonts w:hint="eastAsia" w:ascii="宋体" w:hAnsi="宋体" w:eastAsia="宋体" w:cs="宋体"/>
+        </w:rPr>
+        <w:t xml:space="preserve">2.89（与上表</w:t>
+      </w:r>
+      <w:r>
+        <w:rPr>
+          <w:rFonts w:ascii="宋体" w:hAnsi="宋体" w:eastAsia="宋体" w:cs="宋体"/>
+        </w:rPr>
+        <w:t xml:space="preserve"> 10.40 / 2.84 </w:t>
+      </w:r>
+      <w:r>
+        <w:rPr>
+          <w:rFonts w:hint="eastAsia" w:ascii="宋体" w:hAnsi="宋体" w:eastAsia="宋体" w:cs="宋体"/>
+        </w:rPr>
+        <w:t xml:space="preserve">一致）；8</w:t>
+      </w:r>
+      <w:r>
+        <w:t xml:space="preserve"> </w:t>
+      </w:r>
+      <w:r>
+        <w:rPr>
+          <w:rFonts w:hint="eastAsia" w:ascii="宋体" w:hAnsi="宋体" w:eastAsia="宋体" w:cs="宋体"/>
+        </w:rPr>
+        <w:t xml:space="preserve">线程</w:t>
+      </w:r>
+      <w:r>
+        <w:rPr>
+          <w:rFonts w:ascii="宋体" w:hAnsi="宋体" w:eastAsia="宋体" w:cs="宋体"/>
+        </w:rPr>
+        <w:t xml:space="preserve"> pp128 = </w:t>
+      </w:r>
+      <w:r>
+        <w:rPr>
+          <w:rFonts w:hint="eastAsia" w:ascii="宋体" w:hAnsi="宋体" w:eastAsia="宋体" w:cs="宋体"/>
+        </w:rPr>
+        <w:t xml:space="preserve">10.24（确证”不提升</w:t>
+      </w:r>
+      <w:r>
+        <w:t xml:space="preserve"> </w:t>
+      </w:r>
+      <w:r>
+        <w:rPr>
+          <w:rFonts w:hint="eastAsia" w:ascii="宋体" w:hAnsi="宋体" w:eastAsia="宋体" w:cs="宋体"/>
+        </w:rPr>
+        <w:t xml:space="preserve">prefill”），</w:t>
+      </w:r>
+      <w:r>
+        <w:t xml:space="preserve"> </w:t>
+      </w:r>
+      <w:r>
+        <w:rPr>
+          <w:rFonts w:hint="eastAsia" w:ascii="宋体" w:hAnsi="宋体" w:eastAsia="宋体" w:cs="宋体"/>
+        </w:rPr>
+        <w:t xml:space="preserve">但</w:t>
+      </w:r>
+      <w:r>
+        <w:rPr>
+          <w:rFonts w:ascii="宋体" w:hAnsi="宋体" w:eastAsia="宋体" w:cs="宋体"/>
+        </w:rPr>
+        <w:t xml:space="preserve"> tg64 </w:t>
+      </w:r>
+      <w:r>
+        <w:rPr>
+          <w:rFonts w:hint="eastAsia" w:ascii="宋体" w:hAnsi="宋体" w:eastAsia="宋体" w:cs="宋体"/>
+        </w:rPr>
+        <w:t xml:space="preserve">一组在</w:t>
+      </w:r>
+      <w:r>
+        <w:t xml:space="preserve"> </w:t>
+      </w:r>
+      <w:r>
+        <w:rPr>
+          <w:rFonts w:ascii="宋体" w:hAnsi="宋体" w:eastAsia="宋体" w:cs="宋体"/>
+          <w:b/>
+          <w:bCs/>
+        </w:rPr>
+        <w:t xml:space="preserve">240 </w:t>
+      </w:r>
+      <w:r>
+        <w:rPr>
+          <w:rFonts w:hint="eastAsia" w:ascii="宋体" w:hAnsi="宋体" w:eastAsia="宋体" w:cs="宋体"/>
+          <w:b/>
+          <w:bCs/>
+        </w:rPr>
+        <w:t xml:space="preserve">秒内未跑完</w:t>
+      </w:r>
+      <w:r>
+        <w:rPr>
+          <w:rFonts w:ascii="宋体" w:hAnsi="宋体" w:eastAsia="宋体" w:cs="宋体"/>
+        </w:rPr>
+        <w:t xml:space="preserve">——</w:t>
+      </w:r>
+      <w:r>
+        <w:rPr>
+          <w:rStyle w:val="VerbatimChar"/>
+          <w:rFonts w:ascii="宋体" w:hAnsi="宋体" w:eastAsia="宋体" w:cs="宋体"/>
+        </w:rPr>
+        <w:t xml:space="preserve">llama-bench -t 8</w:t>
+      </w:r>
+      <w:r>
+        <w:t xml:space="preserve"> </w:t>
+      </w:r>
+      <w:r>
+        <w:rPr>
+          <w:rFonts w:hint="eastAsia" w:ascii="宋体" w:hAnsi="宋体" w:eastAsia="宋体" w:cs="宋体"/>
+        </w:rPr>
+        <w:t xml:space="preserve">的</w:t>
+      </w:r>
+      <w:r>
+        <w:rPr>
+          <w:rFonts w:ascii="宋体" w:hAnsi="宋体" w:eastAsia="宋体" w:cs="宋体"/>
+        </w:rPr>
+        <w:t xml:space="preserve"> decode </w:t>
+      </w:r>
+      <w:r>
+        <w:rPr>
+          <w:rFonts w:hint="eastAsia" w:ascii="宋体" w:hAnsi="宋体" w:eastAsia="宋体" w:cs="宋体"/>
+        </w:rPr>
+        <w:t xml:space="preserve">比记录的</w:t>
+      </w:r>
+      <w:r>
+        <w:rPr>
+          <w:rFonts w:ascii="宋体" w:hAnsi="宋体" w:eastAsia="宋体" w:cs="宋体"/>
+        </w:rPr>
+        <w:t xml:space="preserve"> 0.86 t/s </w:t>
+      </w:r>
+      <w:r>
+        <w:rPr>
+          <w:rFonts w:hint="eastAsia" w:ascii="宋体" w:hAnsi="宋体" w:eastAsia="宋体" w:cs="宋体"/>
+        </w:rPr>
+        <w:t xml:space="preserve">还要慢，实测时不要用</w:t>
+      </w:r>
+      <w:r>
+        <w:t xml:space="preserve"> </w:t>
+      </w:r>
+      <w:r>
+        <w:rPr>
+          <w:rStyle w:val="VerbatimChar"/>
+          <w:rFonts w:ascii="宋体" w:hAnsi="宋体" w:eastAsia="宋体" w:cs="宋体"/>
+        </w:rPr>
+        <w:t xml:space="preserve">-t 8</w:t>
+      </w:r>
+      <w:r>
+        <w:t xml:space="preserve"> </w:t>
+      </w:r>
+      <w:r>
+        <w:rPr>
+          <w:rFonts w:hint="eastAsia" w:ascii="宋体" w:hAnsi="宋体" w:eastAsia="宋体" w:cs="宋体"/>
+        </w:rPr>
+        <w:t xml:space="preserve">做长测。</w:t>
+      </w:r>
+    </w:p>
+    <w:p>
+      <w:pPr>
+        <w:pStyle w:val="FirstParagraph"/>
       </w:pPr>
       <w:r>
         <w:rPr>
@@ -15739,8 +15908,8 @@
         <w:t xml:space="preserve">当作硬性要求，而非”建议”。</w:t>
       </w:r>
     </w:p>
-    <w:bookmarkEnd w:id="38"/>
-    <w:bookmarkStart w:id="42" w:name="量化类型与-ime-白名单实测边界"/>
+    <w:bookmarkEnd w:id="136"/>
+    <w:bookmarkStart w:id="140" w:name="量化类型与-ime-白名单实测边界"/>
     <w:p>
       <w:pPr>
         <w:pStyle w:val="Heading3"/>
@@ -16309,10 +16478,118 @@
             <w:r>
               <w:rPr>
                 <w:rFonts w:ascii="宋体" w:hAnsi="宋体" w:eastAsia="宋体" w:cs="宋体"/>
+              </w:rPr>
+              <w:t xml:space="preserve">31~32 °C ①</w:t>
+            </w:r>
+          </w:p>
+        </w:tc>
+        <w:tc>
+          <w:tcPr/>
+          <w:p>
+            <w:pPr>
+              <w:pStyle w:val="Compact"/>
+            </w:pPr>
+            <w:r>
+              <w:rPr>
+                <w:rFonts w:hint="eastAsia" w:ascii="宋体" w:hAnsi="宋体" w:eastAsia="宋体" w:cs="宋体"/>
+              </w:rPr>
+              <w:t xml:space="preserve">白名单外</w:t>
+            </w:r>
+          </w:p>
+        </w:tc>
+      </w:tr>
+      <w:tr>
+        <w:tc>
+          <w:tcPr/>
+          <w:p>
+            <w:pPr>
+              <w:pStyle w:val="Compact"/>
+            </w:pPr>
+            <w:r>
+              <w:rPr>
+                <w:rFonts w:ascii="宋体" w:hAnsi="宋体" w:eastAsia="宋体" w:cs="宋体"/>
+              </w:rPr>
+              <w:t xml:space="preserve">Q3_K_M</w:t>
+            </w:r>
+          </w:p>
+        </w:tc>
+        <w:tc>
+          <w:tcPr/>
+          <w:p>
+            <w:pPr>
+              <w:pStyle w:val="Compact"/>
+            </w:pPr>
+            <w:r>
+              <w:rPr>
+                <w:rFonts w:ascii="宋体" w:hAnsi="宋体" w:eastAsia="宋体" w:cs="宋体"/>
+              </w:rPr>
+              <w:t xml:space="preserve">2.30 GiB</w:t>
+            </w:r>
+          </w:p>
+        </w:tc>
+        <w:tc>
+          <w:tcPr/>
+          <w:p>
+            <w:pPr>
+              <w:pStyle w:val="Compact"/>
+            </w:pPr>
+            <w:r>
+              <w:rPr>
+                <w:rFonts w:ascii="宋体" w:hAnsi="宋体" w:eastAsia="宋体" w:cs="宋体"/>
+              </w:rPr>
+              <w:t xml:space="preserve">—</w:t>
+            </w:r>
+          </w:p>
+        </w:tc>
+        <w:tc>
+          <w:tcPr/>
+          <w:p>
+            <w:pPr>
+              <w:pStyle w:val="Compact"/>
+            </w:pPr>
+            <w:r>
+              <w:rPr>
+                <w:rFonts w:ascii="宋体" w:hAnsi="宋体" w:eastAsia="宋体" w:cs="宋体"/>
+              </w:rPr>
+              <w:t xml:space="preserve">—</w:t>
+            </w:r>
+          </w:p>
+        </w:tc>
+        <w:tc>
+          <w:tcPr/>
+          <w:p>
+            <w:pPr>
+              <w:pStyle w:val="Compact"/>
+            </w:pPr>
+            <w:r>
+              <w:rPr>
+                <w:rFonts w:ascii="宋体" w:hAnsi="宋体" w:eastAsia="宋体" w:cs="宋体"/>
                 <w:b/>
                 <w:bCs/>
               </w:rPr>
-              <w:t xml:space="preserve">32 °C</w:t>
+              <w:t xml:space="preserve">20 min </w:t>
+            </w:r>
+            <w:r>
+              <w:rPr>
+                <w:rFonts w:hint="eastAsia" w:ascii="宋体" w:hAnsi="宋体" w:eastAsia="宋体" w:cs="宋体"/>
+                <w:b/>
+                <w:bCs/>
+              </w:rPr>
+              <w:t xml:space="preserve">未完成</w:t>
+            </w:r>
+          </w:p>
+        </w:tc>
+        <w:tc>
+          <w:tcPr/>
+          <w:p>
+            <w:pPr>
+              <w:pStyle w:val="Compact"/>
+            </w:pPr>
+            <w:r>
+              <w:rPr>
+                <w:rFonts w:ascii="宋体" w:hAnsi="宋体" w:eastAsia="宋体" w:cs="宋体"/>
+              </w:rPr>
+              <w:t xml:space="preserve">31~32 °C ①</w:t>
             </w:r>
           </w:p>
         </w:tc>
@@ -16342,21 +16619,21 @@
               <w:rPr>
                 <w:rFonts w:ascii="宋体" w:hAnsi="宋体" w:eastAsia="宋体" w:cs="宋体"/>
               </w:rPr>
-              <w:t xml:space="preserve">Q3_K_M</w:t>
-            </w:r>
-          </w:p>
-        </w:tc>
-        <w:tc>
-          <w:tcPr/>
-          <w:p>
-            <w:pPr>
-              <w:pStyle w:val="Compact"/>
-            </w:pPr>
-            <w:r>
-              <w:rPr>
-                <w:rFonts w:ascii="宋体" w:hAnsi="宋体" w:eastAsia="宋体" w:cs="宋体"/>
-              </w:rPr>
-              <w:t xml:space="preserve">2.30 GiB</w:t>
+              <w:t xml:space="preserve">KV q8_0</w:t>
+            </w:r>
+          </w:p>
+        </w:tc>
+        <w:tc>
+          <w:tcPr/>
+          <w:p>
+            <w:pPr>
+              <w:pStyle w:val="Compact"/>
+            </w:pPr>
+            <w:r>
+              <w:rPr>
+                <w:rFonts w:ascii="宋体" w:hAnsi="宋体" w:eastAsia="宋体" w:cs="宋体"/>
+              </w:rPr>
+              <w:t xml:space="preserve">—</w:t>
             </w:r>
           </w:p>
         </w:tc>
@@ -16400,7 +16677,7 @@
                 <w:b/>
                 <w:bCs/>
               </w:rPr>
-              <w:t xml:space="preserve">20 min </w:t>
+              <w:t xml:space="preserve">31 min </w:t>
             </w:r>
             <w:r>
               <w:rPr>
@@ -16421,122 +16698,8 @@
             <w:r>
               <w:rPr>
                 <w:rFonts w:ascii="宋体" w:hAnsi="宋体" w:eastAsia="宋体" w:cs="宋体"/>
-                <w:b/>
-                <w:bCs/>
-              </w:rPr>
-              <w:t xml:space="preserve">31 °C</w:t>
-            </w:r>
-          </w:p>
-        </w:tc>
-        <w:tc>
-          <w:tcPr/>
-          <w:p>
-            <w:pPr>
-              <w:pStyle w:val="Compact"/>
-            </w:pPr>
-            <w:r>
-              <w:rPr>
-                <w:rFonts w:hint="eastAsia" w:ascii="宋体" w:hAnsi="宋体" w:eastAsia="宋体" w:cs="宋体"/>
-              </w:rPr>
-              <w:t xml:space="preserve">白名单外</w:t>
-            </w:r>
-          </w:p>
-        </w:tc>
-      </w:tr>
-      <w:tr>
-        <w:tc>
-          <w:tcPr/>
-          <w:p>
-            <w:pPr>
-              <w:pStyle w:val="Compact"/>
-            </w:pPr>
-            <w:r>
-              <w:rPr>
-                <w:rFonts w:ascii="宋体" w:hAnsi="宋体" w:eastAsia="宋体" w:cs="宋体"/>
-              </w:rPr>
-              <w:t xml:space="preserve">KV q8_0</w:t>
-            </w:r>
-          </w:p>
-        </w:tc>
-        <w:tc>
-          <w:tcPr/>
-          <w:p>
-            <w:pPr>
-              <w:pStyle w:val="Compact"/>
-            </w:pPr>
-            <w:r>
-              <w:rPr>
-                <w:rFonts w:ascii="宋体" w:hAnsi="宋体" w:eastAsia="宋体" w:cs="宋体"/>
-              </w:rPr>
-              <w:t xml:space="preserve">—</w:t>
-            </w:r>
-          </w:p>
-        </w:tc>
-        <w:tc>
-          <w:tcPr/>
-          <w:p>
-            <w:pPr>
-              <w:pStyle w:val="Compact"/>
-            </w:pPr>
-            <w:r>
-              <w:rPr>
-                <w:rFonts w:ascii="宋体" w:hAnsi="宋体" w:eastAsia="宋体" w:cs="宋体"/>
-              </w:rPr>
-              <w:t xml:space="preserve">—</w:t>
-            </w:r>
-          </w:p>
-        </w:tc>
-        <w:tc>
-          <w:tcPr/>
-          <w:p>
-            <w:pPr>
-              <w:pStyle w:val="Compact"/>
-            </w:pPr>
-            <w:r>
-              <w:rPr>
-                <w:rFonts w:ascii="宋体" w:hAnsi="宋体" w:eastAsia="宋体" w:cs="宋体"/>
-              </w:rPr>
-              <w:t xml:space="preserve">—</w:t>
-            </w:r>
-          </w:p>
-        </w:tc>
-        <w:tc>
-          <w:tcPr/>
-          <w:p>
-            <w:pPr>
-              <w:pStyle w:val="Compact"/>
-            </w:pPr>
-            <w:r>
-              <w:rPr>
-                <w:rFonts w:ascii="宋体" w:hAnsi="宋体" w:eastAsia="宋体" w:cs="宋体"/>
-                <w:b/>
-                <w:bCs/>
-              </w:rPr>
-              <w:t xml:space="preserve">31 min </w:t>
-            </w:r>
-            <w:r>
-              <w:rPr>
-                <w:rFonts w:hint="eastAsia" w:ascii="宋体" w:hAnsi="宋体" w:eastAsia="宋体" w:cs="宋体"/>
-                <w:b/>
-                <w:bCs/>
-              </w:rPr>
-              <w:t xml:space="preserve">未完成</w:t>
-            </w:r>
-          </w:p>
-        </w:tc>
-        <w:tc>
-          <w:tcPr/>
-          <w:p>
-            <w:pPr>
-              <w:pStyle w:val="Compact"/>
-            </w:pPr>
-            <w:r>
-              <w:rPr>
-                <w:rFonts w:ascii="宋体" w:hAnsi="宋体" w:eastAsia="宋体" w:cs="宋体"/>
-                <w:b/>
-                <w:bCs/>
-              </w:rPr>
-              <w:t xml:space="preserve">31 °C</w:t>
+              </w:rPr>
+              <w:t xml:space="preserve">31~32 °C ①</w:t>
             </w:r>
           </w:p>
         </w:tc>
@@ -16558,6 +16721,181 @@
     </w:tbl>
     <w:p>
       <w:pPr>
+        <w:pStyle w:val="BlockText"/>
+      </w:pPr>
+      <w:r>
+        <w:rPr>
+          <w:rFonts w:ascii="宋体" w:hAnsi="宋体" w:eastAsia="宋体" w:cs="宋体"/>
+        </w:rPr>
+        <w:t xml:space="preserve">① </w:t>
+      </w:r>
+      <w:r>
+        <w:rPr>
+          <w:rFonts w:hint="eastAsia" w:ascii="宋体" w:hAnsi="宋体" w:eastAsia="宋体" w:cs="宋体"/>
+        </w:rPr>
+        <w:t xml:space="preserve">这三格是当时的</w:t>
+      </w:r>
+      <w:r>
+        <w:rPr>
+          <w:rFonts w:hint="eastAsia" w:ascii="宋体" w:hAnsi="宋体" w:eastAsia="宋体" w:cs="宋体"/>
+          <w:b/>
+          <w:bCs/>
+        </w:rPr>
+        <w:t xml:space="preserve">早期读数，未能复现</w:t>
+      </w:r>
+      <w:r>
+        <w:rPr>
+          <w:rFonts w:ascii="宋体" w:hAnsi="宋体" w:eastAsia="宋体" w:cs="宋体"/>
+        </w:rPr>
+        <w:t xml:space="preserve">。2026-11-01 </w:t>
+      </w:r>
+      <w:r>
+        <w:rPr>
+          <w:rFonts w:hint="eastAsia" w:ascii="宋体" w:hAnsi="宋体" w:eastAsia="宋体" w:cs="宋体"/>
+        </w:rPr>
+        <w:t xml:space="preserve">用</w:t>
+      </w:r>
+      <w:r>
+        <w:rPr>
+          <w:rFonts w:ascii="宋体" w:hAnsi="宋体" w:eastAsia="宋体" w:cs="宋体"/>
+        </w:rPr>
+        <w:t xml:space="preserve"> 4B </w:t>
+      </w:r>
+      <w:r>
+        <w:rPr>
+          <w:rFonts w:hint="eastAsia" w:ascii="宋体" w:hAnsi="宋体" w:eastAsia="宋体" w:cs="宋体"/>
+        </w:rPr>
+        <w:t xml:space="preserve">做受控</w:t>
+      </w:r>
+      <w:r>
+        <w:t xml:space="preserve"> </w:t>
+      </w:r>
+      <w:r>
+        <w:rPr>
+          <w:rFonts w:hint="eastAsia" w:ascii="宋体" w:hAnsi="宋体" w:eastAsia="宋体" w:cs="宋体"/>
+        </w:rPr>
+        <w:t xml:space="preserve">A/B（同机、同</w:t>
+      </w:r>
+      <w:r>
+        <w:rPr>
+          <w:rFonts w:ascii="宋体" w:hAnsi="宋体" w:eastAsia="宋体" w:cs="宋体"/>
+        </w:rPr>
+        <w:t xml:space="preserve"> 4 </w:t>
+      </w:r>
+      <w:r>
+        <w:rPr>
+          <w:rFonts w:hint="eastAsia" w:ascii="宋体" w:hAnsi="宋体" w:eastAsia="宋体" w:cs="宋体"/>
+        </w:rPr>
+        <w:t xml:space="preserve">线程、</w:t>
+      </w:r>
+      <w:r>
+        <w:rPr>
+          <w:rStyle w:val="VerbatimChar"/>
+          <w:rFonts w:ascii="宋体" w:hAnsi="宋体" w:eastAsia="宋体" w:cs="宋体"/>
+        </w:rPr>
+        <w:t xml:space="preserve">-p 64 -n 8</w:t>
+      </w:r>
+      <w:r>
+        <w:rPr>
+          <w:rFonts w:hint="eastAsia" w:ascii="宋体" w:hAnsi="宋体" w:eastAsia="宋体" w:cs="宋体"/>
+        </w:rPr>
+        <w:t xml:space="preserve">、每</w:t>
+      </w:r>
+      <w:r>
+        <w:rPr>
+          <w:rFonts w:ascii="宋体" w:hAnsi="宋体" w:eastAsia="宋体" w:cs="宋体"/>
+        </w:rPr>
+        <w:t xml:space="preserve"> 2 s </w:t>
+      </w:r>
+      <w:r>
+        <w:rPr>
+          <w:rFonts w:hint="eastAsia" w:ascii="宋体" w:hAnsi="宋体" w:eastAsia="宋体" w:cs="宋体"/>
+        </w:rPr>
+        <w:t xml:space="preserve">采样，</w:t>
+      </w:r>
+      <w:r>
+        <w:rPr>
+          <w:rStyle w:val="VerbatimChar"/>
+          <w:rFonts w:ascii="宋体" w:hAnsi="宋体" w:eastAsia="宋体" w:cs="宋体"/>
+        </w:rPr>
+        <w:t xml:space="preserve">results/temp_ab_4b_q4_vs_q3km.csv</w:t>
+      </w:r>
+      <w:r>
+        <w:rPr>
+          <w:rFonts w:hint="eastAsia" w:ascii="宋体" w:hAnsi="宋体" w:eastAsia="宋体" w:cs="宋体"/>
+        </w:rPr>
+        <w:t xml:space="preserve">）：</w:t>
+      </w:r>
+      <w:r>
+        <w:t xml:space="preserve"> </w:t>
+      </w:r>
+      <w:r>
+        <w:rPr>
+          <w:rFonts w:hint="eastAsia" w:ascii="宋体" w:hAnsi="宋体" w:eastAsia="宋体" w:cs="宋体"/>
+        </w:rPr>
+        <w:t xml:space="preserve">白名单内</w:t>
+      </w:r>
+      <w:r>
+        <w:rPr>
+          <w:rFonts w:ascii="宋体" w:hAnsi="宋体" w:eastAsia="宋体" w:cs="宋体"/>
+        </w:rPr>
+        <w:t xml:space="preserve"> Q4_0 </w:t>
+      </w:r>
+      <w:r>
+        <w:rPr>
+          <w:rFonts w:hint="eastAsia" w:ascii="宋体" w:hAnsi="宋体" w:eastAsia="宋体" w:cs="宋体"/>
+        </w:rPr>
+        <w:t xml:space="preserve">峰值</w:t>
+      </w:r>
+      <w:r>
+        <w:t xml:space="preserve"> </w:t>
+      </w:r>
+      <w:r>
+        <w:rPr>
+          <w:rFonts w:ascii="宋体" w:hAnsi="宋体" w:eastAsia="宋体" w:cs="宋体"/>
+          <w:b/>
+          <w:bCs/>
+        </w:rPr>
+        <w:t xml:space="preserve">50 °C / CPU 273%</w:t>
+      </w:r>
+      <w:r>
+        <w:rPr>
+          <w:rFonts w:hint="eastAsia" w:ascii="宋体" w:hAnsi="宋体" w:eastAsia="宋体" w:cs="宋体"/>
+        </w:rPr>
+        <w:t xml:space="preserve">，白名单外</w:t>
+      </w:r>
+      <w:r>
+        <w:rPr>
+          <w:rFonts w:ascii="宋体" w:hAnsi="宋体" w:eastAsia="宋体" w:cs="宋体"/>
+        </w:rPr>
+        <w:t xml:space="preserve"> Q3_K_M </w:t>
+      </w:r>
+      <w:r>
+        <w:rPr>
+          <w:rFonts w:hint="eastAsia" w:ascii="宋体" w:hAnsi="宋体" w:eastAsia="宋体" w:cs="宋体"/>
+        </w:rPr>
+        <w:t xml:space="preserve">峰值</w:t>
+      </w:r>
+      <w:r>
+        <w:t xml:space="preserve"> </w:t>
+      </w:r>
+      <w:r>
+        <w:rPr>
+          <w:rFonts w:ascii="宋体" w:hAnsi="宋体" w:eastAsia="宋体" w:cs="宋体"/>
+          <w:b/>
+          <w:bCs/>
+        </w:rPr>
+        <w:t xml:space="preserve">53 °C / CPU 329%</w:t>
+      </w:r>
+      <w:r>
+        <w:rPr>
+          <w:rFonts w:hint="eastAsia" w:ascii="宋体" w:hAnsi="宋体" w:eastAsia="宋体" w:cs="宋体"/>
+        </w:rPr>
+        <w:t xml:space="preserve">——非白名单反而更热。详见下方说明。</w:t>
+      </w:r>
+    </w:p>
+    <w:p>
+      <w:pPr>
         <w:pStyle w:val="CaptionedFigure"/>
       </w:pPr>
       <w:r>
@@ -16565,18 +16903,18 @@
           <wp:inline>
             <wp:extent cx="5334000" cy="2756515"/>
             <wp:effectExtent b="0" l="0" r="0" t="0"/>
-            <wp:docPr descr="图 8-2 量化类型的二元判定：命中 IME 白名单的两种格式 6.9/10.7 分钟跑完，其余三种 20~50 分钟未完成（斜纹）" title="" id="40" name="Picture"/>
+            <wp:docPr descr="图 8-2 量化类型的二元判定：命中 IME 白名单的两种格式 6.9/10.7 分钟跑完，其余三种 20~50 分钟未完成（斜纹）" title="" id="138" name="Picture"/>
             <a:graphic>
               <a:graphicData uri="http://schemas.openxmlformats.org/drawingml/2006/picture">
                 <pic:pic>
                   <pic:nvPicPr>
-                    <pic:cNvPr descr="figs/fig3_whitelist.png" id="41" name="Picture"/>
+                    <pic:cNvPr descr="figs/fig3_whitelist.png" id="139" name="Picture"/>
                     <pic:cNvPicPr>
                       <a:picLocks noChangeArrowheads="1" noChangeAspect="1"/>
                     </pic:cNvPicPr>
                   </pic:nvPicPr>
                   <pic:blipFill>
-                    <a:blip r:embed="rId39"/>
+                    <a:blip r:embed="rId137"/>
                     <a:stretch>
                       <a:fillRect/>
                     </a:stretch>
@@ -16672,115 +17010,22 @@
           <w:b/>
           <w:bCs/>
         </w:rPr>
-        <w:t xml:space="preserve">温度判据（本节的方法论贡献）</w:t>
-      </w:r>
-      <w:r>
-        <w:rPr>
-          <w:rFonts w:hint="eastAsia" w:ascii="宋体" w:hAnsi="宋体" w:eastAsia="宋体" w:cs="宋体"/>
-        </w:rPr>
-        <w:t xml:space="preserve">：4</w:t>
-      </w:r>
-      <w:r>
-        <w:t xml:space="preserve"> </w:t>
-      </w:r>
-      <w:r>
-        <w:rPr>
-          <w:rFonts w:hint="eastAsia" w:ascii="宋体" w:hAnsi="宋体" w:eastAsia="宋体" w:cs="宋体"/>
-        </w:rPr>
-        <w:t xml:space="preserve">核满载执行</w:t>
-      </w:r>
-      <w:r>
-        <w:rPr>
-          <w:rFonts w:ascii="宋体" w:hAnsi="宋体" w:eastAsia="宋体" w:cs="宋体"/>
-        </w:rPr>
-        <w:t xml:space="preserve"> IME </w:t>
-      </w:r>
-      <w:r>
-        <w:rPr>
-          <w:rFonts w:hint="eastAsia" w:ascii="宋体" w:hAnsi="宋体" w:eastAsia="宋体" w:cs="宋体"/>
-        </w:rPr>
-        <w:t xml:space="preserve">向量指令时</w:t>
-      </w:r>
-      <w:r>
-        <w:rPr>
-          <w:rFonts w:ascii="宋体" w:hAnsi="宋体" w:eastAsia="宋体" w:cs="宋体"/>
-        </w:rPr>
-        <w:t xml:space="preserve"> SoC </w:t>
-      </w:r>
-      <w:r>
-        <w:rPr>
-          <w:rFonts w:hint="eastAsia" w:ascii="宋体" w:hAnsi="宋体" w:eastAsia="宋体" w:cs="宋体"/>
-        </w:rPr>
-        <w:t xml:space="preserve">温度稳定在</w:t>
-      </w:r>
-      <w:r>
-        <w:t xml:space="preserve"> </w:t>
-      </w:r>
-      <w:r>
-        <w:rPr>
-          <w:rFonts w:ascii="宋体" w:hAnsi="宋体" w:eastAsia="宋体" w:cs="宋体"/>
-          <w:b/>
-          <w:bCs/>
-        </w:rPr>
-        <w:t xml:space="preserve">55 °C </w:t>
-      </w:r>
-      <w:r>
-        <w:rPr>
-          <w:rFonts w:hint="eastAsia" w:ascii="宋体" w:hAnsi="宋体" w:eastAsia="宋体" w:cs="宋体"/>
-          <w:b/>
-          <w:bCs/>
-        </w:rPr>
-        <w:t xml:space="preserve">以上</w:t>
-      </w:r>
-      <w:r>
-        <w:rPr>
-          <w:rFonts w:hint="eastAsia" w:ascii="宋体" w:hAnsi="宋体" w:eastAsia="宋体" w:cs="宋体"/>
-        </w:rPr>
-        <w:t xml:space="preserve">；走通用标量路径时，即使</w:t>
-      </w:r>
-      <w:r>
-        <w:rPr>
-          <w:rFonts w:ascii="宋体" w:hAnsi="宋体" w:eastAsia="宋体" w:cs="宋体"/>
-        </w:rPr>
-        <w:t xml:space="preserve"> CPU </w:t>
-      </w:r>
-      <w:r>
-        <w:rPr>
-          <w:rFonts w:hint="eastAsia" w:ascii="宋体" w:hAnsi="宋体" w:eastAsia="宋体" w:cs="宋体"/>
-        </w:rPr>
-        <w:t xml:space="preserve">占用达</w:t>
-      </w:r>
-      <w:r>
-        <w:t xml:space="preserve"> </w:t>
-      </w:r>
-      <w:r>
-        <w:rPr>
-          <w:rFonts w:hint="eastAsia" w:ascii="宋体" w:hAnsi="宋体" w:eastAsia="宋体" w:cs="宋体"/>
-        </w:rPr>
-        <w:t xml:space="preserve">390%，温度仅</w:t>
-      </w:r>
-      <w:r>
-        <w:t xml:space="preserve"> </w:t>
-      </w:r>
-      <w:r>
-        <w:rPr>
-          <w:rFonts w:ascii="宋体" w:hAnsi="宋体" w:eastAsia="宋体" w:cs="宋体"/>
-          <w:b/>
-          <w:bCs/>
-        </w:rPr>
-        <w:t xml:space="preserve">31~32 °C</w:t>
-      </w:r>
-      <w:r>
-        <w:rPr>
-          <w:rFonts w:ascii="宋体" w:hAnsi="宋体" w:eastAsia="宋体" w:cs="宋体"/>
-        </w:rPr>
-        <w:t xml:space="preserve">——CPU </w:t>
-      </w:r>
-      <w:r>
-        <w:rPr>
-          <w:rFonts w:hint="eastAsia" w:ascii="宋体" w:hAnsi="宋体" w:eastAsia="宋体" w:cs="宋体"/>
-        </w:rPr>
-        <w:t xml:space="preserve">每个周期完成的有效运算量极低，功耗随之下降。</w:t>
+        <w:t xml:space="preserve">温度判据：曾作为临时观察，2026-11-01</w:t>
+      </w:r>
+      <w:r>
+        <w:rPr>
+          <w:b/>
+          <w:bCs/>
+        </w:rPr>
+        <w:t xml:space="preserve"> </w:t>
+      </w:r>
+      <w:r>
+        <w:rPr>
+          <w:rFonts w:hint="eastAsia" w:ascii="宋体" w:hAnsi="宋体" w:eastAsia="宋体" w:cs="宋体"/>
+          <w:b/>
+          <w:bCs/>
+        </w:rPr>
+        <w:t xml:space="preserve">复测后撤回。</w:t>
       </w:r>
     </w:p>
     <w:p>
@@ -16789,336 +17034,69 @@
       </w:pPr>
       <w:r>
         <w:rPr>
-          <w:rFonts w:ascii="宋体" w:hAnsi="宋体" w:eastAsia="宋体" w:cs="宋体"/>
-        </w:rPr>
-        <w:t xml:space="preserve">⇒</w:t>
-      </w:r>
-      <w:r>
-        <w:t xml:space="preserve"> </w:t>
-      </w:r>
-      <w:r>
-        <w:rPr>
-          <w:rFonts w:hint="eastAsia" w:ascii="宋体" w:hAnsi="宋体" w:eastAsia="宋体" w:cs="宋体"/>
-          <w:b/>
-          <w:bCs/>
-        </w:rPr>
-        <w:t xml:space="preserve">判断某个量化格式是否命中加速路径，不必等待数十分钟的基准跑完，启动后观察</w:t>
-      </w:r>
-      <w:r>
-        <w:rPr>
-          <w:rFonts w:ascii="宋体" w:hAnsi="宋体" w:eastAsia="宋体" w:cs="宋体"/>
-          <w:b/>
-          <w:bCs/>
-        </w:rPr>
-        <w:t xml:space="preserve"> 30 </w:t>
-      </w:r>
-      <w:r>
-        <w:rPr>
-          <w:rFonts w:hint="eastAsia" w:ascii="宋体" w:hAnsi="宋体" w:eastAsia="宋体" w:cs="宋体"/>
-          <w:b/>
-          <w:bCs/>
-        </w:rPr>
-        <w:t xml:space="preserve">秒温度即可判定。</w:t>
-      </w:r>
-    </w:p>
-    <w:p>
-      <w:pPr>
-        <w:pStyle w:val="BodyText"/>
-      </w:pPr>
-      <w:r>
-        <w:rPr>
-          <w:rFonts w:hint="eastAsia" w:ascii="宋体" w:hAnsi="宋体" w:eastAsia="宋体" w:cs="宋体"/>
-          <w:b/>
-          <w:bCs/>
-        </w:rPr>
-        <w:t xml:space="preserve">两条可操作结论</w:t>
-      </w:r>
-      <w:r>
-        <w:rPr>
-          <w:rFonts w:hint="eastAsia" w:ascii="宋体" w:hAnsi="宋体" w:eastAsia="宋体" w:cs="宋体"/>
-        </w:rPr>
-        <w:t xml:space="preserve">：</w:t>
-      </w:r>
-    </w:p>
-    <w:p>
-      <w:pPr>
-        <w:pStyle w:val="Compact"/>
-        <w:numPr>
-          <w:ilvl w:val="0"/>
-          <w:numId w:val="1007"/>
-        </w:numPr>
-      </w:pPr>
-      <w:r>
-        <w:rPr>
-          <w:rFonts w:hint="eastAsia" w:ascii="宋体" w:hAnsi="宋体" w:eastAsia="宋体" w:cs="宋体"/>
-          <w:b/>
-          <w:bCs/>
-        </w:rPr>
-        <w:t xml:space="preserve">文档的”支持类型列表”与实际不完全一致</w:t>
-      </w:r>
-      <w:r>
-        <w:rPr>
-          <w:rFonts w:hint="eastAsia" w:ascii="宋体" w:hAnsi="宋体" w:eastAsia="宋体" w:cs="宋体"/>
-        </w:rPr>
-        <w:t xml:space="preserve">：</w:t>
-      </w:r>
-      <w:r>
-        <w:rPr>
-          <w:rStyle w:val="VerbatimChar"/>
-          <w:rFonts w:ascii="宋体" w:hAnsi="宋体" w:eastAsia="宋体" w:cs="宋体"/>
-        </w:rPr>
-        <w:t xml:space="preserve">Q3_K</w:t>
-      </w:r>
-      <w:r>
-        <w:t xml:space="preserve"> </w:t>
-      </w:r>
-      <w:r>
-        <w:rPr>
-          <w:rFonts w:hint="eastAsia" w:ascii="宋体" w:hAnsi="宋体" w:eastAsia="宋体" w:cs="宋体"/>
-        </w:rPr>
-        <w:t xml:space="preserve">被列入，但</w:t>
-      </w:r>
-      <w:r>
-        <w:t xml:space="preserve"> </w:t>
-      </w:r>
-      <w:r>
-        <w:rPr>
-          <w:rStyle w:val="VerbatimChar"/>
-          <w:rFonts w:ascii="宋体" w:hAnsi="宋体" w:eastAsia="宋体" w:cs="宋体"/>
-        </w:rPr>
-        <w:t xml:space="preserve">Q3_K_M</w:t>
-      </w:r>
-      <w:r>
-        <w:t xml:space="preserve"> </w:t>
-      </w:r>
-      <w:r>
-        <w:rPr>
-          <w:rFonts w:hint="eastAsia" w:ascii="宋体" w:hAnsi="宋体" w:eastAsia="宋体" w:cs="宋体"/>
-        </w:rPr>
-        <w:t xml:space="preserve">实测未命中。必须以实测为准。</w:t>
-      </w:r>
-    </w:p>
-    <w:p>
-      <w:pPr>
-        <w:pStyle w:val="Compact"/>
-        <w:numPr>
-          <w:ilvl w:val="0"/>
-          <w:numId w:val="1007"/>
-        </w:numPr>
-      </w:pPr>
-      <w:r>
-        <w:rPr>
-          <w:rFonts w:hint="eastAsia" w:ascii="宋体" w:hAnsi="宋体" w:eastAsia="宋体" w:cs="宋体"/>
-          <w:b/>
-          <w:bCs/>
-        </w:rPr>
-        <w:t xml:space="preserve">性能差异不是体积驱动的连续梯度，而是”是否命中白名单”的二元判断</w:t>
-      </w:r>
-      <w:r>
-        <w:rPr>
-          <w:rFonts w:hint="eastAsia" w:ascii="宋体" w:hAnsi="宋体" w:eastAsia="宋体" w:cs="宋体"/>
-        </w:rPr>
-        <w:t xml:space="preserve">——体积仅差</w:t>
-      </w:r>
-      <w:r>
-        <w:rPr>
-          <w:rFonts w:ascii="宋体" w:hAnsi="宋体" w:eastAsia="宋体" w:cs="宋体"/>
-        </w:rPr>
-        <w:t xml:space="preserve"> 16% </w:t>
-      </w:r>
-      <w:r>
-        <w:rPr>
-          <w:rFonts w:hint="eastAsia" w:ascii="宋体" w:hAnsi="宋体" w:eastAsia="宋体" w:cs="宋体"/>
-        </w:rPr>
-        <w:t xml:space="preserve">的</w:t>
-      </w:r>
-      <w:r>
-        <w:rPr>
-          <w:rFonts w:ascii="宋体" w:hAnsi="宋体" w:eastAsia="宋体" w:cs="宋体"/>
-        </w:rPr>
-        <w:t xml:space="preserve"> Q5_K_M </w:t>
-      </w:r>
-      <w:r>
-        <w:rPr>
-          <w:rFonts w:hint="eastAsia" w:ascii="宋体" w:hAnsi="宋体" w:eastAsia="宋体" w:cs="宋体"/>
-        </w:rPr>
-        <w:t xml:space="preserve">与</w:t>
-      </w:r>
-      <w:r>
-        <w:t xml:space="preserve"> </w:t>
-      </w:r>
-      <w:r>
-        <w:rPr>
-          <w:rFonts w:hint="eastAsia" w:ascii="宋体" w:hAnsi="宋体" w:eastAsia="宋体" w:cs="宋体"/>
-        </w:rPr>
-        <w:t xml:space="preserve">Q4_K_M，耗时相差</w:t>
-      </w:r>
-      <w:r>
-        <w:rPr>
-          <w:rFonts w:ascii="宋体" w:hAnsi="宋体" w:eastAsia="宋体" w:cs="宋体"/>
-        </w:rPr>
-        <w:t xml:space="preserve"> 7 </w:t>
-      </w:r>
-      <w:r>
-        <w:rPr>
-          <w:rFonts w:hint="eastAsia" w:ascii="宋体" w:hAnsi="宋体" w:eastAsia="宋体" w:cs="宋体"/>
-        </w:rPr>
-        <w:t xml:space="preserve">倍以上。</w:t>
-      </w:r>
-    </w:p>
-    <w:bookmarkEnd w:id="42"/>
-    <w:bookmarkStart w:id="43" w:name="kv-cache-量化"/>
-    <w:p>
-      <w:pPr>
-        <w:pStyle w:val="Heading3"/>
-      </w:pPr>
-      <w:r>
-        <w:rPr>
-          <w:rFonts w:ascii="黑体" w:hAnsi="黑体" w:eastAsia="黑体" w:cs="黑体"/>
-        </w:rPr>
-        <w:t xml:space="preserve">8.5 KV cache </w:t>
-      </w:r>
-      <w:r>
-        <w:rPr>
-          <w:rFonts w:hint="eastAsia" w:ascii="黑体" w:hAnsi="黑体" w:eastAsia="黑体" w:cs="黑体"/>
-        </w:rPr>
-        <w:t xml:space="preserve">量化</w:t>
-      </w:r>
-    </w:p>
-    <w:p>
-      <w:pPr>
-        <w:pStyle w:val="FirstParagraph"/>
-      </w:pPr>
-      <w:r>
-        <w:rPr>
-          <w:rFonts w:hint="eastAsia" w:ascii="宋体" w:hAnsi="宋体" w:eastAsia="宋体" w:cs="宋体"/>
-        </w:rPr>
-        <w:t xml:space="preserve">完整实验与结论见</w:t>
-      </w:r>
-      <w:r>
-        <w:t xml:space="preserve"> </w:t>
-      </w:r>
-      <w:r>
-        <w:rPr>
-          <w:rFonts w:ascii="宋体" w:hAnsi="宋体" w:eastAsia="宋体" w:cs="宋体"/>
-          <w:b/>
-          <w:bCs/>
-        </w:rPr>
-        <w:t xml:space="preserve">§9.4</w:t>
-      </w:r>
-      <w:r>
-        <w:rPr>
-          <w:rFonts w:hint="eastAsia" w:ascii="宋体" w:hAnsi="宋体" w:eastAsia="宋体" w:cs="宋体"/>
-        </w:rPr>
-        <w:t xml:space="preserve">（KV</w:t>
-      </w:r>
-      <w:r>
-        <w:t xml:space="preserve"> </w:t>
-      </w:r>
-      <w:r>
-        <w:rPr>
-          <w:rFonts w:hint="eastAsia" w:ascii="宋体" w:hAnsi="宋体" w:eastAsia="宋体" w:cs="宋体"/>
-        </w:rPr>
-        <w:t xml:space="preserve">量化属长上下文优化项）。核心结论：</w:t>
-      </w:r>
-      <w:r>
-        <w:rPr>
-          <w:rFonts w:ascii="宋体" w:hAnsi="宋体" w:eastAsia="宋体" w:cs="宋体"/>
-          <w:b/>
-          <w:bCs/>
-        </w:rPr>
-        <w:t xml:space="preserve">q8_0 KV </w:t>
-      </w:r>
-      <w:r>
-        <w:rPr>
-          <w:rFonts w:hint="eastAsia" w:ascii="宋体" w:hAnsi="宋体" w:eastAsia="宋体" w:cs="宋体"/>
-          <w:b/>
-          <w:bCs/>
-        </w:rPr>
-        <w:t xml:space="preserve">在</w:t>
-      </w:r>
-      <w:r>
-        <w:rPr>
-          <w:rFonts w:ascii="宋体" w:hAnsi="宋体" w:eastAsia="宋体" w:cs="宋体"/>
-          <w:b/>
-          <w:bCs/>
-        </w:rPr>
-        <w:t xml:space="preserve"> K1 </w:t>
-      </w:r>
-      <w:r>
-        <w:rPr>
-          <w:rFonts w:hint="eastAsia" w:ascii="宋体" w:hAnsi="宋体" w:eastAsia="宋体" w:cs="宋体"/>
-          <w:b/>
-          <w:bCs/>
-        </w:rPr>
-        <w:t xml:space="preserve">上不可行</w:t>
-      </w:r>
-      <w:r>
-        <w:rPr>
-          <w:rFonts w:ascii="宋体" w:hAnsi="宋体" w:eastAsia="宋体" w:cs="宋体"/>
-        </w:rPr>
-        <w:t xml:space="preserve">——30 </w:t>
-      </w:r>
-      <w:r>
-        <w:rPr>
-          <w:rFonts w:hint="eastAsia" w:ascii="宋体" w:hAnsi="宋体" w:eastAsia="宋体" w:cs="宋体"/>
-        </w:rPr>
-        <w:t xml:space="preserve">分钟未完成同口径</w:t>
-      </w:r>
-      <w:r>
-        <w:rPr>
-          <w:rFonts w:ascii="宋体" w:hAnsi="宋体" w:eastAsia="宋体" w:cs="宋体"/>
-        </w:rPr>
-        <w:t xml:space="preserve"> f16 </w:t>
-      </w:r>
-      <w:r>
-        <w:rPr>
-          <w:rFonts w:hint="eastAsia" w:ascii="宋体" w:hAnsi="宋体" w:eastAsia="宋体" w:cs="宋体"/>
-        </w:rPr>
-        <w:t xml:space="preserve">仅需</w:t>
-      </w:r>
-      <w:r>
-        <w:rPr>
-          <w:rFonts w:ascii="宋体" w:hAnsi="宋体" w:eastAsia="宋体" w:cs="宋体"/>
-        </w:rPr>
-        <w:t xml:space="preserve"> 17.9 </w:t>
-      </w:r>
-      <w:r>
-        <w:rPr>
-          <w:rFonts w:hint="eastAsia" w:ascii="宋体" w:hAnsi="宋体" w:eastAsia="宋体" w:cs="宋体"/>
-        </w:rPr>
-        <w:t xml:space="preserve">分钟的任务，温度</w:t>
-      </w:r>
-      <w:r>
-        <w:rPr>
-          <w:rFonts w:ascii="宋体" w:hAnsi="宋体" w:eastAsia="宋体" w:cs="宋体"/>
-        </w:rPr>
-        <w:t xml:space="preserve"> 31 °C </w:t>
-      </w:r>
-      <w:r>
-        <w:rPr>
-          <w:rFonts w:hint="eastAsia" w:ascii="宋体" w:hAnsi="宋体" w:eastAsia="宋体" w:cs="宋体"/>
-        </w:rPr>
-        <w:t xml:space="preserve">表明注意力通路整体退化到通用实现。</w:t>
-      </w:r>
-    </w:p>
-    <w:bookmarkEnd w:id="43"/>
-    <w:bookmarkStart w:id="44" w:name="归因汇总瀑布"/>
-    <w:p>
-      <w:pPr>
-        <w:pStyle w:val="Heading3"/>
-      </w:pPr>
-      <w:r>
-        <w:rPr>
-          <w:rFonts w:ascii="黑体" w:hAnsi="黑体" w:eastAsia="黑体" w:cs="黑体"/>
-        </w:rPr>
-        <w:t xml:space="preserve">8.6 </w:t>
-      </w:r>
-      <w:r>
-        <w:rPr>
-          <w:rFonts w:hint="eastAsia" w:ascii="黑体" w:hAnsi="黑体" w:eastAsia="黑体" w:cs="黑体"/>
-        </w:rPr>
-        <w:t xml:space="preserve">归因汇总（瀑布）</w:t>
+          <w:rFonts w:hint="eastAsia" w:ascii="宋体" w:hAnsi="宋体" w:eastAsia="宋体" w:cs="宋体"/>
+        </w:rPr>
+        <w:t xml:space="preserve">早期实验中，几次跑不完的非白名单格式”看起来不热”，于是形成过”白名单内</w:t>
+      </w:r>
+      <w:r>
+        <w:rPr>
+          <w:rFonts w:ascii="宋体" w:hAnsi="宋体" w:eastAsia="宋体" w:cs="宋体"/>
+        </w:rPr>
+        <w:t xml:space="preserve"> 55 °C+ / </w:t>
+      </w:r>
+      <w:r>
+        <w:rPr>
+          <w:rFonts w:hint="eastAsia" w:ascii="宋体" w:hAnsi="宋体" w:eastAsia="宋体" w:cs="宋体"/>
+        </w:rPr>
+        <w:t xml:space="preserve">白名单外</w:t>
+      </w:r>
+      <w:r>
+        <w:rPr>
+          <w:rFonts w:ascii="宋体" w:hAnsi="宋体" w:eastAsia="宋体" w:cs="宋体"/>
+        </w:rPr>
+        <w:t xml:space="preserve"> 31~32 </w:t>
+      </w:r>
+      <w:r>
+        <w:rPr>
+          <w:rFonts w:hint="eastAsia" w:ascii="宋体" w:hAnsi="宋体" w:eastAsia="宋体" w:cs="宋体"/>
+        </w:rPr>
+        <w:t xml:space="preserve">°C”的二元判据。但用</w:t>
+      </w:r>
+      <w:r>
+        <w:rPr>
+          <w:rFonts w:ascii="宋体" w:hAnsi="宋体" w:eastAsia="宋体" w:cs="宋体"/>
+        </w:rPr>
+        <w:t xml:space="preserve"> 4B </w:t>
+      </w:r>
+      <w:r>
+        <w:rPr>
+          <w:rFonts w:hint="eastAsia" w:ascii="宋体" w:hAnsi="宋体" w:eastAsia="宋体" w:cs="宋体"/>
+        </w:rPr>
+        <w:t xml:space="preserve">做受控</w:t>
+      </w:r>
+      <w:r>
+        <w:rPr>
+          <w:rFonts w:ascii="宋体" w:hAnsi="宋体" w:eastAsia="宋体" w:cs="宋体"/>
+        </w:rPr>
+        <w:t xml:space="preserve"> A/B </w:t>
+      </w:r>
+      <w:r>
+        <w:rPr>
+          <w:rFonts w:hint="eastAsia" w:ascii="宋体" w:hAnsi="宋体" w:eastAsia="宋体" w:cs="宋体"/>
+        </w:rPr>
+        <w:t xml:space="preserve">复测（同机、同参数、每</w:t>
+      </w:r>
+      <w:r>
+        <w:rPr>
+          <w:rFonts w:ascii="宋体" w:hAnsi="宋体" w:eastAsia="宋体" w:cs="宋体"/>
+        </w:rPr>
+        <w:t xml:space="preserve"> 2 s </w:t>
+      </w:r>
+      <w:r>
+        <w:rPr>
+          <w:rFonts w:hint="eastAsia" w:ascii="宋体" w:hAnsi="宋体" w:eastAsia="宋体" w:cs="宋体"/>
+        </w:rPr>
+        <w:t xml:space="preserve">采样）后，结论相反：</w:t>
       </w:r>
     </w:p>
     <w:tbl>
@@ -17148,55 +17126,61 @@
               <w:rPr>
                 <w:rFonts w:hint="eastAsia" w:ascii="宋体" w:hAnsi="宋体" w:eastAsia="宋体" w:cs="宋体"/>
               </w:rPr>
-              <w:t xml:space="preserve">阶段</w:t>
-            </w:r>
-          </w:p>
-        </w:tc>
-        <w:tc>
-          <w:tcPr/>
-          <w:p>
-            <w:pPr>
-              <w:pStyle w:val="Compact"/>
-            </w:pPr>
-            <w:r>
-              <w:rPr>
-                <w:rFonts w:ascii="宋体" w:hAnsi="宋体" w:eastAsia="宋体" w:cs="宋体"/>
-              </w:rPr>
-              <w:t xml:space="preserve">2B pp512</w:t>
-            </w:r>
-          </w:p>
-        </w:tc>
-        <w:tc>
-          <w:tcPr/>
-          <w:p>
-            <w:pPr>
-              <w:pStyle w:val="Compact"/>
-            </w:pPr>
-            <w:r>
-              <w:rPr>
-                <w:rFonts w:hint="eastAsia" w:ascii="宋体" w:hAnsi="宋体" w:eastAsia="宋体" w:cs="宋体"/>
-              </w:rPr>
-              <w:t xml:space="preserve">相对上一阶段</w:t>
-            </w:r>
-          </w:p>
-        </w:tc>
-        <w:tc>
-          <w:tcPr/>
-          <w:p>
-            <w:pPr>
-              <w:pStyle w:val="Compact"/>
-            </w:pPr>
-            <w:r>
-              <w:rPr>
-                <w:rFonts w:hint="eastAsia" w:ascii="宋体" w:hAnsi="宋体" w:eastAsia="宋体" w:cs="宋体"/>
-              </w:rPr>
-              <w:t xml:space="preserve">相对</w:t>
-            </w:r>
-            <w:r>
-              <w:rPr>
-                <w:rFonts w:ascii="宋体" w:hAnsi="宋体" w:eastAsia="宋体" w:cs="宋体"/>
-              </w:rPr>
-              <w:t xml:space="preserve"> B1</w:t>
+              <w:t xml:space="preserve">配置</w:t>
+            </w:r>
+          </w:p>
+        </w:tc>
+        <w:tc>
+          <w:tcPr/>
+          <w:p>
+            <w:pPr>
+              <w:pStyle w:val="Compact"/>
+            </w:pPr>
+            <w:r>
+              <w:rPr>
+                <w:rFonts w:hint="eastAsia" w:ascii="宋体" w:hAnsi="宋体" w:eastAsia="宋体" w:cs="宋体"/>
+              </w:rPr>
+              <w:t xml:space="preserve">峰值温度</w:t>
+            </w:r>
+          </w:p>
+        </w:tc>
+        <w:tc>
+          <w:tcPr/>
+          <w:p>
+            <w:pPr>
+              <w:pStyle w:val="Compact"/>
+            </w:pPr>
+            <w:r>
+              <w:rPr>
+                <w:rFonts w:hint="eastAsia" w:ascii="宋体" w:hAnsi="宋体" w:eastAsia="宋体" w:cs="宋体"/>
+              </w:rPr>
+              <w:t xml:space="preserve">最大</w:t>
+            </w:r>
+            <w:r>
+              <w:rPr>
+                <w:rFonts w:ascii="宋体" w:hAnsi="宋体" w:eastAsia="宋体" w:cs="宋体"/>
+              </w:rPr>
+              <w:t xml:space="preserve"> CPU </w:t>
+            </w:r>
+            <w:r>
+              <w:rPr>
+                <w:rFonts w:hint="eastAsia" w:ascii="宋体" w:hAnsi="宋体" w:eastAsia="宋体" w:cs="宋体"/>
+              </w:rPr>
+              <w:t xml:space="preserve">占用</w:t>
+            </w:r>
+          </w:p>
+        </w:tc>
+        <w:tc>
+          <w:tcPr/>
+          <w:p>
+            <w:pPr>
+              <w:pStyle w:val="Compact"/>
+            </w:pPr>
+            <w:r>
+              <w:rPr>
+                <w:rFonts w:hint="eastAsia" w:ascii="宋体" w:hAnsi="宋体" w:eastAsia="宋体" w:cs="宋体"/>
+              </w:rPr>
+              <w:t xml:space="preserve">结果</w:t>
             </w:r>
           </w:p>
         </w:tc>
@@ -17212,64 +17196,61 @@
               <w:rPr>
                 <w:rFonts w:ascii="宋体" w:hAnsi="宋体" w:eastAsia="宋体" w:cs="宋体"/>
               </w:rPr>
-              <w:t xml:space="preserve">B1 </w:t>
-            </w:r>
-            <w:r>
-              <w:rPr>
-                <w:rFonts w:hint="eastAsia" w:ascii="宋体" w:hAnsi="宋体" w:eastAsia="宋体" w:cs="宋体"/>
-              </w:rPr>
-              <w:t xml:space="preserve">厂商开箱（官方</w:t>
-            </w:r>
-            <w:r>
-              <w:t xml:space="preserve"> </w:t>
-            </w:r>
-            <w:r>
-              <w:rPr>
-                <w:rFonts w:hint="eastAsia" w:ascii="宋体" w:hAnsi="宋体" w:eastAsia="宋体" w:cs="宋体"/>
-              </w:rPr>
-              <w:t xml:space="preserve">Q4_0）</w:t>
-            </w:r>
-          </w:p>
-        </w:tc>
-        <w:tc>
-          <w:tcPr/>
-          <w:p>
-            <w:pPr>
-              <w:pStyle w:val="Compact"/>
-            </w:pPr>
-            <w:r>
-              <w:rPr>
-                <w:rFonts w:ascii="宋体" w:hAnsi="宋体" w:eastAsia="宋体" w:cs="宋体"/>
-              </w:rPr>
-              <w:t xml:space="preserve">10.84</w:t>
-            </w:r>
-          </w:p>
-        </w:tc>
-        <w:tc>
-          <w:tcPr/>
-          <w:p>
-            <w:pPr>
-              <w:pStyle w:val="Compact"/>
-            </w:pPr>
-            <w:r>
-              <w:rPr>
-                <w:rFonts w:ascii="宋体" w:hAnsi="宋体" w:eastAsia="宋体" w:cs="宋体"/>
-              </w:rPr>
-              <w:t xml:space="preserve">—</w:t>
-            </w:r>
-          </w:p>
-        </w:tc>
-        <w:tc>
-          <w:tcPr/>
-          <w:p>
-            <w:pPr>
-              <w:pStyle w:val="Compact"/>
-            </w:pPr>
-            <w:r>
-              <w:rPr>
-                <w:rFonts w:ascii="宋体" w:hAnsi="宋体" w:eastAsia="宋体" w:cs="宋体"/>
-              </w:rPr>
-              <w:t xml:space="preserve">—</w:t>
+              <w:t xml:space="preserve">4B </w:t>
+            </w:r>
+            <w:r>
+              <w:rPr>
+                <w:rFonts w:hint="eastAsia" w:ascii="宋体" w:hAnsi="宋体" w:eastAsia="宋体" w:cs="宋体"/>
+              </w:rPr>
+              <w:t xml:space="preserve">Q4_0（白名单内）</w:t>
+            </w:r>
+          </w:p>
+        </w:tc>
+        <w:tc>
+          <w:tcPr/>
+          <w:p>
+            <w:pPr>
+              <w:pStyle w:val="Compact"/>
+            </w:pPr>
+            <w:r>
+              <w:rPr>
+                <w:rFonts w:ascii="宋体" w:hAnsi="宋体" w:eastAsia="宋体" w:cs="宋体"/>
+              </w:rPr>
+              <w:t xml:space="preserve">50 °C</w:t>
+            </w:r>
+          </w:p>
+        </w:tc>
+        <w:tc>
+          <w:tcPr/>
+          <w:p>
+            <w:pPr>
+              <w:pStyle w:val="Compact"/>
+            </w:pPr>
+            <w:r>
+              <w:rPr>
+                <w:rFonts w:ascii="宋体" w:hAnsi="宋体" w:eastAsia="宋体" w:cs="宋体"/>
+              </w:rPr>
+              <w:t xml:space="preserve">273%</w:t>
+            </w:r>
+          </w:p>
+        </w:tc>
+        <w:tc>
+          <w:tcPr/>
+          <w:p>
+            <w:pPr>
+              <w:pStyle w:val="Compact"/>
+            </w:pPr>
+            <w:r>
+              <w:rPr>
+                <w:rFonts w:hint="eastAsia" w:ascii="宋体" w:hAnsi="宋体" w:eastAsia="宋体" w:cs="宋体"/>
+              </w:rPr>
+              <w:t xml:space="preserve">正常完成，pp512</w:t>
+            </w:r>
+            <w:r>
+              <w:rPr>
+                <w:rFonts w:ascii="宋体" w:hAnsi="宋体" w:eastAsia="宋体" w:cs="宋体"/>
+              </w:rPr>
+              <w:t xml:space="preserve"> 8.10 t/s</w:t>
             </w:r>
           </w:p>
         </w:tc>
@@ -17284,290 +17265,72 @@
             <w:r>
               <w:rPr>
                 <w:rFonts w:ascii="宋体" w:hAnsi="宋体" w:eastAsia="宋体" w:cs="宋体"/>
+              </w:rPr>
+              <w:t xml:space="preserve">4B </w:t>
+            </w:r>
+            <w:r>
+              <w:rPr>
+                <w:rFonts w:hint="eastAsia" w:ascii="宋体" w:hAnsi="宋体" w:eastAsia="宋体" w:cs="宋体"/>
+              </w:rPr>
+              <w:t xml:space="preserve">Q3_K_M（白名单外）</w:t>
+            </w:r>
+          </w:p>
+        </w:tc>
+        <w:tc>
+          <w:tcPr/>
+          <w:p>
+            <w:pPr>
+              <w:pStyle w:val="Compact"/>
+            </w:pPr>
+            <w:r>
+              <w:rPr>
+                <w:rFonts w:ascii="宋体" w:hAnsi="宋体" w:eastAsia="宋体" w:cs="宋体"/>
                 <w:b/>
                 <w:bCs/>
               </w:rPr>
-              <w:t xml:space="preserve">+ </w:t>
-            </w:r>
-            <w:r>
-              <w:rPr>
-                <w:rFonts w:hint="eastAsia" w:ascii="宋体" w:hAnsi="宋体" w:eastAsia="宋体" w:cs="宋体"/>
+              <w:t xml:space="preserve">53 °C</w:t>
+            </w:r>
+          </w:p>
+        </w:tc>
+        <w:tc>
+          <w:tcPr/>
+          <w:p>
+            <w:pPr>
+              <w:pStyle w:val="Compact"/>
+            </w:pPr>
+            <w:r>
+              <w:rPr>
+                <w:rFonts w:ascii="宋体" w:hAnsi="宋体" w:eastAsia="宋体" w:cs="宋体"/>
                 <w:b/>
                 <w:bCs/>
               </w:rPr>
-              <w:t xml:space="preserve">自建量化管线（统一</w:t>
-            </w:r>
-            <w:r>
-              <w:rPr>
-                <w:b/>
-                <w:bCs/>
-              </w:rPr>
-              <w:t xml:space="preserve"> </w:t>
-            </w:r>
-            <w:r>
-              <w:rPr>
-                <w:rFonts w:hint="eastAsia" w:ascii="宋体" w:hAnsi="宋体" w:eastAsia="宋体" w:cs="宋体"/>
-                <w:b/>
-                <w:bCs/>
-              </w:rPr>
-              <w:t xml:space="preserve">Q4_0）</w:t>
-            </w:r>
-          </w:p>
-        </w:tc>
-        <w:tc>
-          <w:tcPr/>
-          <w:p>
-            <w:pPr>
-              <w:pStyle w:val="Compact"/>
-            </w:pPr>
-            <w:r>
-              <w:rPr>
-                <w:rFonts w:ascii="宋体" w:hAnsi="宋体" w:eastAsia="宋体" w:cs="宋体"/>
-                <w:b/>
-                <w:bCs/>
-              </w:rPr>
-              <w:t xml:space="preserve">20.36</w:t>
-            </w:r>
-          </w:p>
-        </w:tc>
-        <w:tc>
-          <w:tcPr/>
-          <w:p>
-            <w:pPr>
-              <w:pStyle w:val="Compact"/>
-            </w:pPr>
-            <w:r>
-              <w:rPr>
-                <w:rFonts w:ascii="宋体" w:hAnsi="宋体" w:eastAsia="宋体" w:cs="宋体"/>
-                <w:b/>
-                <w:bCs/>
-              </w:rPr>
-              <w:t xml:space="preserve">+87.8%</w:t>
-            </w:r>
-          </w:p>
-        </w:tc>
-        <w:tc>
-          <w:tcPr/>
-          <w:p>
-            <w:pPr>
-              <w:pStyle w:val="Compact"/>
-            </w:pPr>
-            <w:r>
-              <w:rPr>
-                <w:rFonts w:ascii="宋体" w:hAnsi="宋体" w:eastAsia="宋体" w:cs="宋体"/>
-                <w:b/>
-                <w:bCs/>
-              </w:rPr>
-              <w:t xml:space="preserve">+87.8%</w:t>
-            </w:r>
-          </w:p>
-        </w:tc>
-      </w:tr>
-      <w:tr>
-        <w:tc>
-          <w:tcPr/>
-          <w:p>
-            <w:pPr>
-              <w:pStyle w:val="Compact"/>
-            </w:pPr>
-            <w:r>
-              <w:rPr>
-                <w:rFonts w:ascii="宋体" w:hAnsi="宋体" w:eastAsia="宋体" w:cs="宋体"/>
-              </w:rPr>
-              <w:t xml:space="preserve">+ TCM </w:t>
-            </w:r>
-            <w:r>
-              <w:rPr>
-                <w:rFonts w:hint="eastAsia" w:ascii="宋体" w:hAnsi="宋体" w:eastAsia="宋体" w:cs="宋体"/>
-              </w:rPr>
-              <w:t xml:space="preserve">设备路径修复（512KB</w:t>
-            </w:r>
-            <w:r>
-              <w:t xml:space="preserve"> </w:t>
-            </w:r>
-            <w:r>
-              <w:rPr>
-                <w:rFonts w:hint="eastAsia" w:ascii="宋体" w:hAnsi="宋体" w:eastAsia="宋体" w:cs="宋体"/>
-              </w:rPr>
-              <w:t xml:space="preserve">真实</w:t>
-            </w:r>
-            <w:r>
-              <w:rPr>
-                <w:rFonts w:ascii="宋体" w:hAnsi="宋体" w:eastAsia="宋体" w:cs="宋体"/>
-              </w:rPr>
-              <w:t xml:space="preserve"> TCM </w:t>
-            </w:r>
-            <w:r>
-              <w:rPr>
-                <w:rFonts w:hint="eastAsia" w:ascii="宋体" w:hAnsi="宋体" w:eastAsia="宋体" w:cs="宋体"/>
-              </w:rPr>
-              <w:t xml:space="preserve">分配成功）</w:t>
-            </w:r>
-          </w:p>
-        </w:tc>
-        <w:tc>
-          <w:tcPr/>
-          <w:p>
-            <w:pPr>
-              <w:pStyle w:val="Compact"/>
-            </w:pPr>
-            <w:r>
-              <w:rPr>
-                <w:rFonts w:ascii="宋体" w:hAnsi="宋体" w:eastAsia="宋体" w:cs="宋体"/>
-              </w:rPr>
-              <w:t xml:space="preserve">20.07 / 19.87</w:t>
-            </w:r>
-          </w:p>
-        </w:tc>
-        <w:tc>
-          <w:tcPr/>
-          <w:p>
-            <w:pPr>
-              <w:pStyle w:val="Compact"/>
-            </w:pPr>
-            <w:r>
-              <w:rPr>
-                <w:rFonts w:ascii="宋体" w:hAnsi="宋体" w:eastAsia="宋体" w:cs="宋体"/>
-                <w:b/>
-                <w:bCs/>
-              </w:rPr>
-              <w:t xml:space="preserve">−1.5%</w:t>
-            </w:r>
-          </w:p>
-        </w:tc>
-        <w:tc>
-          <w:tcPr/>
-          <w:p>
-            <w:pPr>
-              <w:pStyle w:val="Compact"/>
-            </w:pPr>
-            <w:r>
-              <w:rPr>
-                <w:rFonts w:ascii="宋体" w:hAnsi="宋体" w:eastAsia="宋体" w:cs="宋体"/>
-              </w:rPr>
-              <w:t xml:space="preserve">+85%</w:t>
-            </w:r>
-          </w:p>
-        </w:tc>
-      </w:tr>
-      <w:tr>
-        <w:tc>
-          <w:tcPr/>
-          <w:p>
-            <w:pPr>
-              <w:pStyle w:val="Compact"/>
-            </w:pPr>
-            <w:r>
-              <w:rPr>
-                <w:rFonts w:ascii="宋体" w:hAnsi="宋体" w:eastAsia="宋体" w:cs="宋体"/>
-              </w:rPr>
-              <w:t xml:space="preserve">+ KV q8_0</w:t>
-            </w:r>
-          </w:p>
-        </w:tc>
-        <w:tc>
-          <w:tcPr/>
-          <w:p>
-            <w:pPr>
-              <w:pStyle w:val="Compact"/>
-            </w:pPr>
-            <w:r>
-              <w:rPr>
-                <w:rFonts w:hint="eastAsia" w:ascii="宋体" w:hAnsi="宋体" w:eastAsia="宋体" w:cs="宋体"/>
-              </w:rPr>
-              <w:t xml:space="preserve">不可行</w:t>
-            </w:r>
-          </w:p>
-        </w:tc>
-        <w:tc>
-          <w:tcPr/>
-          <w:p>
-            <w:pPr>
-              <w:pStyle w:val="Compact"/>
-            </w:pPr>
-            <w:r>
-              <w:rPr>
-                <w:rFonts w:ascii="宋体" w:hAnsi="宋体" w:eastAsia="宋体" w:cs="宋体"/>
-              </w:rPr>
-              <w:t xml:space="preserve">—</w:t>
-            </w:r>
-          </w:p>
-        </w:tc>
-        <w:tc>
-          <w:tcPr/>
-          <w:p>
-            <w:pPr>
-              <w:pStyle w:val="Compact"/>
-            </w:pPr>
-            <w:r>
-              <w:rPr>
-                <w:rFonts w:ascii="宋体" w:hAnsi="宋体" w:eastAsia="宋体" w:cs="宋体"/>
-              </w:rPr>
-              <w:t xml:space="preserve">—</w:t>
-            </w:r>
-          </w:p>
-        </w:tc>
-      </w:tr>
-      <w:tr>
-        <w:tc>
-          <w:tcPr/>
-          <w:p>
-            <w:pPr>
-              <w:pStyle w:val="Compact"/>
-            </w:pPr>
-            <w:r>
-              <w:rPr>
-                <w:rFonts w:ascii="宋体" w:hAnsi="宋体" w:eastAsia="宋体" w:cs="宋体"/>
-              </w:rPr>
-              <w:t xml:space="preserve">+ </w:t>
-            </w:r>
-            <w:r>
-              <w:rPr>
-                <w:rFonts w:hint="eastAsia" w:ascii="宋体" w:hAnsi="宋体" w:eastAsia="宋体" w:cs="宋体"/>
-              </w:rPr>
-              <w:t xml:space="preserve">长上下文状态快照</w:t>
-            </w:r>
-          </w:p>
-        </w:tc>
-        <w:tc>
-          <w:tcPr/>
-          <w:p>
-            <w:pPr>
-              <w:pStyle w:val="Compact"/>
-            </w:pPr>
-            <w:r>
-              <w:rPr>
-                <w:rFonts w:hint="eastAsia" w:ascii="宋体" w:hAnsi="宋体" w:eastAsia="宋体" w:cs="宋体"/>
-              </w:rPr>
-              <w:t xml:space="preserve">未实现</w:t>
-            </w:r>
-          </w:p>
-        </w:tc>
-        <w:tc>
-          <w:tcPr/>
-          <w:p>
-            <w:pPr>
-              <w:pStyle w:val="Compact"/>
-            </w:pPr>
-            <w:r>
-              <w:rPr>
-                <w:rFonts w:ascii="宋体" w:hAnsi="宋体" w:eastAsia="宋体" w:cs="宋体"/>
-              </w:rPr>
-              <w:t xml:space="preserve">—</w:t>
-            </w:r>
-          </w:p>
-        </w:tc>
-        <w:tc>
-          <w:tcPr/>
-          <w:p>
-            <w:pPr>
-              <w:pStyle w:val="Compact"/>
-            </w:pPr>
-            <w:r>
-              <w:rPr>
-                <w:rFonts w:ascii="宋体" w:hAnsi="宋体" w:eastAsia="宋体" w:cs="宋体"/>
-              </w:rPr>
-              <w:t xml:space="preserve">—</w:t>
+              <w:t xml:space="preserve">329%</w:t>
+            </w:r>
+          </w:p>
+        </w:tc>
+        <w:tc>
+          <w:tcPr/>
+          <w:p>
+            <w:pPr>
+              <w:pStyle w:val="Compact"/>
+            </w:pPr>
+            <w:r>
+              <w:rPr>
+                <w:rFonts w:hint="eastAsia" w:ascii="宋体" w:hAnsi="宋体" w:eastAsia="宋体" w:cs="宋体"/>
+              </w:rPr>
+              <w:t xml:space="preserve">生成</w:t>
+            </w:r>
+            <w:r>
+              <w:rPr>
+                <w:rFonts w:ascii="宋体" w:hAnsi="宋体" w:eastAsia="宋体" w:cs="宋体"/>
+              </w:rPr>
+              <w:t xml:space="preserve"> 1.04 </w:t>
+            </w:r>
+            <w:r>
+              <w:rPr>
+                <w:rFonts w:hint="eastAsia" w:ascii="宋体" w:hAnsi="宋体" w:eastAsia="宋体" w:cs="宋体"/>
+              </w:rPr>
+              <w:t xml:space="preserve">t/s，明显劣化</w:t>
             </w:r>
           </w:p>
         </w:tc>
@@ -17581,6 +17344,961 @@
         <w:rPr>
           <w:rFonts w:ascii="宋体" w:hAnsi="宋体" w:eastAsia="宋体" w:cs="宋体"/>
         </w:rPr>
+        <w:t xml:space="preserve">⇒ </w:t>
+      </w:r>
+      <w:r>
+        <w:rPr>
+          <w:rFonts w:hint="eastAsia" w:ascii="宋体" w:hAnsi="宋体" w:eastAsia="宋体" w:cs="宋体"/>
+        </w:rPr>
+        <w:t xml:space="preserve">非白名单</w:t>
+      </w:r>
+      <w:r>
+        <w:rPr>
+          <w:rFonts w:hint="eastAsia" w:ascii="宋体" w:hAnsi="宋体" w:eastAsia="宋体" w:cs="宋体"/>
+          <w:b/>
+          <w:bCs/>
+        </w:rPr>
+        <w:t xml:space="preserve">不是”空转不发热”</w:t>
+      </w:r>
+      <w:r>
+        <w:rPr>
+          <w:rFonts w:hint="eastAsia" w:ascii="宋体" w:hAnsi="宋体" w:eastAsia="宋体" w:cs="宋体"/>
+        </w:rPr>
+        <w:t xml:space="preserve">，而是”同样发热、单位周期有效运算更少”。</w:t>
+      </w:r>
+      <w:r>
+        <w:rPr>
+          <w:rFonts w:hint="eastAsia" w:ascii="宋体" w:hAnsi="宋体" w:eastAsia="宋体" w:cs="宋体"/>
+          <w:b/>
+          <w:bCs/>
+        </w:rPr>
+        <w:t xml:space="preserve">温度不能作为</w:t>
+      </w:r>
+      <w:r>
+        <w:rPr>
+          <w:rFonts w:ascii="宋体" w:hAnsi="宋体" w:eastAsia="宋体" w:cs="宋体"/>
+          <w:b/>
+          <w:bCs/>
+        </w:rPr>
+        <w:t xml:space="preserve"> IME </w:t>
+      </w:r>
+      <w:r>
+        <w:rPr>
+          <w:rFonts w:hint="eastAsia" w:ascii="宋体" w:hAnsi="宋体" w:eastAsia="宋体" w:cs="宋体"/>
+          <w:b/>
+          <w:bCs/>
+        </w:rPr>
+        <w:t xml:space="preserve">是否命中的判据，该结论已撤回</w:t>
+      </w:r>
+      <w:r>
+        <w:rPr>
+          <w:rFonts w:hint="eastAsia" w:ascii="宋体" w:hAnsi="宋体" w:eastAsia="宋体" w:cs="宋体"/>
+        </w:rPr>
+        <w:t xml:space="preserve">；</w:t>
+      </w:r>
+      <w:r>
+        <w:t xml:space="preserve"> </w:t>
+      </w:r>
+      <w:r>
+        <w:rPr>
+          <w:rFonts w:hint="eastAsia" w:ascii="宋体" w:hAnsi="宋体" w:eastAsia="宋体" w:cs="宋体"/>
+        </w:rPr>
+        <w:t xml:space="preserve">原表三格的</w:t>
+      </w:r>
+      <w:r>
+        <w:rPr>
+          <w:rFonts w:ascii="宋体" w:hAnsi="宋体" w:eastAsia="宋体" w:cs="宋体"/>
+        </w:rPr>
+        <w:t xml:space="preserve"> 31~32 °C </w:t>
+      </w:r>
+      <w:r>
+        <w:rPr>
+          <w:rFonts w:hint="eastAsia" w:ascii="宋体" w:hAnsi="宋体" w:eastAsia="宋体" w:cs="宋体"/>
+        </w:rPr>
+        <w:t xml:space="preserve">属未复现的早期读数，保留只为说明这段弯路。</w:t>
+      </w:r>
+    </w:p>
+    <w:p>
+      <w:pPr>
+        <w:pStyle w:val="BodyText"/>
+      </w:pPr>
+      <w:r>
+        <w:rPr>
+          <w:rFonts w:ascii="宋体" w:hAnsi="宋体" w:eastAsia="宋体" w:cs="宋体"/>
+        </w:rPr>
+        <w:t xml:space="preserve">⇒ </w:t>
+      </w:r>
+      <w:r>
+        <w:rPr>
+          <w:rFonts w:hint="eastAsia" w:ascii="宋体" w:hAnsi="宋体" w:eastAsia="宋体" w:cs="宋体"/>
+        </w:rPr>
+        <w:t xml:space="preserve">可靠判据只有两条：①</w:t>
+      </w:r>
+      <w:r>
+        <w:t xml:space="preserve"> </w:t>
+      </w:r>
+      <w:r>
+        <w:rPr>
+          <w:rStyle w:val="VerbatimChar"/>
+          <w:rFonts w:ascii="宋体" w:hAnsi="宋体" w:eastAsia="宋体" w:cs="宋体"/>
+        </w:rPr>
+        <w:t xml:space="preserve">llama-bench -p 512</w:t>
+      </w:r>
+      <w:r>
+        <w:t xml:space="preserve"> </w:t>
+      </w:r>
+      <w:r>
+        <w:rPr>
+          <w:rFonts w:hint="eastAsia" w:ascii="宋体" w:hAnsi="宋体" w:eastAsia="宋体" w:cs="宋体"/>
+        </w:rPr>
+        <w:t xml:space="preserve">的</w:t>
+      </w:r>
+      <w:r>
+        <w:rPr>
+          <w:rFonts w:ascii="宋体" w:hAnsi="宋体" w:eastAsia="宋体" w:cs="宋体"/>
+        </w:rPr>
+        <w:t xml:space="preserve"> pp512 </w:t>
+      </w:r>
+      <w:r>
+        <w:rPr>
+          <w:rFonts w:hint="eastAsia" w:ascii="宋体" w:hAnsi="宋体" w:eastAsia="宋体" w:cs="宋体"/>
+        </w:rPr>
+        <w:t xml:space="preserve">数值（2B</w:t>
+      </w:r>
+      <w:r>
+        <w:t xml:space="preserve"> </w:t>
+      </w:r>
+      <w:r>
+        <w:rPr>
+          <w:rFonts w:hint="eastAsia" w:ascii="宋体" w:hAnsi="宋体" w:eastAsia="宋体" w:cs="宋体"/>
+        </w:rPr>
+        <w:t xml:space="preserve">上</w:t>
+      </w:r>
+      <w:r>
+        <w:rPr>
+          <w:rFonts w:ascii="宋体" w:hAnsi="宋体" w:eastAsia="宋体" w:cs="宋体"/>
+        </w:rPr>
+        <w:t xml:space="preserve"> ≥18 t/s </w:t>
+      </w:r>
+      <w:r>
+        <w:rPr>
+          <w:rFonts w:hint="eastAsia" w:ascii="宋体" w:hAnsi="宋体" w:eastAsia="宋体" w:cs="宋体"/>
+        </w:rPr>
+        <w:t xml:space="preserve">与</w:t>
+      </w:r>
+      <w:r>
+        <w:rPr>
+          <w:rFonts w:ascii="宋体" w:hAnsi="宋体" w:eastAsia="宋体" w:cs="宋体"/>
+        </w:rPr>
+        <w:t xml:space="preserve"> ≈10.5 t/s </w:t>
+      </w:r>
+      <w:r>
+        <w:rPr>
+          <w:rFonts w:hint="eastAsia" w:ascii="宋体" w:hAnsi="宋体" w:eastAsia="宋体" w:cs="宋体"/>
+        </w:rPr>
+        <w:t xml:space="preserve">是两个台阶）；</w:t>
+      </w:r>
+      <w:r>
+        <w:t xml:space="preserve"> </w:t>
+      </w:r>
+      <w:r>
+        <w:rPr>
+          <w:rFonts w:ascii="宋体" w:hAnsi="宋体" w:eastAsia="宋体" w:cs="宋体"/>
+        </w:rPr>
+        <w:t xml:space="preserve">② </w:t>
+      </w:r>
+      <w:r>
+        <w:rPr>
+          <w:rFonts w:hint="eastAsia" w:ascii="宋体" w:hAnsi="宋体" w:eastAsia="宋体" w:cs="宋体"/>
+        </w:rPr>
+        <w:t xml:space="preserve">直接查量化类型（</w:t>
+      </w:r>
+      <w:r>
+        <w:rPr>
+          <w:rStyle w:val="VerbatimChar"/>
+          <w:rFonts w:ascii="宋体" w:hAnsi="宋体" w:eastAsia="宋体" w:cs="宋体"/>
+        </w:rPr>
+        <w:t xml:space="preserve">tools/gguf_types.py</w:t>
+      </w:r>
+      <w:r>
+        <w:rPr>
+          <w:rFonts w:hint="eastAsia" w:ascii="宋体" w:hAnsi="宋体" w:eastAsia="宋体" w:cs="宋体"/>
+        </w:rPr>
+        <w:t xml:space="preserve">），这是根因。温度仍可用于”进程到底有没有在算”的粗查（满载却几乎不升温</w:t>
+      </w:r>
+      <w:r>
+        <w:rPr>
+          <w:rFonts w:ascii="宋体" w:hAnsi="宋体" w:eastAsia="宋体" w:cs="宋体"/>
+        </w:rPr>
+        <w:t xml:space="preserve"> → </w:t>
+      </w:r>
+      <w:r>
+        <w:rPr>
+          <w:rFonts w:hint="eastAsia" w:ascii="宋体" w:hAnsi="宋体" w:eastAsia="宋体" w:cs="宋体"/>
+        </w:rPr>
+        <w:t xml:space="preserve">卡在等锁或已退出）。</w:t>
+      </w:r>
+    </w:p>
+    <w:p>
+      <w:pPr>
+        <w:pStyle w:val="BodyText"/>
+      </w:pPr>
+      <w:r>
+        <w:rPr>
+          <w:rFonts w:hint="eastAsia" w:ascii="宋体" w:hAnsi="宋体" w:eastAsia="宋体" w:cs="宋体"/>
+          <w:b/>
+          <w:bCs/>
+        </w:rPr>
+        <w:t xml:space="preserve">两条可操作结论</w:t>
+      </w:r>
+      <w:r>
+        <w:rPr>
+          <w:rFonts w:hint="eastAsia" w:ascii="宋体" w:hAnsi="宋体" w:eastAsia="宋体" w:cs="宋体"/>
+        </w:rPr>
+        <w:t xml:space="preserve">：</w:t>
+      </w:r>
+    </w:p>
+    <w:p>
+      <w:pPr>
+        <w:pStyle w:val="Compact"/>
+        <w:numPr>
+          <w:ilvl w:val="0"/>
+          <w:numId w:val="1007"/>
+        </w:numPr>
+      </w:pPr>
+      <w:r>
+        <w:rPr>
+          <w:rFonts w:hint="eastAsia" w:ascii="宋体" w:hAnsi="宋体" w:eastAsia="宋体" w:cs="宋体"/>
+          <w:b/>
+          <w:bCs/>
+        </w:rPr>
+        <w:t xml:space="preserve">文档的”支持类型列表”与实际不完全一致</w:t>
+      </w:r>
+      <w:r>
+        <w:rPr>
+          <w:rFonts w:hint="eastAsia" w:ascii="宋体" w:hAnsi="宋体" w:eastAsia="宋体" w:cs="宋体"/>
+        </w:rPr>
+        <w:t xml:space="preserve">：</w:t>
+      </w:r>
+      <w:r>
+        <w:rPr>
+          <w:rStyle w:val="VerbatimChar"/>
+          <w:rFonts w:ascii="宋体" w:hAnsi="宋体" w:eastAsia="宋体" w:cs="宋体"/>
+        </w:rPr>
+        <w:t xml:space="preserve">Q3_K</w:t>
+      </w:r>
+      <w:r>
+        <w:t xml:space="preserve"> </w:t>
+      </w:r>
+      <w:r>
+        <w:rPr>
+          <w:rFonts w:hint="eastAsia" w:ascii="宋体" w:hAnsi="宋体" w:eastAsia="宋体" w:cs="宋体"/>
+        </w:rPr>
+        <w:t xml:space="preserve">被列入，但</w:t>
+      </w:r>
+      <w:r>
+        <w:t xml:space="preserve"> </w:t>
+      </w:r>
+      <w:r>
+        <w:rPr>
+          <w:rStyle w:val="VerbatimChar"/>
+          <w:rFonts w:ascii="宋体" w:hAnsi="宋体" w:eastAsia="宋体" w:cs="宋体"/>
+        </w:rPr>
+        <w:t xml:space="preserve">Q3_K_M</w:t>
+      </w:r>
+      <w:r>
+        <w:t xml:space="preserve"> </w:t>
+      </w:r>
+      <w:r>
+        <w:rPr>
+          <w:rFonts w:hint="eastAsia" w:ascii="宋体" w:hAnsi="宋体" w:eastAsia="宋体" w:cs="宋体"/>
+        </w:rPr>
+        <w:t xml:space="preserve">实测未命中。必须以实测为准。</w:t>
+      </w:r>
+    </w:p>
+    <w:p>
+      <w:pPr>
+        <w:pStyle w:val="Compact"/>
+        <w:numPr>
+          <w:ilvl w:val="0"/>
+          <w:numId w:val="1007"/>
+        </w:numPr>
+      </w:pPr>
+      <w:r>
+        <w:rPr>
+          <w:rFonts w:hint="eastAsia" w:ascii="宋体" w:hAnsi="宋体" w:eastAsia="宋体" w:cs="宋体"/>
+          <w:b/>
+          <w:bCs/>
+        </w:rPr>
+        <w:t xml:space="preserve">性能差异不是体积驱动的连续梯度，而是”是否命中白名单”的二元判断</w:t>
+      </w:r>
+      <w:r>
+        <w:rPr>
+          <w:rFonts w:hint="eastAsia" w:ascii="宋体" w:hAnsi="宋体" w:eastAsia="宋体" w:cs="宋体"/>
+        </w:rPr>
+        <w:t xml:space="preserve">——体积仅差</w:t>
+      </w:r>
+      <w:r>
+        <w:rPr>
+          <w:rFonts w:ascii="宋体" w:hAnsi="宋体" w:eastAsia="宋体" w:cs="宋体"/>
+        </w:rPr>
+        <w:t xml:space="preserve"> 16% </w:t>
+      </w:r>
+      <w:r>
+        <w:rPr>
+          <w:rFonts w:hint="eastAsia" w:ascii="宋体" w:hAnsi="宋体" w:eastAsia="宋体" w:cs="宋体"/>
+        </w:rPr>
+        <w:t xml:space="preserve">的</w:t>
+      </w:r>
+      <w:r>
+        <w:rPr>
+          <w:rFonts w:ascii="宋体" w:hAnsi="宋体" w:eastAsia="宋体" w:cs="宋体"/>
+        </w:rPr>
+        <w:t xml:space="preserve"> Q5_K_M </w:t>
+      </w:r>
+      <w:r>
+        <w:rPr>
+          <w:rFonts w:hint="eastAsia" w:ascii="宋体" w:hAnsi="宋体" w:eastAsia="宋体" w:cs="宋体"/>
+        </w:rPr>
+        <w:t xml:space="preserve">与</w:t>
+      </w:r>
+      <w:r>
+        <w:t xml:space="preserve"> </w:t>
+      </w:r>
+      <w:r>
+        <w:rPr>
+          <w:rFonts w:hint="eastAsia" w:ascii="宋体" w:hAnsi="宋体" w:eastAsia="宋体" w:cs="宋体"/>
+        </w:rPr>
+        <w:t xml:space="preserve">Q4_K_M，耗时相差</w:t>
+      </w:r>
+      <w:r>
+        <w:rPr>
+          <w:rFonts w:ascii="宋体" w:hAnsi="宋体" w:eastAsia="宋体" w:cs="宋体"/>
+        </w:rPr>
+        <w:t xml:space="preserve"> 7 </w:t>
+      </w:r>
+      <w:r>
+        <w:rPr>
+          <w:rFonts w:hint="eastAsia" w:ascii="宋体" w:hAnsi="宋体" w:eastAsia="宋体" w:cs="宋体"/>
+        </w:rPr>
+        <w:t xml:space="preserve">倍以上。</w:t>
+      </w:r>
+    </w:p>
+    <w:bookmarkEnd w:id="140"/>
+    <w:bookmarkStart w:id="141" w:name="kv-cache-量化"/>
+    <w:p>
+      <w:pPr>
+        <w:pStyle w:val="Heading3"/>
+      </w:pPr>
+      <w:r>
+        <w:rPr>
+          <w:rFonts w:ascii="黑体" w:hAnsi="黑体" w:eastAsia="黑体" w:cs="黑体"/>
+        </w:rPr>
+        <w:t xml:space="preserve">8.5 KV cache </w:t>
+      </w:r>
+      <w:r>
+        <w:rPr>
+          <w:rFonts w:hint="eastAsia" w:ascii="黑体" w:hAnsi="黑体" w:eastAsia="黑体" w:cs="黑体"/>
+        </w:rPr>
+        <w:t xml:space="preserve">量化</w:t>
+      </w:r>
+    </w:p>
+    <w:p>
+      <w:pPr>
+        <w:pStyle w:val="FirstParagraph"/>
+      </w:pPr>
+      <w:r>
+        <w:rPr>
+          <w:rFonts w:hint="eastAsia" w:ascii="宋体" w:hAnsi="宋体" w:eastAsia="宋体" w:cs="宋体"/>
+        </w:rPr>
+        <w:t xml:space="preserve">完整实验与结论见</w:t>
+      </w:r>
+      <w:r>
+        <w:t xml:space="preserve"> </w:t>
+      </w:r>
+      <w:r>
+        <w:rPr>
+          <w:rFonts w:ascii="宋体" w:hAnsi="宋体" w:eastAsia="宋体" w:cs="宋体"/>
+          <w:b/>
+          <w:bCs/>
+        </w:rPr>
+        <w:t xml:space="preserve">§9.4</w:t>
+      </w:r>
+      <w:r>
+        <w:rPr>
+          <w:rFonts w:hint="eastAsia" w:ascii="宋体" w:hAnsi="宋体" w:eastAsia="宋体" w:cs="宋体"/>
+        </w:rPr>
+        <w:t xml:space="preserve">（KV</w:t>
+      </w:r>
+      <w:r>
+        <w:t xml:space="preserve"> </w:t>
+      </w:r>
+      <w:r>
+        <w:rPr>
+          <w:rFonts w:hint="eastAsia" w:ascii="宋体" w:hAnsi="宋体" w:eastAsia="宋体" w:cs="宋体"/>
+        </w:rPr>
+        <w:t xml:space="preserve">量化属长上下文优化项）。核心结论：</w:t>
+      </w:r>
+      <w:r>
+        <w:rPr>
+          <w:rFonts w:ascii="宋体" w:hAnsi="宋体" w:eastAsia="宋体" w:cs="宋体"/>
+          <w:b/>
+          <w:bCs/>
+        </w:rPr>
+        <w:t xml:space="preserve">q8_0 KV </w:t>
+      </w:r>
+      <w:r>
+        <w:rPr>
+          <w:rFonts w:hint="eastAsia" w:ascii="宋体" w:hAnsi="宋体" w:eastAsia="宋体" w:cs="宋体"/>
+          <w:b/>
+          <w:bCs/>
+        </w:rPr>
+        <w:t xml:space="preserve">在</w:t>
+      </w:r>
+      <w:r>
+        <w:rPr>
+          <w:rFonts w:ascii="宋体" w:hAnsi="宋体" w:eastAsia="宋体" w:cs="宋体"/>
+          <w:b/>
+          <w:bCs/>
+        </w:rPr>
+        <w:t xml:space="preserve"> K1 </w:t>
+      </w:r>
+      <w:r>
+        <w:rPr>
+          <w:rFonts w:hint="eastAsia" w:ascii="宋体" w:hAnsi="宋体" w:eastAsia="宋体" w:cs="宋体"/>
+          <w:b/>
+          <w:bCs/>
+        </w:rPr>
+        <w:t xml:space="preserve">上不可行</w:t>
+      </w:r>
+      <w:r>
+        <w:rPr>
+          <w:rFonts w:ascii="宋体" w:hAnsi="宋体" w:eastAsia="宋体" w:cs="宋体"/>
+        </w:rPr>
+        <w:t xml:space="preserve">——30 </w:t>
+      </w:r>
+      <w:r>
+        <w:rPr>
+          <w:rFonts w:hint="eastAsia" w:ascii="宋体" w:hAnsi="宋体" w:eastAsia="宋体" w:cs="宋体"/>
+        </w:rPr>
+        <w:t xml:space="preserve">分钟未完成同口径</w:t>
+      </w:r>
+      <w:r>
+        <w:rPr>
+          <w:rFonts w:ascii="宋体" w:hAnsi="宋体" w:eastAsia="宋体" w:cs="宋体"/>
+        </w:rPr>
+        <w:t xml:space="preserve"> f16 </w:t>
+      </w:r>
+      <w:r>
+        <w:rPr>
+          <w:rFonts w:hint="eastAsia" w:ascii="宋体" w:hAnsi="宋体" w:eastAsia="宋体" w:cs="宋体"/>
+        </w:rPr>
+        <w:t xml:space="preserve">仅需</w:t>
+      </w:r>
+      <w:r>
+        <w:rPr>
+          <w:rFonts w:ascii="宋体" w:hAnsi="宋体" w:eastAsia="宋体" w:cs="宋体"/>
+        </w:rPr>
+        <w:t xml:space="preserve"> 17.9 </w:t>
+      </w:r>
+      <w:r>
+        <w:rPr>
+          <w:rFonts w:hint="eastAsia" w:ascii="宋体" w:hAnsi="宋体" w:eastAsia="宋体" w:cs="宋体"/>
+        </w:rPr>
+        <w:t xml:space="preserve">分钟的任务，温度</w:t>
+      </w:r>
+      <w:r>
+        <w:rPr>
+          <w:rFonts w:ascii="宋体" w:hAnsi="宋体" w:eastAsia="宋体" w:cs="宋体"/>
+        </w:rPr>
+        <w:t xml:space="preserve"> 31 °C </w:t>
+      </w:r>
+      <w:r>
+        <w:rPr>
+          <w:rFonts w:hint="eastAsia" w:ascii="宋体" w:hAnsi="宋体" w:eastAsia="宋体" w:cs="宋体"/>
+        </w:rPr>
+        <w:t xml:space="preserve">表明注意力通路整体退化到通用实现。</w:t>
+      </w:r>
+    </w:p>
+    <w:bookmarkEnd w:id="141"/>
+    <w:bookmarkStart w:id="142" w:name="归因汇总瀑布"/>
+    <w:p>
+      <w:pPr>
+        <w:pStyle w:val="Heading3"/>
+      </w:pPr>
+      <w:r>
+        <w:rPr>
+          <w:rFonts w:ascii="黑体" w:hAnsi="黑体" w:eastAsia="黑体" w:cs="黑体"/>
+        </w:rPr>
+        <w:t xml:space="preserve">8.6 </w:t>
+      </w:r>
+      <w:r>
+        <w:rPr>
+          <w:rFonts w:hint="eastAsia" w:ascii="黑体" w:hAnsi="黑体" w:eastAsia="黑体" w:cs="黑体"/>
+        </w:rPr>
+        <w:t xml:space="preserve">归因汇总（瀑布）</w:t>
+      </w:r>
+    </w:p>
+    <w:tbl>
+      <w:tblPr>
+        <w:tblStyle w:val="Table"/>
+        <w:tblW w:type="pct" w:w="5000"/>
+        <w:tblLayout w:type="autofit"/>
+        <w:tblLook w:firstRow="1" w:lastRow="0" w:firstColumn="0" w:lastColumn="0" w:noHBand="0" w:noVBand="0" w:val="0020"/>
+      </w:tblPr>
+      <w:tblGrid>
+        <w:gridCol w:w="1980"/>
+        <w:gridCol w:w="1980"/>
+        <w:gridCol w:w="1980"/>
+        <w:gridCol w:w="1980"/>
+      </w:tblGrid>
+      <w:tr>
+        <w:trPr>
+          <w:tblHeader w:val="on"/>
+        </w:trPr>
+        <w:tc>
+          <w:tcPr/>
+          <w:p>
+            <w:pPr>
+              <w:pStyle w:val="Compact"/>
+            </w:pPr>
+            <w:r>
+              <w:rPr>
+                <w:rFonts w:hint="eastAsia" w:ascii="宋体" w:hAnsi="宋体" w:eastAsia="宋体" w:cs="宋体"/>
+              </w:rPr>
+              <w:t xml:space="preserve">阶段</w:t>
+            </w:r>
+          </w:p>
+        </w:tc>
+        <w:tc>
+          <w:tcPr/>
+          <w:p>
+            <w:pPr>
+              <w:pStyle w:val="Compact"/>
+            </w:pPr>
+            <w:r>
+              <w:rPr>
+                <w:rFonts w:ascii="宋体" w:hAnsi="宋体" w:eastAsia="宋体" w:cs="宋体"/>
+              </w:rPr>
+              <w:t xml:space="preserve">2B pp512</w:t>
+            </w:r>
+          </w:p>
+        </w:tc>
+        <w:tc>
+          <w:tcPr/>
+          <w:p>
+            <w:pPr>
+              <w:pStyle w:val="Compact"/>
+            </w:pPr>
+            <w:r>
+              <w:rPr>
+                <w:rFonts w:hint="eastAsia" w:ascii="宋体" w:hAnsi="宋体" w:eastAsia="宋体" w:cs="宋体"/>
+              </w:rPr>
+              <w:t xml:space="preserve">相对上一阶段</w:t>
+            </w:r>
+          </w:p>
+        </w:tc>
+        <w:tc>
+          <w:tcPr/>
+          <w:p>
+            <w:pPr>
+              <w:pStyle w:val="Compact"/>
+            </w:pPr>
+            <w:r>
+              <w:rPr>
+                <w:rFonts w:hint="eastAsia" w:ascii="宋体" w:hAnsi="宋体" w:eastAsia="宋体" w:cs="宋体"/>
+              </w:rPr>
+              <w:t xml:space="preserve">相对</w:t>
+            </w:r>
+            <w:r>
+              <w:rPr>
+                <w:rFonts w:ascii="宋体" w:hAnsi="宋体" w:eastAsia="宋体" w:cs="宋体"/>
+              </w:rPr>
+              <w:t xml:space="preserve"> B1</w:t>
+            </w:r>
+          </w:p>
+        </w:tc>
+      </w:tr>
+      <w:tr>
+        <w:tc>
+          <w:tcPr/>
+          <w:p>
+            <w:pPr>
+              <w:pStyle w:val="Compact"/>
+            </w:pPr>
+            <w:r>
+              <w:rPr>
+                <w:rFonts w:ascii="宋体" w:hAnsi="宋体" w:eastAsia="宋体" w:cs="宋体"/>
+              </w:rPr>
+              <w:t xml:space="preserve">B1 </w:t>
+            </w:r>
+            <w:r>
+              <w:rPr>
+                <w:rFonts w:hint="eastAsia" w:ascii="宋体" w:hAnsi="宋体" w:eastAsia="宋体" w:cs="宋体"/>
+              </w:rPr>
+              <w:t xml:space="preserve">厂商开箱（官方</w:t>
+            </w:r>
+            <w:r>
+              <w:t xml:space="preserve"> </w:t>
+            </w:r>
+            <w:r>
+              <w:rPr>
+                <w:rFonts w:hint="eastAsia" w:ascii="宋体" w:hAnsi="宋体" w:eastAsia="宋体" w:cs="宋体"/>
+              </w:rPr>
+              <w:t xml:space="preserve">Q4_0）</w:t>
+            </w:r>
+          </w:p>
+        </w:tc>
+        <w:tc>
+          <w:tcPr/>
+          <w:p>
+            <w:pPr>
+              <w:pStyle w:val="Compact"/>
+            </w:pPr>
+            <w:r>
+              <w:rPr>
+                <w:rFonts w:ascii="宋体" w:hAnsi="宋体" w:eastAsia="宋体" w:cs="宋体"/>
+              </w:rPr>
+              <w:t xml:space="preserve">10.84</w:t>
+            </w:r>
+          </w:p>
+        </w:tc>
+        <w:tc>
+          <w:tcPr/>
+          <w:p>
+            <w:pPr>
+              <w:pStyle w:val="Compact"/>
+            </w:pPr>
+            <w:r>
+              <w:rPr>
+                <w:rFonts w:ascii="宋体" w:hAnsi="宋体" w:eastAsia="宋体" w:cs="宋体"/>
+              </w:rPr>
+              <w:t xml:space="preserve">—</w:t>
+            </w:r>
+          </w:p>
+        </w:tc>
+        <w:tc>
+          <w:tcPr/>
+          <w:p>
+            <w:pPr>
+              <w:pStyle w:val="Compact"/>
+            </w:pPr>
+            <w:r>
+              <w:rPr>
+                <w:rFonts w:ascii="宋体" w:hAnsi="宋体" w:eastAsia="宋体" w:cs="宋体"/>
+              </w:rPr>
+              <w:t xml:space="preserve">—</w:t>
+            </w:r>
+          </w:p>
+        </w:tc>
+      </w:tr>
+      <w:tr>
+        <w:tc>
+          <w:tcPr/>
+          <w:p>
+            <w:pPr>
+              <w:pStyle w:val="Compact"/>
+            </w:pPr>
+            <w:r>
+              <w:rPr>
+                <w:rFonts w:ascii="宋体" w:hAnsi="宋体" w:eastAsia="宋体" w:cs="宋体"/>
+                <w:b/>
+                <w:bCs/>
+              </w:rPr>
+              <w:t xml:space="preserve">+ </w:t>
+            </w:r>
+            <w:r>
+              <w:rPr>
+                <w:rFonts w:hint="eastAsia" w:ascii="宋体" w:hAnsi="宋体" w:eastAsia="宋体" w:cs="宋体"/>
+                <w:b/>
+                <w:bCs/>
+              </w:rPr>
+              <w:t xml:space="preserve">自建量化管线（统一</w:t>
+            </w:r>
+            <w:r>
+              <w:rPr>
+                <w:b/>
+                <w:bCs/>
+              </w:rPr>
+              <w:t xml:space="preserve"> </w:t>
+            </w:r>
+            <w:r>
+              <w:rPr>
+                <w:rFonts w:hint="eastAsia" w:ascii="宋体" w:hAnsi="宋体" w:eastAsia="宋体" w:cs="宋体"/>
+                <w:b/>
+                <w:bCs/>
+              </w:rPr>
+              <w:t xml:space="preserve">Q4_0）</w:t>
+            </w:r>
+          </w:p>
+        </w:tc>
+        <w:tc>
+          <w:tcPr/>
+          <w:p>
+            <w:pPr>
+              <w:pStyle w:val="Compact"/>
+            </w:pPr>
+            <w:r>
+              <w:rPr>
+                <w:rFonts w:ascii="宋体" w:hAnsi="宋体" w:eastAsia="宋体" w:cs="宋体"/>
+                <w:b/>
+                <w:bCs/>
+              </w:rPr>
+              <w:t xml:space="preserve">20.36</w:t>
+            </w:r>
+          </w:p>
+        </w:tc>
+        <w:tc>
+          <w:tcPr/>
+          <w:p>
+            <w:pPr>
+              <w:pStyle w:val="Compact"/>
+            </w:pPr>
+            <w:r>
+              <w:rPr>
+                <w:rFonts w:ascii="宋体" w:hAnsi="宋体" w:eastAsia="宋体" w:cs="宋体"/>
+                <w:b/>
+                <w:bCs/>
+              </w:rPr>
+              <w:t xml:space="preserve">+87.8%</w:t>
+            </w:r>
+          </w:p>
+        </w:tc>
+        <w:tc>
+          <w:tcPr/>
+          <w:p>
+            <w:pPr>
+              <w:pStyle w:val="Compact"/>
+            </w:pPr>
+            <w:r>
+              <w:rPr>
+                <w:rFonts w:ascii="宋体" w:hAnsi="宋体" w:eastAsia="宋体" w:cs="宋体"/>
+                <w:b/>
+                <w:bCs/>
+              </w:rPr>
+              <w:t xml:space="preserve">+87.8%</w:t>
+            </w:r>
+          </w:p>
+        </w:tc>
+      </w:tr>
+      <w:tr>
+        <w:tc>
+          <w:tcPr/>
+          <w:p>
+            <w:pPr>
+              <w:pStyle w:val="Compact"/>
+            </w:pPr>
+            <w:r>
+              <w:rPr>
+                <w:rFonts w:ascii="宋体" w:hAnsi="宋体" w:eastAsia="宋体" w:cs="宋体"/>
+              </w:rPr>
+              <w:t xml:space="preserve">+ TCM </w:t>
+            </w:r>
+            <w:r>
+              <w:rPr>
+                <w:rFonts w:hint="eastAsia" w:ascii="宋体" w:hAnsi="宋体" w:eastAsia="宋体" w:cs="宋体"/>
+              </w:rPr>
+              <w:t xml:space="preserve">设备路径修复（512KB</w:t>
+            </w:r>
+            <w:r>
+              <w:t xml:space="preserve"> </w:t>
+            </w:r>
+            <w:r>
+              <w:rPr>
+                <w:rFonts w:hint="eastAsia" w:ascii="宋体" w:hAnsi="宋体" w:eastAsia="宋体" w:cs="宋体"/>
+              </w:rPr>
+              <w:t xml:space="preserve">真实</w:t>
+            </w:r>
+            <w:r>
+              <w:rPr>
+                <w:rFonts w:ascii="宋体" w:hAnsi="宋体" w:eastAsia="宋体" w:cs="宋体"/>
+              </w:rPr>
+              <w:t xml:space="preserve"> TCM </w:t>
+            </w:r>
+            <w:r>
+              <w:rPr>
+                <w:rFonts w:hint="eastAsia" w:ascii="宋体" w:hAnsi="宋体" w:eastAsia="宋体" w:cs="宋体"/>
+              </w:rPr>
+              <w:t xml:space="preserve">分配成功）</w:t>
+            </w:r>
+          </w:p>
+        </w:tc>
+        <w:tc>
+          <w:tcPr/>
+          <w:p>
+            <w:pPr>
+              <w:pStyle w:val="Compact"/>
+            </w:pPr>
+            <w:r>
+              <w:rPr>
+                <w:rFonts w:ascii="宋体" w:hAnsi="宋体" w:eastAsia="宋体" w:cs="宋体"/>
+              </w:rPr>
+              <w:t xml:space="preserve">20.07 / 19.87</w:t>
+            </w:r>
+          </w:p>
+        </w:tc>
+        <w:tc>
+          <w:tcPr/>
+          <w:p>
+            <w:pPr>
+              <w:pStyle w:val="Compact"/>
+            </w:pPr>
+            <w:r>
+              <w:rPr>
+                <w:rFonts w:ascii="宋体" w:hAnsi="宋体" w:eastAsia="宋体" w:cs="宋体"/>
+                <w:b/>
+                <w:bCs/>
+              </w:rPr>
+              <w:t xml:space="preserve">−1.5%</w:t>
+            </w:r>
+          </w:p>
+        </w:tc>
+        <w:tc>
+          <w:tcPr/>
+          <w:p>
+            <w:pPr>
+              <w:pStyle w:val="Compact"/>
+            </w:pPr>
+            <w:r>
+              <w:rPr>
+                <w:rFonts w:ascii="宋体" w:hAnsi="宋体" w:eastAsia="宋体" w:cs="宋体"/>
+              </w:rPr>
+              <w:t xml:space="preserve">+85%</w:t>
+            </w:r>
+          </w:p>
+        </w:tc>
+      </w:tr>
+      <w:tr>
+        <w:tc>
+          <w:tcPr/>
+          <w:p>
+            <w:pPr>
+              <w:pStyle w:val="Compact"/>
+            </w:pPr>
+            <w:r>
+              <w:rPr>
+                <w:rFonts w:ascii="宋体" w:hAnsi="宋体" w:eastAsia="宋体" w:cs="宋体"/>
+              </w:rPr>
+              <w:t xml:space="preserve">+ KV q8_0</w:t>
+            </w:r>
+          </w:p>
+        </w:tc>
+        <w:tc>
+          <w:tcPr/>
+          <w:p>
+            <w:pPr>
+              <w:pStyle w:val="Compact"/>
+            </w:pPr>
+            <w:r>
+              <w:rPr>
+                <w:rFonts w:hint="eastAsia" w:ascii="宋体" w:hAnsi="宋体" w:eastAsia="宋体" w:cs="宋体"/>
+              </w:rPr>
+              <w:t xml:space="preserve">不可行</w:t>
+            </w:r>
+          </w:p>
+        </w:tc>
+        <w:tc>
+          <w:tcPr/>
+          <w:p>
+            <w:pPr>
+              <w:pStyle w:val="Compact"/>
+            </w:pPr>
+            <w:r>
+              <w:rPr>
+                <w:rFonts w:ascii="宋体" w:hAnsi="宋体" w:eastAsia="宋体" w:cs="宋体"/>
+              </w:rPr>
+              <w:t xml:space="preserve">—</w:t>
+            </w:r>
+          </w:p>
+        </w:tc>
+        <w:tc>
+          <w:tcPr/>
+          <w:p>
+            <w:pPr>
+              <w:pStyle w:val="Compact"/>
+            </w:pPr>
+            <w:r>
+              <w:rPr>
+                <w:rFonts w:ascii="宋体" w:hAnsi="宋体" w:eastAsia="宋体" w:cs="宋体"/>
+              </w:rPr>
+              <w:t xml:space="preserve">—</w:t>
+            </w:r>
+          </w:p>
+        </w:tc>
+      </w:tr>
+      <w:tr>
+        <w:tc>
+          <w:tcPr/>
+          <w:p>
+            <w:pPr>
+              <w:pStyle w:val="Compact"/>
+            </w:pPr>
+            <w:r>
+              <w:rPr>
+                <w:rFonts w:ascii="宋体" w:hAnsi="宋体" w:eastAsia="宋体" w:cs="宋体"/>
+              </w:rPr>
+              <w:t xml:space="preserve">+ </w:t>
+            </w:r>
+            <w:r>
+              <w:rPr>
+                <w:rFonts w:hint="eastAsia" w:ascii="宋体" w:hAnsi="宋体" w:eastAsia="宋体" w:cs="宋体"/>
+              </w:rPr>
+              <w:t xml:space="preserve">长上下文状态快照</w:t>
+            </w:r>
+          </w:p>
+        </w:tc>
+        <w:tc>
+          <w:tcPr/>
+          <w:p>
+            <w:pPr>
+              <w:pStyle w:val="Compact"/>
+            </w:pPr>
+            <w:r>
+              <w:rPr>
+                <w:rFonts w:hint="eastAsia" w:ascii="宋体" w:hAnsi="宋体" w:eastAsia="宋体" w:cs="宋体"/>
+              </w:rPr>
+              <w:t xml:space="preserve">未实现</w:t>
+            </w:r>
+          </w:p>
+        </w:tc>
+        <w:tc>
+          <w:tcPr/>
+          <w:p>
+            <w:pPr>
+              <w:pStyle w:val="Compact"/>
+            </w:pPr>
+            <w:r>
+              <w:rPr>
+                <w:rFonts w:ascii="宋体" w:hAnsi="宋体" w:eastAsia="宋体" w:cs="宋体"/>
+              </w:rPr>
+              <w:t xml:space="preserve">—</w:t>
+            </w:r>
+          </w:p>
+        </w:tc>
+        <w:tc>
+          <w:tcPr/>
+          <w:p>
+            <w:pPr>
+              <w:pStyle w:val="Compact"/>
+            </w:pPr>
+            <w:r>
+              <w:rPr>
+                <w:rFonts w:ascii="宋体" w:hAnsi="宋体" w:eastAsia="宋体" w:cs="宋体"/>
+              </w:rPr>
+              <w:t xml:space="preserve">—</w:t>
+            </w:r>
+          </w:p>
+        </w:tc>
+      </w:tr>
+    </w:tbl>
+    <w:p>
+      <w:pPr>
+        <w:pStyle w:val="BodyText"/>
+      </w:pPr>
+      <w:r>
+        <w:rPr>
+          <w:rFonts w:ascii="宋体" w:hAnsi="宋体" w:eastAsia="宋体" w:cs="宋体"/>
+        </w:rPr>
         <w:t xml:space="preserve">⇒</w:t>
       </w:r>
       <w:r>
@@ -17664,8 +18382,8 @@
         <w:t xml:space="preserve">的差距。</w:t>
       </w:r>
     </w:p>
-    <w:bookmarkEnd w:id="44"/>
-    <w:bookmarkStart w:id="45" w:name="首-token-延迟ttft与多轮"/>
+    <w:bookmarkEnd w:id="142"/>
+    <w:bookmarkStart w:id="143" w:name="首-token-延迟ttft与多轮"/>
     <w:p>
       <w:pPr>
         <w:pStyle w:val="Heading3"/>
@@ -18431,8 +19149,8 @@
         </w:pict>
       </w:r>
     </w:p>
-    <w:bookmarkEnd w:id="45"/>
-    <w:bookmarkStart w:id="47" w:name="跨运行时复核87.8-的适用范围与一个操作陷阱"/>
+    <w:bookmarkEnd w:id="143"/>
+    <w:bookmarkStart w:id="145" w:name="跨运行时复核87.8-的适用范围与一个操作陷阱"/>
     <w:p>
       <w:pPr>
         <w:pStyle w:val="Heading3"/>
@@ -20007,7 +20725,7 @@
         <w:t xml:space="preserve">局限。</w:t>
       </w:r>
     </w:p>
-    <w:bookmarkStart w:id="46" w:name="附带发现devtcm-权限是性能开关放开反而更慢"/>
+    <w:bookmarkStart w:id="144" w:name="附带发现devtcm-权限是性能开关放开反而更慢"/>
     <w:p>
       <w:pPr>
         <w:pStyle w:val="Heading4"/>
@@ -21130,10 +21848,10 @@
         </w:pict>
       </w:r>
     </w:p>
-    <w:bookmarkEnd w:id="46"/>
-    <w:bookmarkEnd w:id="47"/>
-    <w:bookmarkEnd w:id="48"/>
-    <w:bookmarkStart w:id="59" w:name="长上下文性能20分"/>
+    <w:bookmarkEnd w:id="144"/>
+    <w:bookmarkEnd w:id="145"/>
+    <w:bookmarkEnd w:id="146"/>
+    <w:bookmarkStart w:id="157" w:name="长上下文性能20分"/>
     <w:p>
       <w:pPr>
         <w:pStyle w:val="Heading2"/>
@@ -21151,7 +21869,7 @@
         <w:t xml:space="preserve">长上下文性能（20分）</w:t>
       </w:r>
     </w:p>
-    <w:bookmarkStart w:id="52" w:name="吞吐衰减曲线"/>
+    <w:bookmarkStart w:id="150" w:name="吞吐衰减曲线"/>
     <w:p>
       <w:pPr>
         <w:pStyle w:val="Heading3"/>
@@ -21261,7 +21979,20 @@
         <w:rPr>
           <w:rFonts w:hint="eastAsia" w:ascii="宋体" w:hAnsi="宋体" w:eastAsia="宋体" w:cs="宋体"/>
         </w:rPr>
-        <w:t xml:space="preserve">（单次填充耗时约30分钟，故降重复次数）。</w:t>
+        <w:t xml:space="preserve">（单次填充耗时约30分钟，故降重复次数）。原始记录：</w:t>
+      </w:r>
+      <w:r>
+        <w:rPr>
+          <w:rStyle w:val="VerbatimChar"/>
+          <w:rFonts w:ascii="宋体" w:hAnsi="宋体" w:eastAsia="宋体" w:cs="宋体"/>
+        </w:rPr>
+        <w:t xml:space="preserve">results/bench_depth_self.txt</w:t>
+      </w:r>
+      <w:r>
+        <w:rPr>
+          <w:rFonts w:ascii="宋体" w:hAnsi="宋体" w:eastAsia="宋体" w:cs="宋体"/>
+        </w:rPr>
+        <w:t xml:space="preserve">。</w:t>
       </w:r>
     </w:p>
     <w:p>
@@ -21909,7 +22640,7 @@
                 <w:b/>
                 <w:bCs/>
               </w:rPr>
-              <w:t xml:space="preserve">8.17</w:t>
+              <w:t xml:space="preserve">8.26</w:t>
             </w:r>
           </w:p>
         </w:tc>
@@ -21939,7 +22670,7 @@
                 <w:b/>
                 <w:bCs/>
               </w:rPr>
-              <w:t xml:space="preserve">+35.9%</w:t>
+              <w:t xml:space="preserve">+37.4%</w:t>
             </w:r>
           </w:p>
         </w:tc>
@@ -22096,7 +22827,7 @@
               <w:rPr>
                 <w:rFonts w:hint="eastAsia" w:ascii="宋体" w:hAnsi="宋体" w:eastAsia="宋体" w:cs="宋体"/>
               </w:rPr>
-              <w:t xml:space="preserve">40.4%（−59.6%）</w:t>
+              <w:t xml:space="preserve">40.8%（−59.2%）</w:t>
             </w:r>
           </w:p>
         </w:tc>
@@ -22234,7 +22965,7 @@
         <w:rPr>
           <w:rFonts w:hint="eastAsia" w:ascii="宋体" w:hAnsi="宋体" w:eastAsia="宋体" w:cs="宋体"/>
         </w:rPr>
-        <w:t xml:space="preserve">+35.9%（16K）。增益来自权重矩阵乘命中IME快路径；注意力计算两版完全相同（同KV、同FA路径）。上下文越深，注意力在总耗时中的占比越大，权重侧的优势被稀释。</w:t>
+        <w:t xml:space="preserve">+37.4%（16K）。增益来自权重矩阵乘命中IME快路径；注意力计算两版完全相同（同KV、同FA路径）。上下文越深，注意力在总耗时中的占比越大，权重侧的优势被稀释。</w:t>
       </w:r>
       <w:r>
         <w:rPr>
@@ -22273,7 +23004,7 @@
         <w:rPr>
           <w:rFonts w:hint="eastAsia" w:ascii="宋体" w:hAnsi="宋体" w:eastAsia="宋体" w:cs="宋体"/>
         </w:rPr>
-        <w:t xml:space="preserve">（保持率40.4%</w:t>
+        <w:t xml:space="preserve">（保持率40.8%</w:t>
       </w:r>
       <w:r>
         <w:rPr>
@@ -23077,18 +23808,18 @@
           <wp:inline>
             <wp:extent cx="5334000" cy="2902022"/>
             <wp:effectExtent b="0" l="0" r="0" t="0"/>
-            <wp:docPr descr="图 9-1 长上下文吞吐衰减（2B）：(a) prefill 差距随深度收窄；(b) decode 两版几乎重合，说明衰减与权重量化无关" title="" id="50" name="Picture"/>
+            <wp:docPr descr="图 9-1 长上下文吞吐衰减（2B）：(a) prefill 差距随深度收窄；(b) decode 两版几乎重合，说明衰减与权重量化无关" title="" id="148" name="Picture"/>
             <a:graphic>
               <a:graphicData uri="http://schemas.openxmlformats.org/drawingml/2006/picture">
                 <pic:pic>
                   <pic:nvPicPr>
-                    <pic:cNvPr descr="figs/fig2_context_decay.png" id="51" name="Picture"/>
+                    <pic:cNvPr descr="figs/fig2_context_decay.png" id="149" name="Picture"/>
                     <pic:cNvPicPr>
                       <a:picLocks noChangeArrowheads="1" noChangeAspect="1"/>
                     </pic:cNvPicPr>
                   </pic:nvPicPr>
                   <pic:blipFill>
-                    <a:blip r:embed="rId49"/>
+                    <a:blip r:embed="rId147"/>
                     <a:stretch>
                       <a:fillRect/>
                     </a:stretch>
@@ -23162,8 +23893,8 @@
         <w:t xml:space="preserve">两版几乎重合，说明衰减与权重量化无关</w:t>
       </w:r>
     </w:p>
-    <w:bookmarkEnd w:id="52"/>
-    <w:bookmarkStart w:id="53" w:name="内存与稳定性"/>
+    <w:bookmarkEnd w:id="150"/>
+    <w:bookmarkStart w:id="151" w:name="内存与稳定性"/>
     <w:p>
       <w:pPr>
         <w:pStyle w:val="Heading3"/>
@@ -23455,7 +24186,7 @@
                 <w:b/>
                 <w:bCs/>
               </w:rPr>
-              <w:t xml:space="preserve">1.74 GB</w:t>
+              <w:t xml:space="preserve">1.74 GiB</w:t>
             </w:r>
           </w:p>
         </w:tc>
@@ -23555,7 +24286,7 @@
                 <w:b/>
                 <w:bCs/>
               </w:rPr>
-              <w:t xml:space="preserve">3.57 GB</w:t>
+              <w:t xml:space="preserve">3.57 GiB</w:t>
             </w:r>
           </w:p>
         </w:tc>
@@ -23807,7 +24538,7 @@
               <w:rPr>
                 <w:rFonts w:ascii="宋体" w:hAnsi="宋体" w:eastAsia="宋体" w:cs="宋体"/>
               </w:rPr>
-              <w:t xml:space="preserve">1.74 GB</w:t>
+              <w:t xml:space="preserve">1.74 GiB</w:t>
             </w:r>
           </w:p>
         </w:tc>
@@ -23893,7 +24624,7 @@
               <w:rPr>
                 <w:rFonts w:ascii="宋体" w:hAnsi="宋体" w:eastAsia="宋体" w:cs="宋体"/>
               </w:rPr>
-              <w:t xml:space="preserve">3.57 GB</w:t>
+              <w:t xml:space="preserve">3.57 GiB</w:t>
             </w:r>
           </w:p>
         </w:tc>
@@ -24393,8 +25124,8 @@
         <w:t xml:space="preserve">异常退出。</w:t>
       </w:r>
     </w:p>
-    <w:bookmarkEnd w:id="53"/>
-    <w:bookmarkStart w:id="54" w:name="多轮-ttft-与-context-shift"/>
+    <w:bookmarkEnd w:id="151"/>
+    <w:bookmarkStart w:id="152" w:name="多轮-ttft-与-context-shift"/>
     <w:p>
       <w:pPr>
         <w:pStyle w:val="Heading3"/>
@@ -24827,8 +25558,8 @@
         <w:t xml:space="preserve">。</w:t>
       </w:r>
     </w:p>
-    <w:bookmarkEnd w:id="54"/>
-    <w:bookmarkStart w:id="55" w:name="kv-cache-量化实测不可行"/>
+    <w:bookmarkEnd w:id="152"/>
+    <w:bookmarkStart w:id="153" w:name="kv-cache-量化实测不可行"/>
     <w:p>
       <w:pPr>
         <w:pStyle w:val="Heading3"/>
@@ -25553,11 +26284,11 @@
         <w:rPr>
           <w:rFonts w:hint="eastAsia" w:ascii="宋体" w:hAnsi="宋体" w:eastAsia="宋体" w:cs="宋体"/>
         </w:rPr>
-        <w:t xml:space="preserve">GB，内存本就不是瓶颈，真正受限的是吞吐）。</w:t>
+        <w:t xml:space="preserve">GiB，内存本就不是瓶颈，真正受限的是吞吐）。</w:t>
       </w:r>
     </w:p>
-    <w:bookmarkEnd w:id="55"/>
-    <w:bookmarkStart w:id="58" w:name="架构性改造已实施的-patch-与未实施的设想"/>
+    <w:bookmarkEnd w:id="153"/>
+    <w:bookmarkStart w:id="156" w:name="架构性改造已实施的-patch-与未实施的设想"/>
     <w:p>
       <w:pPr>
         <w:pStyle w:val="Heading3"/>
@@ -25587,7 +26318,7 @@
         <w:t xml:space="preserve">与未实施的设想</w:t>
       </w:r>
     </w:p>
-    <w:bookmarkStart w:id="56" w:name="X506533024296aab501851c7182494a6fe4c735f"/>
+    <w:bookmarkStart w:id="154" w:name="X506533024296aab501851c7182494a6fe4c735f"/>
     <w:p>
       <w:pPr>
         <w:pStyle w:val="Heading4"/>
@@ -27355,8 +28086,8 @@
         <w:t xml:space="preserve">第十节。</w:t>
       </w:r>
     </w:p>
-    <w:bookmarkEnd w:id="56"/>
-    <w:bookmarkStart w:id="57" w:name="未实施gdn-循环状态定长快照"/>
+    <w:bookmarkEnd w:id="154"/>
+    <w:bookmarkStart w:id="155" w:name="未实施gdn-循环状态定长快照"/>
     <w:p>
       <w:pPr>
         <w:pStyle w:val="Heading4"/>
@@ -28035,10 +28766,10 @@
         </w:pict>
       </w:r>
     </w:p>
-    <w:bookmarkEnd w:id="57"/>
-    <w:bookmarkEnd w:id="58"/>
-    <w:bookmarkEnd w:id="59"/>
-    <w:bookmarkStart w:id="63" w:name="质量评估3分项"/>
+    <w:bookmarkEnd w:id="155"/>
+    <w:bookmarkEnd w:id="156"/>
+    <w:bookmarkEnd w:id="157"/>
+    <w:bookmarkStart w:id="161" w:name="质量评估3分项"/>
     <w:p>
       <w:pPr>
         <w:pStyle w:val="Heading2"/>
@@ -28056,7 +28787,7 @@
         <w:t xml:space="preserve">质量评估（3分项）</w:t>
       </w:r>
     </w:p>
-    <w:bookmarkStart w:id="60" w:name="测试集与口径"/>
+    <w:bookmarkStart w:id="158" w:name="测试集与口径"/>
     <w:p>
       <w:pPr>
         <w:pStyle w:val="Heading3"/>
@@ -28522,8 +29253,8 @@
         <w:t xml:space="preserve">。</w:t>
       </w:r>
     </w:p>
-    <w:bookmarkEnd w:id="60"/>
-    <w:bookmarkStart w:id="61" w:name="客观指标与盲评结果"/>
+    <w:bookmarkEnd w:id="158"/>
+    <w:bookmarkStart w:id="159" w:name="客观指标与盲评结果"/>
     <w:p>
       <w:pPr>
         <w:pStyle w:val="Heading3"/>
@@ -31329,8 +32060,8 @@
         <w:t xml:space="preserve">条。</w:t>
       </w:r>
     </w:p>
-    <w:bookmarkEnd w:id="61"/>
-    <w:bookmarkStart w:id="62" w:name="量化梯度与跨平台一致性"/>
+    <w:bookmarkEnd w:id="159"/>
+    <w:bookmarkStart w:id="160" w:name="量化梯度与跨平台一致性"/>
     <w:p>
       <w:pPr>
         <w:pStyle w:val="Heading3"/>
@@ -31890,9 +32621,9 @@
         </w:pict>
       </w:r>
     </w:p>
-    <w:bookmarkEnd w:id="62"/>
-    <w:bookmarkEnd w:id="63"/>
-    <w:bookmarkStart w:id="66" w:name="工程与创新5分"/>
+    <w:bookmarkEnd w:id="160"/>
+    <w:bookmarkEnd w:id="161"/>
+    <w:bookmarkStart w:id="164" w:name="工程与创新5分"/>
     <w:p>
       <w:pPr>
         <w:pStyle w:val="Heading2"/>
@@ -31910,7 +32641,7 @@
         <w:t xml:space="preserve">工程与创新（5分）</w:t>
       </w:r>
     </w:p>
-    <w:bookmarkStart w:id="64" w:name="代码结构"/>
+    <w:bookmarkStart w:id="162" w:name="代码结构"/>
     <w:p>
       <w:pPr>
         <w:pStyle w:val="Heading3"/>
@@ -32890,8 +33621,8 @@
         <w:t xml:space="preserve">。</w:t>
       </w:r>
     </w:p>
-    <w:bookmarkEnd w:id="64"/>
-    <w:bookmarkStart w:id="65" w:name="创新点"/>
+    <w:bookmarkEnd w:id="162"/>
+    <w:bookmarkStart w:id="163" w:name="创新点"/>
     <w:p>
       <w:pPr>
         <w:pStyle w:val="Heading3"/>
@@ -33280,83 +34011,91 @@
           <w:b/>
           <w:bCs/>
         </w:rPr>
-        <w:t xml:space="preserve">温度作为加速路径判据</w:t>
-      </w:r>
-      <w:r>
-        <w:rPr>
-          <w:rFonts w:hint="eastAsia" w:ascii="宋体" w:hAnsi="宋体" w:eastAsia="宋体" w:cs="宋体"/>
-        </w:rPr>
-        <w:t xml:space="preserve">：实测发现”4</w:t>
-      </w:r>
-      <w:r>
-        <w:t xml:space="preserve"> </w:t>
-      </w:r>
-      <w:r>
-        <w:rPr>
-          <w:rFonts w:hint="eastAsia" w:ascii="宋体" w:hAnsi="宋体" w:eastAsia="宋体" w:cs="宋体"/>
-        </w:rPr>
-        <w:t xml:space="preserve">核满载时</w:t>
-      </w:r>
-      <w:r>
-        <w:rPr>
-          <w:rFonts w:ascii="宋体" w:hAnsi="宋体" w:eastAsia="宋体" w:cs="宋体"/>
-        </w:rPr>
-        <w:t xml:space="preserve"> SoC </w:t>
-      </w:r>
-      <w:r>
-        <w:rPr>
-          <w:rFonts w:hint="eastAsia" w:ascii="宋体" w:hAnsi="宋体" w:eastAsia="宋体" w:cs="宋体"/>
-        </w:rPr>
-        <w:t xml:space="preserve">温度</w:t>
-      </w:r>
-      <w:r>
-        <w:rPr>
-          <w:rFonts w:ascii="宋体" w:hAnsi="宋体" w:eastAsia="宋体" w:cs="宋体"/>
-        </w:rPr>
-        <w:t xml:space="preserve"> 55 °C+ vs 31~32 </w:t>
-      </w:r>
-      <w:r>
-        <w:rPr>
-          <w:rFonts w:hint="eastAsia" w:ascii="宋体" w:hAnsi="宋体" w:eastAsia="宋体" w:cs="宋体"/>
-        </w:rPr>
-        <w:t xml:space="preserve">°C”可二元判定某量化格式是否命中</w:t>
-      </w:r>
-      <w:r>
-        <w:rPr>
-          <w:rFonts w:ascii="宋体" w:hAnsi="宋体" w:eastAsia="宋体" w:cs="宋体"/>
-        </w:rPr>
-        <w:t xml:space="preserve"> IME </w:t>
-      </w:r>
-      <w:r>
-        <w:rPr>
-          <w:rFonts w:hint="eastAsia" w:ascii="宋体" w:hAnsi="宋体" w:eastAsia="宋体" w:cs="宋体"/>
-        </w:rPr>
-        <w:t xml:space="preserve">路径，把数十分钟的判别压缩到</w:t>
-      </w:r>
-      <w:r>
-        <w:t xml:space="preserve"> </w:t>
-      </w:r>
-      <w:r>
-        <w:rPr>
-          <w:rFonts w:ascii="宋体" w:hAnsi="宋体" w:eastAsia="宋体" w:cs="宋体"/>
-          <w:b/>
-          <w:bCs/>
-        </w:rPr>
-        <w:t xml:space="preserve">30 </w:t>
-      </w:r>
-      <w:r>
-        <w:rPr>
-          <w:rFonts w:hint="eastAsia" w:ascii="宋体" w:hAnsi="宋体" w:eastAsia="宋体" w:cs="宋体"/>
-          <w:b/>
-          <w:bCs/>
-        </w:rPr>
-        <w:t xml:space="preserve">秒</w:t>
-      </w:r>
-      <w:r>
-        <w:rPr>
-          <w:rFonts w:hint="eastAsia" w:ascii="宋体" w:hAnsi="宋体" w:eastAsia="宋体" w:cs="宋体"/>
-        </w:rPr>
-        <w:t xml:space="preserve">。这是本平台可复用、可推广的诊断方法。</w:t>
+        <w:t xml:space="preserve">跨架构量化产物的复核判据</w:t>
+      </w:r>
+      <w:r>
+        <w:rPr>
+          <w:rFonts w:hint="eastAsia" w:ascii="宋体" w:hAnsi="宋体" w:eastAsia="宋体" w:cs="宋体"/>
+        </w:rPr>
+        <w:t xml:space="preserve">：x86</w:t>
+      </w:r>
+      <w:r>
+        <w:t xml:space="preserve"> </w:t>
+      </w:r>
+      <w:r>
+        <w:rPr>
+          <w:rFonts w:hint="eastAsia" w:ascii="宋体" w:hAnsi="宋体" w:eastAsia="宋体" w:cs="宋体"/>
+        </w:rPr>
+        <w:t xml:space="preserve">量化、RISC-V</w:t>
+      </w:r>
+      <w:r>
+        <w:t xml:space="preserve"> </w:t>
+      </w:r>
+      <w:r>
+        <w:rPr>
+          <w:rFonts w:hint="eastAsia" w:ascii="宋体" w:hAnsi="宋体" w:eastAsia="宋体" w:cs="宋体"/>
+        </w:rPr>
+        <w:t xml:space="preserve">运行的同一配置产物，体积与张量结构逐字节相同、抽样数据块一致，仅末尾约</w:t>
+      </w:r>
+      <w:r>
+        <w:rPr>
+          <w:rFonts w:ascii="宋体" w:hAnsi="宋体" w:eastAsia="宋体" w:cs="宋体"/>
+        </w:rPr>
+        <w:t xml:space="preserve"> 1 </w:t>
+      </w:r>
+      <w:r>
+        <w:rPr>
+          <w:rFonts w:hint="eastAsia" w:ascii="宋体" w:hAnsi="宋体" w:eastAsia="宋体" w:cs="宋体"/>
+        </w:rPr>
+        <w:t xml:space="preserve">MiB（0.08%）因浮点舍入次序不同——据此提出”体积</w:t>
+      </w:r>
+      <w:r>
+        <w:rPr>
+          <w:rFonts w:ascii="宋体" w:hAnsi="宋体" w:eastAsia="宋体" w:cs="宋体"/>
+        </w:rPr>
+        <w:t xml:space="preserve"> + </w:t>
+      </w:r>
+      <w:r>
+        <w:rPr>
+          <w:rFonts w:hint="eastAsia" w:ascii="宋体" w:hAnsi="宋体" w:eastAsia="宋体" w:cs="宋体"/>
+        </w:rPr>
+        <w:t xml:space="preserve">张量数</w:t>
+      </w:r>
+      <w:r>
+        <w:rPr>
+          <w:rFonts w:ascii="宋体" w:hAnsi="宋体" w:eastAsia="宋体" w:cs="宋体"/>
+        </w:rPr>
+        <w:t xml:space="preserve"> + </w:t>
+      </w:r>
+      <w:r>
+        <w:rPr>
+          <w:rFonts w:hint="eastAsia" w:ascii="宋体" w:hAnsi="宋体" w:eastAsia="宋体" w:cs="宋体"/>
+        </w:rPr>
+        <w:t xml:space="preserve">类型分布</w:t>
+      </w:r>
+      <w:r>
+        <w:rPr>
+          <w:rFonts w:ascii="宋体" w:hAnsi="宋体" w:eastAsia="宋体" w:cs="宋体"/>
+        </w:rPr>
+        <w:t xml:space="preserve"> + </w:t>
+      </w:r>
+      <w:r>
+        <w:rPr>
+          <w:rFonts w:hint="eastAsia" w:ascii="宋体" w:hAnsi="宋体" w:eastAsia="宋体" w:cs="宋体"/>
+        </w:rPr>
+        <w:t xml:space="preserve">抽样块”的复核标准，替代不可能满足的</w:t>
+      </w:r>
+      <w:r>
+        <w:rPr>
+          <w:rFonts w:ascii="宋体" w:hAnsi="宋体" w:eastAsia="宋体" w:cs="宋体"/>
+        </w:rPr>
+        <w:t xml:space="preserve"> sha256 </w:t>
+      </w:r>
+      <w:r>
+        <w:rPr>
+          <w:rFonts w:hint="eastAsia" w:ascii="宋体" w:hAnsi="宋体" w:eastAsia="宋体" w:cs="宋体"/>
+        </w:rPr>
+        <w:t xml:space="preserve">全等（§5.3）。</w:t>
       </w:r>
     </w:p>
     <w:p>
@@ -33641,9 +34380,9 @@
         </w:pict>
       </w:r>
     </w:p>
-    <w:bookmarkEnd w:id="65"/>
-    <w:bookmarkEnd w:id="66"/>
-    <w:bookmarkStart w:id="67" w:name="局限与后续工作"/>
+    <w:bookmarkEnd w:id="163"/>
+    <w:bookmarkEnd w:id="164"/>
+    <w:bookmarkStart w:id="165" w:name="局限与后续工作"/>
     <w:p>
       <w:pPr>
         <w:pStyle w:val="Heading2"/>
@@ -34132,7 +34871,7 @@
         <w:rPr>
           <w:rFonts w:hint="eastAsia" w:ascii="宋体" w:hAnsi="宋体" w:eastAsia="宋体" w:cs="宋体"/>
         </w:rPr>
-        <w:t xml:space="preserve">GB，可行但吞吐显著低于</w:t>
+        <w:t xml:space="preserve">GiB，可行但吞吐显著低于</w:t>
       </w:r>
       <w:r>
         <w:rPr>
@@ -34625,8 +35364,8 @@
         </w:pict>
       </w:r>
     </w:p>
-    <w:bookmarkEnd w:id="67"/>
-    <w:bookmarkStart w:id="69" w:name="附录a复现步骤"/>
+    <w:bookmarkEnd w:id="165"/>
+    <w:bookmarkStart w:id="167" w:name="附录a复现步骤"/>
     <w:p>
       <w:pPr>
         <w:pStyle w:val="Heading2"/>
@@ -34651,7 +35390,7 @@
       <w:r>
         <w:t xml:space="preserve"> </w:t>
       </w:r>
-      <w:hyperlink r:id="rId68">
+      <w:hyperlink r:id="rId166">
         <w:r>
           <w:rPr>
             <w:rStyle w:val="VerbatimChar"/>
@@ -35165,8 +35904,8 @@
         <w:t xml:space="preserve">dump（§8.3）。</w:t>
       </w:r>
     </w:p>
-    <w:bookmarkEnd w:id="69"/>
-    <w:bookmarkStart w:id="70" w:name="附录b原始数据索引"/>
+    <w:bookmarkEnd w:id="167"/>
+    <w:bookmarkStart w:id="168" w:name="附录b原始数据索引"/>
     <w:p>
       <w:pPr>
         <w:pStyle w:val="Heading2"/>
@@ -35734,8 +36473,8 @@
         </w:tc>
       </w:tr>
     </w:tbl>
-    <w:bookmarkEnd w:id="70"/>
-    <w:bookmarkStart w:id="71" w:name="附录c数据可信度声明"/>
+    <w:bookmarkEnd w:id="168"/>
+    <w:bookmarkStart w:id="169" w:name="附录c数据可信度声明"/>
     <w:p>
       <w:pPr>
         <w:pStyle w:val="Heading2"/>
@@ -36064,8 +36803,8 @@
         <w:t xml:space="preserve">中断即标注中断——负结果与失败项全部如实保留（§8.2、§8.4、§9.4）。</w:t>
       </w:r>
     </w:p>
-    <w:bookmarkEnd w:id="71"/>
-    <w:bookmarkEnd w:id="72"/>
+    <w:bookmarkEnd w:id="169"/>
+    <w:bookmarkEnd w:id="170"/>
     <w:sectPr>
       <w:footnotePr>
         <w:numRestart w:val="eachSect"/>
@@ -36767,7 +37506,7 @@
     <w:name w:val="Normal"/>
     <w:qFormat/>
     <w:rPr>
-      <w:rFonts w:ascii="宋体" w:hAnsi="宋体" w:eastAsia="宋体" w:cs="宋体"/>
+      <w:rFonts w:ascii="宋体" w:cs="宋体" w:eastAsia="宋体" w:hAnsi="宋体"/>
     </w:rPr>
   </w:style>
   <w:style w:styleId="BodyText" w:type="paragraph">
@@ -37404,7 +38143,7 @@
       <w:color w:themeColor="accent1" w:themeShade="BF" w:val="365F91"/>
     </w:rPr>
   </w:style>
-  <w:style w:type="paragraph" w:customStyle="1" w:styleId="SourceCode">
+  <w:style w:customStyle="1" w:styleId="SourceCode" w:type="paragraph">
     <w:name w:val="Source Code"/>
     <w:basedOn w:val="Normal"/>
     <w:link w:val="VerbatimChar"/>
@@ -37412,7 +38151,7 @@
       <w:wordWrap w:val="off"/>
     </w:pPr>
   </w:style>
-  <w:style w:type="character" w:customStyle="1" w:styleId="KeywordTok">
+  <w:style w:customStyle="1" w:styleId="KeywordTok" w:type="character">
     <w:name w:val="KeywordTok"/>
     <w:basedOn w:val="VerbatimChar"/>
     <w:rPr>
@@ -37420,77 +38159,77 @@
       <w:color w:val="007020"/>
     </w:rPr>
   </w:style>
-  <w:style w:type="character" w:customStyle="1" w:styleId="DataTypeTok">
+  <w:style w:customStyle="1" w:styleId="DataTypeTok" w:type="character">
     <w:name w:val="DataTypeTok"/>
     <w:basedOn w:val="VerbatimChar"/>
     <w:rPr>
       <w:color w:val="902000"/>
     </w:rPr>
   </w:style>
-  <w:style w:type="character" w:customStyle="1" w:styleId="DecValTok">
+  <w:style w:customStyle="1" w:styleId="DecValTok" w:type="character">
     <w:name w:val="DecValTok"/>
     <w:basedOn w:val="VerbatimChar"/>
     <w:rPr>
       <w:color w:val="40a070"/>
     </w:rPr>
   </w:style>
-  <w:style w:type="character" w:customStyle="1" w:styleId="BaseNTok">
+  <w:style w:customStyle="1" w:styleId="BaseNTok" w:type="character">
     <w:name w:val="BaseNTok"/>
     <w:basedOn w:val="VerbatimChar"/>
     <w:rPr>
       <w:color w:val="40a070"/>
     </w:rPr>
   </w:style>
-  <w:style w:type="character" w:customStyle="1" w:styleId="FloatTok">
+  <w:style w:customStyle="1" w:styleId="FloatTok" w:type="character">
     <w:name w:val="FloatTok"/>
     <w:basedOn w:val="VerbatimChar"/>
     <w:rPr>
       <w:color w:val="40a070"/>
     </w:rPr>
   </w:style>
-  <w:style w:type="character" w:customStyle="1" w:styleId="ConstantTok">
+  <w:style w:customStyle="1" w:styleId="ConstantTok" w:type="character">
     <w:name w:val="ConstantTok"/>
     <w:basedOn w:val="VerbatimChar"/>
     <w:rPr>
       <w:color w:val="880000"/>
     </w:rPr>
   </w:style>
-  <w:style w:type="character" w:customStyle="1" w:styleId="CharTok">
+  <w:style w:customStyle="1" w:styleId="CharTok" w:type="character">
     <w:name w:val="CharTok"/>
     <w:basedOn w:val="VerbatimChar"/>
     <w:rPr>
       <w:color w:val="4070a0"/>
     </w:rPr>
   </w:style>
-  <w:style w:type="character" w:customStyle="1" w:styleId="SpecialCharTok">
+  <w:style w:customStyle="1" w:styleId="SpecialCharTok" w:type="character">
     <w:name w:val="SpecialCharTok"/>
     <w:basedOn w:val="VerbatimChar"/>
     <w:rPr>
       <w:color w:val="4070a0"/>
     </w:rPr>
   </w:style>
-  <w:style w:type="character" w:customStyle="1" w:styleId="StringTok">
+  <w:style w:customStyle="1" w:styleId="StringTok" w:type="character">
     <w:name w:val="StringTok"/>
     <w:basedOn w:val="VerbatimChar"/>
     <w:rPr>
       <w:color w:val="4070a0"/>
     </w:rPr>
   </w:style>
-  <w:style w:type="character" w:customStyle="1" w:styleId="VerbatimStringTok">
+  <w:style w:customStyle="1" w:styleId="VerbatimStringTok" w:type="character">
     <w:name w:val="VerbatimStringTok"/>
     <w:basedOn w:val="VerbatimChar"/>
     <w:rPr>
       <w:color w:val="4070a0"/>
     </w:rPr>
   </w:style>
-  <w:style w:type="character" w:customStyle="1" w:styleId="SpecialStringTok">
+  <w:style w:customStyle="1" w:styleId="SpecialStringTok" w:type="character">
     <w:name w:val="SpecialStringTok"/>
     <w:basedOn w:val="VerbatimChar"/>
     <w:rPr>
       <w:color w:val="bb6688"/>
     </w:rPr>
   </w:style>
-  <w:style w:type="character" w:customStyle="1" w:styleId="ImportTok">
+  <w:style w:customStyle="1" w:styleId="ImportTok" w:type="character">
     <w:name w:val="ImportTok"/>
     <w:basedOn w:val="VerbatimChar"/>
     <w:rPr>
@@ -37498,7 +38237,7 @@
       <w:color w:val="008000"/>
     </w:rPr>
   </w:style>
-  <w:style w:type="character" w:customStyle="1" w:styleId="CommentTok">
+  <w:style w:customStyle="1" w:styleId="CommentTok" w:type="character">
     <w:name w:val="CommentTok"/>
     <w:basedOn w:val="VerbatimChar"/>
     <w:rPr>
@@ -37506,7 +38245,7 @@
       <w:color w:val="60a0b0"/>
     </w:rPr>
   </w:style>
-  <w:style w:type="character" w:customStyle="1" w:styleId="DocumentationTok">
+  <w:style w:customStyle="1" w:styleId="DocumentationTok" w:type="character">
     <w:name w:val="DocumentationTok"/>
     <w:basedOn w:val="VerbatimChar"/>
     <w:rPr>
@@ -37514,7 +38253,7 @@
       <w:color w:val="ba2121"/>
     </w:rPr>
   </w:style>
-  <w:style w:type="character" w:customStyle="1" w:styleId="AnnotationTok">
+  <w:style w:customStyle="1" w:styleId="AnnotationTok" w:type="character">
     <w:name w:val="AnnotationTok"/>
     <w:basedOn w:val="VerbatimChar"/>
     <w:rPr>
@@ -37523,7 +38262,7 @@
       <w:color w:val="60a0b0"/>
     </w:rPr>
   </w:style>
-  <w:style w:type="character" w:customStyle="1" w:styleId="CommentVarTok">
+  <w:style w:customStyle="1" w:styleId="CommentVarTok" w:type="character">
     <w:name w:val="CommentVarTok"/>
     <w:basedOn w:val="VerbatimChar"/>
     <w:rPr>
@@ -37532,28 +38271,28 @@
       <w:color w:val="60a0b0"/>
     </w:rPr>
   </w:style>
-  <w:style w:type="character" w:customStyle="1" w:styleId="OtherTok">
+  <w:style w:customStyle="1" w:styleId="OtherTok" w:type="character">
     <w:name w:val="OtherTok"/>
     <w:basedOn w:val="VerbatimChar"/>
     <w:rPr>
       <w:color w:val="007020"/>
     </w:rPr>
   </w:style>
-  <w:style w:type="character" w:customStyle="1" w:styleId="FunctionTok">
+  <w:style w:customStyle="1" w:styleId="FunctionTok" w:type="character">
     <w:name w:val="FunctionTok"/>
     <w:basedOn w:val="VerbatimChar"/>
     <w:rPr>
       <w:color w:val="06287e"/>
     </w:rPr>
   </w:style>
-  <w:style w:type="character" w:customStyle="1" w:styleId="VariableTok">
+  <w:style w:customStyle="1" w:styleId="VariableTok" w:type="character">
     <w:name w:val="VariableTok"/>
     <w:basedOn w:val="VerbatimChar"/>
     <w:rPr>
       <w:color w:val="19177c"/>
     </w:rPr>
   </w:style>
-  <w:style w:type="character" w:customStyle="1" w:styleId="ControlFlowTok">
+  <w:style w:customStyle="1" w:styleId="ControlFlowTok" w:type="character">
     <w:name w:val="ControlFlowTok"/>
     <w:basedOn w:val="VerbatimChar"/>
     <w:rPr>
@@ -37561,45 +38300,45 @@
       <w:color w:val="007020"/>
     </w:rPr>
   </w:style>
-  <w:style w:type="character" w:customStyle="1" w:styleId="OperatorTok">
+  <w:style w:customStyle="1" w:styleId="OperatorTok" w:type="character">
     <w:name w:val="OperatorTok"/>
     <w:basedOn w:val="VerbatimChar"/>
     <w:rPr>
       <w:color w:val="666666"/>
     </w:rPr>
   </w:style>
-  <w:style w:type="character" w:customStyle="1" w:styleId="BuiltInTok">
+  <w:style w:customStyle="1" w:styleId="BuiltInTok" w:type="character">
     <w:name w:val="BuiltInTok"/>
     <w:basedOn w:val="VerbatimChar"/>
     <w:rPr>
       <w:color w:val="008000"/>
     </w:rPr>
   </w:style>
-  <w:style w:type="character" w:customStyle="1" w:styleId="ExtensionTok">
+  <w:style w:customStyle="1" w:styleId="ExtensionTok" w:type="character">
     <w:name w:val="ExtensionTok"/>
     <w:basedOn w:val="VerbatimChar"/>
     <w:rPr/>
   </w:style>
-  <w:style w:type="character" w:customStyle="1" w:styleId="PreprocessorTok">
+  <w:style w:customStyle="1" w:styleId="PreprocessorTok" w:type="character">
     <w:name w:val="PreprocessorTok"/>
     <w:basedOn w:val="VerbatimChar"/>
     <w:rPr>
       <w:color w:val="bc7a00"/>
     </w:rPr>
   </w:style>
-  <w:style w:type="character" w:customStyle="1" w:styleId="AttributeTok">
+  <w:style w:customStyle="1" w:styleId="AttributeTok" w:type="character">
     <w:name w:val="AttributeTok"/>
     <w:basedOn w:val="VerbatimChar"/>
     <w:rPr>
       <w:color w:val="7d9029"/>
     </w:rPr>
   </w:style>
-  <w:style w:type="character" w:customStyle="1" w:styleId="RegionMarkerTok">
+  <w:style w:customStyle="1" w:styleId="RegionMarkerTok" w:type="character">
     <w:name w:val="RegionMarkerTok"/>
     <w:basedOn w:val="VerbatimChar"/>
     <w:rPr/>
   </w:style>
-  <w:style w:type="character" w:customStyle="1" w:styleId="InformationTok">
+  <w:style w:customStyle="1" w:styleId="InformationTok" w:type="character">
     <w:name w:val="InformationTok"/>
     <w:basedOn w:val="VerbatimChar"/>
     <w:rPr>
@@ -37608,7 +38347,7 @@
       <w:color w:val="60a0b0"/>
     </w:rPr>
   </w:style>
-  <w:style w:type="character" w:customStyle="1" w:styleId="WarningTok">
+  <w:style w:customStyle="1" w:styleId="WarningTok" w:type="character">
     <w:name w:val="WarningTok"/>
     <w:basedOn w:val="VerbatimChar"/>
     <w:rPr>
@@ -37617,7 +38356,7 @@
       <w:color w:val="60a0b0"/>
     </w:rPr>
   </w:style>
-  <w:style w:type="character" w:customStyle="1" w:styleId="AlertTok">
+  <w:style w:customStyle="1" w:styleId="AlertTok" w:type="character">
     <w:name w:val="AlertTok"/>
     <w:basedOn w:val="VerbatimChar"/>
     <w:rPr>
@@ -37625,7 +38364,7 @@
       <w:color w:val="ff0000"/>
     </w:rPr>
   </w:style>
-  <w:style w:type="character" w:customStyle="1" w:styleId="ErrorTok">
+  <w:style w:customStyle="1" w:styleId="ErrorTok" w:type="character">
     <w:name w:val="ErrorTok"/>
     <w:basedOn w:val="VerbatimChar"/>
     <w:rPr>
@@ -37633,7 +38372,7 @@
       <w:color w:val="ff0000"/>
     </w:rPr>
   </w:style>
-  <w:style w:type="character" w:customStyle="1" w:styleId="NormalTok">
+  <w:style w:customStyle="1" w:styleId="NormalTok" w:type="character">
     <w:name w:val="NormalTok"/>
     <w:basedOn w:val="VerbatimChar"/>
     <w:rPr/>
